--- a/protocol/parsifal-protocol.docx
+++ b/protocol/parsifal-protocol.docx
@@ -2,7 +2,7 @@
 <file path=word/document.xml><?xml version="1.0" encoding="utf-8"?>
 <w:document xmlns:wpc="http://schemas.microsoft.com/office/word/2010/wordprocessingCanvas" xmlns:mo="http://schemas.microsoft.com/office/mac/office/2008/main" xmlns:mc="http://schemas.openxmlformats.org/markup-compatibility/2006" xmlns:mv="urn:schemas-microsoft-com:mac:vml" xmlns:o="urn:schemas-microsoft-com:office:office" xmlns:r="http://schemas.openxmlformats.org/officeDocument/2006/relationships" xmlns:m="http://schemas.openxmlformats.org/officeDocument/2006/math" xmlns:v="urn:schemas-microsoft-com:vml" xmlns:wp14="http://schemas.microsoft.com/office/word/2010/wordprocessingDrawing" xmlns:wp="http://schemas.openxmlformats.org/drawingml/2006/wordprocessingDrawing" xmlns:w10="urn:schemas-microsoft-com:office:word" xmlns:w="http://schemas.openxmlformats.org/wordprocessingml/2006/main" xmlns:w14="http://schemas.microsoft.com/office/word/2010/wordml" xmlns:wpg="http://schemas.microsoft.com/office/word/2010/wordprocessingGroup" xmlns:wpi="http://schemas.microsoft.com/office/word/2010/wordprocessingInk" xmlns:wne="http://schemas.microsoft.com/office/word/2006/wordml" xmlns:wps="http://schemas.microsoft.com/office/word/2010/wordprocessingShape" mc:Ignorable="w14 wp14">
   <w:body>
-    <w:p>
+    <w:p xmlns:wp14="http://schemas.microsoft.com/office/word/2010/wordml" wp14:textId="77777777">
       <w:pPr>
         <w:pStyle w:val="Heading1"/>
         <w:jc w:val="center"/>
@@ -11,8 +11,8 @@
         <w:t>Técnicas de Visualização da Informação para Dados Qualitativos: Um Mapeamento Sistemático da Literatura</w:t>
       </w:r>
     </w:p>
-    <w:p/>
-    <w:p>
+    <w:p xmlns:wp14="http://schemas.microsoft.com/office/word/2010/wordml" wp14:textId="77777777"/>
+    <w:p xmlns:wp14="http://schemas.microsoft.com/office/word/2010/wordml" wp14:textId="77777777">
       <w:pPr>
         <w:jc w:val="center"/>
       </w:pPr>
@@ -20,13 +20,13 @@
         <w:t>matheuszap, NickAsquino, AVANILDE KEMCZINSKI</w:t>
       </w:r>
     </w:p>
-    <w:p/>
-    <w:p>
+    <w:p xmlns:wp14="http://schemas.microsoft.com/office/word/2010/wordml" wp14:textId="77777777"/>
+    <w:p xmlns:wp14="http://schemas.microsoft.com/office/word/2010/wordml" wp14:textId="77777777">
       <w:r>
         <w:t>Este mapeamento sistemático da literatura tem como objetivo identificar e analisar técnicas de visualização da informação aplicadas à apresentação de dados qualitativos, com foco em sua utilização em dashboards interativos. A pesquisa busca mapear abordagens visuais que favoreçam a interpretação de dados qualitativos por diferentes perfis de usuários em sistemas interativos de visualização.</w:t>
       </w:r>
     </w:p>
-    <w:p>
+    <w:p xmlns:wp14="http://schemas.microsoft.com/office/word/2010/wordml" wp14:textId="77777777">
       <w:pPr>
         <w:pStyle w:val="Heading2"/>
       </w:pPr>
@@ -34,12 +34,12 @@
         <w:t>Planning</w:t>
       </w:r>
     </w:p>
-    <w:p>
+    <w:p xmlns:wp14="http://schemas.microsoft.com/office/word/2010/wordml" wp14:textId="77777777">
       <w:r>
         <w:t>Identificar e categorizar técnicas de visualização da informação aplicáveis à apresentação de dados qualitativos em dashboards.</w:t>
       </w:r>
     </w:p>
-    <w:p>
+    <w:p xmlns:wp14="http://schemas.microsoft.com/office/word/2010/wordml" wp14:textId="77777777">
       <w:pPr>
         <w:pStyle w:val="Heading3"/>
       </w:pPr>
@@ -47,75 +47,89 @@
         <w:t>PICOC</w:t>
       </w:r>
     </w:p>
-    <w:p>
+    <w:p xmlns:wp14="http://schemas.microsoft.com/office/word/2010/wordml" wp14:textId="77777777">
       <w:pPr>
         <w:pStyle w:val="ListBullet"/>
+        <w:rPr/>
       </w:pPr>
       <w:r>
         <w:rPr>
-          <w:b/>
+          <w:b w:val="1"/>
+          <w:bCs w:val="1"/>
         </w:rPr>
         <w:t xml:space="preserve">Population: </w:t>
       </w:r>
       <w:r>
+        <w:rPr/>
         <w:t>Dados qualitativos</w:t>
       </w:r>
     </w:p>
-    <w:p>
+    <w:p xmlns:wp14="http://schemas.microsoft.com/office/word/2010/wordml" wp14:textId="77777777">
       <w:pPr>
         <w:pStyle w:val="ListBullet"/>
+        <w:rPr/>
       </w:pPr>
       <w:r>
         <w:rPr>
-          <w:b/>
+          <w:b w:val="1"/>
+          <w:bCs w:val="1"/>
         </w:rPr>
         <w:t xml:space="preserve">Intervention: </w:t>
       </w:r>
       <w:r>
+        <w:rPr/>
         <w:t>Visualização da informação</w:t>
       </w:r>
     </w:p>
-    <w:p>
+    <w:p xmlns:wp14="http://schemas.microsoft.com/office/word/2010/wordml" wp14:textId="77777777">
       <w:pPr>
         <w:pStyle w:val="ListBullet"/>
+        <w:rPr/>
       </w:pPr>
       <w:r>
         <w:rPr>
-          <w:b/>
+          <w:b w:val="1"/>
+          <w:bCs w:val="1"/>
         </w:rPr>
         <w:t xml:space="preserve">Comparison: </w:t>
       </w:r>
       <w:r/>
     </w:p>
-    <w:p>
+    <w:p xmlns:wp14="http://schemas.microsoft.com/office/word/2010/wordml" wp14:textId="77777777">
       <w:pPr>
         <w:pStyle w:val="ListBullet"/>
+        <w:rPr/>
       </w:pPr>
       <w:r>
         <w:rPr>
-          <w:b/>
+          <w:b w:val="1"/>
+          <w:bCs w:val="1"/>
         </w:rPr>
         <w:t xml:space="preserve">Outcome: </w:t>
       </w:r>
       <w:r>
+        <w:rPr/>
         <w:t>Técnicas de visualização, Métricas de avaliação</w:t>
       </w:r>
     </w:p>
-    <w:p>
+    <w:p xmlns:wp14="http://schemas.microsoft.com/office/word/2010/wordml" wp14:textId="77777777">
       <w:pPr>
         <w:pStyle w:val="ListBullet"/>
+        <w:rPr/>
       </w:pPr>
       <w:r>
         <w:rPr>
-          <w:b/>
+          <w:b w:val="1"/>
+          <w:bCs w:val="1"/>
         </w:rPr>
         <w:t xml:space="preserve">Context: </w:t>
       </w:r>
       <w:r>
+        <w:rPr/>
         <w:t>Dashboards</w:t>
       </w:r>
     </w:p>
-    <w:p>
+    <w:p xmlns:wp14="http://schemas.microsoft.com/office/word/2010/wordml" wp14:textId="77777777">
       <w:pPr>
         <w:pStyle w:val="Heading3"/>
       </w:pPr>
@@ -123,7 +137,7 @@
         <w:t>Research Questions</w:t>
       </w:r>
     </w:p>
-    <w:p>
+    <w:p xmlns:wp14="http://schemas.microsoft.com/office/word/2010/wordml" wp14:textId="77777777">
       <w:pPr>
         <w:pStyle w:val="ListNumber"/>
       </w:pPr>
@@ -131,7 +145,7 @@
         <w:t>QP: Quais são as contribuições e impactos da área de visualização da informação para a apresentação de dados qualitativos?</w:t>
       </w:r>
     </w:p>
-    <w:p>
+    <w:p xmlns:wp14="http://schemas.microsoft.com/office/word/2010/wordml" wp14:textId="77777777">
       <w:pPr>
         <w:pStyle w:val="ListNumber"/>
       </w:pPr>
@@ -139,7 +153,7 @@
         <w:t>Quais as técnicas de visualização da informação mais utilizadas para representar dados qualitativos?</w:t>
       </w:r>
     </w:p>
-    <w:p>
+    <w:p xmlns:wp14="http://schemas.microsoft.com/office/word/2010/wordml" wp14:textId="77777777">
       <w:pPr>
         <w:pStyle w:val="ListNumber"/>
       </w:pPr>
@@ -147,7 +161,7 @@
         <w:t>Quais são as contribuições e limitações das técnicas para representar dados qualitativos?</w:t>
       </w:r>
     </w:p>
-    <w:p>
+    <w:p xmlns:wp14="http://schemas.microsoft.com/office/word/2010/wordml" wp14:textId="77777777">
       <w:pPr>
         <w:pStyle w:val="ListNumber"/>
       </w:pPr>
@@ -155,7 +169,7 @@
         <w:t>Quais as ferramentas utilizadas para implementar visualizações que representem dados qualitativos?</w:t>
       </w:r>
     </w:p>
-    <w:p>
+    <w:p xmlns:wp14="http://schemas.microsoft.com/office/word/2010/wordml" wp14:textId="77777777">
       <w:pPr>
         <w:pStyle w:val="ListNumber"/>
       </w:pPr>
@@ -163,7 +177,7 @@
         <w:t>Quais as métricas e instrumentos para avaliar a contribuição da técnica na representação de dados qualitativos?</w:t>
       </w:r>
     </w:p>
-    <w:p>
+    <w:p xmlns:wp14="http://schemas.microsoft.com/office/word/2010/wordml" wp14:textId="77777777">
       <w:pPr>
         <w:pStyle w:val="ListNumber"/>
       </w:pPr>
@@ -171,7 +185,7 @@
         <w:t>Quais são as áreas de aplicação dos dados qualitativos?</w:t>
       </w:r>
     </w:p>
-    <w:p>
+    <w:p xmlns:wp14="http://schemas.microsoft.com/office/word/2010/wordml" wp14:textId="77777777">
       <w:pPr>
         <w:pStyle w:val="Heading3"/>
       </w:pPr>
@@ -181,19 +195,19 @@
     </w:p>
     <w:tbl>
       <w:tblPr>
-        <w:tblW w:type="auto" w:w="0"/>
-        <w:tblLook w:firstColumn="1" w:firstRow="1" w:lastColumn="0" w:lastRow="0" w:noHBand="0" w:noVBand="1" w:val="04A0"/>
+        <w:tblW w:w="0" w:type="auto"/>
+        <w:tblLook w:val="04A0" w:firstRow="1" w:lastRow="0" w:firstColumn="1" w:lastColumn="0" w:noHBand="0" w:noVBand="1"/>
       </w:tblPr>
       <w:tblGrid>
         <w:gridCol w:w="4320"/>
         <w:gridCol w:w="4320"/>
       </w:tblGrid>
-      <w:tr>
+      <w:tr xmlns:wp14="http://schemas.microsoft.com/office/word/2010/wordml" wp14:textId="77777777">
         <w:tc>
           <w:tcPr>
-            <w:tcW w:type="dxa" w:w="4320"/>
+            <w:tcW w:w="4320" w:type="dxa"/>
           </w:tcPr>
-          <w:p>
+          <w:p wp14:textId="77777777">
             <w:r>
               <w:t>Keyword</w:t>
             </w:r>
@@ -201,21 +215,21 @@
         </w:tc>
         <w:tc>
           <w:tcPr>
-            <w:tcW w:type="dxa" w:w="4320"/>
+            <w:tcW w:w="4320" w:type="dxa"/>
           </w:tcPr>
-          <w:p>
+          <w:p wp14:textId="77777777">
             <w:r>
               <w:t>Synonyms</w:t>
             </w:r>
           </w:p>
         </w:tc>
       </w:tr>
-      <w:tr>
+      <w:tr xmlns:wp14="http://schemas.microsoft.com/office/word/2010/wordml" wp14:textId="77777777">
         <w:tc>
           <w:tcPr>
-            <w:tcW w:type="dxa" w:w="4320"/>
+            <w:tcW w:w="4320" w:type="dxa"/>
           </w:tcPr>
-          <w:p>
+          <w:p wp14:textId="77777777">
             <w:r>
               <w:t>Dados qualitativos</w:t>
             </w:r>
@@ -223,21 +237,21 @@
         </w:tc>
         <w:tc>
           <w:tcPr>
-            <w:tcW w:type="dxa" w:w="4320"/>
+            <w:tcW w:w="4320" w:type="dxa"/>
           </w:tcPr>
-          <w:p>
+          <w:p wp14:textId="77777777">
             <w:r>
               <w:t>Dados subjetivos, Dados textuais</w:t>
             </w:r>
           </w:p>
         </w:tc>
       </w:tr>
-      <w:tr>
+      <w:tr xmlns:wp14="http://schemas.microsoft.com/office/word/2010/wordml" wp14:textId="77777777">
         <w:tc>
           <w:tcPr>
-            <w:tcW w:type="dxa" w:w="4320"/>
+            <w:tcW w:w="4320" w:type="dxa"/>
           </w:tcPr>
-          <w:p>
+          <w:p wp14:textId="77777777">
             <w:r>
               <w:t>Dashboard</w:t>
             </w:r>
@@ -245,19 +259,19 @@
         </w:tc>
         <w:tc>
           <w:tcPr>
-            <w:tcW w:type="dxa" w:w="4320"/>
+            <w:tcW w:w="4320" w:type="dxa"/>
           </w:tcPr>
-          <w:p>
+          <w:p wp14:textId="77777777">
             <w:r/>
           </w:p>
         </w:tc>
       </w:tr>
-      <w:tr>
+      <w:tr xmlns:wp14="http://schemas.microsoft.com/office/word/2010/wordml" wp14:textId="77777777">
         <w:tc>
           <w:tcPr>
-            <w:tcW w:type="dxa" w:w="4320"/>
+            <w:tcW w:w="4320" w:type="dxa"/>
           </w:tcPr>
-          <w:p>
+          <w:p wp14:textId="77777777">
             <w:r>
               <w:t>Visualização da informação</w:t>
             </w:r>
@@ -265,9 +279,9 @@
         </w:tc>
         <w:tc>
           <w:tcPr>
-            <w:tcW w:type="dxa" w:w="4320"/>
+            <w:tcW w:w="4320" w:type="dxa"/>
           </w:tcPr>
-          <w:p>
+          <w:p wp14:textId="77777777">
             <w:r>
               <w:t>InfoVis, Representação visual, Técnicas de visualização, Visualização de dados, Visualização qualitativa</w:t>
             </w:r>
@@ -275,7 +289,7 @@
         </w:tc>
       </w:tr>
     </w:tbl>
-    <w:p>
+    <w:p xmlns:wp14="http://schemas.microsoft.com/office/word/2010/wordml" wp14:textId="77777777">
       <w:pPr>
         <w:pStyle w:val="Heading3"/>
       </w:pPr>
@@ -283,18 +297,30 @@
         <w:t>Search String</w:t>
       </w:r>
     </w:p>
-    <w:p>
+    <w:p xmlns:wp14="http://schemas.microsoft.com/office/word/2010/wordml" wp14:textId="77777777">
       <w:r>
         <w:t xml:space="preserve">("qualitative data" OR "textual data") AND </w:t>
+      </w:r>
+      <w:r>
         <w:br/>
+      </w:r>
+      <w:r>
         <w:br/>
+      </w:r>
+      <w:r>
         <w:t xml:space="preserve">("information visualization" OR "data visualization" OR "infovi*") AND </w:t>
+      </w:r>
+      <w:r>
         <w:br/>
+      </w:r>
+      <w:r>
         <w:br/>
+      </w:r>
+      <w:r>
         <w:t>("dashboard" OR "interactive interface")</w:t>
       </w:r>
     </w:p>
-    <w:p>
+    <w:p xmlns:wp14="http://schemas.microsoft.com/office/word/2010/wordml" wp14:textId="77777777">
       <w:pPr>
         <w:pStyle w:val="Heading3"/>
       </w:pPr>
@@ -302,47 +328,149 @@
         <w:t>Sources</w:t>
       </w:r>
     </w:p>
-    <w:p>
+    <w:p xmlns:wp14="http://schemas.microsoft.com/office/word/2010/wordml" wp14:textId="087B5874">
       <w:pPr>
         <w:pStyle w:val="ListBullet"/>
+        <w:rPr/>
       </w:pPr>
       <w:r>
-        <w:t>ACM Digital Library (http://portal.acm.org)</w:t>
+        <w:rPr/>
+        <w:t>ACM Digital Library (</w:t>
+      </w:r>
+      <w:hyperlink r:id="R57d796c156864dc1">
+        <w:r>
+          <w:rPr>
+            <w:rStyle w:val="Hyperlink"/>
+          </w:rPr>
+          <w:t>http://portal.acm.org</w:t>
+        </w:r>
+      </w:hyperlink>
+      <w:r>
+        <w:rPr/>
+        <w:t>)</w:t>
+      </w:r>
+    </w:p>
+    <w:p xmlns:wp14="http://schemas.microsoft.com/office/word/2010/wordml" wp14:textId="2E3B5ABA">
+      <w:pPr>
+        <w:pStyle w:val="ListBullet"/>
+        <w:rPr/>
+      </w:pPr>
+      <w:r>
+        <w:rPr/>
+        <w:t>IEEE Digital Library (</w:t>
+      </w:r>
+      <w:hyperlink r:id="R2a3f2794ef304a1b">
+        <w:r>
+          <w:rPr>
+            <w:rStyle w:val="Hyperlink"/>
+          </w:rPr>
+          <w:t>http://ieeexplore.ieee.org</w:t>
+        </w:r>
+      </w:hyperlink>
+      <w:r>
+        <w:rPr/>
+        <w:t>)</w:t>
       </w:r>
     </w:p>
     <w:p>
       <w:pPr>
         <w:pStyle w:val="ListBullet"/>
+        <w:rPr/>
       </w:pPr>
       <w:r>
-        <w:t>IEEE Digital Library (http://ieeexplore.ieee.org)</w:t>
+        <w:rPr/>
+        <w:t>ISI Web of Science (</w:t>
+      </w:r>
+      <w:hyperlink r:id="R6a2847bc64b6418e">
+        <w:r>
+          <w:rPr>
+            <w:rStyle w:val="Hyperlink"/>
+          </w:rPr>
+          <w:t>http://www.isiknowledge.com</w:t>
+        </w:r>
+      </w:hyperlink>
+      <w:r>
+        <w:rPr/>
+        <w:t>)</w:t>
       </w:r>
     </w:p>
     <w:p>
       <w:pPr>
         <w:pStyle w:val="ListBullet"/>
+        <w:rPr/>
       </w:pPr>
       <w:r>
-        <w:t>ISI Web of Science (http://www.isiknowledge.com)</w:t>
+        <w:rPr/>
+        <w:t xml:space="preserve">SBC </w:t>
+      </w:r>
+      <w:r>
+        <w:rPr/>
+        <w:t>OpenLib</w:t>
+      </w:r>
+      <w:r>
+        <w:rPr/>
+        <w:t xml:space="preserve"> (</w:t>
+      </w:r>
+      <w:hyperlink r:id="R6ec67e0c2b154aa9">
+        <w:r>
+          <w:rPr>
+            <w:rStyle w:val="Hyperlink"/>
+          </w:rPr>
+          <w:t>https://sol.sbc.org.br</w:t>
+        </w:r>
+        <w:r>
+          <w:rPr>
+            <w:rStyle w:val="Hyperlink"/>
+          </w:rPr>
+          <w:t>)</w:t>
+        </w:r>
+      </w:hyperlink>
+    </w:p>
+    <w:p xmlns:wp14="http://schemas.microsoft.com/office/word/2010/wordml" wp14:textId="3C127F5A">
+      <w:pPr>
+        <w:pStyle w:val="ListBullet"/>
+        <w:rPr/>
+      </w:pPr>
+      <w:r>
+        <w:rPr/>
+        <w:t>Scopus (</w:t>
+      </w:r>
+      <w:hyperlink r:id="R42a8252753aa449d">
+        <w:r>
+          <w:rPr>
+            <w:rStyle w:val="Hyperlink"/>
+          </w:rPr>
+          <w:t>http://www.scopus.com</w:t>
+        </w:r>
+      </w:hyperlink>
+      <w:r>
+        <w:rPr/>
+        <w:t>)</w:t>
       </w:r>
     </w:p>
-    <w:p>
+    <w:p xmlns:wp14="http://schemas.microsoft.com/office/word/2010/wordml" wp14:textId="74F30B2E">
       <w:pPr>
         <w:pStyle w:val="ListBullet"/>
+        <w:rPr/>
       </w:pPr>
       <w:r>
-        <w:t>Scopus (http://www.scopus.com)</w:t>
+        <w:rPr/>
+        <w:t>Springer Link (</w:t>
+      </w:r>
+      <w:hyperlink r:id="R46bd36e3e12049b5">
+        <w:r>
+          <w:rPr>
+            <w:rStyle w:val="Hyperlink"/>
+          </w:rPr>
+          <w:t>http://link.springer.com</w:t>
+        </w:r>
+      </w:hyperlink>
+      <w:r>
+        <w:rPr/>
+        <w:t>)</w:t>
       </w:r>
     </w:p>
-    <w:p>
-      <w:pPr>
-        <w:pStyle w:val="ListBullet"/>
-      </w:pPr>
-      <w:r>
-        <w:t>Springer Link (http://link.springer.com)</w:t>
-      </w:r>
-    </w:p>
-    <w:p>
+    <w:p xmlns:wp14="http://schemas.microsoft.com/office/word/2010/wordml" wp14:textId="77777777">
       <w:pPr>
         <w:pStyle w:val="Heading3"/>
       </w:pPr>
@@ -350,7 +478,7 @@
         <w:t>Selection Criteria</w:t>
       </w:r>
     </w:p>
-    <w:p>
+    <w:p xmlns:wp14="http://schemas.microsoft.com/office/word/2010/wordml" wp14:textId="77777777">
       <w:r>
         <w:rPr>
           <w:b/>
@@ -358,39 +486,47 @@
         <w:t>Inclusion Criteria:</w:t>
       </w:r>
     </w:p>
-    <w:p>
+    <w:p xmlns:wp14="http://schemas.microsoft.com/office/word/2010/wordml" wp14:textId="77777777">
       <w:pPr>
         <w:pStyle w:val="ListBullet"/>
+        <w:rPr/>
       </w:pPr>
       <w:r>
+        <w:rPr/>
         <w:t>Artigos publicados em eventos e periódicos</w:t>
       </w:r>
     </w:p>
-    <w:p>
+    <w:p xmlns:wp14="http://schemas.microsoft.com/office/word/2010/wordml" wp14:textId="77777777">
       <w:pPr>
         <w:pStyle w:val="ListBullet"/>
+        <w:rPr/>
       </w:pPr>
       <w:r>
+        <w:rPr/>
         <w:t>Artigos que possuam mais de 6 páginas</w:t>
       </w:r>
     </w:p>
-    <w:p>
+    <w:p xmlns:wp14="http://schemas.microsoft.com/office/word/2010/wordml" wp14:textId="77777777">
       <w:pPr>
         <w:pStyle w:val="ListBullet"/>
+        <w:rPr/>
       </w:pPr>
       <w:r>
+        <w:rPr/>
         <w:t>Capítulos de livro</w:t>
       </w:r>
     </w:p>
-    <w:p>
+    <w:p xmlns:wp14="http://schemas.microsoft.com/office/word/2010/wordml" wp14:textId="77777777">
       <w:pPr>
         <w:pStyle w:val="ListBullet"/>
+        <w:rPr/>
       </w:pPr>
       <w:r>
+        <w:rPr/>
         <w:t>Documentos de teses e dissertações</w:t>
       </w:r>
     </w:p>
-    <w:p>
+    <w:p xmlns:wp14="http://schemas.microsoft.com/office/word/2010/wordml" wp14:textId="77777777">
       <w:r>
         <w:rPr>
           <w:b/>
@@ -398,47 +534,57 @@
         <w:t>Exclusion Criteria:</w:t>
       </w:r>
     </w:p>
-    <w:p>
+    <w:p xmlns:wp14="http://schemas.microsoft.com/office/word/2010/wordml" wp14:textId="77777777">
       <w:pPr>
         <w:pStyle w:val="ListBullet"/>
+        <w:rPr/>
       </w:pPr>
       <w:r>
+        <w:rPr/>
         <w:t>Artigo duplicado</w:t>
       </w:r>
     </w:p>
-    <w:p>
+    <w:p xmlns:wp14="http://schemas.microsoft.com/office/word/2010/wordml" wp14:textId="77777777">
       <w:pPr>
         <w:pStyle w:val="ListBullet"/>
+        <w:rPr/>
       </w:pPr>
       <w:r>
+        <w:rPr/>
         <w:t>Artigo não apresenta pelo menos uma técnica de visualização de dados qualitativos</w:t>
       </w:r>
     </w:p>
-    <w:p>
+    <w:p xmlns:wp14="http://schemas.microsoft.com/office/word/2010/wordml" wp14:textId="77777777">
       <w:pPr>
         <w:pStyle w:val="ListBullet"/>
+        <w:rPr/>
       </w:pPr>
       <w:r>
+        <w:rPr/>
         <w:t>Artigo não disponível para leitura</w:t>
       </w:r>
     </w:p>
-    <w:p>
+    <w:p xmlns:wp14="http://schemas.microsoft.com/office/word/2010/wordml" wp14:textId="77777777">
       <w:pPr>
         <w:pStyle w:val="ListBullet"/>
+        <w:rPr/>
       </w:pPr>
       <w:r>
+        <w:rPr/>
         <w:t>Artigo não é escrito em inglês ou português</w:t>
       </w:r>
     </w:p>
-    <w:p>
+    <w:p xmlns:wp14="http://schemas.microsoft.com/office/word/2010/wordml" wp14:textId="77777777">
       <w:pPr>
         <w:pStyle w:val="ListBullet"/>
+        <w:rPr/>
       </w:pPr>
       <w:r>
+        <w:rPr/>
         <w:t>Artigo não é um estudo primário</w:t>
       </w:r>
     </w:p>
-    <w:p>
+    <w:p xmlns:wp14="http://schemas.microsoft.com/office/word/2010/wordml" wp14:textId="77777777">
       <w:pPr>
         <w:pStyle w:val="Heading3"/>
       </w:pPr>
@@ -446,7 +592,7 @@
         <w:t>Quality Assessment Checklist</w:t>
       </w:r>
     </w:p>
-    <w:p>
+    <w:p xmlns:wp14="http://schemas.microsoft.com/office/word/2010/wordml" wp14:textId="77777777">
       <w:r>
         <w:rPr>
           <w:b/>
@@ -454,55 +600,67 @@
         <w:t>Questions:</w:t>
       </w:r>
     </w:p>
-    <w:p>
+    <w:p xmlns:wp14="http://schemas.microsoft.com/office/word/2010/wordml" wp14:textId="77777777">
       <w:pPr>
         <w:pStyle w:val="ListBullet"/>
+        <w:rPr/>
       </w:pPr>
       <w:r>
+        <w:rPr/>
         <w:t>A técnica de visualização da informação foi apresentada com clareza?</w:t>
       </w:r>
     </w:p>
-    <w:p>
+    <w:p xmlns:wp14="http://schemas.microsoft.com/office/word/2010/wordml" wp14:textId="77777777">
       <w:pPr>
         <w:pStyle w:val="ListBullet"/>
+        <w:rPr/>
       </w:pPr>
       <w:r>
+        <w:rPr/>
         <w:t>A técnica foi aplicada a dados qualitativos?</w:t>
       </w:r>
     </w:p>
-    <w:p>
+    <w:p xmlns:wp14="http://schemas.microsoft.com/office/word/2010/wordml" wp14:textId="77777777">
       <w:pPr>
         <w:pStyle w:val="ListBullet"/>
+        <w:rPr/>
       </w:pPr>
       <w:r>
+        <w:rPr/>
         <w:t>O estudo discute os benefícios ou limitações da técnica?</w:t>
       </w:r>
     </w:p>
-    <w:p>
+    <w:p xmlns:wp14="http://schemas.microsoft.com/office/word/2010/wordml" wp14:textId="77777777">
       <w:pPr>
         <w:pStyle w:val="ListBullet"/>
+        <w:rPr/>
       </w:pPr>
       <w:r>
+        <w:rPr/>
         <w:t>O estudo apresenta alguma forma de avaliação da visualização de dados qualitativos? (ex: métricas, feedback de usuários)</w:t>
       </w:r>
     </w:p>
-    <w:p>
+    <w:p xmlns:wp14="http://schemas.microsoft.com/office/word/2010/wordml" wp14:textId="77777777">
       <w:pPr>
         <w:pStyle w:val="ListBullet"/>
+        <w:rPr/>
       </w:pPr>
       <w:r>
+        <w:rPr/>
         <w:t>A ferramenta utilizada para criar a visualização de dados qualitativos é mencionada?</w:t>
       </w:r>
     </w:p>
-    <w:p>
+    <w:p xmlns:wp14="http://schemas.microsoft.com/office/word/2010/wordml" wp14:textId="77777777">
       <w:pPr>
         <w:pStyle w:val="ListBullet"/>
+        <w:rPr/>
       </w:pPr>
       <w:r>
+        <w:rPr/>
         <w:t>O contexto de aplicação da visualização de dados qualitativos é informado?</w:t>
       </w:r>
     </w:p>
-    <w:p>
+    <w:p xmlns:wp14="http://schemas.microsoft.com/office/word/2010/wordml" wp14:textId="77777777">
       <w:r>
         <w:rPr>
           <w:b/>
@@ -510,31 +668,37 @@
         <w:t>Answers:</w:t>
       </w:r>
     </w:p>
-    <w:p>
+    <w:p xmlns:wp14="http://schemas.microsoft.com/office/word/2010/wordml" wp14:textId="77777777">
       <w:pPr>
         <w:pStyle w:val="ListBullet"/>
+        <w:rPr/>
       </w:pPr>
       <w:r>
+        <w:rPr/>
         <w:t>Sim</w:t>
       </w:r>
     </w:p>
-    <w:p>
+    <w:p xmlns:wp14="http://schemas.microsoft.com/office/word/2010/wordml" wp14:textId="77777777">
       <w:pPr>
         <w:pStyle w:val="ListBullet"/>
+        <w:rPr/>
       </w:pPr>
       <w:r>
+        <w:rPr/>
         <w:t>Parcialmente</w:t>
       </w:r>
     </w:p>
-    <w:p>
+    <w:p xmlns:wp14="http://schemas.microsoft.com/office/word/2010/wordml" wp14:textId="77777777">
       <w:pPr>
         <w:pStyle w:val="ListBullet"/>
+        <w:rPr/>
       </w:pPr>
       <w:r>
+        <w:rPr/>
         <w:t>Não</w:t>
       </w:r>
     </w:p>
-    <w:p>
+    <w:p xmlns:wp14="http://schemas.microsoft.com/office/word/2010/wordml" wp14:textId="77777777">
       <w:pPr>
         <w:pStyle w:val="Heading3"/>
       </w:pPr>
@@ -542,119 +706,147 @@
         <w:t>Data Extraction Form</w:t>
       </w:r>
     </w:p>
-    <w:p>
+    <w:p xmlns:wp14="http://schemas.microsoft.com/office/word/2010/wordml" wp14:textId="77777777">
       <w:pPr>
         <w:pStyle w:val="ListBullet"/>
+        <w:rPr/>
       </w:pPr>
       <w:r>
+        <w:rPr/>
         <w:t>ID</w:t>
       </w:r>
     </w:p>
-    <w:p>
+    <w:p xmlns:wp14="http://schemas.microsoft.com/office/word/2010/wordml" wp14:textId="77777777">
       <w:pPr>
         <w:pStyle w:val="ListBullet"/>
+        <w:rPr/>
       </w:pPr>
       <w:r>
+        <w:rPr/>
         <w:t>Objetivo</w:t>
       </w:r>
     </w:p>
-    <w:p>
+    <w:p xmlns:wp14="http://schemas.microsoft.com/office/word/2010/wordml" wp14:textId="77777777">
       <w:pPr>
         <w:pStyle w:val="ListBullet"/>
+        <w:rPr/>
       </w:pPr>
       <w:r>
+        <w:rPr/>
         <w:t>Técnica(s) de visualização utilizada(s)</w:t>
       </w:r>
     </w:p>
-    <w:p>
+    <w:p xmlns:wp14="http://schemas.microsoft.com/office/word/2010/wordml" wp14:textId="77777777">
       <w:pPr>
         <w:pStyle w:val="ListBullet"/>
+        <w:rPr/>
       </w:pPr>
       <w:r>
+        <w:rPr/>
         <w:t>Descrição da(s) técnica(s)</w:t>
       </w:r>
     </w:p>
-    <w:p>
+    <w:p xmlns:wp14="http://schemas.microsoft.com/office/word/2010/wordml" wp14:textId="77777777">
       <w:pPr>
         <w:pStyle w:val="ListBullet"/>
+        <w:rPr/>
       </w:pPr>
       <w:r>
+        <w:rPr/>
         <w:t>A técnica foi adaptada ou customizada para dados qualitativos?</w:t>
       </w:r>
     </w:p>
-    <w:p>
+    <w:p xmlns:wp14="http://schemas.microsoft.com/office/word/2010/wordml" wp14:textId="77777777">
       <w:pPr>
         <w:pStyle w:val="ListBullet"/>
+        <w:rPr/>
       </w:pPr>
       <w:r>
+        <w:rPr/>
         <w:t>A técnica suporta interação do usuário?</w:t>
       </w:r>
     </w:p>
-    <w:p>
+    <w:p xmlns:wp14="http://schemas.microsoft.com/office/word/2010/wordml" wp14:textId="77777777">
       <w:pPr>
         <w:pStyle w:val="ListBullet"/>
+        <w:rPr/>
       </w:pPr>
       <w:r>
+        <w:rPr/>
         <w:t>Há integração com outros tipos de dados (ex: quantitativos)?</w:t>
       </w:r>
     </w:p>
-    <w:p>
+    <w:p xmlns:wp14="http://schemas.microsoft.com/office/word/2010/wordml" wp14:textId="77777777">
       <w:pPr>
         <w:pStyle w:val="ListBullet"/>
+        <w:rPr/>
       </w:pPr>
       <w:r>
+        <w:rPr/>
         <w:t>Contexto de aplicação</w:t>
       </w:r>
     </w:p>
-    <w:p>
+    <w:p xmlns:wp14="http://schemas.microsoft.com/office/word/2010/wordml" wp14:textId="77777777">
       <w:pPr>
         <w:pStyle w:val="ListBullet"/>
+        <w:rPr/>
       </w:pPr>
       <w:r>
+        <w:rPr/>
         <w:t>Tipo(s) de dado(s) qualitativo(s) utilizado(s)</w:t>
       </w:r>
     </w:p>
-    <w:p>
+    <w:p xmlns:wp14="http://schemas.microsoft.com/office/word/2010/wordml" wp14:textId="77777777">
       <w:pPr>
         <w:pStyle w:val="ListBullet"/>
+        <w:rPr/>
       </w:pPr>
       <w:r>
+        <w:rPr/>
         <w:t>Tipo(s) de dado(s) qualitativo(s) utilizado(s)</w:t>
       </w:r>
     </w:p>
-    <w:p>
+    <w:p xmlns:wp14="http://schemas.microsoft.com/office/word/2010/wordml" wp14:textId="77777777">
       <w:pPr>
         <w:pStyle w:val="ListBullet"/>
+        <w:rPr/>
       </w:pPr>
       <w:r>
+        <w:rPr/>
         <w:t>Ferramenta(s) utilizada(s) para criação da visualização (software, biblioteca, etc.)</w:t>
       </w:r>
     </w:p>
-    <w:p>
+    <w:p xmlns:wp14="http://schemas.microsoft.com/office/word/2010/wordml" wp14:textId="77777777">
       <w:pPr>
         <w:pStyle w:val="ListBullet"/>
+        <w:rPr/>
       </w:pPr>
       <w:r>
+        <w:rPr/>
         <w:t>Forma(s) de avaliação da visualização (métricas, feedback, etc.)</w:t>
       </w:r>
     </w:p>
-    <w:p>
+    <w:p xmlns:wp14="http://schemas.microsoft.com/office/word/2010/wordml" wp14:textId="77777777">
       <w:pPr>
         <w:pStyle w:val="ListBullet"/>
+        <w:rPr/>
       </w:pPr>
       <w:r>
+        <w:rPr/>
         <w:t>Benefícios e/ou limitações identificados na aplicação da técnica</w:t>
       </w:r>
     </w:p>
-    <w:p>
+    <w:p xmlns:wp14="http://schemas.microsoft.com/office/word/2010/wordml" wp14:textId="77777777">
       <w:pPr>
         <w:pStyle w:val="ListBullet"/>
+        <w:rPr/>
       </w:pPr>
       <w:r>
+        <w:rPr/>
         <w:t>Principais contribuições e implicações do estudo para a visualização de dados qualitativos</w:t>
       </w:r>
     </w:p>
-    <w:p>
+    <w:p xmlns:wp14="http://schemas.microsoft.com/office/word/2010/wordml" wp14:textId="77777777">
       <w:pPr>
         <w:pStyle w:val="Heading2"/>
       </w:pPr>
@@ -662,7 +854,7 @@
         <w:t>Conducting</w:t>
       </w:r>
     </w:p>
-    <w:p>
+    <w:p xmlns:wp14="http://schemas.microsoft.com/office/word/2010/wordml" wp14:textId="77777777">
       <w:pPr>
         <w:pStyle w:val="Heading3"/>
       </w:pPr>
@@ -670,7 +862,7 @@
         <w:t>Digital Libraries Search Strings</w:t>
       </w:r>
     </w:p>
-    <w:p>
+    <w:p xmlns:wp14="http://schemas.microsoft.com/office/word/2010/wordml" wp14:textId="77777777">
       <w:r>
         <w:rPr>
           <w:b/>
@@ -678,13 +870,13 @@
         <w:t>ACM Digital Library:</w:t>
       </w:r>
     </w:p>
-    <w:p>
+    <w:p xmlns:wp14="http://schemas.microsoft.com/office/word/2010/wordml" wp14:textId="77777777">
       <w:r>
         <w:t>[[All: "qualitative data"] OR [All: "textual data"]] AND [[All: "information visualization"] OR [All: "data visualization"] OR [All: "infovi*"]] AND [[All: "dashboard"] OR [All: "interactive interface"]]</w:t>
       </w:r>
     </w:p>
-    <w:p/>
-    <w:p>
+    <w:p xmlns:wp14="http://schemas.microsoft.com/office/word/2010/wordml" wp14:textId="77777777"/>
+    <w:p xmlns:wp14="http://schemas.microsoft.com/office/word/2010/wordml" wp14:textId="77777777">
       <w:r>
         <w:rPr>
           <w:b/>
@@ -692,19 +884,31 @@
         <w:t>IEEE Digital Library:</w:t>
       </w:r>
     </w:p>
-    <w:p>
+    <w:p xmlns:wp14="http://schemas.microsoft.com/office/word/2010/wordml" wp14:textId="77777777">
       <w:r>
         <w:t>("qualitative data" OR "textual data") AND</w:t>
+      </w:r>
+      <w:r>
         <w:br/>
+      </w:r>
+      <w:r>
         <w:br/>
+      </w:r>
+      <w:r>
         <w:t xml:space="preserve">("information visualization" OR "data visualization" OR "infovis" OR "infoviz" OR "visual analytics" OR "visualization design" OR "visualization techniques") AND </w:t>
+      </w:r>
+      <w:r>
         <w:br/>
+      </w:r>
+      <w:r>
         <w:br/>
+      </w:r>
+      <w:r>
         <w:t>("dashboard" OR "interactive interface")</w:t>
       </w:r>
     </w:p>
-    <w:p/>
-    <w:p>
+    <w:p xmlns:wp14="http://schemas.microsoft.com/office/word/2010/wordml" wp14:textId="77777777"/>
+    <w:p xmlns:wp14="http://schemas.microsoft.com/office/word/2010/wordml" wp14:textId="77777777">
       <w:r>
         <w:rPr>
           <w:b/>
@@ -712,19 +916,86 @@
         <w:t>ISI Web of Science:</w:t>
       </w:r>
     </w:p>
-    <w:p>
+    <w:p xmlns:wp14="http://schemas.microsoft.com/office/word/2010/wordml" wp14:textId="77777777">
       <w:r>
         <w:t xml:space="preserve">TS=(("qualitative data" OR "textual data") AND </w:t>
+      </w:r>
+      <w:r>
         <w:br/>
+      </w:r>
+      <w:r>
         <w:br/>
+      </w:r>
+      <w:r>
         <w:t xml:space="preserve">("information visualization" OR "data visualization" OR "infovi*") AND </w:t>
+      </w:r>
+      <w:r>
         <w:br/>
+      </w:r>
+      <w:r>
         <w:br/>
+      </w:r>
+      <w:r>
         <w:t>("dashboard" OR "interactive interface")</w:t>
       </w:r>
     </w:p>
-    <w:p/>
+    <w:p xmlns:wp14="http://schemas.microsoft.com/office/word/2010/wordml" wp14:textId="77777777"/>
     <w:p>
+      <w:pPr>
+        <w:pStyle w:val="Normal"/>
+        <w:suppressLineNumbers w:val="0"/>
+        <w:bidi w:val="0"/>
+        <w:spacing w:before="0" w:beforeAutospacing="off" w:after="200" w:afterAutospacing="off" w:line="276" w:lineRule="auto"/>
+        <w:ind w:left="0" w:right="0"/>
+        <w:jc w:val="left"/>
+      </w:pPr>
+      <w:r>
+        <w:rPr>
+          <w:b w:val="1"/>
+          <w:bCs w:val="1"/>
+        </w:rPr>
+        <w:t>SBC OpenLib:</w:t>
+      </w:r>
+    </w:p>
+    <w:p>
+      <w:pPr>
+        <w:pStyle w:val="Normal"/>
+      </w:pPr>
+      <w:r>
+        <w:rPr/>
+        <w:t>(qualitative data OR textual data) AND</w:t>
+      </w:r>
+    </w:p>
+    <w:p>
+      <w:pPr>
+        <w:pStyle w:val="Normal"/>
+      </w:pPr>
+      <w:r>
+        <w:rPr/>
+        <w:t xml:space="preserve">(information visualization OR data visualization OR </w:t>
+      </w:r>
+      <w:r>
+        <w:rPr/>
+        <w:t>infovi</w:t>
+      </w:r>
+      <w:r>
+        <w:rPr/>
+        <w:t>*) AND</w:t>
+      </w:r>
+    </w:p>
+    <w:p>
+      <w:pPr>
+        <w:pStyle w:val="Normal"/>
+      </w:pPr>
+      <w:r>
+        <w:rPr/>
+        <w:t xml:space="preserve">(dashboard OR interactive interface) </w:t>
+      </w:r>
+      <w:r>
+        <w:br/>
+      </w:r>
+    </w:p>
+    <w:p xmlns:wp14="http://schemas.microsoft.com/office/word/2010/wordml" wp14:textId="77777777">
       <w:r>
         <w:rPr>
           <w:b/>
@@ -732,19 +1003,31 @@
         <w:t>Scopus:</w:t>
       </w:r>
     </w:p>
-    <w:p>
+    <w:p xmlns:wp14="http://schemas.microsoft.com/office/word/2010/wordml" wp14:textId="77777777">
       <w:r>
         <w:t xml:space="preserve">ALL ( ( "qualitative data" OR "textual data" ) AND </w:t>
+      </w:r>
+      <w:r>
         <w:br/>
+      </w:r>
+      <w:r>
         <w:br/>
+      </w:r>
+      <w:r>
         <w:t xml:space="preserve">( "information visualization" OR "data visualization" OR "infovi*" ) AND </w:t>
+      </w:r>
+      <w:r>
         <w:br/>
+      </w:r>
+      <w:r>
         <w:br/>
+      </w:r>
+      <w:r>
         <w:t>( "dashboard" OR "interactive interface" ) )</w:t>
       </w:r>
     </w:p>
-    <w:p/>
-    <w:p>
+    <w:p xmlns:wp14="http://schemas.microsoft.com/office/word/2010/wordml" wp14:textId="77777777"/>
+    <w:p xmlns:wp14="http://schemas.microsoft.com/office/word/2010/wordml" wp14:textId="77777777">
       <w:r>
         <w:rPr>
           <w:b/>
@@ -752,19 +1035,31 @@
         <w:t>Springer Link:</w:t>
       </w:r>
     </w:p>
-    <w:p>
+    <w:p xmlns:wp14="http://schemas.microsoft.com/office/word/2010/wordml" wp14:textId="77777777">
       <w:r>
         <w:t xml:space="preserve">("qualitative data" OR "textual data") AND </w:t>
+      </w:r>
+      <w:r>
         <w:br/>
+      </w:r>
+      <w:r>
         <w:br/>
+      </w:r>
+      <w:r>
         <w:t xml:space="preserve">("information visualization" OR "data visualization" OR "infovis" OR "infoviz") AND </w:t>
+      </w:r>
+      <w:r>
         <w:br/>
+      </w:r>
+      <w:r>
         <w:br/>
+      </w:r>
+      <w:r>
         <w:t>("dashboard" OR "interactive interface")</w:t>
       </w:r>
     </w:p>
-    <w:p/>
-    <w:p>
+    <w:p xmlns:wp14="http://schemas.microsoft.com/office/word/2010/wordml" wp14:textId="77777777"/>
+    <w:p xmlns:wp14="http://schemas.microsoft.com/office/word/2010/wordml" wp14:textId="77777777">
       <w:pPr>
         <w:pStyle w:val="Heading3"/>
       </w:pPr>
@@ -772,78 +1067,130 @@
         <w:t>Imported Studies</w:t>
       </w:r>
     </w:p>
-    <w:p>
+    <w:p xmlns:wp14="http://schemas.microsoft.com/office/word/2010/wordml" wp14:textId="77777777">
       <w:pPr>
         <w:pStyle w:val="ListBullet"/>
+        <w:rPr/>
       </w:pPr>
       <w:r>
         <w:rPr>
-          <w:b/>
+          <w:b w:val="1"/>
+          <w:bCs w:val="1"/>
         </w:rPr>
         <w:t xml:space="preserve">ACM Digital Library: </w:t>
       </w:r>
       <w:r>
+        <w:rPr/>
         <w:t>185</w:t>
       </w:r>
     </w:p>
-    <w:p>
+    <w:p xmlns:wp14="http://schemas.microsoft.com/office/word/2010/wordml" wp14:textId="77777777">
       <w:pPr>
         <w:pStyle w:val="ListBullet"/>
+        <w:rPr/>
       </w:pPr>
       <w:r>
         <w:rPr>
-          <w:b/>
+          <w:b w:val="1"/>
+          <w:bCs w:val="1"/>
         </w:rPr>
         <w:t xml:space="preserve">IEEE Digital Library: </w:t>
       </w:r>
       <w:r>
+        <w:rPr/>
         <w:t>3</w:t>
       </w:r>
     </w:p>
     <w:p>
       <w:pPr>
         <w:pStyle w:val="ListBullet"/>
+        <w:rPr/>
       </w:pPr>
       <w:r>
         <w:rPr>
-          <w:b/>
+          <w:b w:val="1"/>
+          <w:bCs w:val="1"/>
         </w:rPr>
         <w:t xml:space="preserve">ISI Web of Science: </w:t>
       </w:r>
       <w:r>
+        <w:rPr/>
         <w:t>4</w:t>
       </w:r>
     </w:p>
     <w:p>
       <w:pPr>
         <w:pStyle w:val="ListBullet"/>
+        <w:rPr>
+          <w:b w:val="0"/>
+          <w:bCs w:val="0"/>
+        </w:rPr>
       </w:pPr>
       <w:r>
         <w:rPr>
-          <w:b/>
+          <w:b w:val="1"/>
+          <w:bCs w:val="1"/>
+        </w:rPr>
+        <w:t xml:space="preserve">SBC </w:t>
+      </w:r>
+      <w:r>
+        <w:rPr>
+          <w:b w:val="1"/>
+          <w:bCs w:val="1"/>
+        </w:rPr>
+        <w:t>OpenLib</w:t>
+      </w:r>
+      <w:r>
+        <w:rPr>
+          <w:b w:val="1"/>
+          <w:bCs w:val="1"/>
+        </w:rPr>
+        <w:t xml:space="preserve">: </w:t>
+      </w:r>
+      <w:r>
+        <w:rPr>
+          <w:b w:val="0"/>
+          <w:bCs w:val="0"/>
+        </w:rPr>
+        <w:t>9</w:t>
+      </w:r>
+    </w:p>
+    <w:p xmlns:wp14="http://schemas.microsoft.com/office/word/2010/wordml" wp14:textId="77777777">
+      <w:pPr>
+        <w:pStyle w:val="ListBullet"/>
+        <w:rPr/>
+      </w:pPr>
+      <w:r>
+        <w:rPr>
+          <w:b w:val="1"/>
+          <w:bCs w:val="1"/>
         </w:rPr>
         <w:t xml:space="preserve">Scopus: </w:t>
       </w:r>
       <w:r>
+        <w:rPr/>
         <w:t>173</w:t>
       </w:r>
     </w:p>
-    <w:p>
+    <w:p xmlns:wp14="http://schemas.microsoft.com/office/word/2010/wordml" wp14:textId="77777777">
       <w:pPr>
         <w:pStyle w:val="ListBullet"/>
+        <w:rPr/>
       </w:pPr>
       <w:r>
         <w:rPr>
-          <w:b/>
+          <w:b w:val="1"/>
+          <w:bCs w:val="1"/>
         </w:rPr>
         <w:t xml:space="preserve">Springer Link: </w:t>
       </w:r>
       <w:r>
+        <w:rPr/>
         <w:t>315</w:t>
       </w:r>
     </w:p>
     <w:sectPr>
-      <w:pgSz w:w="12240" w:h="15840"/>
+      <w:pgSz w:w="12240" w:h="15840" w:orient="portrait"/>
       <w:pgMar w:top="1440" w:right="1800" w:bottom="1440" w:left="1800" w:header="720" w:footer="720" w:gutter="0"/>
       <w:cols w:space="720"/>
       <w:docGrid w:linePitch="360"/>
@@ -854,6 +1201,230 @@
 
 <file path=word/numbering.xml><?xml version="1.0" encoding="utf-8"?>
 <w:numbering xmlns:wpc="http://schemas.microsoft.com/office/word/2010/wordprocessingCanvas" xmlns:mo="http://schemas.microsoft.com/office/mac/office/2008/main" xmlns:mc="http://schemas.openxmlformats.org/markup-compatibility/2006" xmlns:mv="urn:schemas-microsoft-com:mac:vml" xmlns:o="urn:schemas-microsoft-com:office:office" xmlns:r="http://schemas.openxmlformats.org/officeDocument/2006/relationships" xmlns:m="http://schemas.openxmlformats.org/officeDocument/2006/math" xmlns:v="urn:schemas-microsoft-com:vml" xmlns:wp14="http://schemas.microsoft.com/office/word/2010/wordprocessingDrawing" xmlns:wp="http://schemas.openxmlformats.org/drawingml/2006/wordprocessingDrawing" xmlns:w10="urn:schemas-microsoft-com:office:word" xmlns:w="http://schemas.openxmlformats.org/wordprocessingml/2006/main" xmlns:w14="http://schemas.microsoft.com/office/word/2010/wordml" xmlns:wpg="http://schemas.microsoft.com/office/word/2010/wordprocessingGroup" xmlns:wpi="http://schemas.microsoft.com/office/word/2010/wordprocessingInk" xmlns:wne="http://schemas.microsoft.com/office/word/2006/wordml" xmlns:wps="http://schemas.microsoft.com/office/word/2010/wordprocessingShape" mc:Ignorable="w14 wp14">
+  <w:abstractNum xmlns:w="http://schemas.openxmlformats.org/wordprocessingml/2006/main" w:abstractNumId="10">
+    <w:nsid w:val="5ef8dcc1"/>
+    <w:multiLevelType xmlns:w="http://schemas.openxmlformats.org/wordprocessingml/2006/main" w:val="hybridMultilevel"/>
+    <w:lvl xmlns:w="http://schemas.openxmlformats.org/wordprocessingml/2006/main" w:ilvl="0">
+      <w:start w:val="1"/>
+      <w:numFmt w:val="bullet"/>
+      <w:lvlText w:val=""/>
+      <w:lvlJc w:val="left"/>
+      <w:pPr>
+        <w:ind w:left="720" w:hanging="360"/>
+      </w:pPr>
+      <w:rPr>
+        <w:rFonts w:hint="default" w:ascii="Symbol" w:hAnsi="Symbol"/>
+      </w:rPr>
+    </w:lvl>
+    <w:lvl xmlns:w="http://schemas.openxmlformats.org/wordprocessingml/2006/main" w:ilvl="1">
+      <w:start w:val="1"/>
+      <w:numFmt w:val="bullet"/>
+      <w:lvlText w:val="o"/>
+      <w:lvlJc w:val="left"/>
+      <w:pPr>
+        <w:ind w:left="1440" w:hanging="360"/>
+      </w:pPr>
+      <w:rPr>
+        <w:rFonts w:hint="default" w:ascii="Courier New" w:hAnsi="Courier New"/>
+      </w:rPr>
+    </w:lvl>
+    <w:lvl xmlns:w="http://schemas.openxmlformats.org/wordprocessingml/2006/main" w:ilvl="2">
+      <w:start w:val="1"/>
+      <w:numFmt w:val="bullet"/>
+      <w:lvlText w:val=""/>
+      <w:lvlJc w:val="left"/>
+      <w:pPr>
+        <w:ind w:left="2160" w:hanging="360"/>
+      </w:pPr>
+      <w:rPr>
+        <w:rFonts w:hint="default" w:ascii="Wingdings" w:hAnsi="Wingdings"/>
+      </w:rPr>
+    </w:lvl>
+    <w:lvl xmlns:w="http://schemas.openxmlformats.org/wordprocessingml/2006/main" w:ilvl="3">
+      <w:start w:val="1"/>
+      <w:numFmt w:val="bullet"/>
+      <w:lvlText w:val=""/>
+      <w:lvlJc w:val="left"/>
+      <w:pPr>
+        <w:ind w:left="2880" w:hanging="360"/>
+      </w:pPr>
+      <w:rPr>
+        <w:rFonts w:hint="default" w:ascii="Symbol" w:hAnsi="Symbol"/>
+      </w:rPr>
+    </w:lvl>
+    <w:lvl xmlns:w="http://schemas.openxmlformats.org/wordprocessingml/2006/main" w:ilvl="4">
+      <w:start w:val="1"/>
+      <w:numFmt w:val="bullet"/>
+      <w:lvlText w:val="o"/>
+      <w:lvlJc w:val="left"/>
+      <w:pPr>
+        <w:ind w:left="3600" w:hanging="360"/>
+      </w:pPr>
+      <w:rPr>
+        <w:rFonts w:hint="default" w:ascii="Courier New" w:hAnsi="Courier New"/>
+      </w:rPr>
+    </w:lvl>
+    <w:lvl xmlns:w="http://schemas.openxmlformats.org/wordprocessingml/2006/main" w:ilvl="5">
+      <w:start w:val="1"/>
+      <w:numFmt w:val="bullet"/>
+      <w:lvlText w:val=""/>
+      <w:lvlJc w:val="left"/>
+      <w:pPr>
+        <w:ind w:left="4320" w:hanging="360"/>
+      </w:pPr>
+      <w:rPr>
+        <w:rFonts w:hint="default" w:ascii="Wingdings" w:hAnsi="Wingdings"/>
+      </w:rPr>
+    </w:lvl>
+    <w:lvl xmlns:w="http://schemas.openxmlformats.org/wordprocessingml/2006/main" w:ilvl="6">
+      <w:start w:val="1"/>
+      <w:numFmt w:val="bullet"/>
+      <w:lvlText w:val=""/>
+      <w:lvlJc w:val="left"/>
+      <w:pPr>
+        <w:ind w:left="5040" w:hanging="360"/>
+      </w:pPr>
+      <w:rPr>
+        <w:rFonts w:hint="default" w:ascii="Symbol" w:hAnsi="Symbol"/>
+      </w:rPr>
+    </w:lvl>
+    <w:lvl xmlns:w="http://schemas.openxmlformats.org/wordprocessingml/2006/main" w:ilvl="7">
+      <w:start w:val="1"/>
+      <w:numFmt w:val="bullet"/>
+      <w:lvlText w:val="o"/>
+      <w:lvlJc w:val="left"/>
+      <w:pPr>
+        <w:ind w:left="5760" w:hanging="360"/>
+      </w:pPr>
+      <w:rPr>
+        <w:rFonts w:hint="default" w:ascii="Courier New" w:hAnsi="Courier New"/>
+      </w:rPr>
+    </w:lvl>
+    <w:lvl xmlns:w="http://schemas.openxmlformats.org/wordprocessingml/2006/main" w:ilvl="8">
+      <w:start w:val="1"/>
+      <w:numFmt w:val="bullet"/>
+      <w:lvlText w:val=""/>
+      <w:lvlJc w:val="left"/>
+      <w:pPr>
+        <w:ind w:left="6480" w:hanging="360"/>
+      </w:pPr>
+      <w:rPr>
+        <w:rFonts w:hint="default" w:ascii="Wingdings" w:hAnsi="Wingdings"/>
+      </w:rPr>
+    </w:lvl>
+  </w:abstractNum>
+  <w:abstractNum xmlns:w="http://schemas.openxmlformats.org/wordprocessingml/2006/main" w:abstractNumId="9">
+    <w:nsid w:val="75379564"/>
+    <w:multiLevelType xmlns:w="http://schemas.openxmlformats.org/wordprocessingml/2006/main" w:val="hybridMultilevel"/>
+    <w:lvl xmlns:w="http://schemas.openxmlformats.org/wordprocessingml/2006/main" w:ilvl="0">
+      <w:start w:val="1"/>
+      <w:numFmt w:val="bullet"/>
+      <w:lvlText w:val=""/>
+      <w:lvlJc w:val="left"/>
+      <w:pPr>
+        <w:ind w:left="720" w:hanging="360"/>
+      </w:pPr>
+      <w:rPr>
+        <w:rFonts w:hint="default" w:ascii="Symbol" w:hAnsi="Symbol"/>
+      </w:rPr>
+    </w:lvl>
+    <w:lvl xmlns:w="http://schemas.openxmlformats.org/wordprocessingml/2006/main" w:ilvl="1">
+      <w:start w:val="1"/>
+      <w:numFmt w:val="bullet"/>
+      <w:lvlText w:val="o"/>
+      <w:lvlJc w:val="left"/>
+      <w:pPr>
+        <w:ind w:left="1440" w:hanging="360"/>
+      </w:pPr>
+      <w:rPr>
+        <w:rFonts w:hint="default" w:ascii="Courier New" w:hAnsi="Courier New"/>
+      </w:rPr>
+    </w:lvl>
+    <w:lvl xmlns:w="http://schemas.openxmlformats.org/wordprocessingml/2006/main" w:ilvl="2">
+      <w:start w:val="1"/>
+      <w:numFmt w:val="bullet"/>
+      <w:lvlText w:val=""/>
+      <w:lvlJc w:val="left"/>
+      <w:pPr>
+        <w:ind w:left="2160" w:hanging="360"/>
+      </w:pPr>
+      <w:rPr>
+        <w:rFonts w:hint="default" w:ascii="Wingdings" w:hAnsi="Wingdings"/>
+      </w:rPr>
+    </w:lvl>
+    <w:lvl xmlns:w="http://schemas.openxmlformats.org/wordprocessingml/2006/main" w:ilvl="3">
+      <w:start w:val="1"/>
+      <w:numFmt w:val="bullet"/>
+      <w:lvlText w:val=""/>
+      <w:lvlJc w:val="left"/>
+      <w:pPr>
+        <w:ind w:left="2880" w:hanging="360"/>
+      </w:pPr>
+      <w:rPr>
+        <w:rFonts w:hint="default" w:ascii="Symbol" w:hAnsi="Symbol"/>
+      </w:rPr>
+    </w:lvl>
+    <w:lvl xmlns:w="http://schemas.openxmlformats.org/wordprocessingml/2006/main" w:ilvl="4">
+      <w:start w:val="1"/>
+      <w:numFmt w:val="bullet"/>
+      <w:lvlText w:val="o"/>
+      <w:lvlJc w:val="left"/>
+      <w:pPr>
+        <w:ind w:left="3600" w:hanging="360"/>
+      </w:pPr>
+      <w:rPr>
+        <w:rFonts w:hint="default" w:ascii="Courier New" w:hAnsi="Courier New"/>
+      </w:rPr>
+    </w:lvl>
+    <w:lvl xmlns:w="http://schemas.openxmlformats.org/wordprocessingml/2006/main" w:ilvl="5">
+      <w:start w:val="1"/>
+      <w:numFmt w:val="bullet"/>
+      <w:lvlText w:val=""/>
+      <w:lvlJc w:val="left"/>
+      <w:pPr>
+        <w:ind w:left="4320" w:hanging="360"/>
+      </w:pPr>
+      <w:rPr>
+        <w:rFonts w:hint="default" w:ascii="Wingdings" w:hAnsi="Wingdings"/>
+      </w:rPr>
+    </w:lvl>
+    <w:lvl xmlns:w="http://schemas.openxmlformats.org/wordprocessingml/2006/main" w:ilvl="6">
+      <w:start w:val="1"/>
+      <w:numFmt w:val="bullet"/>
+      <w:lvlText w:val=""/>
+      <w:lvlJc w:val="left"/>
+      <w:pPr>
+        <w:ind w:left="5040" w:hanging="360"/>
+      </w:pPr>
+      <w:rPr>
+        <w:rFonts w:hint="default" w:ascii="Symbol" w:hAnsi="Symbol"/>
+      </w:rPr>
+    </w:lvl>
+    <w:lvl xmlns:w="http://schemas.openxmlformats.org/wordprocessingml/2006/main" w:ilvl="7">
+      <w:start w:val="1"/>
+      <w:numFmt w:val="bullet"/>
+      <w:lvlText w:val="o"/>
+      <w:lvlJc w:val="left"/>
+      <w:pPr>
+        <w:ind w:left="5760" w:hanging="360"/>
+      </w:pPr>
+      <w:rPr>
+        <w:rFonts w:hint="default" w:ascii="Courier New" w:hAnsi="Courier New"/>
+      </w:rPr>
+    </w:lvl>
+    <w:lvl xmlns:w="http://schemas.openxmlformats.org/wordprocessingml/2006/main" w:ilvl="8">
+      <w:start w:val="1"/>
+      <w:numFmt w:val="bullet"/>
+      <w:lvlText w:val=""/>
+      <w:lvlJc w:val="left"/>
+      <w:pPr>
+        <w:ind w:left="6480" w:hanging="360"/>
+      </w:pPr>
+      <w:rPr>
+        <w:rFonts w:hint="default" w:ascii="Wingdings" w:hAnsi="Wingdings"/>
+      </w:rPr>
+    </w:lvl>
+  </w:abstractNum>
   <w:abstractNum w:abstractNumId="0">
     <w:nsid w:val="FFFFFF7C"/>
     <w:multiLevelType w:val="singleLevel"/>
@@ -940,7 +1511,7 @@
         <w:ind w:left="1440" w:hanging="360"/>
       </w:pPr>
       <w:rPr>
-        <w:rFonts w:ascii="Symbol" w:hAnsi="Symbol" w:hint="default"/>
+        <w:rFonts w:hint="default" w:ascii="Symbol" w:hAnsi="Symbol"/>
       </w:rPr>
     </w:lvl>
   </w:abstractNum>
@@ -961,7 +1532,7 @@
         <w:ind w:left="1080" w:hanging="360"/>
       </w:pPr>
       <w:rPr>
-        <w:rFonts w:ascii="Symbol" w:hAnsi="Symbol" w:hint="default"/>
+        <w:rFonts w:hint="default" w:ascii="Symbol" w:hAnsi="Symbol"/>
       </w:rPr>
     </w:lvl>
   </w:abstractNum>
@@ -982,7 +1553,7 @@
         <w:ind w:left="720" w:hanging="360"/>
       </w:pPr>
       <w:rPr>
-        <w:rFonts w:ascii="Symbol" w:hAnsi="Symbol" w:hint="default"/>
+        <w:rFonts w:hint="default" w:ascii="Symbol" w:hAnsi="Symbol"/>
       </w:rPr>
     </w:lvl>
   </w:abstractNum>
@@ -1021,10 +1592,16 @@
         <w:ind w:left="360" w:hanging="360"/>
       </w:pPr>
       <w:rPr>
-        <w:rFonts w:ascii="Symbol" w:hAnsi="Symbol" w:hint="default"/>
+        <w:rFonts w:hint="default" w:ascii="Symbol" w:hAnsi="Symbol"/>
       </w:rPr>
     </w:lvl>
   </w:abstractNum>
+  <w:num w:numId="11">
+    <w:abstractNumId w:val="10"/>
+  </w:num>
+  <w:num w:numId="10">
+    <w:abstractNumId w:val="9"/>
+  </w:num>
   <w:num w:numId="1">
     <w:abstractNumId w:val="8"/>
   </w:num>
@@ -1056,11 +1633,11 @@
 </file>
 
 <file path=word/styles.xml><?xml version="1.0" encoding="utf-8"?>
-<w:styles xmlns:mc="http://schemas.openxmlformats.org/markup-compatibility/2006" xmlns:r="http://schemas.openxmlformats.org/officeDocument/2006/relationships" xmlns:w="http://schemas.openxmlformats.org/wordprocessingml/2006/main" xmlns:w14="http://schemas.microsoft.com/office/word/2010/wordml" mc:Ignorable="w14">
+<w:styles xmlns:wp14="http://schemas.microsoft.com/office/word/2010/wordprocessingDrawing" xmlns:mc="http://schemas.openxmlformats.org/markup-compatibility/2006" xmlns:r="http://schemas.openxmlformats.org/officeDocument/2006/relationships" xmlns:w="http://schemas.openxmlformats.org/wordprocessingml/2006/main" xmlns:w14="http://schemas.microsoft.com/office/word/2010/wordml" mc:Ignorable="w14 wp14">
   <w:docDefaults>
     <w:rPrDefault>
       <w:rPr>
-        <w:rFonts w:asciiTheme="minorHAnsi" w:eastAsiaTheme="minorEastAsia" w:hAnsiTheme="minorHAnsi" w:cstheme="minorBidi"/>
+        <w:rFonts w:asciiTheme="minorHAnsi" w:hAnsiTheme="minorHAnsi" w:eastAsiaTheme="minorEastAsia" w:cstheme="minorBidi"/>
         <w:sz w:val="22"/>
         <w:szCs w:val="22"/>
         <w:lang w:val="en-US" w:eastAsia="en-US" w:bidi="ar-SA"/>
@@ -1073,8 +1650,8 @@
     </w:pPrDefault>
   </w:docDefaults>
   <w:latentStyles w:defLockedState="0" w:defUIPriority="99" w:defSemiHidden="1" w:defUnhideWhenUsed="1" w:defQFormat="0" w:count="276">
-    <w:lsdException w:name="Normal" w:semiHidden="0" w:uiPriority="0" w:unhideWhenUsed="0" w:qFormat="1"/>
-    <w:lsdException w:name="heading 1" w:semiHidden="0" w:uiPriority="9" w:unhideWhenUsed="0" w:qFormat="1"/>
+    <w:lsdException w:name="Normal" w:uiPriority="0" w:semiHidden="0" w:unhideWhenUsed="0" w:qFormat="1"/>
+    <w:lsdException w:name="heading 1" w:uiPriority="9" w:semiHidden="0" w:unhideWhenUsed="0" w:qFormat="1"/>
     <w:lsdException w:name="heading 2" w:uiPriority="9" w:qFormat="1"/>
     <w:lsdException w:name="heading 3" w:uiPriority="9" w:qFormat="1"/>
     <w:lsdException w:name="heading 4" w:uiPriority="9" w:qFormat="1"/>
@@ -1093,125 +1670,125 @@
     <w:lsdException w:name="toc 8" w:uiPriority="39"/>
     <w:lsdException w:name="toc 9" w:uiPriority="39"/>
     <w:lsdException w:name="caption" w:uiPriority="35" w:qFormat="1"/>
-    <w:lsdException w:name="Title" w:semiHidden="0" w:uiPriority="10" w:unhideWhenUsed="0" w:qFormat="1"/>
+    <w:lsdException w:name="Title" w:uiPriority="10" w:semiHidden="0" w:unhideWhenUsed="0" w:qFormat="1"/>
     <w:lsdException w:name="Default Paragraph Font" w:uiPriority="1"/>
-    <w:lsdException w:name="Subtitle" w:semiHidden="0" w:uiPriority="11" w:unhideWhenUsed="0" w:qFormat="1"/>
-    <w:lsdException w:name="Strong" w:semiHidden="0" w:uiPriority="22" w:unhideWhenUsed="0" w:qFormat="1"/>
-    <w:lsdException w:name="Emphasis" w:semiHidden="0" w:uiPriority="20" w:unhideWhenUsed="0" w:qFormat="1"/>
-    <w:lsdException w:name="Table Grid" w:semiHidden="0" w:uiPriority="59" w:unhideWhenUsed="0"/>
+    <w:lsdException w:name="Subtitle" w:uiPriority="11" w:semiHidden="0" w:unhideWhenUsed="0" w:qFormat="1"/>
+    <w:lsdException w:name="Strong" w:uiPriority="22" w:semiHidden="0" w:unhideWhenUsed="0" w:qFormat="1"/>
+    <w:lsdException w:name="Emphasis" w:uiPriority="20" w:semiHidden="0" w:unhideWhenUsed="0" w:qFormat="1"/>
+    <w:lsdException w:name="Table Grid" w:uiPriority="59" w:semiHidden="0" w:unhideWhenUsed="0"/>
     <w:lsdException w:name="Placeholder Text" w:unhideWhenUsed="0"/>
-    <w:lsdException w:name="No Spacing" w:semiHidden="0" w:uiPriority="1" w:unhideWhenUsed="0" w:qFormat="1"/>
-    <w:lsdException w:name="Light Shading" w:semiHidden="0" w:uiPriority="60" w:unhideWhenUsed="0"/>
-    <w:lsdException w:name="Light List" w:semiHidden="0" w:uiPriority="61" w:unhideWhenUsed="0"/>
-    <w:lsdException w:name="Light Grid" w:semiHidden="0" w:uiPriority="62" w:unhideWhenUsed="0"/>
-    <w:lsdException w:name="Medium Shading 1" w:semiHidden="0" w:uiPriority="63" w:unhideWhenUsed="0"/>
-    <w:lsdException w:name="Medium Shading 2" w:semiHidden="0" w:uiPriority="64" w:unhideWhenUsed="0"/>
-    <w:lsdException w:name="Medium List 1" w:semiHidden="0" w:uiPriority="65" w:unhideWhenUsed="0"/>
-    <w:lsdException w:name="Medium List 2" w:semiHidden="0" w:uiPriority="66" w:unhideWhenUsed="0"/>
-    <w:lsdException w:name="Medium Grid 1" w:semiHidden="0" w:uiPriority="67" w:unhideWhenUsed="0"/>
-    <w:lsdException w:name="Medium Grid 2" w:semiHidden="0" w:uiPriority="68" w:unhideWhenUsed="0"/>
-    <w:lsdException w:name="Medium Grid 3" w:semiHidden="0" w:uiPriority="69" w:unhideWhenUsed="0"/>
-    <w:lsdException w:name="Dark List" w:semiHidden="0" w:uiPriority="70" w:unhideWhenUsed="0"/>
-    <w:lsdException w:name="Colorful Shading" w:semiHidden="0" w:uiPriority="71" w:unhideWhenUsed="0"/>
-    <w:lsdException w:name="Colorful List" w:semiHidden="0" w:uiPriority="72" w:unhideWhenUsed="0"/>
-    <w:lsdException w:name="Colorful Grid" w:semiHidden="0" w:uiPriority="73" w:unhideWhenUsed="0"/>
-    <w:lsdException w:name="Light Shading Accent 1" w:semiHidden="0" w:uiPriority="60" w:unhideWhenUsed="0"/>
-    <w:lsdException w:name="Light List Accent 1" w:semiHidden="0" w:uiPriority="61" w:unhideWhenUsed="0"/>
-    <w:lsdException w:name="Light Grid Accent 1" w:semiHidden="0" w:uiPriority="62" w:unhideWhenUsed="0"/>
-    <w:lsdException w:name="Medium Shading 1 Accent 1" w:semiHidden="0" w:uiPriority="63" w:unhideWhenUsed="0"/>
-    <w:lsdException w:name="Medium Shading 2 Accent 1" w:semiHidden="0" w:uiPriority="64" w:unhideWhenUsed="0"/>
-    <w:lsdException w:name="Medium List 1 Accent 1" w:semiHidden="0" w:uiPriority="65" w:unhideWhenUsed="0"/>
+    <w:lsdException w:name="No Spacing" w:uiPriority="1" w:semiHidden="0" w:unhideWhenUsed="0" w:qFormat="1"/>
+    <w:lsdException w:name="Light Shading" w:uiPriority="60" w:semiHidden="0" w:unhideWhenUsed="0"/>
+    <w:lsdException w:name="Light List" w:uiPriority="61" w:semiHidden="0" w:unhideWhenUsed="0"/>
+    <w:lsdException w:name="Light Grid" w:uiPriority="62" w:semiHidden="0" w:unhideWhenUsed="0"/>
+    <w:lsdException w:name="Medium Shading 1" w:uiPriority="63" w:semiHidden="0" w:unhideWhenUsed="0"/>
+    <w:lsdException w:name="Medium Shading 2" w:uiPriority="64" w:semiHidden="0" w:unhideWhenUsed="0"/>
+    <w:lsdException w:name="Medium List 1" w:uiPriority="65" w:semiHidden="0" w:unhideWhenUsed="0"/>
+    <w:lsdException w:name="Medium List 2" w:uiPriority="66" w:semiHidden="0" w:unhideWhenUsed="0"/>
+    <w:lsdException w:name="Medium Grid 1" w:uiPriority="67" w:semiHidden="0" w:unhideWhenUsed="0"/>
+    <w:lsdException w:name="Medium Grid 2" w:uiPriority="68" w:semiHidden="0" w:unhideWhenUsed="0"/>
+    <w:lsdException w:name="Medium Grid 3" w:uiPriority="69" w:semiHidden="0" w:unhideWhenUsed="0"/>
+    <w:lsdException w:name="Dark List" w:uiPriority="70" w:semiHidden="0" w:unhideWhenUsed="0"/>
+    <w:lsdException w:name="Colorful Shading" w:uiPriority="71" w:semiHidden="0" w:unhideWhenUsed="0"/>
+    <w:lsdException w:name="Colorful List" w:uiPriority="72" w:semiHidden="0" w:unhideWhenUsed="0"/>
+    <w:lsdException w:name="Colorful Grid" w:uiPriority="73" w:semiHidden="0" w:unhideWhenUsed="0"/>
+    <w:lsdException w:name="Light Shading Accent 1" w:uiPriority="60" w:semiHidden="0" w:unhideWhenUsed="0"/>
+    <w:lsdException w:name="Light List Accent 1" w:uiPriority="61" w:semiHidden="0" w:unhideWhenUsed="0"/>
+    <w:lsdException w:name="Light Grid Accent 1" w:uiPriority="62" w:semiHidden="0" w:unhideWhenUsed="0"/>
+    <w:lsdException w:name="Medium Shading 1 Accent 1" w:uiPriority="63" w:semiHidden="0" w:unhideWhenUsed="0"/>
+    <w:lsdException w:name="Medium Shading 2 Accent 1" w:uiPriority="64" w:semiHidden="0" w:unhideWhenUsed="0"/>
+    <w:lsdException w:name="Medium List 1 Accent 1" w:uiPriority="65" w:semiHidden="0" w:unhideWhenUsed="0"/>
     <w:lsdException w:name="Revision" w:unhideWhenUsed="0"/>
-    <w:lsdException w:name="List Paragraph" w:semiHidden="0" w:uiPriority="34" w:unhideWhenUsed="0" w:qFormat="1"/>
-    <w:lsdException w:name="Quote" w:semiHidden="0" w:uiPriority="29" w:unhideWhenUsed="0" w:qFormat="1"/>
-    <w:lsdException w:name="Intense Quote" w:semiHidden="0" w:uiPriority="30" w:unhideWhenUsed="0" w:qFormat="1"/>
-    <w:lsdException w:name="Medium List 2 Accent 1" w:semiHidden="0" w:uiPriority="66" w:unhideWhenUsed="0"/>
-    <w:lsdException w:name="Medium Grid 1 Accent 1" w:semiHidden="0" w:uiPriority="67" w:unhideWhenUsed="0"/>
-    <w:lsdException w:name="Medium Grid 2 Accent 1" w:semiHidden="0" w:uiPriority="68" w:unhideWhenUsed="0"/>
-    <w:lsdException w:name="Medium Grid 3 Accent 1" w:semiHidden="0" w:uiPriority="69" w:unhideWhenUsed="0"/>
-    <w:lsdException w:name="Dark List Accent 1" w:semiHidden="0" w:uiPriority="70" w:unhideWhenUsed="0"/>
-    <w:lsdException w:name="Colorful Shading Accent 1" w:semiHidden="0" w:uiPriority="71" w:unhideWhenUsed="0"/>
-    <w:lsdException w:name="Colorful List Accent 1" w:semiHidden="0" w:uiPriority="72" w:unhideWhenUsed="0"/>
-    <w:lsdException w:name="Colorful Grid Accent 1" w:semiHidden="0" w:uiPriority="73" w:unhideWhenUsed="0"/>
-    <w:lsdException w:name="Light Shading Accent 2" w:semiHidden="0" w:uiPriority="60" w:unhideWhenUsed="0"/>
-    <w:lsdException w:name="Light List Accent 2" w:semiHidden="0" w:uiPriority="61" w:unhideWhenUsed="0"/>
-    <w:lsdException w:name="Light Grid Accent 2" w:semiHidden="0" w:uiPriority="62" w:unhideWhenUsed="0"/>
-    <w:lsdException w:name="Medium Shading 1 Accent 2" w:semiHidden="0" w:uiPriority="63" w:unhideWhenUsed="0"/>
-    <w:lsdException w:name="Medium Shading 2 Accent 2" w:semiHidden="0" w:uiPriority="64" w:unhideWhenUsed="0"/>
-    <w:lsdException w:name="Medium List 1 Accent 2" w:semiHidden="0" w:uiPriority="65" w:unhideWhenUsed="0"/>
-    <w:lsdException w:name="Medium List 2 Accent 2" w:semiHidden="0" w:uiPriority="66" w:unhideWhenUsed="0"/>
-    <w:lsdException w:name="Medium Grid 1 Accent 2" w:semiHidden="0" w:uiPriority="67" w:unhideWhenUsed="0"/>
-    <w:lsdException w:name="Medium Grid 2 Accent 2" w:semiHidden="0" w:uiPriority="68" w:unhideWhenUsed="0"/>
-    <w:lsdException w:name="Medium Grid 3 Accent 2" w:semiHidden="0" w:uiPriority="69" w:unhideWhenUsed="0"/>
-    <w:lsdException w:name="Dark List Accent 2" w:semiHidden="0" w:uiPriority="70" w:unhideWhenUsed="0"/>
-    <w:lsdException w:name="Colorful Shading Accent 2" w:semiHidden="0" w:uiPriority="71" w:unhideWhenUsed="0"/>
-    <w:lsdException w:name="Colorful List Accent 2" w:semiHidden="0" w:uiPriority="72" w:unhideWhenUsed="0"/>
-    <w:lsdException w:name="Colorful Grid Accent 2" w:semiHidden="0" w:uiPriority="73" w:unhideWhenUsed="0"/>
-    <w:lsdException w:name="Light Shading Accent 3" w:semiHidden="0" w:uiPriority="60" w:unhideWhenUsed="0"/>
-    <w:lsdException w:name="Light List Accent 3" w:semiHidden="0" w:uiPriority="61" w:unhideWhenUsed="0"/>
-    <w:lsdException w:name="Light Grid Accent 3" w:semiHidden="0" w:uiPriority="62" w:unhideWhenUsed="0"/>
-    <w:lsdException w:name="Medium Shading 1 Accent 3" w:semiHidden="0" w:uiPriority="63" w:unhideWhenUsed="0"/>
-    <w:lsdException w:name="Medium Shading 2 Accent 3" w:semiHidden="0" w:uiPriority="64" w:unhideWhenUsed="0"/>
-    <w:lsdException w:name="Medium List 1 Accent 3" w:semiHidden="0" w:uiPriority="65" w:unhideWhenUsed="0"/>
-    <w:lsdException w:name="Medium List 2 Accent 3" w:semiHidden="0" w:uiPriority="66" w:unhideWhenUsed="0"/>
-    <w:lsdException w:name="Medium Grid 1 Accent 3" w:semiHidden="0" w:uiPriority="67" w:unhideWhenUsed="0"/>
-    <w:lsdException w:name="Medium Grid 2 Accent 3" w:semiHidden="0" w:uiPriority="68" w:unhideWhenUsed="0"/>
-    <w:lsdException w:name="Medium Grid 3 Accent 3" w:semiHidden="0" w:uiPriority="69" w:unhideWhenUsed="0"/>
-    <w:lsdException w:name="Dark List Accent 3" w:semiHidden="0" w:uiPriority="70" w:unhideWhenUsed="0"/>
-    <w:lsdException w:name="Colorful Shading Accent 3" w:semiHidden="0" w:uiPriority="71" w:unhideWhenUsed="0"/>
-    <w:lsdException w:name="Colorful List Accent 3" w:semiHidden="0" w:uiPriority="72" w:unhideWhenUsed="0"/>
-    <w:lsdException w:name="Colorful Grid Accent 3" w:semiHidden="0" w:uiPriority="73" w:unhideWhenUsed="0"/>
-    <w:lsdException w:name="Light Shading Accent 4" w:semiHidden="0" w:uiPriority="60" w:unhideWhenUsed="0"/>
-    <w:lsdException w:name="Light List Accent 4" w:semiHidden="0" w:uiPriority="61" w:unhideWhenUsed="0"/>
-    <w:lsdException w:name="Light Grid Accent 4" w:semiHidden="0" w:uiPriority="62" w:unhideWhenUsed="0"/>
-    <w:lsdException w:name="Medium Shading 1 Accent 4" w:semiHidden="0" w:uiPriority="63" w:unhideWhenUsed="0"/>
-    <w:lsdException w:name="Medium Shading 2 Accent 4" w:semiHidden="0" w:uiPriority="64" w:unhideWhenUsed="0"/>
-    <w:lsdException w:name="Medium List 1 Accent 4" w:semiHidden="0" w:uiPriority="65" w:unhideWhenUsed="0"/>
-    <w:lsdException w:name="Medium List 2 Accent 4" w:semiHidden="0" w:uiPriority="66" w:unhideWhenUsed="0"/>
-    <w:lsdException w:name="Medium Grid 1 Accent 4" w:semiHidden="0" w:uiPriority="67" w:unhideWhenUsed="0"/>
-    <w:lsdException w:name="Medium Grid 2 Accent 4" w:semiHidden="0" w:uiPriority="68" w:unhideWhenUsed="0"/>
-    <w:lsdException w:name="Medium Grid 3 Accent 4" w:semiHidden="0" w:uiPriority="69" w:unhideWhenUsed="0"/>
-    <w:lsdException w:name="Dark List Accent 4" w:semiHidden="0" w:uiPriority="70" w:unhideWhenUsed="0"/>
-    <w:lsdException w:name="Colorful Shading Accent 4" w:semiHidden="0" w:uiPriority="71" w:unhideWhenUsed="0"/>
-    <w:lsdException w:name="Colorful List Accent 4" w:semiHidden="0" w:uiPriority="72" w:unhideWhenUsed="0"/>
-    <w:lsdException w:name="Colorful Grid Accent 4" w:semiHidden="0" w:uiPriority="73" w:unhideWhenUsed="0"/>
-    <w:lsdException w:name="Light Shading Accent 5" w:semiHidden="0" w:uiPriority="60" w:unhideWhenUsed="0"/>
-    <w:lsdException w:name="Light List Accent 5" w:semiHidden="0" w:uiPriority="61" w:unhideWhenUsed="0"/>
-    <w:lsdException w:name="Light Grid Accent 5" w:semiHidden="0" w:uiPriority="62" w:unhideWhenUsed="0"/>
-    <w:lsdException w:name="Medium Shading 1 Accent 5" w:semiHidden="0" w:uiPriority="63" w:unhideWhenUsed="0"/>
-    <w:lsdException w:name="Medium Shading 2 Accent 5" w:semiHidden="0" w:uiPriority="64" w:unhideWhenUsed="0"/>
-    <w:lsdException w:name="Medium List 1 Accent 5" w:semiHidden="0" w:uiPriority="65" w:unhideWhenUsed="0"/>
-    <w:lsdException w:name="Medium List 2 Accent 5" w:semiHidden="0" w:uiPriority="66" w:unhideWhenUsed="0"/>
-    <w:lsdException w:name="Medium Grid 1 Accent 5" w:semiHidden="0" w:uiPriority="67" w:unhideWhenUsed="0"/>
-    <w:lsdException w:name="Medium Grid 2 Accent 5" w:semiHidden="0" w:uiPriority="68" w:unhideWhenUsed="0"/>
-    <w:lsdException w:name="Medium Grid 3 Accent 5" w:semiHidden="0" w:uiPriority="69" w:unhideWhenUsed="0"/>
-    <w:lsdException w:name="Dark List Accent 5" w:semiHidden="0" w:uiPriority="70" w:unhideWhenUsed="0"/>
-    <w:lsdException w:name="Colorful Shading Accent 5" w:semiHidden="0" w:uiPriority="71" w:unhideWhenUsed="0"/>
-    <w:lsdException w:name="Colorful List Accent 5" w:semiHidden="0" w:uiPriority="72" w:unhideWhenUsed="0"/>
-    <w:lsdException w:name="Colorful Grid Accent 5" w:semiHidden="0" w:uiPriority="73" w:unhideWhenUsed="0"/>
-    <w:lsdException w:name="Light Shading Accent 6" w:semiHidden="0" w:uiPriority="60" w:unhideWhenUsed="0"/>
-    <w:lsdException w:name="Light List Accent 6" w:semiHidden="0" w:uiPriority="61" w:unhideWhenUsed="0"/>
-    <w:lsdException w:name="Light Grid Accent 6" w:semiHidden="0" w:uiPriority="62" w:unhideWhenUsed="0"/>
-    <w:lsdException w:name="Medium Shading 1 Accent 6" w:semiHidden="0" w:uiPriority="63" w:unhideWhenUsed="0"/>
-    <w:lsdException w:name="Medium Shading 2 Accent 6" w:semiHidden="0" w:uiPriority="64" w:unhideWhenUsed="0"/>
-    <w:lsdException w:name="Medium List 1 Accent 6" w:semiHidden="0" w:uiPriority="65" w:unhideWhenUsed="0"/>
-    <w:lsdException w:name="Medium List 2 Accent 6" w:semiHidden="0" w:uiPriority="66" w:unhideWhenUsed="0"/>
-    <w:lsdException w:name="Medium Grid 1 Accent 6" w:semiHidden="0" w:uiPriority="67" w:unhideWhenUsed="0"/>
-    <w:lsdException w:name="Medium Grid 2 Accent 6" w:semiHidden="0" w:uiPriority="68" w:unhideWhenUsed="0"/>
-    <w:lsdException w:name="Medium Grid 3 Accent 6" w:semiHidden="0" w:uiPriority="69" w:unhideWhenUsed="0"/>
-    <w:lsdException w:name="Dark List Accent 6" w:semiHidden="0" w:uiPriority="70" w:unhideWhenUsed="0"/>
-    <w:lsdException w:name="Colorful Shading Accent 6" w:semiHidden="0" w:uiPriority="71" w:unhideWhenUsed="0"/>
-    <w:lsdException w:name="Colorful List Accent 6" w:semiHidden="0" w:uiPriority="72" w:unhideWhenUsed="0"/>
-    <w:lsdException w:name="Colorful Grid Accent 6" w:semiHidden="0" w:uiPriority="73" w:unhideWhenUsed="0"/>
-    <w:lsdException w:name="Subtle Emphasis" w:semiHidden="0" w:uiPriority="19" w:unhideWhenUsed="0" w:qFormat="1"/>
-    <w:lsdException w:name="Intense Emphasis" w:semiHidden="0" w:uiPriority="21" w:unhideWhenUsed="0" w:qFormat="1"/>
-    <w:lsdException w:name="Subtle Reference" w:semiHidden="0" w:uiPriority="31" w:unhideWhenUsed="0" w:qFormat="1"/>
-    <w:lsdException w:name="Intense Reference" w:semiHidden="0" w:uiPriority="32" w:unhideWhenUsed="0" w:qFormat="1"/>
-    <w:lsdException w:name="Book Title" w:semiHidden="0" w:uiPriority="33" w:unhideWhenUsed="0" w:qFormat="1"/>
+    <w:lsdException w:name="List Paragraph" w:uiPriority="34" w:semiHidden="0" w:unhideWhenUsed="0" w:qFormat="1"/>
+    <w:lsdException w:name="Quote" w:uiPriority="29" w:semiHidden="0" w:unhideWhenUsed="0" w:qFormat="1"/>
+    <w:lsdException w:name="Intense Quote" w:uiPriority="30" w:semiHidden="0" w:unhideWhenUsed="0" w:qFormat="1"/>
+    <w:lsdException w:name="Medium List 2 Accent 1" w:uiPriority="66" w:semiHidden="0" w:unhideWhenUsed="0"/>
+    <w:lsdException w:name="Medium Grid 1 Accent 1" w:uiPriority="67" w:semiHidden="0" w:unhideWhenUsed="0"/>
+    <w:lsdException w:name="Medium Grid 2 Accent 1" w:uiPriority="68" w:semiHidden="0" w:unhideWhenUsed="0"/>
+    <w:lsdException w:name="Medium Grid 3 Accent 1" w:uiPriority="69" w:semiHidden="0" w:unhideWhenUsed="0"/>
+    <w:lsdException w:name="Dark List Accent 1" w:uiPriority="70" w:semiHidden="0" w:unhideWhenUsed="0"/>
+    <w:lsdException w:name="Colorful Shading Accent 1" w:uiPriority="71" w:semiHidden="0" w:unhideWhenUsed="0"/>
+    <w:lsdException w:name="Colorful List Accent 1" w:uiPriority="72" w:semiHidden="0" w:unhideWhenUsed="0"/>
+    <w:lsdException w:name="Colorful Grid Accent 1" w:uiPriority="73" w:semiHidden="0" w:unhideWhenUsed="0"/>
+    <w:lsdException w:name="Light Shading Accent 2" w:uiPriority="60" w:semiHidden="0" w:unhideWhenUsed="0"/>
+    <w:lsdException w:name="Light List Accent 2" w:uiPriority="61" w:semiHidden="0" w:unhideWhenUsed="0"/>
+    <w:lsdException w:name="Light Grid Accent 2" w:uiPriority="62" w:semiHidden="0" w:unhideWhenUsed="0"/>
+    <w:lsdException w:name="Medium Shading 1 Accent 2" w:uiPriority="63" w:semiHidden="0" w:unhideWhenUsed="0"/>
+    <w:lsdException w:name="Medium Shading 2 Accent 2" w:uiPriority="64" w:semiHidden="0" w:unhideWhenUsed="0"/>
+    <w:lsdException w:name="Medium List 1 Accent 2" w:uiPriority="65" w:semiHidden="0" w:unhideWhenUsed="0"/>
+    <w:lsdException w:name="Medium List 2 Accent 2" w:uiPriority="66" w:semiHidden="0" w:unhideWhenUsed="0"/>
+    <w:lsdException w:name="Medium Grid 1 Accent 2" w:uiPriority="67" w:semiHidden="0" w:unhideWhenUsed="0"/>
+    <w:lsdException w:name="Medium Grid 2 Accent 2" w:uiPriority="68" w:semiHidden="0" w:unhideWhenUsed="0"/>
+    <w:lsdException w:name="Medium Grid 3 Accent 2" w:uiPriority="69" w:semiHidden="0" w:unhideWhenUsed="0"/>
+    <w:lsdException w:name="Dark List Accent 2" w:uiPriority="70" w:semiHidden="0" w:unhideWhenUsed="0"/>
+    <w:lsdException w:name="Colorful Shading Accent 2" w:uiPriority="71" w:semiHidden="0" w:unhideWhenUsed="0"/>
+    <w:lsdException w:name="Colorful List Accent 2" w:uiPriority="72" w:semiHidden="0" w:unhideWhenUsed="0"/>
+    <w:lsdException w:name="Colorful Grid Accent 2" w:uiPriority="73" w:semiHidden="0" w:unhideWhenUsed="0"/>
+    <w:lsdException w:name="Light Shading Accent 3" w:uiPriority="60" w:semiHidden="0" w:unhideWhenUsed="0"/>
+    <w:lsdException w:name="Light List Accent 3" w:uiPriority="61" w:semiHidden="0" w:unhideWhenUsed="0"/>
+    <w:lsdException w:name="Light Grid Accent 3" w:uiPriority="62" w:semiHidden="0" w:unhideWhenUsed="0"/>
+    <w:lsdException w:name="Medium Shading 1 Accent 3" w:uiPriority="63" w:semiHidden="0" w:unhideWhenUsed="0"/>
+    <w:lsdException w:name="Medium Shading 2 Accent 3" w:uiPriority="64" w:semiHidden="0" w:unhideWhenUsed="0"/>
+    <w:lsdException w:name="Medium List 1 Accent 3" w:uiPriority="65" w:semiHidden="0" w:unhideWhenUsed="0"/>
+    <w:lsdException w:name="Medium List 2 Accent 3" w:uiPriority="66" w:semiHidden="0" w:unhideWhenUsed="0"/>
+    <w:lsdException w:name="Medium Grid 1 Accent 3" w:uiPriority="67" w:semiHidden="0" w:unhideWhenUsed="0"/>
+    <w:lsdException w:name="Medium Grid 2 Accent 3" w:uiPriority="68" w:semiHidden="0" w:unhideWhenUsed="0"/>
+    <w:lsdException w:name="Medium Grid 3 Accent 3" w:uiPriority="69" w:semiHidden="0" w:unhideWhenUsed="0"/>
+    <w:lsdException w:name="Dark List Accent 3" w:uiPriority="70" w:semiHidden="0" w:unhideWhenUsed="0"/>
+    <w:lsdException w:name="Colorful Shading Accent 3" w:uiPriority="71" w:semiHidden="0" w:unhideWhenUsed="0"/>
+    <w:lsdException w:name="Colorful List Accent 3" w:uiPriority="72" w:semiHidden="0" w:unhideWhenUsed="0"/>
+    <w:lsdException w:name="Colorful Grid Accent 3" w:uiPriority="73" w:semiHidden="0" w:unhideWhenUsed="0"/>
+    <w:lsdException w:name="Light Shading Accent 4" w:uiPriority="60" w:semiHidden="0" w:unhideWhenUsed="0"/>
+    <w:lsdException w:name="Light List Accent 4" w:uiPriority="61" w:semiHidden="0" w:unhideWhenUsed="0"/>
+    <w:lsdException w:name="Light Grid Accent 4" w:uiPriority="62" w:semiHidden="0" w:unhideWhenUsed="0"/>
+    <w:lsdException w:name="Medium Shading 1 Accent 4" w:uiPriority="63" w:semiHidden="0" w:unhideWhenUsed="0"/>
+    <w:lsdException w:name="Medium Shading 2 Accent 4" w:uiPriority="64" w:semiHidden="0" w:unhideWhenUsed="0"/>
+    <w:lsdException w:name="Medium List 1 Accent 4" w:uiPriority="65" w:semiHidden="0" w:unhideWhenUsed="0"/>
+    <w:lsdException w:name="Medium List 2 Accent 4" w:uiPriority="66" w:semiHidden="0" w:unhideWhenUsed="0"/>
+    <w:lsdException w:name="Medium Grid 1 Accent 4" w:uiPriority="67" w:semiHidden="0" w:unhideWhenUsed="0"/>
+    <w:lsdException w:name="Medium Grid 2 Accent 4" w:uiPriority="68" w:semiHidden="0" w:unhideWhenUsed="0"/>
+    <w:lsdException w:name="Medium Grid 3 Accent 4" w:uiPriority="69" w:semiHidden="0" w:unhideWhenUsed="0"/>
+    <w:lsdException w:name="Dark List Accent 4" w:uiPriority="70" w:semiHidden="0" w:unhideWhenUsed="0"/>
+    <w:lsdException w:name="Colorful Shading Accent 4" w:uiPriority="71" w:semiHidden="0" w:unhideWhenUsed="0"/>
+    <w:lsdException w:name="Colorful List Accent 4" w:uiPriority="72" w:semiHidden="0" w:unhideWhenUsed="0"/>
+    <w:lsdException w:name="Colorful Grid Accent 4" w:uiPriority="73" w:semiHidden="0" w:unhideWhenUsed="0"/>
+    <w:lsdException w:name="Light Shading Accent 5" w:uiPriority="60" w:semiHidden="0" w:unhideWhenUsed="0"/>
+    <w:lsdException w:name="Light List Accent 5" w:uiPriority="61" w:semiHidden="0" w:unhideWhenUsed="0"/>
+    <w:lsdException w:name="Light Grid Accent 5" w:uiPriority="62" w:semiHidden="0" w:unhideWhenUsed="0"/>
+    <w:lsdException w:name="Medium Shading 1 Accent 5" w:uiPriority="63" w:semiHidden="0" w:unhideWhenUsed="0"/>
+    <w:lsdException w:name="Medium Shading 2 Accent 5" w:uiPriority="64" w:semiHidden="0" w:unhideWhenUsed="0"/>
+    <w:lsdException w:name="Medium List 1 Accent 5" w:uiPriority="65" w:semiHidden="0" w:unhideWhenUsed="0"/>
+    <w:lsdException w:name="Medium List 2 Accent 5" w:uiPriority="66" w:semiHidden="0" w:unhideWhenUsed="0"/>
+    <w:lsdException w:name="Medium Grid 1 Accent 5" w:uiPriority="67" w:semiHidden="0" w:unhideWhenUsed="0"/>
+    <w:lsdException w:name="Medium Grid 2 Accent 5" w:uiPriority="68" w:semiHidden="0" w:unhideWhenUsed="0"/>
+    <w:lsdException w:name="Medium Grid 3 Accent 5" w:uiPriority="69" w:semiHidden="0" w:unhideWhenUsed="0"/>
+    <w:lsdException w:name="Dark List Accent 5" w:uiPriority="70" w:semiHidden="0" w:unhideWhenUsed="0"/>
+    <w:lsdException w:name="Colorful Shading Accent 5" w:uiPriority="71" w:semiHidden="0" w:unhideWhenUsed="0"/>
+    <w:lsdException w:name="Colorful List Accent 5" w:uiPriority="72" w:semiHidden="0" w:unhideWhenUsed="0"/>
+    <w:lsdException w:name="Colorful Grid Accent 5" w:uiPriority="73" w:semiHidden="0" w:unhideWhenUsed="0"/>
+    <w:lsdException w:name="Light Shading Accent 6" w:uiPriority="60" w:semiHidden="0" w:unhideWhenUsed="0"/>
+    <w:lsdException w:name="Light List Accent 6" w:uiPriority="61" w:semiHidden="0" w:unhideWhenUsed="0"/>
+    <w:lsdException w:name="Light Grid Accent 6" w:uiPriority="62" w:semiHidden="0" w:unhideWhenUsed="0"/>
+    <w:lsdException w:name="Medium Shading 1 Accent 6" w:uiPriority="63" w:semiHidden="0" w:unhideWhenUsed="0"/>
+    <w:lsdException w:name="Medium Shading 2 Accent 6" w:uiPriority="64" w:semiHidden="0" w:unhideWhenUsed="0"/>
+    <w:lsdException w:name="Medium List 1 Accent 6" w:uiPriority="65" w:semiHidden="0" w:unhideWhenUsed="0"/>
+    <w:lsdException w:name="Medium List 2 Accent 6" w:uiPriority="66" w:semiHidden="0" w:unhideWhenUsed="0"/>
+    <w:lsdException w:name="Medium Grid 1 Accent 6" w:uiPriority="67" w:semiHidden="0" w:unhideWhenUsed="0"/>
+    <w:lsdException w:name="Medium Grid 2 Accent 6" w:uiPriority="68" w:semiHidden="0" w:unhideWhenUsed="0"/>
+    <w:lsdException w:name="Medium Grid 3 Accent 6" w:uiPriority="69" w:semiHidden="0" w:unhideWhenUsed="0"/>
+    <w:lsdException w:name="Dark List Accent 6" w:uiPriority="70" w:semiHidden="0" w:unhideWhenUsed="0"/>
+    <w:lsdException w:name="Colorful Shading Accent 6" w:uiPriority="71" w:semiHidden="0" w:unhideWhenUsed="0"/>
+    <w:lsdException w:name="Colorful List Accent 6" w:uiPriority="72" w:semiHidden="0" w:unhideWhenUsed="0"/>
+    <w:lsdException w:name="Colorful Grid Accent 6" w:uiPriority="73" w:semiHidden="0" w:unhideWhenUsed="0"/>
+    <w:lsdException w:name="Subtle Emphasis" w:uiPriority="19" w:semiHidden="0" w:unhideWhenUsed="0" w:qFormat="1"/>
+    <w:lsdException w:name="Intense Emphasis" w:uiPriority="21" w:semiHidden="0" w:unhideWhenUsed="0" w:qFormat="1"/>
+    <w:lsdException w:name="Subtle Reference" w:uiPriority="31" w:semiHidden="0" w:unhideWhenUsed="0" w:qFormat="1"/>
+    <w:lsdException w:name="Intense Reference" w:uiPriority="32" w:semiHidden="0" w:unhideWhenUsed="0" w:qFormat="1"/>
+    <w:lsdException w:name="Book Title" w:uiPriority="33" w:semiHidden="0" w:unhideWhenUsed="0" w:qFormat="1"/>
     <w:lsdException w:name="Bibliography" w:uiPriority="37"/>
     <w:lsdException w:name="TOC Heading" w:uiPriority="39" w:qFormat="1"/>
   </w:latentStyles>
-  <w:style w:type="paragraph" w:default="1" w:styleId="Normal">
+  <w:style w:type="paragraph" w:styleId="Normal" w:default="1">
     <w:name w:val="Normal"/>
     <w:qFormat/>
     <w:rsid w:val="00FC693F"/>
@@ -1231,7 +1808,7 @@
       <w:spacing w:after="0" w:line="240" w:lineRule="auto"/>
     </w:pPr>
   </w:style>
-  <w:style w:type="character" w:customStyle="1" w:styleId="HeaderChar">
+  <w:style w:type="character" w:styleId="HeaderChar" w:customStyle="1">
     <w:name w:val="Header Char"/>
     <w:basedOn w:val="DefaultParagraphFont"/>
     <w:link w:val="Header"/>
@@ -1253,7 +1830,7 @@
       <w:spacing w:after="0" w:line="240" w:lineRule="auto"/>
     </w:pPr>
   </w:style>
-  <w:style w:type="character" w:customStyle="1" w:styleId="FooterChar">
+  <w:style w:type="character" w:styleId="FooterChar" w:customStyle="1">
     <w:name w:val="Footer Char"/>
     <w:basedOn w:val="DefaultParagraphFont"/>
     <w:link w:val="Footer"/>
@@ -1275,7 +1852,7 @@
       <w:outlineLvl w:val="0"/>
     </w:pPr>
     <w:rPr>
-      <w:rFonts w:asciiTheme="majorHAnsi" w:eastAsiaTheme="majorEastAsia" w:hAnsiTheme="majorHAnsi" w:cstheme="majorBidi"/>
+      <w:rFonts w:asciiTheme="majorHAnsi" w:hAnsiTheme="majorHAnsi" w:eastAsiaTheme="majorEastAsia" w:cstheme="majorBidi"/>
       <w:b/>
       <w:bCs/>
       <w:color w:val="365F91" w:themeColor="accent1" w:themeShade="BF"/>
@@ -1299,7 +1876,7 @@
       <w:outlineLvl w:val="1"/>
     </w:pPr>
     <w:rPr>
-      <w:rFonts w:asciiTheme="majorHAnsi" w:eastAsiaTheme="majorEastAsia" w:hAnsiTheme="majorHAnsi" w:cstheme="majorBidi"/>
+      <w:rFonts w:asciiTheme="majorHAnsi" w:hAnsiTheme="majorHAnsi" w:eastAsiaTheme="majorEastAsia" w:cstheme="majorBidi"/>
       <w:b/>
       <w:bCs/>
       <w:color w:val="4F81BD" w:themeColor="accent1"/>
@@ -1323,7 +1900,7 @@
       <w:outlineLvl w:val="2"/>
     </w:pPr>
     <w:rPr>
-      <w:rFonts w:asciiTheme="majorHAnsi" w:eastAsiaTheme="majorEastAsia" w:hAnsiTheme="majorHAnsi" w:cstheme="majorBidi"/>
+      <w:rFonts w:asciiTheme="majorHAnsi" w:hAnsiTheme="majorHAnsi" w:eastAsiaTheme="majorEastAsia" w:cstheme="majorBidi"/>
       <w:b/>
       <w:bCs/>
       <w:color w:val="4F81BD" w:themeColor="accent1"/>
@@ -1346,7 +1923,7 @@
       <w:outlineLvl w:val="3"/>
     </w:pPr>
     <w:rPr>
-      <w:rFonts w:asciiTheme="majorHAnsi" w:eastAsiaTheme="majorEastAsia" w:hAnsiTheme="majorHAnsi" w:cstheme="majorBidi"/>
+      <w:rFonts w:asciiTheme="majorHAnsi" w:hAnsiTheme="majorHAnsi" w:eastAsiaTheme="majorEastAsia" w:cstheme="majorBidi"/>
       <w:b/>
       <w:bCs/>
       <w:i/>
@@ -1371,7 +1948,7 @@
       <w:outlineLvl w:val="4"/>
     </w:pPr>
     <w:rPr>
-      <w:rFonts w:asciiTheme="majorHAnsi" w:eastAsiaTheme="majorEastAsia" w:hAnsiTheme="majorHAnsi" w:cstheme="majorBidi"/>
+      <w:rFonts w:asciiTheme="majorHAnsi" w:hAnsiTheme="majorHAnsi" w:eastAsiaTheme="majorEastAsia" w:cstheme="majorBidi"/>
       <w:color w:val="243F60" w:themeColor="accent1" w:themeShade="7F"/>
     </w:rPr>
   </w:style>
@@ -1392,7 +1969,7 @@
       <w:outlineLvl w:val="5"/>
     </w:pPr>
     <w:rPr>
-      <w:rFonts w:asciiTheme="majorHAnsi" w:eastAsiaTheme="majorEastAsia" w:hAnsiTheme="majorHAnsi" w:cstheme="majorBidi"/>
+      <w:rFonts w:asciiTheme="majorHAnsi" w:hAnsiTheme="majorHAnsi" w:eastAsiaTheme="majorEastAsia" w:cstheme="majorBidi"/>
       <w:i/>
       <w:iCs/>
       <w:color w:val="243F60" w:themeColor="accent1" w:themeShade="7F"/>
@@ -1415,7 +1992,7 @@
       <w:outlineLvl w:val="6"/>
     </w:pPr>
     <w:rPr>
-      <w:rFonts w:asciiTheme="majorHAnsi" w:eastAsiaTheme="majorEastAsia" w:hAnsiTheme="majorHAnsi" w:cstheme="majorBidi"/>
+      <w:rFonts w:asciiTheme="majorHAnsi" w:hAnsiTheme="majorHAnsi" w:eastAsiaTheme="majorEastAsia" w:cstheme="majorBidi"/>
       <w:i/>
       <w:iCs/>
       <w:color w:val="404040" w:themeColor="text1" w:themeTint="BF"/>
@@ -1438,7 +2015,7 @@
       <w:outlineLvl w:val="7"/>
     </w:pPr>
     <w:rPr>
-      <w:rFonts w:asciiTheme="majorHAnsi" w:eastAsiaTheme="majorEastAsia" w:hAnsiTheme="majorHAnsi" w:cstheme="majorBidi"/>
+      <w:rFonts w:asciiTheme="majorHAnsi" w:hAnsiTheme="majorHAnsi" w:eastAsiaTheme="majorEastAsia" w:cstheme="majorBidi"/>
       <w:color w:val="4F81BD" w:themeColor="accent1"/>
       <w:sz w:val="20"/>
       <w:szCs w:val="20"/>
@@ -1461,7 +2038,7 @@
       <w:outlineLvl w:val="8"/>
     </w:pPr>
     <w:rPr>
-      <w:rFonts w:asciiTheme="majorHAnsi" w:eastAsiaTheme="majorEastAsia" w:hAnsiTheme="majorHAnsi" w:cstheme="majorBidi"/>
+      <w:rFonts w:asciiTheme="majorHAnsi" w:hAnsiTheme="majorHAnsi" w:eastAsiaTheme="majorEastAsia" w:cstheme="majorBidi"/>
       <w:i/>
       <w:iCs/>
       <w:color w:val="404040" w:themeColor="text1" w:themeTint="BF"/>
@@ -1469,13 +2046,13 @@
       <w:szCs w:val="20"/>
     </w:rPr>
   </w:style>
-  <w:style w:type="character" w:default="1" w:styleId="DefaultParagraphFont">
+  <w:style w:type="character" w:styleId="DefaultParagraphFont" w:default="1">
     <w:name w:val="Default Paragraph Font"/>
     <w:uiPriority w:val="1"/>
     <w:semiHidden/>
     <w:unhideWhenUsed/>
   </w:style>
-  <w:style w:type="table" w:default="1" w:styleId="TableNormal">
+  <w:style w:type="table" w:styleId="TableNormal" w:default="1">
     <w:name w:val="Normal Table"/>
     <w:uiPriority w:val="99"/>
     <w:semiHidden/>
@@ -1490,7 +2067,7 @@
       </w:tblCellMar>
     </w:tblPr>
   </w:style>
-  <w:style w:type="numbering" w:default="1" w:styleId="NoList">
+  <w:style w:type="numbering" w:styleId="NoList" w:default="1">
     <w:name w:val="No List"/>
     <w:uiPriority w:val="99"/>
     <w:semiHidden/>
@@ -1505,14 +2082,14 @@
       <w:spacing w:after="0" w:line="240" w:lineRule="auto"/>
     </w:pPr>
   </w:style>
-  <w:style w:type="character" w:customStyle="1" w:styleId="Heading1Char">
+  <w:style w:type="character" w:styleId="Heading1Char" w:customStyle="1">
     <w:name w:val="Heading 1 Char"/>
     <w:basedOn w:val="DefaultParagraphFont"/>
     <w:link w:val="Heading1"/>
     <w:uiPriority w:val="9"/>
     <w:rsid w:val="00FC693F"/>
     <w:rPr>
-      <w:rFonts w:asciiTheme="majorHAnsi" w:eastAsiaTheme="majorEastAsia" w:hAnsiTheme="majorHAnsi" w:cstheme="majorBidi"/>
+      <w:rFonts w:asciiTheme="majorHAnsi" w:hAnsiTheme="majorHAnsi" w:eastAsiaTheme="majorEastAsia" w:cstheme="majorBidi"/>
       <w:b/>
       <w:bCs/>
       <w:color w:val="365F91" w:themeColor="accent1" w:themeShade="BF"/>
@@ -1520,14 +2097,14 @@
       <w:szCs w:val="28"/>
     </w:rPr>
   </w:style>
-  <w:style w:type="character" w:customStyle="1" w:styleId="Heading2Char">
+  <w:style w:type="character" w:styleId="Heading2Char" w:customStyle="1">
     <w:name w:val="Heading 2 Char"/>
     <w:basedOn w:val="DefaultParagraphFont"/>
     <w:link w:val="Heading2"/>
     <w:uiPriority w:val="9"/>
     <w:rsid w:val="00FC693F"/>
     <w:rPr>
-      <w:rFonts w:asciiTheme="majorHAnsi" w:eastAsiaTheme="majorEastAsia" w:hAnsiTheme="majorHAnsi" w:cstheme="majorBidi"/>
+      <w:rFonts w:asciiTheme="majorHAnsi" w:hAnsiTheme="majorHAnsi" w:eastAsiaTheme="majorEastAsia" w:cstheme="majorBidi"/>
       <w:b/>
       <w:bCs/>
       <w:color w:val="4F81BD" w:themeColor="accent1"/>
@@ -1535,14 +2112,14 @@
       <w:szCs w:val="26"/>
     </w:rPr>
   </w:style>
-  <w:style w:type="character" w:customStyle="1" w:styleId="Heading3Char">
+  <w:style w:type="character" w:styleId="Heading3Char" w:customStyle="1">
     <w:name w:val="Heading 3 Char"/>
     <w:basedOn w:val="DefaultParagraphFont"/>
     <w:link w:val="Heading3"/>
     <w:uiPriority w:val="9"/>
     <w:rsid w:val="00FC693F"/>
     <w:rPr>
-      <w:rFonts w:asciiTheme="majorHAnsi" w:eastAsiaTheme="majorEastAsia" w:hAnsiTheme="majorHAnsi" w:cstheme="majorBidi"/>
+      <w:rFonts w:asciiTheme="majorHAnsi" w:hAnsiTheme="majorHAnsi" w:eastAsiaTheme="majorEastAsia" w:cstheme="majorBidi"/>
       <w:b/>
       <w:bCs/>
       <w:color w:val="4F81BD" w:themeColor="accent1"/>
@@ -1558,13 +2135,13 @@
     <w:rsid w:val="00FC693F"/>
     <w:pPr>
       <w:pBdr>
-        <w:bottom w:val="single" w:sz="8" w:space="4" w:color="4F81BD" w:themeColor="accent1"/>
+        <w:bottom w:val="single" w:color="4F81BD" w:themeColor="accent1" w:sz="8" w:space="4"/>
       </w:pBdr>
       <w:spacing w:after="300" w:line="240" w:lineRule="auto"/>
       <w:contextualSpacing/>
     </w:pPr>
     <w:rPr>
-      <w:rFonts w:asciiTheme="majorHAnsi" w:eastAsiaTheme="majorEastAsia" w:hAnsiTheme="majorHAnsi" w:cstheme="majorBidi"/>
+      <w:rFonts w:asciiTheme="majorHAnsi" w:hAnsiTheme="majorHAnsi" w:eastAsiaTheme="majorEastAsia" w:cstheme="majorBidi"/>
       <w:color w:val="17365D" w:themeColor="text2" w:themeShade="BF"/>
       <w:spacing w:val="5"/>
       <w:kern w:val="28"/>
@@ -1572,14 +2149,14 @@
       <w:szCs w:val="52"/>
     </w:rPr>
   </w:style>
-  <w:style w:type="character" w:customStyle="1" w:styleId="TitleChar">
+  <w:style w:type="character" w:styleId="TitleChar" w:customStyle="1">
     <w:name w:val="Title Char"/>
     <w:basedOn w:val="DefaultParagraphFont"/>
     <w:link w:val="Title"/>
     <w:uiPriority w:val="10"/>
     <w:rsid w:val="00FC693F"/>
     <w:rPr>
-      <w:rFonts w:asciiTheme="majorHAnsi" w:eastAsiaTheme="majorEastAsia" w:hAnsiTheme="majorHAnsi" w:cstheme="majorBidi"/>
+      <w:rFonts w:asciiTheme="majorHAnsi" w:hAnsiTheme="majorHAnsi" w:eastAsiaTheme="majorEastAsia" w:cstheme="majorBidi"/>
       <w:color w:val="17365D" w:themeColor="text2" w:themeShade="BF"/>
       <w:spacing w:val="5"/>
       <w:kern w:val="28"/>
@@ -1601,7 +2178,7 @@
       </w:numPr>
     </w:pPr>
     <w:rPr>
-      <w:rFonts w:asciiTheme="majorHAnsi" w:eastAsiaTheme="majorEastAsia" w:hAnsiTheme="majorHAnsi" w:cstheme="majorBidi"/>
+      <w:rFonts w:asciiTheme="majorHAnsi" w:hAnsiTheme="majorHAnsi" w:eastAsiaTheme="majorEastAsia" w:cstheme="majorBidi"/>
       <w:i/>
       <w:iCs/>
       <w:color w:val="4F81BD" w:themeColor="accent1"/>
@@ -1610,14 +2187,14 @@
       <w:szCs w:val="24"/>
     </w:rPr>
   </w:style>
-  <w:style w:type="character" w:customStyle="1" w:styleId="SubtitleChar">
+  <w:style w:type="character" w:styleId="SubtitleChar" w:customStyle="1">
     <w:name w:val="Subtitle Char"/>
     <w:basedOn w:val="DefaultParagraphFont"/>
     <w:link w:val="Subtitle"/>
     <w:uiPriority w:val="11"/>
     <w:rsid w:val="00FC693F"/>
     <w:rPr>
-      <w:rFonts w:asciiTheme="majorHAnsi" w:eastAsiaTheme="majorEastAsia" w:hAnsiTheme="majorHAnsi" w:cstheme="majorBidi"/>
+      <w:rFonts w:asciiTheme="majorHAnsi" w:hAnsiTheme="majorHAnsi" w:eastAsiaTheme="majorEastAsia" w:cstheme="majorBidi"/>
       <w:i/>
       <w:iCs/>
       <w:color w:val="4F81BD" w:themeColor="accent1"/>
@@ -1648,7 +2225,7 @@
       <w:spacing w:after="120"/>
     </w:pPr>
   </w:style>
-  <w:style w:type="character" w:customStyle="1" w:styleId="BodyTextChar">
+  <w:style w:type="character" w:styleId="BodyTextChar" w:customStyle="1">
     <w:name w:val="Body Text Char"/>
     <w:basedOn w:val="DefaultParagraphFont"/>
     <w:link w:val="BodyText"/>
@@ -1666,7 +2243,7 @@
       <w:spacing w:after="120" w:line="480" w:lineRule="auto"/>
     </w:pPr>
   </w:style>
-  <w:style w:type="character" w:customStyle="1" w:styleId="BodyText2Char">
+  <w:style w:type="character" w:styleId="BodyText2Char" w:customStyle="1">
     <w:name w:val="Body Text 2 Char"/>
     <w:basedOn w:val="DefaultParagraphFont"/>
     <w:link w:val="BodyText2"/>
@@ -1688,7 +2265,7 @@
       <w:szCs w:val="16"/>
     </w:rPr>
   </w:style>
-  <w:style w:type="character" w:customStyle="1" w:styleId="BodyText3Char">
+  <w:style w:type="character" w:styleId="BodyText3Char" w:customStyle="1">
     <w:name w:val="Body Text 3 Char"/>
     <w:basedOn w:val="DefaultParagraphFont"/>
     <w:link w:val="BodyText3"/>
@@ -1869,7 +2446,7 @@
       <w:szCs w:val="20"/>
     </w:rPr>
   </w:style>
-  <w:style w:type="character" w:customStyle="1" w:styleId="MacroTextChar">
+  <w:style w:type="character" w:styleId="MacroTextChar" w:customStyle="1">
     <w:name w:val="Macro Text Char"/>
     <w:basedOn w:val="DefaultParagraphFont"/>
     <w:link w:val="MacroText"/>
@@ -1895,7 +2472,7 @@
       <w:color w:val="000000" w:themeColor="text1"/>
     </w:rPr>
   </w:style>
-  <w:style w:type="character" w:customStyle="1" w:styleId="QuoteChar">
+  <w:style w:type="character" w:styleId="QuoteChar" w:customStyle="1">
     <w:name w:val="Quote Char"/>
     <w:basedOn w:val="DefaultParagraphFont"/>
     <w:link w:val="Quote"/>
@@ -1907,7 +2484,7 @@
       <w:color w:val="000000" w:themeColor="text1"/>
     </w:rPr>
   </w:style>
-  <w:style w:type="character" w:customStyle="1" w:styleId="Heading4Char">
+  <w:style w:type="character" w:styleId="Heading4Char" w:customStyle="1">
     <w:name w:val="Heading 4 Char"/>
     <w:basedOn w:val="DefaultParagraphFont"/>
     <w:link w:val="Heading4"/>
@@ -1915,7 +2492,7 @@
     <w:semiHidden/>
     <w:rsid w:val="00FC693F"/>
     <w:rPr>
-      <w:rFonts w:asciiTheme="majorHAnsi" w:eastAsiaTheme="majorEastAsia" w:hAnsiTheme="majorHAnsi" w:cstheme="majorBidi"/>
+      <w:rFonts w:asciiTheme="majorHAnsi" w:hAnsiTheme="majorHAnsi" w:eastAsiaTheme="majorEastAsia" w:cstheme="majorBidi"/>
       <w:b/>
       <w:bCs/>
       <w:i/>
@@ -1923,7 +2500,7 @@
       <w:color w:val="4F81BD" w:themeColor="accent1"/>
     </w:rPr>
   </w:style>
-  <w:style w:type="character" w:customStyle="1" w:styleId="Heading5Char">
+  <w:style w:type="character" w:styleId="Heading5Char" w:customStyle="1">
     <w:name w:val="Heading 5 Char"/>
     <w:basedOn w:val="DefaultParagraphFont"/>
     <w:link w:val="Heading5"/>
@@ -1931,11 +2508,11 @@
     <w:semiHidden/>
     <w:rsid w:val="00FC693F"/>
     <w:rPr>
-      <w:rFonts w:asciiTheme="majorHAnsi" w:eastAsiaTheme="majorEastAsia" w:hAnsiTheme="majorHAnsi" w:cstheme="majorBidi"/>
+      <w:rFonts w:asciiTheme="majorHAnsi" w:hAnsiTheme="majorHAnsi" w:eastAsiaTheme="majorEastAsia" w:cstheme="majorBidi"/>
       <w:color w:val="243F60" w:themeColor="accent1" w:themeShade="7F"/>
     </w:rPr>
   </w:style>
-  <w:style w:type="character" w:customStyle="1" w:styleId="Heading6Char">
+  <w:style w:type="character" w:styleId="Heading6Char" w:customStyle="1">
     <w:name w:val="Heading 6 Char"/>
     <w:basedOn w:val="DefaultParagraphFont"/>
     <w:link w:val="Heading6"/>
@@ -1943,13 +2520,13 @@
     <w:semiHidden/>
     <w:rsid w:val="00FC693F"/>
     <w:rPr>
-      <w:rFonts w:asciiTheme="majorHAnsi" w:eastAsiaTheme="majorEastAsia" w:hAnsiTheme="majorHAnsi" w:cstheme="majorBidi"/>
+      <w:rFonts w:asciiTheme="majorHAnsi" w:hAnsiTheme="majorHAnsi" w:eastAsiaTheme="majorEastAsia" w:cstheme="majorBidi"/>
       <w:i/>
       <w:iCs/>
       <w:color w:val="243F60" w:themeColor="accent1" w:themeShade="7F"/>
     </w:rPr>
   </w:style>
-  <w:style w:type="character" w:customStyle="1" w:styleId="Heading7Char">
+  <w:style w:type="character" w:styleId="Heading7Char" w:customStyle="1">
     <w:name w:val="Heading 7 Char"/>
     <w:basedOn w:val="DefaultParagraphFont"/>
     <w:link w:val="Heading7"/>
@@ -1957,13 +2534,13 @@
     <w:semiHidden/>
     <w:rsid w:val="00FC693F"/>
     <w:rPr>
-      <w:rFonts w:asciiTheme="majorHAnsi" w:eastAsiaTheme="majorEastAsia" w:hAnsiTheme="majorHAnsi" w:cstheme="majorBidi"/>
+      <w:rFonts w:asciiTheme="majorHAnsi" w:hAnsiTheme="majorHAnsi" w:eastAsiaTheme="majorEastAsia" w:cstheme="majorBidi"/>
       <w:i/>
       <w:iCs/>
       <w:color w:val="404040" w:themeColor="text1" w:themeTint="BF"/>
     </w:rPr>
   </w:style>
-  <w:style w:type="character" w:customStyle="1" w:styleId="Heading8Char">
+  <w:style w:type="character" w:styleId="Heading8Char" w:customStyle="1">
     <w:name w:val="Heading 8 Char"/>
     <w:basedOn w:val="DefaultParagraphFont"/>
     <w:link w:val="Heading8"/>
@@ -1971,13 +2548,13 @@
     <w:semiHidden/>
     <w:rsid w:val="00FC693F"/>
     <w:rPr>
-      <w:rFonts w:asciiTheme="majorHAnsi" w:eastAsiaTheme="majorEastAsia" w:hAnsiTheme="majorHAnsi" w:cstheme="majorBidi"/>
+      <w:rFonts w:asciiTheme="majorHAnsi" w:hAnsiTheme="majorHAnsi" w:eastAsiaTheme="majorEastAsia" w:cstheme="majorBidi"/>
       <w:color w:val="4F81BD" w:themeColor="accent1"/>
       <w:sz w:val="20"/>
       <w:szCs w:val="20"/>
     </w:rPr>
   </w:style>
-  <w:style w:type="character" w:customStyle="1" w:styleId="Heading9Char">
+  <w:style w:type="character" w:styleId="Heading9Char" w:customStyle="1">
     <w:name w:val="Heading 9 Char"/>
     <w:basedOn w:val="DefaultParagraphFont"/>
     <w:link w:val="Heading9"/>
@@ -1985,7 +2562,7 @@
     <w:semiHidden/>
     <w:rsid w:val="00FC693F"/>
     <w:rPr>
-      <w:rFonts w:asciiTheme="majorHAnsi" w:eastAsiaTheme="majorEastAsia" w:hAnsiTheme="majorHAnsi" w:cstheme="majorBidi"/>
+      <w:rFonts w:asciiTheme="majorHAnsi" w:hAnsiTheme="majorHAnsi" w:eastAsiaTheme="majorEastAsia" w:cstheme="majorBidi"/>
       <w:i/>
       <w:iCs/>
       <w:color w:val="404040" w:themeColor="text1" w:themeTint="BF"/>
@@ -2045,7 +2622,7 @@
     <w:rsid w:val="00FC693F"/>
     <w:pPr>
       <w:pBdr>
-        <w:bottom w:val="single" w:sz="4" w:space="4" w:color="4F81BD" w:themeColor="accent1"/>
+        <w:bottom w:val="single" w:color="4F81BD" w:themeColor="accent1" w:sz="4" w:space="4"/>
       </w:pBdr>
       <w:spacing w:before="200" w:after="280"/>
       <w:ind w:left="936" w:right="936"/>
@@ -2058,7 +2635,7 @@
       <w:color w:val="4F81BD" w:themeColor="accent1"/>
     </w:rPr>
   </w:style>
-  <w:style w:type="character" w:customStyle="1" w:styleId="IntenseQuoteChar">
+  <w:style w:type="character" w:styleId="IntenseQuoteChar" w:customStyle="1">
     <w:name w:val="Intense Quote Char"/>
     <w:basedOn w:val="DefaultParagraphFont"/>
     <w:link w:val="IntenseQuote"/>
@@ -2162,12 +2739,12 @@
     <w:tblPr>
       <w:tblInd w:w="0" w:type="dxa"/>
       <w:tblBorders>
-        <w:top w:val="single" w:sz="4" w:space="0" w:color="auto"/>
-        <w:left w:val="single" w:sz="4" w:space="0" w:color="auto"/>
-        <w:bottom w:val="single" w:sz="4" w:space="0" w:color="auto"/>
-        <w:right w:val="single" w:sz="4" w:space="0" w:color="auto"/>
-        <w:insideH w:val="single" w:sz="4" w:space="0" w:color="auto"/>
-        <w:insideV w:val="single" w:sz="4" w:space="0" w:color="auto"/>
+        <w:top w:val="single" w:color="auto" w:sz="4" w:space="0"/>
+        <w:left w:val="single" w:color="auto" w:sz="4" w:space="0"/>
+        <w:bottom w:val="single" w:color="auto" w:sz="4" w:space="0"/>
+        <w:right w:val="single" w:color="auto" w:sz="4" w:space="0"/>
+        <w:insideH w:val="single" w:color="auto" w:sz="4" w:space="0"/>
+        <w:insideV w:val="single" w:color="auto" w:sz="4" w:space="0"/>
       </w:tblBorders>
       <w:tblCellMar>
         <w:top w:w="0" w:type="dxa"/>
@@ -2193,8 +2770,8 @@
       <w:tblStyleColBandSize w:val="1"/>
       <w:tblInd w:w="0" w:type="dxa"/>
       <w:tblBorders>
-        <w:top w:val="single" w:sz="8" w:space="0" w:color="000000" w:themeColor="text1"/>
-        <w:bottom w:val="single" w:sz="8" w:space="0" w:color="000000" w:themeColor="text1"/>
+        <w:top w:val="single" w:color="000000" w:themeColor="text1" w:sz="8" w:space="0"/>
+        <w:bottom w:val="single" w:color="000000" w:themeColor="text1" w:sz="8" w:space="0"/>
       </w:tblBorders>
       <w:tblCellMar>
         <w:top w:w="0" w:type="dxa"/>
@@ -2214,9 +2791,9 @@
       <w:tblPr/>
       <w:tcPr>
         <w:tcBorders>
-          <w:top w:val="single" w:sz="8" w:space="0" w:color="000000" w:themeColor="text1"/>
-          <w:left w:val="nil"/>
-          <w:bottom w:val="single" w:sz="8" w:space="0" w:color="000000" w:themeColor="text1"/>
+          <w:top w:val="single" w:color="000000" w:themeColor="text1" w:sz="8" w:space="0"/>
+          <w:left w:val="nil"/>
+          <w:bottom w:val="single" w:color="000000" w:themeColor="text1" w:sz="8" w:space="0"/>
           <w:right w:val="nil"/>
           <w:insideH w:val="nil"/>
           <w:insideV w:val="nil"/>
@@ -2234,9 +2811,9 @@
       <w:tblPr/>
       <w:tcPr>
         <w:tcBorders>
-          <w:top w:val="single" w:sz="8" w:space="0" w:color="000000" w:themeColor="text1"/>
-          <w:left w:val="nil"/>
-          <w:bottom w:val="single" w:sz="8" w:space="0" w:color="000000" w:themeColor="text1"/>
+          <w:top w:val="single" w:color="000000" w:themeColor="text1" w:sz="8" w:space="0"/>
+          <w:left w:val="nil"/>
+          <w:bottom w:val="single" w:color="000000" w:themeColor="text1" w:sz="8" w:space="0"/>
           <w:right w:val="nil"/>
           <w:insideH w:val="nil"/>
           <w:insideV w:val="nil"/>
@@ -2296,8 +2873,8 @@
       <w:tblStyleColBandSize w:val="1"/>
       <w:tblInd w:w="0" w:type="dxa"/>
       <w:tblBorders>
-        <w:top w:val="single" w:sz="8" w:space="0" w:color="4F81BD" w:themeColor="accent1"/>
-        <w:bottom w:val="single" w:sz="8" w:space="0" w:color="4F81BD" w:themeColor="accent1"/>
+        <w:top w:val="single" w:color="4F81BD" w:themeColor="accent1" w:sz="8" w:space="0"/>
+        <w:bottom w:val="single" w:color="4F81BD" w:themeColor="accent1" w:sz="8" w:space="0"/>
       </w:tblBorders>
       <w:tblCellMar>
         <w:top w:w="0" w:type="dxa"/>
@@ -2317,9 +2894,9 @@
       <w:tblPr/>
       <w:tcPr>
         <w:tcBorders>
-          <w:top w:val="single" w:sz="8" w:space="0" w:color="4F81BD" w:themeColor="accent1"/>
-          <w:left w:val="nil"/>
-          <w:bottom w:val="single" w:sz="8" w:space="0" w:color="4F81BD" w:themeColor="accent1"/>
+          <w:top w:val="single" w:color="4F81BD" w:themeColor="accent1" w:sz="8" w:space="0"/>
+          <w:left w:val="nil"/>
+          <w:bottom w:val="single" w:color="4F81BD" w:themeColor="accent1" w:sz="8" w:space="0"/>
           <w:right w:val="nil"/>
           <w:insideH w:val="nil"/>
           <w:insideV w:val="nil"/>
@@ -2337,9 +2914,9 @@
       <w:tblPr/>
       <w:tcPr>
         <w:tcBorders>
-          <w:top w:val="single" w:sz="8" w:space="0" w:color="4F81BD" w:themeColor="accent1"/>
-          <w:left w:val="nil"/>
-          <w:bottom w:val="single" w:sz="8" w:space="0" w:color="4F81BD" w:themeColor="accent1"/>
+          <w:top w:val="single" w:color="4F81BD" w:themeColor="accent1" w:sz="8" w:space="0"/>
+          <w:left w:val="nil"/>
+          <w:bottom w:val="single" w:color="4F81BD" w:themeColor="accent1" w:sz="8" w:space="0"/>
           <w:right w:val="nil"/>
           <w:insideH w:val="nil"/>
           <w:insideV w:val="nil"/>
@@ -2399,8 +2976,8 @@
       <w:tblStyleColBandSize w:val="1"/>
       <w:tblInd w:w="0" w:type="dxa"/>
       <w:tblBorders>
-        <w:top w:val="single" w:sz="8" w:space="0" w:color="C0504D" w:themeColor="accent2"/>
-        <w:bottom w:val="single" w:sz="8" w:space="0" w:color="C0504D" w:themeColor="accent2"/>
+        <w:top w:val="single" w:color="C0504D" w:themeColor="accent2" w:sz="8" w:space="0"/>
+        <w:bottom w:val="single" w:color="C0504D" w:themeColor="accent2" w:sz="8" w:space="0"/>
       </w:tblBorders>
       <w:tblCellMar>
         <w:top w:w="0" w:type="dxa"/>
@@ -2420,9 +2997,9 @@
       <w:tblPr/>
       <w:tcPr>
         <w:tcBorders>
-          <w:top w:val="single" w:sz="8" w:space="0" w:color="C0504D" w:themeColor="accent2"/>
-          <w:left w:val="nil"/>
-          <w:bottom w:val="single" w:sz="8" w:space="0" w:color="C0504D" w:themeColor="accent2"/>
+          <w:top w:val="single" w:color="C0504D" w:themeColor="accent2" w:sz="8" w:space="0"/>
+          <w:left w:val="nil"/>
+          <w:bottom w:val="single" w:color="C0504D" w:themeColor="accent2" w:sz="8" w:space="0"/>
           <w:right w:val="nil"/>
           <w:insideH w:val="nil"/>
           <w:insideV w:val="nil"/>
@@ -2440,9 +3017,9 @@
       <w:tblPr/>
       <w:tcPr>
         <w:tcBorders>
-          <w:top w:val="single" w:sz="8" w:space="0" w:color="C0504D" w:themeColor="accent2"/>
-          <w:left w:val="nil"/>
-          <w:bottom w:val="single" w:sz="8" w:space="0" w:color="C0504D" w:themeColor="accent2"/>
+          <w:top w:val="single" w:color="C0504D" w:themeColor="accent2" w:sz="8" w:space="0"/>
+          <w:left w:val="nil"/>
+          <w:bottom w:val="single" w:color="C0504D" w:themeColor="accent2" w:sz="8" w:space="0"/>
           <w:right w:val="nil"/>
           <w:insideH w:val="nil"/>
           <w:insideV w:val="nil"/>
@@ -2502,8 +3079,8 @@
       <w:tblStyleColBandSize w:val="1"/>
       <w:tblInd w:w="0" w:type="dxa"/>
       <w:tblBorders>
-        <w:top w:val="single" w:sz="8" w:space="0" w:color="9BBB59" w:themeColor="accent3"/>
-        <w:bottom w:val="single" w:sz="8" w:space="0" w:color="9BBB59" w:themeColor="accent3"/>
+        <w:top w:val="single" w:color="9BBB59" w:themeColor="accent3" w:sz="8" w:space="0"/>
+        <w:bottom w:val="single" w:color="9BBB59" w:themeColor="accent3" w:sz="8" w:space="0"/>
       </w:tblBorders>
       <w:tblCellMar>
         <w:top w:w="0" w:type="dxa"/>
@@ -2523,9 +3100,9 @@
       <w:tblPr/>
       <w:tcPr>
         <w:tcBorders>
-          <w:top w:val="single" w:sz="8" w:space="0" w:color="9BBB59" w:themeColor="accent3"/>
-          <w:left w:val="nil"/>
-          <w:bottom w:val="single" w:sz="8" w:space="0" w:color="9BBB59" w:themeColor="accent3"/>
+          <w:top w:val="single" w:color="9BBB59" w:themeColor="accent3" w:sz="8" w:space="0"/>
+          <w:left w:val="nil"/>
+          <w:bottom w:val="single" w:color="9BBB59" w:themeColor="accent3" w:sz="8" w:space="0"/>
           <w:right w:val="nil"/>
           <w:insideH w:val="nil"/>
           <w:insideV w:val="nil"/>
@@ -2543,9 +3120,9 @@
       <w:tblPr/>
       <w:tcPr>
         <w:tcBorders>
-          <w:top w:val="single" w:sz="8" w:space="0" w:color="9BBB59" w:themeColor="accent3"/>
-          <w:left w:val="nil"/>
-          <w:bottom w:val="single" w:sz="8" w:space="0" w:color="9BBB59" w:themeColor="accent3"/>
+          <w:top w:val="single" w:color="9BBB59" w:themeColor="accent3" w:sz="8" w:space="0"/>
+          <w:left w:val="nil"/>
+          <w:bottom w:val="single" w:color="9BBB59" w:themeColor="accent3" w:sz="8" w:space="0"/>
           <w:right w:val="nil"/>
           <w:insideH w:val="nil"/>
           <w:insideV w:val="nil"/>
@@ -2605,8 +3182,8 @@
       <w:tblStyleColBandSize w:val="1"/>
       <w:tblInd w:w="0" w:type="dxa"/>
       <w:tblBorders>
-        <w:top w:val="single" w:sz="8" w:space="0" w:color="8064A2" w:themeColor="accent4"/>
-        <w:bottom w:val="single" w:sz="8" w:space="0" w:color="8064A2" w:themeColor="accent4"/>
+        <w:top w:val="single" w:color="8064A2" w:themeColor="accent4" w:sz="8" w:space="0"/>
+        <w:bottom w:val="single" w:color="8064A2" w:themeColor="accent4" w:sz="8" w:space="0"/>
       </w:tblBorders>
       <w:tblCellMar>
         <w:top w:w="0" w:type="dxa"/>
@@ -2626,9 +3203,9 @@
       <w:tblPr/>
       <w:tcPr>
         <w:tcBorders>
-          <w:top w:val="single" w:sz="8" w:space="0" w:color="8064A2" w:themeColor="accent4"/>
-          <w:left w:val="nil"/>
-          <w:bottom w:val="single" w:sz="8" w:space="0" w:color="8064A2" w:themeColor="accent4"/>
+          <w:top w:val="single" w:color="8064A2" w:themeColor="accent4" w:sz="8" w:space="0"/>
+          <w:left w:val="nil"/>
+          <w:bottom w:val="single" w:color="8064A2" w:themeColor="accent4" w:sz="8" w:space="0"/>
           <w:right w:val="nil"/>
           <w:insideH w:val="nil"/>
           <w:insideV w:val="nil"/>
@@ -2646,9 +3223,9 @@
       <w:tblPr/>
       <w:tcPr>
         <w:tcBorders>
-          <w:top w:val="single" w:sz="8" w:space="0" w:color="8064A2" w:themeColor="accent4"/>
-          <w:left w:val="nil"/>
-          <w:bottom w:val="single" w:sz="8" w:space="0" w:color="8064A2" w:themeColor="accent4"/>
+          <w:top w:val="single" w:color="8064A2" w:themeColor="accent4" w:sz="8" w:space="0"/>
+          <w:left w:val="nil"/>
+          <w:bottom w:val="single" w:color="8064A2" w:themeColor="accent4" w:sz="8" w:space="0"/>
           <w:right w:val="nil"/>
           <w:insideH w:val="nil"/>
           <w:insideV w:val="nil"/>
@@ -2708,8 +3285,8 @@
       <w:tblStyleColBandSize w:val="1"/>
       <w:tblInd w:w="0" w:type="dxa"/>
       <w:tblBorders>
-        <w:top w:val="single" w:sz="8" w:space="0" w:color="4BACC6" w:themeColor="accent5"/>
-        <w:bottom w:val="single" w:sz="8" w:space="0" w:color="4BACC6" w:themeColor="accent5"/>
+        <w:top w:val="single" w:color="4BACC6" w:themeColor="accent5" w:sz="8" w:space="0"/>
+        <w:bottom w:val="single" w:color="4BACC6" w:themeColor="accent5" w:sz="8" w:space="0"/>
       </w:tblBorders>
       <w:tblCellMar>
         <w:top w:w="0" w:type="dxa"/>
@@ -2729,9 +3306,9 @@
       <w:tblPr/>
       <w:tcPr>
         <w:tcBorders>
-          <w:top w:val="single" w:sz="8" w:space="0" w:color="4BACC6" w:themeColor="accent5"/>
-          <w:left w:val="nil"/>
-          <w:bottom w:val="single" w:sz="8" w:space="0" w:color="4BACC6" w:themeColor="accent5"/>
+          <w:top w:val="single" w:color="4BACC6" w:themeColor="accent5" w:sz="8" w:space="0"/>
+          <w:left w:val="nil"/>
+          <w:bottom w:val="single" w:color="4BACC6" w:themeColor="accent5" w:sz="8" w:space="0"/>
           <w:right w:val="nil"/>
           <w:insideH w:val="nil"/>
           <w:insideV w:val="nil"/>
@@ -2749,9 +3326,9 @@
       <w:tblPr/>
       <w:tcPr>
         <w:tcBorders>
-          <w:top w:val="single" w:sz="8" w:space="0" w:color="4BACC6" w:themeColor="accent5"/>
-          <w:left w:val="nil"/>
-          <w:bottom w:val="single" w:sz="8" w:space="0" w:color="4BACC6" w:themeColor="accent5"/>
+          <w:top w:val="single" w:color="4BACC6" w:themeColor="accent5" w:sz="8" w:space="0"/>
+          <w:left w:val="nil"/>
+          <w:bottom w:val="single" w:color="4BACC6" w:themeColor="accent5" w:sz="8" w:space="0"/>
           <w:right w:val="nil"/>
           <w:insideH w:val="nil"/>
           <w:insideV w:val="nil"/>
@@ -2811,8 +3388,8 @@
       <w:tblStyleColBandSize w:val="1"/>
       <w:tblInd w:w="0" w:type="dxa"/>
       <w:tblBorders>
-        <w:top w:val="single" w:sz="8" w:space="0" w:color="F79646" w:themeColor="accent6"/>
-        <w:bottom w:val="single" w:sz="8" w:space="0" w:color="F79646" w:themeColor="accent6"/>
+        <w:top w:val="single" w:color="F79646" w:themeColor="accent6" w:sz="8" w:space="0"/>
+        <w:bottom w:val="single" w:color="F79646" w:themeColor="accent6" w:sz="8" w:space="0"/>
       </w:tblBorders>
       <w:tblCellMar>
         <w:top w:w="0" w:type="dxa"/>
@@ -2832,9 +3409,9 @@
       <w:tblPr/>
       <w:tcPr>
         <w:tcBorders>
-          <w:top w:val="single" w:sz="8" w:space="0" w:color="F79646" w:themeColor="accent6"/>
-          <w:left w:val="nil"/>
-          <w:bottom w:val="single" w:sz="8" w:space="0" w:color="F79646" w:themeColor="accent6"/>
+          <w:top w:val="single" w:color="F79646" w:themeColor="accent6" w:sz="8" w:space="0"/>
+          <w:left w:val="nil"/>
+          <w:bottom w:val="single" w:color="F79646" w:themeColor="accent6" w:sz="8" w:space="0"/>
           <w:right w:val="nil"/>
           <w:insideH w:val="nil"/>
           <w:insideV w:val="nil"/>
@@ -2852,9 +3429,9 @@
       <w:tblPr/>
       <w:tcPr>
         <w:tcBorders>
-          <w:top w:val="single" w:sz="8" w:space="0" w:color="F79646" w:themeColor="accent6"/>
-          <w:left w:val="nil"/>
-          <w:bottom w:val="single" w:sz="8" w:space="0" w:color="F79646" w:themeColor="accent6"/>
+          <w:top w:val="single" w:color="F79646" w:themeColor="accent6" w:sz="8" w:space="0"/>
+          <w:left w:val="nil"/>
+          <w:bottom w:val="single" w:color="F79646" w:themeColor="accent6" w:sz="8" w:space="0"/>
           <w:right w:val="nil"/>
           <w:insideH w:val="nil"/>
           <w:insideV w:val="nil"/>
@@ -2911,10 +3488,10 @@
       <w:tblStyleColBandSize w:val="1"/>
       <w:tblInd w:w="0" w:type="dxa"/>
       <w:tblBorders>
-        <w:top w:val="single" w:sz="8" w:space="0" w:color="000000" w:themeColor="text1"/>
-        <w:left w:val="single" w:sz="8" w:space="0" w:color="000000" w:themeColor="text1"/>
-        <w:bottom w:val="single" w:sz="8" w:space="0" w:color="000000" w:themeColor="text1"/>
-        <w:right w:val="single" w:sz="8" w:space="0" w:color="000000" w:themeColor="text1"/>
+        <w:top w:val="single" w:color="000000" w:themeColor="text1" w:sz="8" w:space="0"/>
+        <w:left w:val="single" w:color="000000" w:themeColor="text1" w:sz="8" w:space="0"/>
+        <w:bottom w:val="single" w:color="000000" w:themeColor="text1" w:sz="8" w:space="0"/>
+        <w:right w:val="single" w:color="000000" w:themeColor="text1" w:sz="8" w:space="0"/>
       </w:tblBorders>
       <w:tblCellMar>
         <w:top w:w="0" w:type="dxa"/>
@@ -2948,10 +3525,10 @@
       <w:tblPr/>
       <w:tcPr>
         <w:tcBorders>
-          <w:top w:val="double" w:sz="6" w:space="0" w:color="000000" w:themeColor="text1"/>
-          <w:left w:val="single" w:sz="8" w:space="0" w:color="000000" w:themeColor="text1"/>
-          <w:bottom w:val="single" w:sz="8" w:space="0" w:color="000000" w:themeColor="text1"/>
-          <w:right w:val="single" w:sz="8" w:space="0" w:color="000000" w:themeColor="text1"/>
+          <w:top w:val="double" w:color="000000" w:themeColor="text1" w:sz="6" w:space="0"/>
+          <w:left w:val="single" w:color="000000" w:themeColor="text1" w:sz="8" w:space="0"/>
+          <w:bottom w:val="single" w:color="000000" w:themeColor="text1" w:sz="8" w:space="0"/>
+          <w:right w:val="single" w:color="000000" w:themeColor="text1" w:sz="8" w:space="0"/>
         </w:tcBorders>
       </w:tcPr>
     </w:tblStylePr>
@@ -2971,10 +3548,10 @@
       <w:tblPr/>
       <w:tcPr>
         <w:tcBorders>
-          <w:top w:val="single" w:sz="8" w:space="0" w:color="000000" w:themeColor="text1"/>
-          <w:left w:val="single" w:sz="8" w:space="0" w:color="000000" w:themeColor="text1"/>
-          <w:bottom w:val="single" w:sz="8" w:space="0" w:color="000000" w:themeColor="text1"/>
-          <w:right w:val="single" w:sz="8" w:space="0" w:color="000000" w:themeColor="text1"/>
+          <w:top w:val="single" w:color="000000" w:themeColor="text1" w:sz="8" w:space="0"/>
+          <w:left w:val="single" w:color="000000" w:themeColor="text1" w:sz="8" w:space="0"/>
+          <w:bottom w:val="single" w:color="000000" w:themeColor="text1" w:sz="8" w:space="0"/>
+          <w:right w:val="single" w:color="000000" w:themeColor="text1" w:sz="8" w:space="0"/>
         </w:tcBorders>
       </w:tcPr>
     </w:tblStylePr>
@@ -2982,10 +3559,10 @@
       <w:tblPr/>
       <w:tcPr>
         <w:tcBorders>
-          <w:top w:val="single" w:sz="8" w:space="0" w:color="000000" w:themeColor="text1"/>
-          <w:left w:val="single" w:sz="8" w:space="0" w:color="000000" w:themeColor="text1"/>
-          <w:bottom w:val="single" w:sz="8" w:space="0" w:color="000000" w:themeColor="text1"/>
-          <w:right w:val="single" w:sz="8" w:space="0" w:color="000000" w:themeColor="text1"/>
+          <w:top w:val="single" w:color="000000" w:themeColor="text1" w:sz="8" w:space="0"/>
+          <w:left w:val="single" w:color="000000" w:themeColor="text1" w:sz="8" w:space="0"/>
+          <w:bottom w:val="single" w:color="000000" w:themeColor="text1" w:sz="8" w:space="0"/>
+          <w:right w:val="single" w:color="000000" w:themeColor="text1" w:sz="8" w:space="0"/>
         </w:tcBorders>
       </w:tcPr>
     </w:tblStylePr>
@@ -3003,10 +3580,10 @@
       <w:tblStyleColBandSize w:val="1"/>
       <w:tblInd w:w="0" w:type="dxa"/>
       <w:tblBorders>
-        <w:top w:val="single" w:sz="8" w:space="0" w:color="4F81BD" w:themeColor="accent1"/>
-        <w:left w:val="single" w:sz="8" w:space="0" w:color="4F81BD" w:themeColor="accent1"/>
-        <w:bottom w:val="single" w:sz="8" w:space="0" w:color="4F81BD" w:themeColor="accent1"/>
-        <w:right w:val="single" w:sz="8" w:space="0" w:color="4F81BD" w:themeColor="accent1"/>
+        <w:top w:val="single" w:color="4F81BD" w:themeColor="accent1" w:sz="8" w:space="0"/>
+        <w:left w:val="single" w:color="4F81BD" w:themeColor="accent1" w:sz="8" w:space="0"/>
+        <w:bottom w:val="single" w:color="4F81BD" w:themeColor="accent1" w:sz="8" w:space="0"/>
+        <w:right w:val="single" w:color="4F81BD" w:themeColor="accent1" w:sz="8" w:space="0"/>
       </w:tblBorders>
       <w:tblCellMar>
         <w:top w:w="0" w:type="dxa"/>
@@ -3040,10 +3617,10 @@
       <w:tblPr/>
       <w:tcPr>
         <w:tcBorders>
-          <w:top w:val="double" w:sz="6" w:space="0" w:color="4F81BD" w:themeColor="accent1"/>
-          <w:left w:val="single" w:sz="8" w:space="0" w:color="4F81BD" w:themeColor="accent1"/>
-          <w:bottom w:val="single" w:sz="8" w:space="0" w:color="4F81BD" w:themeColor="accent1"/>
-          <w:right w:val="single" w:sz="8" w:space="0" w:color="4F81BD" w:themeColor="accent1"/>
+          <w:top w:val="double" w:color="4F81BD" w:themeColor="accent1" w:sz="6" w:space="0"/>
+          <w:left w:val="single" w:color="4F81BD" w:themeColor="accent1" w:sz="8" w:space="0"/>
+          <w:bottom w:val="single" w:color="4F81BD" w:themeColor="accent1" w:sz="8" w:space="0"/>
+          <w:right w:val="single" w:color="4F81BD" w:themeColor="accent1" w:sz="8" w:space="0"/>
         </w:tcBorders>
       </w:tcPr>
     </w:tblStylePr>
@@ -3063,10 +3640,10 @@
       <w:tblPr/>
       <w:tcPr>
         <w:tcBorders>
-          <w:top w:val="single" w:sz="8" w:space="0" w:color="4F81BD" w:themeColor="accent1"/>
-          <w:left w:val="single" w:sz="8" w:space="0" w:color="4F81BD" w:themeColor="accent1"/>
-          <w:bottom w:val="single" w:sz="8" w:space="0" w:color="4F81BD" w:themeColor="accent1"/>
-          <w:right w:val="single" w:sz="8" w:space="0" w:color="4F81BD" w:themeColor="accent1"/>
+          <w:top w:val="single" w:color="4F81BD" w:themeColor="accent1" w:sz="8" w:space="0"/>
+          <w:left w:val="single" w:color="4F81BD" w:themeColor="accent1" w:sz="8" w:space="0"/>
+          <w:bottom w:val="single" w:color="4F81BD" w:themeColor="accent1" w:sz="8" w:space="0"/>
+          <w:right w:val="single" w:color="4F81BD" w:themeColor="accent1" w:sz="8" w:space="0"/>
         </w:tcBorders>
       </w:tcPr>
     </w:tblStylePr>
@@ -3074,10 +3651,10 @@
       <w:tblPr/>
       <w:tcPr>
         <w:tcBorders>
-          <w:top w:val="single" w:sz="8" w:space="0" w:color="4F81BD" w:themeColor="accent1"/>
-          <w:left w:val="single" w:sz="8" w:space="0" w:color="4F81BD" w:themeColor="accent1"/>
-          <w:bottom w:val="single" w:sz="8" w:space="0" w:color="4F81BD" w:themeColor="accent1"/>
-          <w:right w:val="single" w:sz="8" w:space="0" w:color="4F81BD" w:themeColor="accent1"/>
+          <w:top w:val="single" w:color="4F81BD" w:themeColor="accent1" w:sz="8" w:space="0"/>
+          <w:left w:val="single" w:color="4F81BD" w:themeColor="accent1" w:sz="8" w:space="0"/>
+          <w:bottom w:val="single" w:color="4F81BD" w:themeColor="accent1" w:sz="8" w:space="0"/>
+          <w:right w:val="single" w:color="4F81BD" w:themeColor="accent1" w:sz="8" w:space="0"/>
         </w:tcBorders>
       </w:tcPr>
     </w:tblStylePr>
@@ -3095,10 +3672,10 @@
       <w:tblStyleColBandSize w:val="1"/>
       <w:tblInd w:w="0" w:type="dxa"/>
       <w:tblBorders>
-        <w:top w:val="single" w:sz="8" w:space="0" w:color="C0504D" w:themeColor="accent2"/>
-        <w:left w:val="single" w:sz="8" w:space="0" w:color="C0504D" w:themeColor="accent2"/>
-        <w:bottom w:val="single" w:sz="8" w:space="0" w:color="C0504D" w:themeColor="accent2"/>
-        <w:right w:val="single" w:sz="8" w:space="0" w:color="C0504D" w:themeColor="accent2"/>
+        <w:top w:val="single" w:color="C0504D" w:themeColor="accent2" w:sz="8" w:space="0"/>
+        <w:left w:val="single" w:color="C0504D" w:themeColor="accent2" w:sz="8" w:space="0"/>
+        <w:bottom w:val="single" w:color="C0504D" w:themeColor="accent2" w:sz="8" w:space="0"/>
+        <w:right w:val="single" w:color="C0504D" w:themeColor="accent2" w:sz="8" w:space="0"/>
       </w:tblBorders>
       <w:tblCellMar>
         <w:top w:w="0" w:type="dxa"/>
@@ -3132,10 +3709,10 @@
       <w:tblPr/>
       <w:tcPr>
         <w:tcBorders>
-          <w:top w:val="double" w:sz="6" w:space="0" w:color="C0504D" w:themeColor="accent2"/>
-          <w:left w:val="single" w:sz="8" w:space="0" w:color="C0504D" w:themeColor="accent2"/>
-          <w:bottom w:val="single" w:sz="8" w:space="0" w:color="C0504D" w:themeColor="accent2"/>
-          <w:right w:val="single" w:sz="8" w:space="0" w:color="C0504D" w:themeColor="accent2"/>
+          <w:top w:val="double" w:color="C0504D" w:themeColor="accent2" w:sz="6" w:space="0"/>
+          <w:left w:val="single" w:color="C0504D" w:themeColor="accent2" w:sz="8" w:space="0"/>
+          <w:bottom w:val="single" w:color="C0504D" w:themeColor="accent2" w:sz="8" w:space="0"/>
+          <w:right w:val="single" w:color="C0504D" w:themeColor="accent2" w:sz="8" w:space="0"/>
         </w:tcBorders>
       </w:tcPr>
     </w:tblStylePr>
@@ -3155,10 +3732,10 @@
       <w:tblPr/>
       <w:tcPr>
         <w:tcBorders>
-          <w:top w:val="single" w:sz="8" w:space="0" w:color="C0504D" w:themeColor="accent2"/>
-          <w:left w:val="single" w:sz="8" w:space="0" w:color="C0504D" w:themeColor="accent2"/>
-          <w:bottom w:val="single" w:sz="8" w:space="0" w:color="C0504D" w:themeColor="accent2"/>
-          <w:right w:val="single" w:sz="8" w:space="0" w:color="C0504D" w:themeColor="accent2"/>
+          <w:top w:val="single" w:color="C0504D" w:themeColor="accent2" w:sz="8" w:space="0"/>
+          <w:left w:val="single" w:color="C0504D" w:themeColor="accent2" w:sz="8" w:space="0"/>
+          <w:bottom w:val="single" w:color="C0504D" w:themeColor="accent2" w:sz="8" w:space="0"/>
+          <w:right w:val="single" w:color="C0504D" w:themeColor="accent2" w:sz="8" w:space="0"/>
         </w:tcBorders>
       </w:tcPr>
     </w:tblStylePr>
@@ -3166,10 +3743,10 @@
       <w:tblPr/>
       <w:tcPr>
         <w:tcBorders>
-          <w:top w:val="single" w:sz="8" w:space="0" w:color="C0504D" w:themeColor="accent2"/>
-          <w:left w:val="single" w:sz="8" w:space="0" w:color="C0504D" w:themeColor="accent2"/>
-          <w:bottom w:val="single" w:sz="8" w:space="0" w:color="C0504D" w:themeColor="accent2"/>
-          <w:right w:val="single" w:sz="8" w:space="0" w:color="C0504D" w:themeColor="accent2"/>
+          <w:top w:val="single" w:color="C0504D" w:themeColor="accent2" w:sz="8" w:space="0"/>
+          <w:left w:val="single" w:color="C0504D" w:themeColor="accent2" w:sz="8" w:space="0"/>
+          <w:bottom w:val="single" w:color="C0504D" w:themeColor="accent2" w:sz="8" w:space="0"/>
+          <w:right w:val="single" w:color="C0504D" w:themeColor="accent2" w:sz="8" w:space="0"/>
         </w:tcBorders>
       </w:tcPr>
     </w:tblStylePr>
@@ -3187,10 +3764,10 @@
       <w:tblStyleColBandSize w:val="1"/>
       <w:tblInd w:w="0" w:type="dxa"/>
       <w:tblBorders>
-        <w:top w:val="single" w:sz="8" w:space="0" w:color="9BBB59" w:themeColor="accent3"/>
-        <w:left w:val="single" w:sz="8" w:space="0" w:color="9BBB59" w:themeColor="accent3"/>
-        <w:bottom w:val="single" w:sz="8" w:space="0" w:color="9BBB59" w:themeColor="accent3"/>
-        <w:right w:val="single" w:sz="8" w:space="0" w:color="9BBB59" w:themeColor="accent3"/>
+        <w:top w:val="single" w:color="9BBB59" w:themeColor="accent3" w:sz="8" w:space="0"/>
+        <w:left w:val="single" w:color="9BBB59" w:themeColor="accent3" w:sz="8" w:space="0"/>
+        <w:bottom w:val="single" w:color="9BBB59" w:themeColor="accent3" w:sz="8" w:space="0"/>
+        <w:right w:val="single" w:color="9BBB59" w:themeColor="accent3" w:sz="8" w:space="0"/>
       </w:tblBorders>
       <w:tblCellMar>
         <w:top w:w="0" w:type="dxa"/>
@@ -3224,10 +3801,10 @@
       <w:tblPr/>
       <w:tcPr>
         <w:tcBorders>
-          <w:top w:val="double" w:sz="6" w:space="0" w:color="9BBB59" w:themeColor="accent3"/>
-          <w:left w:val="single" w:sz="8" w:space="0" w:color="9BBB59" w:themeColor="accent3"/>
-          <w:bottom w:val="single" w:sz="8" w:space="0" w:color="9BBB59" w:themeColor="accent3"/>
-          <w:right w:val="single" w:sz="8" w:space="0" w:color="9BBB59" w:themeColor="accent3"/>
+          <w:top w:val="double" w:color="9BBB59" w:themeColor="accent3" w:sz="6" w:space="0"/>
+          <w:left w:val="single" w:color="9BBB59" w:themeColor="accent3" w:sz="8" w:space="0"/>
+          <w:bottom w:val="single" w:color="9BBB59" w:themeColor="accent3" w:sz="8" w:space="0"/>
+          <w:right w:val="single" w:color="9BBB59" w:themeColor="accent3" w:sz="8" w:space="0"/>
         </w:tcBorders>
       </w:tcPr>
     </w:tblStylePr>
@@ -3247,10 +3824,10 @@
       <w:tblPr/>
       <w:tcPr>
         <w:tcBorders>
-          <w:top w:val="single" w:sz="8" w:space="0" w:color="9BBB59" w:themeColor="accent3"/>
-          <w:left w:val="single" w:sz="8" w:space="0" w:color="9BBB59" w:themeColor="accent3"/>
-          <w:bottom w:val="single" w:sz="8" w:space="0" w:color="9BBB59" w:themeColor="accent3"/>
-          <w:right w:val="single" w:sz="8" w:space="0" w:color="9BBB59" w:themeColor="accent3"/>
+          <w:top w:val="single" w:color="9BBB59" w:themeColor="accent3" w:sz="8" w:space="0"/>
+          <w:left w:val="single" w:color="9BBB59" w:themeColor="accent3" w:sz="8" w:space="0"/>
+          <w:bottom w:val="single" w:color="9BBB59" w:themeColor="accent3" w:sz="8" w:space="0"/>
+          <w:right w:val="single" w:color="9BBB59" w:themeColor="accent3" w:sz="8" w:space="0"/>
         </w:tcBorders>
       </w:tcPr>
     </w:tblStylePr>
@@ -3258,10 +3835,10 @@
       <w:tblPr/>
       <w:tcPr>
         <w:tcBorders>
-          <w:top w:val="single" w:sz="8" w:space="0" w:color="9BBB59" w:themeColor="accent3"/>
-          <w:left w:val="single" w:sz="8" w:space="0" w:color="9BBB59" w:themeColor="accent3"/>
-          <w:bottom w:val="single" w:sz="8" w:space="0" w:color="9BBB59" w:themeColor="accent3"/>
-          <w:right w:val="single" w:sz="8" w:space="0" w:color="9BBB59" w:themeColor="accent3"/>
+          <w:top w:val="single" w:color="9BBB59" w:themeColor="accent3" w:sz="8" w:space="0"/>
+          <w:left w:val="single" w:color="9BBB59" w:themeColor="accent3" w:sz="8" w:space="0"/>
+          <w:bottom w:val="single" w:color="9BBB59" w:themeColor="accent3" w:sz="8" w:space="0"/>
+          <w:right w:val="single" w:color="9BBB59" w:themeColor="accent3" w:sz="8" w:space="0"/>
         </w:tcBorders>
       </w:tcPr>
     </w:tblStylePr>
@@ -3279,10 +3856,10 @@
       <w:tblStyleColBandSize w:val="1"/>
       <w:tblInd w:w="0" w:type="dxa"/>
       <w:tblBorders>
-        <w:top w:val="single" w:sz="8" w:space="0" w:color="8064A2" w:themeColor="accent4"/>
-        <w:left w:val="single" w:sz="8" w:space="0" w:color="8064A2" w:themeColor="accent4"/>
-        <w:bottom w:val="single" w:sz="8" w:space="0" w:color="8064A2" w:themeColor="accent4"/>
-        <w:right w:val="single" w:sz="8" w:space="0" w:color="8064A2" w:themeColor="accent4"/>
+        <w:top w:val="single" w:color="8064A2" w:themeColor="accent4" w:sz="8" w:space="0"/>
+        <w:left w:val="single" w:color="8064A2" w:themeColor="accent4" w:sz="8" w:space="0"/>
+        <w:bottom w:val="single" w:color="8064A2" w:themeColor="accent4" w:sz="8" w:space="0"/>
+        <w:right w:val="single" w:color="8064A2" w:themeColor="accent4" w:sz="8" w:space="0"/>
       </w:tblBorders>
       <w:tblCellMar>
         <w:top w:w="0" w:type="dxa"/>
@@ -3316,10 +3893,10 @@
       <w:tblPr/>
       <w:tcPr>
         <w:tcBorders>
-          <w:top w:val="double" w:sz="6" w:space="0" w:color="8064A2" w:themeColor="accent4"/>
-          <w:left w:val="single" w:sz="8" w:space="0" w:color="8064A2" w:themeColor="accent4"/>
-          <w:bottom w:val="single" w:sz="8" w:space="0" w:color="8064A2" w:themeColor="accent4"/>
-          <w:right w:val="single" w:sz="8" w:space="0" w:color="8064A2" w:themeColor="accent4"/>
+          <w:top w:val="double" w:color="8064A2" w:themeColor="accent4" w:sz="6" w:space="0"/>
+          <w:left w:val="single" w:color="8064A2" w:themeColor="accent4" w:sz="8" w:space="0"/>
+          <w:bottom w:val="single" w:color="8064A2" w:themeColor="accent4" w:sz="8" w:space="0"/>
+          <w:right w:val="single" w:color="8064A2" w:themeColor="accent4" w:sz="8" w:space="0"/>
         </w:tcBorders>
       </w:tcPr>
     </w:tblStylePr>
@@ -3339,10 +3916,10 @@
       <w:tblPr/>
       <w:tcPr>
         <w:tcBorders>
-          <w:top w:val="single" w:sz="8" w:space="0" w:color="8064A2" w:themeColor="accent4"/>
-          <w:left w:val="single" w:sz="8" w:space="0" w:color="8064A2" w:themeColor="accent4"/>
-          <w:bottom w:val="single" w:sz="8" w:space="0" w:color="8064A2" w:themeColor="accent4"/>
-          <w:right w:val="single" w:sz="8" w:space="0" w:color="8064A2" w:themeColor="accent4"/>
+          <w:top w:val="single" w:color="8064A2" w:themeColor="accent4" w:sz="8" w:space="0"/>
+          <w:left w:val="single" w:color="8064A2" w:themeColor="accent4" w:sz="8" w:space="0"/>
+          <w:bottom w:val="single" w:color="8064A2" w:themeColor="accent4" w:sz="8" w:space="0"/>
+          <w:right w:val="single" w:color="8064A2" w:themeColor="accent4" w:sz="8" w:space="0"/>
         </w:tcBorders>
       </w:tcPr>
     </w:tblStylePr>
@@ -3350,10 +3927,10 @@
       <w:tblPr/>
       <w:tcPr>
         <w:tcBorders>
-          <w:top w:val="single" w:sz="8" w:space="0" w:color="8064A2" w:themeColor="accent4"/>
-          <w:left w:val="single" w:sz="8" w:space="0" w:color="8064A2" w:themeColor="accent4"/>
-          <w:bottom w:val="single" w:sz="8" w:space="0" w:color="8064A2" w:themeColor="accent4"/>
-          <w:right w:val="single" w:sz="8" w:space="0" w:color="8064A2" w:themeColor="accent4"/>
+          <w:top w:val="single" w:color="8064A2" w:themeColor="accent4" w:sz="8" w:space="0"/>
+          <w:left w:val="single" w:color="8064A2" w:themeColor="accent4" w:sz="8" w:space="0"/>
+          <w:bottom w:val="single" w:color="8064A2" w:themeColor="accent4" w:sz="8" w:space="0"/>
+          <w:right w:val="single" w:color="8064A2" w:themeColor="accent4" w:sz="8" w:space="0"/>
         </w:tcBorders>
       </w:tcPr>
     </w:tblStylePr>
@@ -3371,10 +3948,10 @@
       <w:tblStyleColBandSize w:val="1"/>
       <w:tblInd w:w="0" w:type="dxa"/>
       <w:tblBorders>
-        <w:top w:val="single" w:sz="8" w:space="0" w:color="4BACC6" w:themeColor="accent5"/>
-        <w:left w:val="single" w:sz="8" w:space="0" w:color="4BACC6" w:themeColor="accent5"/>
-        <w:bottom w:val="single" w:sz="8" w:space="0" w:color="4BACC6" w:themeColor="accent5"/>
-        <w:right w:val="single" w:sz="8" w:space="0" w:color="4BACC6" w:themeColor="accent5"/>
+        <w:top w:val="single" w:color="4BACC6" w:themeColor="accent5" w:sz="8" w:space="0"/>
+        <w:left w:val="single" w:color="4BACC6" w:themeColor="accent5" w:sz="8" w:space="0"/>
+        <w:bottom w:val="single" w:color="4BACC6" w:themeColor="accent5" w:sz="8" w:space="0"/>
+        <w:right w:val="single" w:color="4BACC6" w:themeColor="accent5" w:sz="8" w:space="0"/>
       </w:tblBorders>
       <w:tblCellMar>
         <w:top w:w="0" w:type="dxa"/>
@@ -3408,10 +3985,10 @@
       <w:tblPr/>
       <w:tcPr>
         <w:tcBorders>
-          <w:top w:val="double" w:sz="6" w:space="0" w:color="4BACC6" w:themeColor="accent5"/>
-          <w:left w:val="single" w:sz="8" w:space="0" w:color="4BACC6" w:themeColor="accent5"/>
-          <w:bottom w:val="single" w:sz="8" w:space="0" w:color="4BACC6" w:themeColor="accent5"/>
-          <w:right w:val="single" w:sz="8" w:space="0" w:color="4BACC6" w:themeColor="accent5"/>
+          <w:top w:val="double" w:color="4BACC6" w:themeColor="accent5" w:sz="6" w:space="0"/>
+          <w:left w:val="single" w:color="4BACC6" w:themeColor="accent5" w:sz="8" w:space="0"/>
+          <w:bottom w:val="single" w:color="4BACC6" w:themeColor="accent5" w:sz="8" w:space="0"/>
+          <w:right w:val="single" w:color="4BACC6" w:themeColor="accent5" w:sz="8" w:space="0"/>
         </w:tcBorders>
       </w:tcPr>
     </w:tblStylePr>
@@ -3431,10 +4008,10 @@
       <w:tblPr/>
       <w:tcPr>
         <w:tcBorders>
-          <w:top w:val="single" w:sz="8" w:space="0" w:color="4BACC6" w:themeColor="accent5"/>
-          <w:left w:val="single" w:sz="8" w:space="0" w:color="4BACC6" w:themeColor="accent5"/>
-          <w:bottom w:val="single" w:sz="8" w:space="0" w:color="4BACC6" w:themeColor="accent5"/>
-          <w:right w:val="single" w:sz="8" w:space="0" w:color="4BACC6" w:themeColor="accent5"/>
+          <w:top w:val="single" w:color="4BACC6" w:themeColor="accent5" w:sz="8" w:space="0"/>
+          <w:left w:val="single" w:color="4BACC6" w:themeColor="accent5" w:sz="8" w:space="0"/>
+          <w:bottom w:val="single" w:color="4BACC6" w:themeColor="accent5" w:sz="8" w:space="0"/>
+          <w:right w:val="single" w:color="4BACC6" w:themeColor="accent5" w:sz="8" w:space="0"/>
         </w:tcBorders>
       </w:tcPr>
     </w:tblStylePr>
@@ -3442,10 +4019,10 @@
       <w:tblPr/>
       <w:tcPr>
         <w:tcBorders>
-          <w:top w:val="single" w:sz="8" w:space="0" w:color="4BACC6" w:themeColor="accent5"/>
-          <w:left w:val="single" w:sz="8" w:space="0" w:color="4BACC6" w:themeColor="accent5"/>
-          <w:bottom w:val="single" w:sz="8" w:space="0" w:color="4BACC6" w:themeColor="accent5"/>
-          <w:right w:val="single" w:sz="8" w:space="0" w:color="4BACC6" w:themeColor="accent5"/>
+          <w:top w:val="single" w:color="4BACC6" w:themeColor="accent5" w:sz="8" w:space="0"/>
+          <w:left w:val="single" w:color="4BACC6" w:themeColor="accent5" w:sz="8" w:space="0"/>
+          <w:bottom w:val="single" w:color="4BACC6" w:themeColor="accent5" w:sz="8" w:space="0"/>
+          <w:right w:val="single" w:color="4BACC6" w:themeColor="accent5" w:sz="8" w:space="0"/>
         </w:tcBorders>
       </w:tcPr>
     </w:tblStylePr>
@@ -3463,10 +4040,10 @@
       <w:tblStyleColBandSize w:val="1"/>
       <w:tblInd w:w="0" w:type="dxa"/>
       <w:tblBorders>
-        <w:top w:val="single" w:sz="8" w:space="0" w:color="F79646" w:themeColor="accent6"/>
-        <w:left w:val="single" w:sz="8" w:space="0" w:color="F79646" w:themeColor="accent6"/>
-        <w:bottom w:val="single" w:sz="8" w:space="0" w:color="F79646" w:themeColor="accent6"/>
-        <w:right w:val="single" w:sz="8" w:space="0" w:color="F79646" w:themeColor="accent6"/>
+        <w:top w:val="single" w:color="F79646" w:themeColor="accent6" w:sz="8" w:space="0"/>
+        <w:left w:val="single" w:color="F79646" w:themeColor="accent6" w:sz="8" w:space="0"/>
+        <w:bottom w:val="single" w:color="F79646" w:themeColor="accent6" w:sz="8" w:space="0"/>
+        <w:right w:val="single" w:color="F79646" w:themeColor="accent6" w:sz="8" w:space="0"/>
       </w:tblBorders>
       <w:tblCellMar>
         <w:top w:w="0" w:type="dxa"/>
@@ -3500,10 +4077,10 @@
       <w:tblPr/>
       <w:tcPr>
         <w:tcBorders>
-          <w:top w:val="double" w:sz="6" w:space="0" w:color="F79646" w:themeColor="accent6"/>
-          <w:left w:val="single" w:sz="8" w:space="0" w:color="F79646" w:themeColor="accent6"/>
-          <w:bottom w:val="single" w:sz="8" w:space="0" w:color="F79646" w:themeColor="accent6"/>
-          <w:right w:val="single" w:sz="8" w:space="0" w:color="F79646" w:themeColor="accent6"/>
+          <w:top w:val="double" w:color="F79646" w:themeColor="accent6" w:sz="6" w:space="0"/>
+          <w:left w:val="single" w:color="F79646" w:themeColor="accent6" w:sz="8" w:space="0"/>
+          <w:bottom w:val="single" w:color="F79646" w:themeColor="accent6" w:sz="8" w:space="0"/>
+          <w:right w:val="single" w:color="F79646" w:themeColor="accent6" w:sz="8" w:space="0"/>
         </w:tcBorders>
       </w:tcPr>
     </w:tblStylePr>
@@ -3523,10 +4100,10 @@
       <w:tblPr/>
       <w:tcPr>
         <w:tcBorders>
-          <w:top w:val="single" w:sz="8" w:space="0" w:color="F79646" w:themeColor="accent6"/>
-          <w:left w:val="single" w:sz="8" w:space="0" w:color="F79646" w:themeColor="accent6"/>
-          <w:bottom w:val="single" w:sz="8" w:space="0" w:color="F79646" w:themeColor="accent6"/>
-          <w:right w:val="single" w:sz="8" w:space="0" w:color="F79646" w:themeColor="accent6"/>
+          <w:top w:val="single" w:color="F79646" w:themeColor="accent6" w:sz="8" w:space="0"/>
+          <w:left w:val="single" w:color="F79646" w:themeColor="accent6" w:sz="8" w:space="0"/>
+          <w:bottom w:val="single" w:color="F79646" w:themeColor="accent6" w:sz="8" w:space="0"/>
+          <w:right w:val="single" w:color="F79646" w:themeColor="accent6" w:sz="8" w:space="0"/>
         </w:tcBorders>
       </w:tcPr>
     </w:tblStylePr>
@@ -3534,10 +4111,10 @@
       <w:tblPr/>
       <w:tcPr>
         <w:tcBorders>
-          <w:top w:val="single" w:sz="8" w:space="0" w:color="F79646" w:themeColor="accent6"/>
-          <w:left w:val="single" w:sz="8" w:space="0" w:color="F79646" w:themeColor="accent6"/>
-          <w:bottom w:val="single" w:sz="8" w:space="0" w:color="F79646" w:themeColor="accent6"/>
-          <w:right w:val="single" w:sz="8" w:space="0" w:color="F79646" w:themeColor="accent6"/>
+          <w:top w:val="single" w:color="F79646" w:themeColor="accent6" w:sz="8" w:space="0"/>
+          <w:left w:val="single" w:color="F79646" w:themeColor="accent6" w:sz="8" w:space="0"/>
+          <w:bottom w:val="single" w:color="F79646" w:themeColor="accent6" w:sz="8" w:space="0"/>
+          <w:right w:val="single" w:color="F79646" w:themeColor="accent6" w:sz="8" w:space="0"/>
         </w:tcBorders>
       </w:tcPr>
     </w:tblStylePr>
@@ -3555,12 +4132,12 @@
       <w:tblStyleColBandSize w:val="1"/>
       <w:tblInd w:w="0" w:type="dxa"/>
       <w:tblBorders>
-        <w:top w:val="single" w:sz="8" w:space="0" w:color="000000" w:themeColor="text1"/>
-        <w:left w:val="single" w:sz="8" w:space="0" w:color="000000" w:themeColor="text1"/>
-        <w:bottom w:val="single" w:sz="8" w:space="0" w:color="000000" w:themeColor="text1"/>
-        <w:right w:val="single" w:sz="8" w:space="0" w:color="000000" w:themeColor="text1"/>
-        <w:insideH w:val="single" w:sz="8" w:space="0" w:color="000000" w:themeColor="text1"/>
-        <w:insideV w:val="single" w:sz="8" w:space="0" w:color="000000" w:themeColor="text1"/>
+        <w:top w:val="single" w:color="000000" w:themeColor="text1" w:sz="8" w:space="0"/>
+        <w:left w:val="single" w:color="000000" w:themeColor="text1" w:sz="8" w:space="0"/>
+        <w:bottom w:val="single" w:color="000000" w:themeColor="text1" w:sz="8" w:space="0"/>
+        <w:right w:val="single" w:color="000000" w:themeColor="text1" w:sz="8" w:space="0"/>
+        <w:insideH w:val="single" w:color="000000" w:themeColor="text1" w:sz="8" w:space="0"/>
+        <w:insideV w:val="single" w:color="000000" w:themeColor="text1" w:sz="8" w:space="0"/>
       </w:tblBorders>
       <w:tblCellMar>
         <w:top w:w="0" w:type="dxa"/>
@@ -3574,19 +4151,19 @@
         <w:spacing w:before="0" w:after="0" w:line="240" w:lineRule="auto"/>
       </w:pPr>
       <w:rPr>
-        <w:rFonts w:asciiTheme="majorHAnsi" w:eastAsiaTheme="majorEastAsia" w:hAnsiTheme="majorHAnsi" w:cstheme="majorBidi"/>
-        <w:b/>
-        <w:bCs/>
-      </w:rPr>
-      <w:tblPr/>
-      <w:tcPr>
-        <w:tcBorders>
-          <w:top w:val="single" w:sz="8" w:space="0" w:color="000000" w:themeColor="text1"/>
-          <w:left w:val="single" w:sz="8" w:space="0" w:color="000000" w:themeColor="text1"/>
-          <w:bottom w:val="single" w:sz="18" w:space="0" w:color="000000" w:themeColor="text1"/>
-          <w:right w:val="single" w:sz="8" w:space="0" w:color="000000" w:themeColor="text1"/>
-          <w:insideH w:val="nil"/>
-          <w:insideV w:val="single" w:sz="8" w:space="0" w:color="000000" w:themeColor="text1"/>
+        <w:rFonts w:asciiTheme="majorHAnsi" w:hAnsiTheme="majorHAnsi" w:eastAsiaTheme="majorEastAsia" w:cstheme="majorBidi"/>
+        <w:b/>
+        <w:bCs/>
+      </w:rPr>
+      <w:tblPr/>
+      <w:tcPr>
+        <w:tcBorders>
+          <w:top w:val="single" w:color="000000" w:themeColor="text1" w:sz="8" w:space="0"/>
+          <w:left w:val="single" w:color="000000" w:themeColor="text1" w:sz="8" w:space="0"/>
+          <w:bottom w:val="single" w:color="000000" w:themeColor="text1" w:sz="18" w:space="0"/>
+          <w:right w:val="single" w:color="000000" w:themeColor="text1" w:sz="8" w:space="0"/>
+          <w:insideH w:val="nil"/>
+          <w:insideV w:val="single" w:color="000000" w:themeColor="text1" w:sz="8" w:space="0"/>
         </w:tcBorders>
       </w:tcPr>
     </w:tblStylePr>
@@ -3595,42 +4172,42 @@
         <w:spacing w:before="0" w:after="0" w:line="240" w:lineRule="auto"/>
       </w:pPr>
       <w:rPr>
-        <w:rFonts w:asciiTheme="majorHAnsi" w:eastAsiaTheme="majorEastAsia" w:hAnsiTheme="majorHAnsi" w:cstheme="majorBidi"/>
-        <w:b/>
-        <w:bCs/>
-      </w:rPr>
-      <w:tblPr/>
-      <w:tcPr>
-        <w:tcBorders>
-          <w:top w:val="double" w:sz="6" w:space="0" w:color="000000" w:themeColor="text1"/>
-          <w:left w:val="single" w:sz="8" w:space="0" w:color="000000" w:themeColor="text1"/>
-          <w:bottom w:val="single" w:sz="8" w:space="0" w:color="000000" w:themeColor="text1"/>
-          <w:right w:val="single" w:sz="8" w:space="0" w:color="000000" w:themeColor="text1"/>
-          <w:insideH w:val="nil"/>
-          <w:insideV w:val="single" w:sz="8" w:space="0" w:color="000000" w:themeColor="text1"/>
+        <w:rFonts w:asciiTheme="majorHAnsi" w:hAnsiTheme="majorHAnsi" w:eastAsiaTheme="majorEastAsia" w:cstheme="majorBidi"/>
+        <w:b/>
+        <w:bCs/>
+      </w:rPr>
+      <w:tblPr/>
+      <w:tcPr>
+        <w:tcBorders>
+          <w:top w:val="double" w:color="000000" w:themeColor="text1" w:sz="6" w:space="0"/>
+          <w:left w:val="single" w:color="000000" w:themeColor="text1" w:sz="8" w:space="0"/>
+          <w:bottom w:val="single" w:color="000000" w:themeColor="text1" w:sz="8" w:space="0"/>
+          <w:right w:val="single" w:color="000000" w:themeColor="text1" w:sz="8" w:space="0"/>
+          <w:insideH w:val="nil"/>
+          <w:insideV w:val="single" w:color="000000" w:themeColor="text1" w:sz="8" w:space="0"/>
         </w:tcBorders>
       </w:tcPr>
     </w:tblStylePr>
     <w:tblStylePr w:type="firstCol">
       <w:rPr>
-        <w:rFonts w:asciiTheme="majorHAnsi" w:eastAsiaTheme="majorEastAsia" w:hAnsiTheme="majorHAnsi" w:cstheme="majorBidi"/>
+        <w:rFonts w:asciiTheme="majorHAnsi" w:hAnsiTheme="majorHAnsi" w:eastAsiaTheme="majorEastAsia" w:cstheme="majorBidi"/>
         <w:b/>
         <w:bCs/>
       </w:rPr>
     </w:tblStylePr>
     <w:tblStylePr w:type="lastCol">
       <w:rPr>
-        <w:rFonts w:asciiTheme="majorHAnsi" w:eastAsiaTheme="majorEastAsia" w:hAnsiTheme="majorHAnsi" w:cstheme="majorBidi"/>
-        <w:b/>
-        <w:bCs/>
-      </w:rPr>
-      <w:tblPr/>
-      <w:tcPr>
-        <w:tcBorders>
-          <w:top w:val="single" w:sz="8" w:space="0" w:color="000000" w:themeColor="text1"/>
-          <w:left w:val="single" w:sz="8" w:space="0" w:color="000000" w:themeColor="text1"/>
-          <w:bottom w:val="single" w:sz="8" w:space="0" w:color="000000" w:themeColor="text1"/>
-          <w:right w:val="single" w:sz="8" w:space="0" w:color="000000" w:themeColor="text1"/>
+        <w:rFonts w:asciiTheme="majorHAnsi" w:hAnsiTheme="majorHAnsi" w:eastAsiaTheme="majorEastAsia" w:cstheme="majorBidi"/>
+        <w:b/>
+        <w:bCs/>
+      </w:rPr>
+      <w:tblPr/>
+      <w:tcPr>
+        <w:tcBorders>
+          <w:top w:val="single" w:color="000000" w:themeColor="text1" w:sz="8" w:space="0"/>
+          <w:left w:val="single" w:color="000000" w:themeColor="text1" w:sz="8" w:space="0"/>
+          <w:bottom w:val="single" w:color="000000" w:themeColor="text1" w:sz="8" w:space="0"/>
+          <w:right w:val="single" w:color="000000" w:themeColor="text1" w:sz="8" w:space="0"/>
         </w:tcBorders>
       </w:tcPr>
     </w:tblStylePr>
@@ -3638,10 +4215,10 @@
       <w:tblPr/>
       <w:tcPr>
         <w:tcBorders>
-          <w:top w:val="single" w:sz="8" w:space="0" w:color="000000" w:themeColor="text1"/>
-          <w:left w:val="single" w:sz="8" w:space="0" w:color="000000" w:themeColor="text1"/>
-          <w:bottom w:val="single" w:sz="8" w:space="0" w:color="000000" w:themeColor="text1"/>
-          <w:right w:val="single" w:sz="8" w:space="0" w:color="000000" w:themeColor="text1"/>
+          <w:top w:val="single" w:color="000000" w:themeColor="text1" w:sz="8" w:space="0"/>
+          <w:left w:val="single" w:color="000000" w:themeColor="text1" w:sz="8" w:space="0"/>
+          <w:bottom w:val="single" w:color="000000" w:themeColor="text1" w:sz="8" w:space="0"/>
+          <w:right w:val="single" w:color="000000" w:themeColor="text1" w:sz="8" w:space="0"/>
         </w:tcBorders>
         <w:shd w:val="clear" w:color="auto" w:fill="C0C0C0" w:themeFill="text1" w:themeFillTint="3F"/>
       </w:tcPr>
@@ -3650,11 +4227,11 @@
       <w:tblPr/>
       <w:tcPr>
         <w:tcBorders>
-          <w:top w:val="single" w:sz="8" w:space="0" w:color="000000" w:themeColor="text1"/>
-          <w:left w:val="single" w:sz="8" w:space="0" w:color="000000" w:themeColor="text1"/>
-          <w:bottom w:val="single" w:sz="8" w:space="0" w:color="000000" w:themeColor="text1"/>
-          <w:right w:val="single" w:sz="8" w:space="0" w:color="000000" w:themeColor="text1"/>
-          <w:insideV w:val="single" w:sz="8" w:space="0" w:color="000000" w:themeColor="text1"/>
+          <w:top w:val="single" w:color="000000" w:themeColor="text1" w:sz="8" w:space="0"/>
+          <w:left w:val="single" w:color="000000" w:themeColor="text1" w:sz="8" w:space="0"/>
+          <w:bottom w:val="single" w:color="000000" w:themeColor="text1" w:sz="8" w:space="0"/>
+          <w:right w:val="single" w:color="000000" w:themeColor="text1" w:sz="8" w:space="0"/>
+          <w:insideV w:val="single" w:color="000000" w:themeColor="text1" w:sz="8" w:space="0"/>
         </w:tcBorders>
         <w:shd w:val="clear" w:color="auto" w:fill="C0C0C0" w:themeFill="text1" w:themeFillTint="3F"/>
       </w:tcPr>
@@ -3663,11 +4240,11 @@
       <w:tblPr/>
       <w:tcPr>
         <w:tcBorders>
-          <w:top w:val="single" w:sz="8" w:space="0" w:color="000000" w:themeColor="text1"/>
-          <w:left w:val="single" w:sz="8" w:space="0" w:color="000000" w:themeColor="text1"/>
-          <w:bottom w:val="single" w:sz="8" w:space="0" w:color="000000" w:themeColor="text1"/>
-          <w:right w:val="single" w:sz="8" w:space="0" w:color="000000" w:themeColor="text1"/>
-          <w:insideV w:val="single" w:sz="8" w:space="0" w:color="000000" w:themeColor="text1"/>
+          <w:top w:val="single" w:color="000000" w:themeColor="text1" w:sz="8" w:space="0"/>
+          <w:left w:val="single" w:color="000000" w:themeColor="text1" w:sz="8" w:space="0"/>
+          <w:bottom w:val="single" w:color="000000" w:themeColor="text1" w:sz="8" w:space="0"/>
+          <w:right w:val="single" w:color="000000" w:themeColor="text1" w:sz="8" w:space="0"/>
+          <w:insideV w:val="single" w:color="000000" w:themeColor="text1" w:sz="8" w:space="0"/>
         </w:tcBorders>
       </w:tcPr>
     </w:tblStylePr>
@@ -3685,12 +4262,12 @@
       <w:tblStyleColBandSize w:val="1"/>
       <w:tblInd w:w="0" w:type="dxa"/>
       <w:tblBorders>
-        <w:top w:val="single" w:sz="8" w:space="0" w:color="4F81BD" w:themeColor="accent1"/>
-        <w:left w:val="single" w:sz="8" w:space="0" w:color="4F81BD" w:themeColor="accent1"/>
-        <w:bottom w:val="single" w:sz="8" w:space="0" w:color="4F81BD" w:themeColor="accent1"/>
-        <w:right w:val="single" w:sz="8" w:space="0" w:color="4F81BD" w:themeColor="accent1"/>
-        <w:insideH w:val="single" w:sz="8" w:space="0" w:color="4F81BD" w:themeColor="accent1"/>
-        <w:insideV w:val="single" w:sz="8" w:space="0" w:color="4F81BD" w:themeColor="accent1"/>
+        <w:top w:val="single" w:color="4F81BD" w:themeColor="accent1" w:sz="8" w:space="0"/>
+        <w:left w:val="single" w:color="4F81BD" w:themeColor="accent1" w:sz="8" w:space="0"/>
+        <w:bottom w:val="single" w:color="4F81BD" w:themeColor="accent1" w:sz="8" w:space="0"/>
+        <w:right w:val="single" w:color="4F81BD" w:themeColor="accent1" w:sz="8" w:space="0"/>
+        <w:insideH w:val="single" w:color="4F81BD" w:themeColor="accent1" w:sz="8" w:space="0"/>
+        <w:insideV w:val="single" w:color="4F81BD" w:themeColor="accent1" w:sz="8" w:space="0"/>
       </w:tblBorders>
       <w:tblCellMar>
         <w:top w:w="0" w:type="dxa"/>
@@ -3704,19 +4281,19 @@
         <w:spacing w:before="0" w:after="0" w:line="240" w:lineRule="auto"/>
       </w:pPr>
       <w:rPr>
-        <w:rFonts w:asciiTheme="majorHAnsi" w:eastAsiaTheme="majorEastAsia" w:hAnsiTheme="majorHAnsi" w:cstheme="majorBidi"/>
-        <w:b/>
-        <w:bCs/>
-      </w:rPr>
-      <w:tblPr/>
-      <w:tcPr>
-        <w:tcBorders>
-          <w:top w:val="single" w:sz="8" w:space="0" w:color="4F81BD" w:themeColor="accent1"/>
-          <w:left w:val="single" w:sz="8" w:space="0" w:color="4F81BD" w:themeColor="accent1"/>
-          <w:bottom w:val="single" w:sz="18" w:space="0" w:color="4F81BD" w:themeColor="accent1"/>
-          <w:right w:val="single" w:sz="8" w:space="0" w:color="4F81BD" w:themeColor="accent1"/>
-          <w:insideH w:val="nil"/>
-          <w:insideV w:val="single" w:sz="8" w:space="0" w:color="4F81BD" w:themeColor="accent1"/>
+        <w:rFonts w:asciiTheme="majorHAnsi" w:hAnsiTheme="majorHAnsi" w:eastAsiaTheme="majorEastAsia" w:cstheme="majorBidi"/>
+        <w:b/>
+        <w:bCs/>
+      </w:rPr>
+      <w:tblPr/>
+      <w:tcPr>
+        <w:tcBorders>
+          <w:top w:val="single" w:color="4F81BD" w:themeColor="accent1" w:sz="8" w:space="0"/>
+          <w:left w:val="single" w:color="4F81BD" w:themeColor="accent1" w:sz="8" w:space="0"/>
+          <w:bottom w:val="single" w:color="4F81BD" w:themeColor="accent1" w:sz="18" w:space="0"/>
+          <w:right w:val="single" w:color="4F81BD" w:themeColor="accent1" w:sz="8" w:space="0"/>
+          <w:insideH w:val="nil"/>
+          <w:insideV w:val="single" w:color="4F81BD" w:themeColor="accent1" w:sz="8" w:space="0"/>
         </w:tcBorders>
       </w:tcPr>
     </w:tblStylePr>
@@ -3725,42 +4302,42 @@
         <w:spacing w:before="0" w:after="0" w:line="240" w:lineRule="auto"/>
       </w:pPr>
       <w:rPr>
-        <w:rFonts w:asciiTheme="majorHAnsi" w:eastAsiaTheme="majorEastAsia" w:hAnsiTheme="majorHAnsi" w:cstheme="majorBidi"/>
-        <w:b/>
-        <w:bCs/>
-      </w:rPr>
-      <w:tblPr/>
-      <w:tcPr>
-        <w:tcBorders>
-          <w:top w:val="double" w:sz="6" w:space="0" w:color="4F81BD" w:themeColor="accent1"/>
-          <w:left w:val="single" w:sz="8" w:space="0" w:color="4F81BD" w:themeColor="accent1"/>
-          <w:bottom w:val="single" w:sz="8" w:space="0" w:color="4F81BD" w:themeColor="accent1"/>
-          <w:right w:val="single" w:sz="8" w:space="0" w:color="4F81BD" w:themeColor="accent1"/>
-          <w:insideH w:val="nil"/>
-          <w:insideV w:val="single" w:sz="8" w:space="0" w:color="4F81BD" w:themeColor="accent1"/>
+        <w:rFonts w:asciiTheme="majorHAnsi" w:hAnsiTheme="majorHAnsi" w:eastAsiaTheme="majorEastAsia" w:cstheme="majorBidi"/>
+        <w:b/>
+        <w:bCs/>
+      </w:rPr>
+      <w:tblPr/>
+      <w:tcPr>
+        <w:tcBorders>
+          <w:top w:val="double" w:color="4F81BD" w:themeColor="accent1" w:sz="6" w:space="0"/>
+          <w:left w:val="single" w:color="4F81BD" w:themeColor="accent1" w:sz="8" w:space="0"/>
+          <w:bottom w:val="single" w:color="4F81BD" w:themeColor="accent1" w:sz="8" w:space="0"/>
+          <w:right w:val="single" w:color="4F81BD" w:themeColor="accent1" w:sz="8" w:space="0"/>
+          <w:insideH w:val="nil"/>
+          <w:insideV w:val="single" w:color="4F81BD" w:themeColor="accent1" w:sz="8" w:space="0"/>
         </w:tcBorders>
       </w:tcPr>
     </w:tblStylePr>
     <w:tblStylePr w:type="firstCol">
       <w:rPr>
-        <w:rFonts w:asciiTheme="majorHAnsi" w:eastAsiaTheme="majorEastAsia" w:hAnsiTheme="majorHAnsi" w:cstheme="majorBidi"/>
+        <w:rFonts w:asciiTheme="majorHAnsi" w:hAnsiTheme="majorHAnsi" w:eastAsiaTheme="majorEastAsia" w:cstheme="majorBidi"/>
         <w:b/>
         <w:bCs/>
       </w:rPr>
     </w:tblStylePr>
     <w:tblStylePr w:type="lastCol">
       <w:rPr>
-        <w:rFonts w:asciiTheme="majorHAnsi" w:eastAsiaTheme="majorEastAsia" w:hAnsiTheme="majorHAnsi" w:cstheme="majorBidi"/>
-        <w:b/>
-        <w:bCs/>
-      </w:rPr>
-      <w:tblPr/>
-      <w:tcPr>
-        <w:tcBorders>
-          <w:top w:val="single" w:sz="8" w:space="0" w:color="4F81BD" w:themeColor="accent1"/>
-          <w:left w:val="single" w:sz="8" w:space="0" w:color="4F81BD" w:themeColor="accent1"/>
-          <w:bottom w:val="single" w:sz="8" w:space="0" w:color="4F81BD" w:themeColor="accent1"/>
-          <w:right w:val="single" w:sz="8" w:space="0" w:color="4F81BD" w:themeColor="accent1"/>
+        <w:rFonts w:asciiTheme="majorHAnsi" w:hAnsiTheme="majorHAnsi" w:eastAsiaTheme="majorEastAsia" w:cstheme="majorBidi"/>
+        <w:b/>
+        <w:bCs/>
+      </w:rPr>
+      <w:tblPr/>
+      <w:tcPr>
+        <w:tcBorders>
+          <w:top w:val="single" w:color="4F81BD" w:themeColor="accent1" w:sz="8" w:space="0"/>
+          <w:left w:val="single" w:color="4F81BD" w:themeColor="accent1" w:sz="8" w:space="0"/>
+          <w:bottom w:val="single" w:color="4F81BD" w:themeColor="accent1" w:sz="8" w:space="0"/>
+          <w:right w:val="single" w:color="4F81BD" w:themeColor="accent1" w:sz="8" w:space="0"/>
         </w:tcBorders>
       </w:tcPr>
     </w:tblStylePr>
@@ -3768,10 +4345,10 @@
       <w:tblPr/>
       <w:tcPr>
         <w:tcBorders>
-          <w:top w:val="single" w:sz="8" w:space="0" w:color="4F81BD" w:themeColor="accent1"/>
-          <w:left w:val="single" w:sz="8" w:space="0" w:color="4F81BD" w:themeColor="accent1"/>
-          <w:bottom w:val="single" w:sz="8" w:space="0" w:color="4F81BD" w:themeColor="accent1"/>
-          <w:right w:val="single" w:sz="8" w:space="0" w:color="4F81BD" w:themeColor="accent1"/>
+          <w:top w:val="single" w:color="4F81BD" w:themeColor="accent1" w:sz="8" w:space="0"/>
+          <w:left w:val="single" w:color="4F81BD" w:themeColor="accent1" w:sz="8" w:space="0"/>
+          <w:bottom w:val="single" w:color="4F81BD" w:themeColor="accent1" w:sz="8" w:space="0"/>
+          <w:right w:val="single" w:color="4F81BD" w:themeColor="accent1" w:sz="8" w:space="0"/>
         </w:tcBorders>
         <w:shd w:val="clear" w:color="auto" w:fill="D3DFEE" w:themeFill="accent1" w:themeFillTint="3F"/>
       </w:tcPr>
@@ -3780,11 +4357,11 @@
       <w:tblPr/>
       <w:tcPr>
         <w:tcBorders>
-          <w:top w:val="single" w:sz="8" w:space="0" w:color="4F81BD" w:themeColor="accent1"/>
-          <w:left w:val="single" w:sz="8" w:space="0" w:color="4F81BD" w:themeColor="accent1"/>
-          <w:bottom w:val="single" w:sz="8" w:space="0" w:color="4F81BD" w:themeColor="accent1"/>
-          <w:right w:val="single" w:sz="8" w:space="0" w:color="4F81BD" w:themeColor="accent1"/>
-          <w:insideV w:val="single" w:sz="8" w:space="0" w:color="4F81BD" w:themeColor="accent1"/>
+          <w:top w:val="single" w:color="4F81BD" w:themeColor="accent1" w:sz="8" w:space="0"/>
+          <w:left w:val="single" w:color="4F81BD" w:themeColor="accent1" w:sz="8" w:space="0"/>
+          <w:bottom w:val="single" w:color="4F81BD" w:themeColor="accent1" w:sz="8" w:space="0"/>
+          <w:right w:val="single" w:color="4F81BD" w:themeColor="accent1" w:sz="8" w:space="0"/>
+          <w:insideV w:val="single" w:color="4F81BD" w:themeColor="accent1" w:sz="8" w:space="0"/>
         </w:tcBorders>
         <w:shd w:val="clear" w:color="auto" w:fill="D3DFEE" w:themeFill="accent1" w:themeFillTint="3F"/>
       </w:tcPr>
@@ -3793,11 +4370,11 @@
       <w:tblPr/>
       <w:tcPr>
         <w:tcBorders>
-          <w:top w:val="single" w:sz="8" w:space="0" w:color="4F81BD" w:themeColor="accent1"/>
-          <w:left w:val="single" w:sz="8" w:space="0" w:color="4F81BD" w:themeColor="accent1"/>
-          <w:bottom w:val="single" w:sz="8" w:space="0" w:color="4F81BD" w:themeColor="accent1"/>
-          <w:right w:val="single" w:sz="8" w:space="0" w:color="4F81BD" w:themeColor="accent1"/>
-          <w:insideV w:val="single" w:sz="8" w:space="0" w:color="4F81BD" w:themeColor="accent1"/>
+          <w:top w:val="single" w:color="4F81BD" w:themeColor="accent1" w:sz="8" w:space="0"/>
+          <w:left w:val="single" w:color="4F81BD" w:themeColor="accent1" w:sz="8" w:space="0"/>
+          <w:bottom w:val="single" w:color="4F81BD" w:themeColor="accent1" w:sz="8" w:space="0"/>
+          <w:right w:val="single" w:color="4F81BD" w:themeColor="accent1" w:sz="8" w:space="0"/>
+          <w:insideV w:val="single" w:color="4F81BD" w:themeColor="accent1" w:sz="8" w:space="0"/>
         </w:tcBorders>
       </w:tcPr>
     </w:tblStylePr>
@@ -3815,12 +4392,12 @@
       <w:tblStyleColBandSize w:val="1"/>
       <w:tblInd w:w="0" w:type="dxa"/>
       <w:tblBorders>
-        <w:top w:val="single" w:sz="8" w:space="0" w:color="C0504D" w:themeColor="accent2"/>
-        <w:left w:val="single" w:sz="8" w:space="0" w:color="C0504D" w:themeColor="accent2"/>
-        <w:bottom w:val="single" w:sz="8" w:space="0" w:color="C0504D" w:themeColor="accent2"/>
-        <w:right w:val="single" w:sz="8" w:space="0" w:color="C0504D" w:themeColor="accent2"/>
-        <w:insideH w:val="single" w:sz="8" w:space="0" w:color="C0504D" w:themeColor="accent2"/>
-        <w:insideV w:val="single" w:sz="8" w:space="0" w:color="C0504D" w:themeColor="accent2"/>
+        <w:top w:val="single" w:color="C0504D" w:themeColor="accent2" w:sz="8" w:space="0"/>
+        <w:left w:val="single" w:color="C0504D" w:themeColor="accent2" w:sz="8" w:space="0"/>
+        <w:bottom w:val="single" w:color="C0504D" w:themeColor="accent2" w:sz="8" w:space="0"/>
+        <w:right w:val="single" w:color="C0504D" w:themeColor="accent2" w:sz="8" w:space="0"/>
+        <w:insideH w:val="single" w:color="C0504D" w:themeColor="accent2" w:sz="8" w:space="0"/>
+        <w:insideV w:val="single" w:color="C0504D" w:themeColor="accent2" w:sz="8" w:space="0"/>
       </w:tblBorders>
       <w:tblCellMar>
         <w:top w:w="0" w:type="dxa"/>
@@ -3834,19 +4411,19 @@
         <w:spacing w:before="0" w:after="0" w:line="240" w:lineRule="auto"/>
       </w:pPr>
       <w:rPr>
-        <w:rFonts w:asciiTheme="majorHAnsi" w:eastAsiaTheme="majorEastAsia" w:hAnsiTheme="majorHAnsi" w:cstheme="majorBidi"/>
-        <w:b/>
-        <w:bCs/>
-      </w:rPr>
-      <w:tblPr/>
-      <w:tcPr>
-        <w:tcBorders>
-          <w:top w:val="single" w:sz="8" w:space="0" w:color="C0504D" w:themeColor="accent2"/>
-          <w:left w:val="single" w:sz="8" w:space="0" w:color="C0504D" w:themeColor="accent2"/>
-          <w:bottom w:val="single" w:sz="18" w:space="0" w:color="C0504D" w:themeColor="accent2"/>
-          <w:right w:val="single" w:sz="8" w:space="0" w:color="C0504D" w:themeColor="accent2"/>
-          <w:insideH w:val="nil"/>
-          <w:insideV w:val="single" w:sz="8" w:space="0" w:color="C0504D" w:themeColor="accent2"/>
+        <w:rFonts w:asciiTheme="majorHAnsi" w:hAnsiTheme="majorHAnsi" w:eastAsiaTheme="majorEastAsia" w:cstheme="majorBidi"/>
+        <w:b/>
+        <w:bCs/>
+      </w:rPr>
+      <w:tblPr/>
+      <w:tcPr>
+        <w:tcBorders>
+          <w:top w:val="single" w:color="C0504D" w:themeColor="accent2" w:sz="8" w:space="0"/>
+          <w:left w:val="single" w:color="C0504D" w:themeColor="accent2" w:sz="8" w:space="0"/>
+          <w:bottom w:val="single" w:color="C0504D" w:themeColor="accent2" w:sz="18" w:space="0"/>
+          <w:right w:val="single" w:color="C0504D" w:themeColor="accent2" w:sz="8" w:space="0"/>
+          <w:insideH w:val="nil"/>
+          <w:insideV w:val="single" w:color="C0504D" w:themeColor="accent2" w:sz="8" w:space="0"/>
         </w:tcBorders>
       </w:tcPr>
     </w:tblStylePr>
@@ -3855,42 +4432,42 @@
         <w:spacing w:before="0" w:after="0" w:line="240" w:lineRule="auto"/>
       </w:pPr>
       <w:rPr>
-        <w:rFonts w:asciiTheme="majorHAnsi" w:eastAsiaTheme="majorEastAsia" w:hAnsiTheme="majorHAnsi" w:cstheme="majorBidi"/>
-        <w:b/>
-        <w:bCs/>
-      </w:rPr>
-      <w:tblPr/>
-      <w:tcPr>
-        <w:tcBorders>
-          <w:top w:val="double" w:sz="6" w:space="0" w:color="C0504D" w:themeColor="accent2"/>
-          <w:left w:val="single" w:sz="8" w:space="0" w:color="C0504D" w:themeColor="accent2"/>
-          <w:bottom w:val="single" w:sz="8" w:space="0" w:color="C0504D" w:themeColor="accent2"/>
-          <w:right w:val="single" w:sz="8" w:space="0" w:color="C0504D" w:themeColor="accent2"/>
-          <w:insideH w:val="nil"/>
-          <w:insideV w:val="single" w:sz="8" w:space="0" w:color="C0504D" w:themeColor="accent2"/>
+        <w:rFonts w:asciiTheme="majorHAnsi" w:hAnsiTheme="majorHAnsi" w:eastAsiaTheme="majorEastAsia" w:cstheme="majorBidi"/>
+        <w:b/>
+        <w:bCs/>
+      </w:rPr>
+      <w:tblPr/>
+      <w:tcPr>
+        <w:tcBorders>
+          <w:top w:val="double" w:color="C0504D" w:themeColor="accent2" w:sz="6" w:space="0"/>
+          <w:left w:val="single" w:color="C0504D" w:themeColor="accent2" w:sz="8" w:space="0"/>
+          <w:bottom w:val="single" w:color="C0504D" w:themeColor="accent2" w:sz="8" w:space="0"/>
+          <w:right w:val="single" w:color="C0504D" w:themeColor="accent2" w:sz="8" w:space="0"/>
+          <w:insideH w:val="nil"/>
+          <w:insideV w:val="single" w:color="C0504D" w:themeColor="accent2" w:sz="8" w:space="0"/>
         </w:tcBorders>
       </w:tcPr>
     </w:tblStylePr>
     <w:tblStylePr w:type="firstCol">
       <w:rPr>
-        <w:rFonts w:asciiTheme="majorHAnsi" w:eastAsiaTheme="majorEastAsia" w:hAnsiTheme="majorHAnsi" w:cstheme="majorBidi"/>
+        <w:rFonts w:asciiTheme="majorHAnsi" w:hAnsiTheme="majorHAnsi" w:eastAsiaTheme="majorEastAsia" w:cstheme="majorBidi"/>
         <w:b/>
         <w:bCs/>
       </w:rPr>
     </w:tblStylePr>
     <w:tblStylePr w:type="lastCol">
       <w:rPr>
-        <w:rFonts w:asciiTheme="majorHAnsi" w:eastAsiaTheme="majorEastAsia" w:hAnsiTheme="majorHAnsi" w:cstheme="majorBidi"/>
-        <w:b/>
-        <w:bCs/>
-      </w:rPr>
-      <w:tblPr/>
-      <w:tcPr>
-        <w:tcBorders>
-          <w:top w:val="single" w:sz="8" w:space="0" w:color="C0504D" w:themeColor="accent2"/>
-          <w:left w:val="single" w:sz="8" w:space="0" w:color="C0504D" w:themeColor="accent2"/>
-          <w:bottom w:val="single" w:sz="8" w:space="0" w:color="C0504D" w:themeColor="accent2"/>
-          <w:right w:val="single" w:sz="8" w:space="0" w:color="C0504D" w:themeColor="accent2"/>
+        <w:rFonts w:asciiTheme="majorHAnsi" w:hAnsiTheme="majorHAnsi" w:eastAsiaTheme="majorEastAsia" w:cstheme="majorBidi"/>
+        <w:b/>
+        <w:bCs/>
+      </w:rPr>
+      <w:tblPr/>
+      <w:tcPr>
+        <w:tcBorders>
+          <w:top w:val="single" w:color="C0504D" w:themeColor="accent2" w:sz="8" w:space="0"/>
+          <w:left w:val="single" w:color="C0504D" w:themeColor="accent2" w:sz="8" w:space="0"/>
+          <w:bottom w:val="single" w:color="C0504D" w:themeColor="accent2" w:sz="8" w:space="0"/>
+          <w:right w:val="single" w:color="C0504D" w:themeColor="accent2" w:sz="8" w:space="0"/>
         </w:tcBorders>
       </w:tcPr>
     </w:tblStylePr>
@@ -3898,10 +4475,10 @@
       <w:tblPr/>
       <w:tcPr>
         <w:tcBorders>
-          <w:top w:val="single" w:sz="8" w:space="0" w:color="C0504D" w:themeColor="accent2"/>
-          <w:left w:val="single" w:sz="8" w:space="0" w:color="C0504D" w:themeColor="accent2"/>
-          <w:bottom w:val="single" w:sz="8" w:space="0" w:color="C0504D" w:themeColor="accent2"/>
-          <w:right w:val="single" w:sz="8" w:space="0" w:color="C0504D" w:themeColor="accent2"/>
+          <w:top w:val="single" w:color="C0504D" w:themeColor="accent2" w:sz="8" w:space="0"/>
+          <w:left w:val="single" w:color="C0504D" w:themeColor="accent2" w:sz="8" w:space="0"/>
+          <w:bottom w:val="single" w:color="C0504D" w:themeColor="accent2" w:sz="8" w:space="0"/>
+          <w:right w:val="single" w:color="C0504D" w:themeColor="accent2" w:sz="8" w:space="0"/>
         </w:tcBorders>
         <w:shd w:val="clear" w:color="auto" w:fill="EFD3D2" w:themeFill="accent2" w:themeFillTint="3F"/>
       </w:tcPr>
@@ -3910,11 +4487,11 @@
       <w:tblPr/>
       <w:tcPr>
         <w:tcBorders>
-          <w:top w:val="single" w:sz="8" w:space="0" w:color="C0504D" w:themeColor="accent2"/>
-          <w:left w:val="single" w:sz="8" w:space="0" w:color="C0504D" w:themeColor="accent2"/>
-          <w:bottom w:val="single" w:sz="8" w:space="0" w:color="C0504D" w:themeColor="accent2"/>
-          <w:right w:val="single" w:sz="8" w:space="0" w:color="C0504D" w:themeColor="accent2"/>
-          <w:insideV w:val="single" w:sz="8" w:space="0" w:color="C0504D" w:themeColor="accent2"/>
+          <w:top w:val="single" w:color="C0504D" w:themeColor="accent2" w:sz="8" w:space="0"/>
+          <w:left w:val="single" w:color="C0504D" w:themeColor="accent2" w:sz="8" w:space="0"/>
+          <w:bottom w:val="single" w:color="C0504D" w:themeColor="accent2" w:sz="8" w:space="0"/>
+          <w:right w:val="single" w:color="C0504D" w:themeColor="accent2" w:sz="8" w:space="0"/>
+          <w:insideV w:val="single" w:color="C0504D" w:themeColor="accent2" w:sz="8" w:space="0"/>
         </w:tcBorders>
         <w:shd w:val="clear" w:color="auto" w:fill="EFD3D2" w:themeFill="accent2" w:themeFillTint="3F"/>
       </w:tcPr>
@@ -3923,11 +4500,11 @@
       <w:tblPr/>
       <w:tcPr>
         <w:tcBorders>
-          <w:top w:val="single" w:sz="8" w:space="0" w:color="C0504D" w:themeColor="accent2"/>
-          <w:left w:val="single" w:sz="8" w:space="0" w:color="C0504D" w:themeColor="accent2"/>
-          <w:bottom w:val="single" w:sz="8" w:space="0" w:color="C0504D" w:themeColor="accent2"/>
-          <w:right w:val="single" w:sz="8" w:space="0" w:color="C0504D" w:themeColor="accent2"/>
-          <w:insideV w:val="single" w:sz="8" w:space="0" w:color="C0504D" w:themeColor="accent2"/>
+          <w:top w:val="single" w:color="C0504D" w:themeColor="accent2" w:sz="8" w:space="0"/>
+          <w:left w:val="single" w:color="C0504D" w:themeColor="accent2" w:sz="8" w:space="0"/>
+          <w:bottom w:val="single" w:color="C0504D" w:themeColor="accent2" w:sz="8" w:space="0"/>
+          <w:right w:val="single" w:color="C0504D" w:themeColor="accent2" w:sz="8" w:space="0"/>
+          <w:insideV w:val="single" w:color="C0504D" w:themeColor="accent2" w:sz="8" w:space="0"/>
         </w:tcBorders>
       </w:tcPr>
     </w:tblStylePr>
@@ -3945,12 +4522,12 @@
       <w:tblStyleColBandSize w:val="1"/>
       <w:tblInd w:w="0" w:type="dxa"/>
       <w:tblBorders>
-        <w:top w:val="single" w:sz="8" w:space="0" w:color="9BBB59" w:themeColor="accent3"/>
-        <w:left w:val="single" w:sz="8" w:space="0" w:color="9BBB59" w:themeColor="accent3"/>
-        <w:bottom w:val="single" w:sz="8" w:space="0" w:color="9BBB59" w:themeColor="accent3"/>
-        <w:right w:val="single" w:sz="8" w:space="0" w:color="9BBB59" w:themeColor="accent3"/>
-        <w:insideH w:val="single" w:sz="8" w:space="0" w:color="9BBB59" w:themeColor="accent3"/>
-        <w:insideV w:val="single" w:sz="8" w:space="0" w:color="9BBB59" w:themeColor="accent3"/>
+        <w:top w:val="single" w:color="9BBB59" w:themeColor="accent3" w:sz="8" w:space="0"/>
+        <w:left w:val="single" w:color="9BBB59" w:themeColor="accent3" w:sz="8" w:space="0"/>
+        <w:bottom w:val="single" w:color="9BBB59" w:themeColor="accent3" w:sz="8" w:space="0"/>
+        <w:right w:val="single" w:color="9BBB59" w:themeColor="accent3" w:sz="8" w:space="0"/>
+        <w:insideH w:val="single" w:color="9BBB59" w:themeColor="accent3" w:sz="8" w:space="0"/>
+        <w:insideV w:val="single" w:color="9BBB59" w:themeColor="accent3" w:sz="8" w:space="0"/>
       </w:tblBorders>
       <w:tblCellMar>
         <w:top w:w="0" w:type="dxa"/>
@@ -3964,19 +4541,19 @@
         <w:spacing w:before="0" w:after="0" w:line="240" w:lineRule="auto"/>
       </w:pPr>
       <w:rPr>
-        <w:rFonts w:asciiTheme="majorHAnsi" w:eastAsiaTheme="majorEastAsia" w:hAnsiTheme="majorHAnsi" w:cstheme="majorBidi"/>
-        <w:b/>
-        <w:bCs/>
-      </w:rPr>
-      <w:tblPr/>
-      <w:tcPr>
-        <w:tcBorders>
-          <w:top w:val="single" w:sz="8" w:space="0" w:color="9BBB59" w:themeColor="accent3"/>
-          <w:left w:val="single" w:sz="8" w:space="0" w:color="9BBB59" w:themeColor="accent3"/>
-          <w:bottom w:val="single" w:sz="18" w:space="0" w:color="9BBB59" w:themeColor="accent3"/>
-          <w:right w:val="single" w:sz="8" w:space="0" w:color="9BBB59" w:themeColor="accent3"/>
-          <w:insideH w:val="nil"/>
-          <w:insideV w:val="single" w:sz="8" w:space="0" w:color="9BBB59" w:themeColor="accent3"/>
+        <w:rFonts w:asciiTheme="majorHAnsi" w:hAnsiTheme="majorHAnsi" w:eastAsiaTheme="majorEastAsia" w:cstheme="majorBidi"/>
+        <w:b/>
+        <w:bCs/>
+      </w:rPr>
+      <w:tblPr/>
+      <w:tcPr>
+        <w:tcBorders>
+          <w:top w:val="single" w:color="9BBB59" w:themeColor="accent3" w:sz="8" w:space="0"/>
+          <w:left w:val="single" w:color="9BBB59" w:themeColor="accent3" w:sz="8" w:space="0"/>
+          <w:bottom w:val="single" w:color="9BBB59" w:themeColor="accent3" w:sz="18" w:space="0"/>
+          <w:right w:val="single" w:color="9BBB59" w:themeColor="accent3" w:sz="8" w:space="0"/>
+          <w:insideH w:val="nil"/>
+          <w:insideV w:val="single" w:color="9BBB59" w:themeColor="accent3" w:sz="8" w:space="0"/>
         </w:tcBorders>
       </w:tcPr>
     </w:tblStylePr>
@@ -3985,42 +4562,42 @@
         <w:spacing w:before="0" w:after="0" w:line="240" w:lineRule="auto"/>
       </w:pPr>
       <w:rPr>
-        <w:rFonts w:asciiTheme="majorHAnsi" w:eastAsiaTheme="majorEastAsia" w:hAnsiTheme="majorHAnsi" w:cstheme="majorBidi"/>
-        <w:b/>
-        <w:bCs/>
-      </w:rPr>
-      <w:tblPr/>
-      <w:tcPr>
-        <w:tcBorders>
-          <w:top w:val="double" w:sz="6" w:space="0" w:color="9BBB59" w:themeColor="accent3"/>
-          <w:left w:val="single" w:sz="8" w:space="0" w:color="9BBB59" w:themeColor="accent3"/>
-          <w:bottom w:val="single" w:sz="8" w:space="0" w:color="9BBB59" w:themeColor="accent3"/>
-          <w:right w:val="single" w:sz="8" w:space="0" w:color="9BBB59" w:themeColor="accent3"/>
-          <w:insideH w:val="nil"/>
-          <w:insideV w:val="single" w:sz="8" w:space="0" w:color="9BBB59" w:themeColor="accent3"/>
+        <w:rFonts w:asciiTheme="majorHAnsi" w:hAnsiTheme="majorHAnsi" w:eastAsiaTheme="majorEastAsia" w:cstheme="majorBidi"/>
+        <w:b/>
+        <w:bCs/>
+      </w:rPr>
+      <w:tblPr/>
+      <w:tcPr>
+        <w:tcBorders>
+          <w:top w:val="double" w:color="9BBB59" w:themeColor="accent3" w:sz="6" w:space="0"/>
+          <w:left w:val="single" w:color="9BBB59" w:themeColor="accent3" w:sz="8" w:space="0"/>
+          <w:bottom w:val="single" w:color="9BBB59" w:themeColor="accent3" w:sz="8" w:space="0"/>
+          <w:right w:val="single" w:color="9BBB59" w:themeColor="accent3" w:sz="8" w:space="0"/>
+          <w:insideH w:val="nil"/>
+          <w:insideV w:val="single" w:color="9BBB59" w:themeColor="accent3" w:sz="8" w:space="0"/>
         </w:tcBorders>
       </w:tcPr>
     </w:tblStylePr>
     <w:tblStylePr w:type="firstCol">
       <w:rPr>
-        <w:rFonts w:asciiTheme="majorHAnsi" w:eastAsiaTheme="majorEastAsia" w:hAnsiTheme="majorHAnsi" w:cstheme="majorBidi"/>
+        <w:rFonts w:asciiTheme="majorHAnsi" w:hAnsiTheme="majorHAnsi" w:eastAsiaTheme="majorEastAsia" w:cstheme="majorBidi"/>
         <w:b/>
         <w:bCs/>
       </w:rPr>
     </w:tblStylePr>
     <w:tblStylePr w:type="lastCol">
       <w:rPr>
-        <w:rFonts w:asciiTheme="majorHAnsi" w:eastAsiaTheme="majorEastAsia" w:hAnsiTheme="majorHAnsi" w:cstheme="majorBidi"/>
-        <w:b/>
-        <w:bCs/>
-      </w:rPr>
-      <w:tblPr/>
-      <w:tcPr>
-        <w:tcBorders>
-          <w:top w:val="single" w:sz="8" w:space="0" w:color="9BBB59" w:themeColor="accent3"/>
-          <w:left w:val="single" w:sz="8" w:space="0" w:color="9BBB59" w:themeColor="accent3"/>
-          <w:bottom w:val="single" w:sz="8" w:space="0" w:color="9BBB59" w:themeColor="accent3"/>
-          <w:right w:val="single" w:sz="8" w:space="0" w:color="9BBB59" w:themeColor="accent3"/>
+        <w:rFonts w:asciiTheme="majorHAnsi" w:hAnsiTheme="majorHAnsi" w:eastAsiaTheme="majorEastAsia" w:cstheme="majorBidi"/>
+        <w:b/>
+        <w:bCs/>
+      </w:rPr>
+      <w:tblPr/>
+      <w:tcPr>
+        <w:tcBorders>
+          <w:top w:val="single" w:color="9BBB59" w:themeColor="accent3" w:sz="8" w:space="0"/>
+          <w:left w:val="single" w:color="9BBB59" w:themeColor="accent3" w:sz="8" w:space="0"/>
+          <w:bottom w:val="single" w:color="9BBB59" w:themeColor="accent3" w:sz="8" w:space="0"/>
+          <w:right w:val="single" w:color="9BBB59" w:themeColor="accent3" w:sz="8" w:space="0"/>
         </w:tcBorders>
       </w:tcPr>
     </w:tblStylePr>
@@ -4028,10 +4605,10 @@
       <w:tblPr/>
       <w:tcPr>
         <w:tcBorders>
-          <w:top w:val="single" w:sz="8" w:space="0" w:color="9BBB59" w:themeColor="accent3"/>
-          <w:left w:val="single" w:sz="8" w:space="0" w:color="9BBB59" w:themeColor="accent3"/>
-          <w:bottom w:val="single" w:sz="8" w:space="0" w:color="9BBB59" w:themeColor="accent3"/>
-          <w:right w:val="single" w:sz="8" w:space="0" w:color="9BBB59" w:themeColor="accent3"/>
+          <w:top w:val="single" w:color="9BBB59" w:themeColor="accent3" w:sz="8" w:space="0"/>
+          <w:left w:val="single" w:color="9BBB59" w:themeColor="accent3" w:sz="8" w:space="0"/>
+          <w:bottom w:val="single" w:color="9BBB59" w:themeColor="accent3" w:sz="8" w:space="0"/>
+          <w:right w:val="single" w:color="9BBB59" w:themeColor="accent3" w:sz="8" w:space="0"/>
         </w:tcBorders>
         <w:shd w:val="clear" w:color="auto" w:fill="E6EED5" w:themeFill="accent3" w:themeFillTint="3F"/>
       </w:tcPr>
@@ -4040,11 +4617,11 @@
       <w:tblPr/>
       <w:tcPr>
         <w:tcBorders>
-          <w:top w:val="single" w:sz="8" w:space="0" w:color="9BBB59" w:themeColor="accent3"/>
-          <w:left w:val="single" w:sz="8" w:space="0" w:color="9BBB59" w:themeColor="accent3"/>
-          <w:bottom w:val="single" w:sz="8" w:space="0" w:color="9BBB59" w:themeColor="accent3"/>
-          <w:right w:val="single" w:sz="8" w:space="0" w:color="9BBB59" w:themeColor="accent3"/>
-          <w:insideV w:val="single" w:sz="8" w:space="0" w:color="9BBB59" w:themeColor="accent3"/>
+          <w:top w:val="single" w:color="9BBB59" w:themeColor="accent3" w:sz="8" w:space="0"/>
+          <w:left w:val="single" w:color="9BBB59" w:themeColor="accent3" w:sz="8" w:space="0"/>
+          <w:bottom w:val="single" w:color="9BBB59" w:themeColor="accent3" w:sz="8" w:space="0"/>
+          <w:right w:val="single" w:color="9BBB59" w:themeColor="accent3" w:sz="8" w:space="0"/>
+          <w:insideV w:val="single" w:color="9BBB59" w:themeColor="accent3" w:sz="8" w:space="0"/>
         </w:tcBorders>
         <w:shd w:val="clear" w:color="auto" w:fill="E6EED5" w:themeFill="accent3" w:themeFillTint="3F"/>
       </w:tcPr>
@@ -4053,11 +4630,11 @@
       <w:tblPr/>
       <w:tcPr>
         <w:tcBorders>
-          <w:top w:val="single" w:sz="8" w:space="0" w:color="9BBB59" w:themeColor="accent3"/>
-          <w:left w:val="single" w:sz="8" w:space="0" w:color="9BBB59" w:themeColor="accent3"/>
-          <w:bottom w:val="single" w:sz="8" w:space="0" w:color="9BBB59" w:themeColor="accent3"/>
-          <w:right w:val="single" w:sz="8" w:space="0" w:color="9BBB59" w:themeColor="accent3"/>
-          <w:insideV w:val="single" w:sz="8" w:space="0" w:color="9BBB59" w:themeColor="accent3"/>
+          <w:top w:val="single" w:color="9BBB59" w:themeColor="accent3" w:sz="8" w:space="0"/>
+          <w:left w:val="single" w:color="9BBB59" w:themeColor="accent3" w:sz="8" w:space="0"/>
+          <w:bottom w:val="single" w:color="9BBB59" w:themeColor="accent3" w:sz="8" w:space="0"/>
+          <w:right w:val="single" w:color="9BBB59" w:themeColor="accent3" w:sz="8" w:space="0"/>
+          <w:insideV w:val="single" w:color="9BBB59" w:themeColor="accent3" w:sz="8" w:space="0"/>
         </w:tcBorders>
       </w:tcPr>
     </w:tblStylePr>
@@ -4075,12 +4652,12 @@
       <w:tblStyleColBandSize w:val="1"/>
       <w:tblInd w:w="0" w:type="dxa"/>
       <w:tblBorders>
-        <w:top w:val="single" w:sz="8" w:space="0" w:color="8064A2" w:themeColor="accent4"/>
-        <w:left w:val="single" w:sz="8" w:space="0" w:color="8064A2" w:themeColor="accent4"/>
-        <w:bottom w:val="single" w:sz="8" w:space="0" w:color="8064A2" w:themeColor="accent4"/>
-        <w:right w:val="single" w:sz="8" w:space="0" w:color="8064A2" w:themeColor="accent4"/>
-        <w:insideH w:val="single" w:sz="8" w:space="0" w:color="8064A2" w:themeColor="accent4"/>
-        <w:insideV w:val="single" w:sz="8" w:space="0" w:color="8064A2" w:themeColor="accent4"/>
+        <w:top w:val="single" w:color="8064A2" w:themeColor="accent4" w:sz="8" w:space="0"/>
+        <w:left w:val="single" w:color="8064A2" w:themeColor="accent4" w:sz="8" w:space="0"/>
+        <w:bottom w:val="single" w:color="8064A2" w:themeColor="accent4" w:sz="8" w:space="0"/>
+        <w:right w:val="single" w:color="8064A2" w:themeColor="accent4" w:sz="8" w:space="0"/>
+        <w:insideH w:val="single" w:color="8064A2" w:themeColor="accent4" w:sz="8" w:space="0"/>
+        <w:insideV w:val="single" w:color="8064A2" w:themeColor="accent4" w:sz="8" w:space="0"/>
       </w:tblBorders>
       <w:tblCellMar>
         <w:top w:w="0" w:type="dxa"/>
@@ -4094,19 +4671,19 @@
         <w:spacing w:before="0" w:after="0" w:line="240" w:lineRule="auto"/>
       </w:pPr>
       <w:rPr>
-        <w:rFonts w:asciiTheme="majorHAnsi" w:eastAsiaTheme="majorEastAsia" w:hAnsiTheme="majorHAnsi" w:cstheme="majorBidi"/>
-        <w:b/>
-        <w:bCs/>
-      </w:rPr>
-      <w:tblPr/>
-      <w:tcPr>
-        <w:tcBorders>
-          <w:top w:val="single" w:sz="8" w:space="0" w:color="8064A2" w:themeColor="accent4"/>
-          <w:left w:val="single" w:sz="8" w:space="0" w:color="8064A2" w:themeColor="accent4"/>
-          <w:bottom w:val="single" w:sz="18" w:space="0" w:color="8064A2" w:themeColor="accent4"/>
-          <w:right w:val="single" w:sz="8" w:space="0" w:color="8064A2" w:themeColor="accent4"/>
-          <w:insideH w:val="nil"/>
-          <w:insideV w:val="single" w:sz="8" w:space="0" w:color="8064A2" w:themeColor="accent4"/>
+        <w:rFonts w:asciiTheme="majorHAnsi" w:hAnsiTheme="majorHAnsi" w:eastAsiaTheme="majorEastAsia" w:cstheme="majorBidi"/>
+        <w:b/>
+        <w:bCs/>
+      </w:rPr>
+      <w:tblPr/>
+      <w:tcPr>
+        <w:tcBorders>
+          <w:top w:val="single" w:color="8064A2" w:themeColor="accent4" w:sz="8" w:space="0"/>
+          <w:left w:val="single" w:color="8064A2" w:themeColor="accent4" w:sz="8" w:space="0"/>
+          <w:bottom w:val="single" w:color="8064A2" w:themeColor="accent4" w:sz="18" w:space="0"/>
+          <w:right w:val="single" w:color="8064A2" w:themeColor="accent4" w:sz="8" w:space="0"/>
+          <w:insideH w:val="nil"/>
+          <w:insideV w:val="single" w:color="8064A2" w:themeColor="accent4" w:sz="8" w:space="0"/>
         </w:tcBorders>
       </w:tcPr>
     </w:tblStylePr>
@@ -4115,42 +4692,42 @@
         <w:spacing w:before="0" w:after="0" w:line="240" w:lineRule="auto"/>
       </w:pPr>
       <w:rPr>
-        <w:rFonts w:asciiTheme="majorHAnsi" w:eastAsiaTheme="majorEastAsia" w:hAnsiTheme="majorHAnsi" w:cstheme="majorBidi"/>
-        <w:b/>
-        <w:bCs/>
-      </w:rPr>
-      <w:tblPr/>
-      <w:tcPr>
-        <w:tcBorders>
-          <w:top w:val="double" w:sz="6" w:space="0" w:color="8064A2" w:themeColor="accent4"/>
-          <w:left w:val="single" w:sz="8" w:space="0" w:color="8064A2" w:themeColor="accent4"/>
-          <w:bottom w:val="single" w:sz="8" w:space="0" w:color="8064A2" w:themeColor="accent4"/>
-          <w:right w:val="single" w:sz="8" w:space="0" w:color="8064A2" w:themeColor="accent4"/>
-          <w:insideH w:val="nil"/>
-          <w:insideV w:val="single" w:sz="8" w:space="0" w:color="8064A2" w:themeColor="accent4"/>
+        <w:rFonts w:asciiTheme="majorHAnsi" w:hAnsiTheme="majorHAnsi" w:eastAsiaTheme="majorEastAsia" w:cstheme="majorBidi"/>
+        <w:b/>
+        <w:bCs/>
+      </w:rPr>
+      <w:tblPr/>
+      <w:tcPr>
+        <w:tcBorders>
+          <w:top w:val="double" w:color="8064A2" w:themeColor="accent4" w:sz="6" w:space="0"/>
+          <w:left w:val="single" w:color="8064A2" w:themeColor="accent4" w:sz="8" w:space="0"/>
+          <w:bottom w:val="single" w:color="8064A2" w:themeColor="accent4" w:sz="8" w:space="0"/>
+          <w:right w:val="single" w:color="8064A2" w:themeColor="accent4" w:sz="8" w:space="0"/>
+          <w:insideH w:val="nil"/>
+          <w:insideV w:val="single" w:color="8064A2" w:themeColor="accent4" w:sz="8" w:space="0"/>
         </w:tcBorders>
       </w:tcPr>
     </w:tblStylePr>
     <w:tblStylePr w:type="firstCol">
       <w:rPr>
-        <w:rFonts w:asciiTheme="majorHAnsi" w:eastAsiaTheme="majorEastAsia" w:hAnsiTheme="majorHAnsi" w:cstheme="majorBidi"/>
+        <w:rFonts w:asciiTheme="majorHAnsi" w:hAnsiTheme="majorHAnsi" w:eastAsiaTheme="majorEastAsia" w:cstheme="majorBidi"/>
         <w:b/>
         <w:bCs/>
       </w:rPr>
     </w:tblStylePr>
     <w:tblStylePr w:type="lastCol">
       <w:rPr>
-        <w:rFonts w:asciiTheme="majorHAnsi" w:eastAsiaTheme="majorEastAsia" w:hAnsiTheme="majorHAnsi" w:cstheme="majorBidi"/>
-        <w:b/>
-        <w:bCs/>
-      </w:rPr>
-      <w:tblPr/>
-      <w:tcPr>
-        <w:tcBorders>
-          <w:top w:val="single" w:sz="8" w:space="0" w:color="8064A2" w:themeColor="accent4"/>
-          <w:left w:val="single" w:sz="8" w:space="0" w:color="8064A2" w:themeColor="accent4"/>
-          <w:bottom w:val="single" w:sz="8" w:space="0" w:color="8064A2" w:themeColor="accent4"/>
-          <w:right w:val="single" w:sz="8" w:space="0" w:color="8064A2" w:themeColor="accent4"/>
+        <w:rFonts w:asciiTheme="majorHAnsi" w:hAnsiTheme="majorHAnsi" w:eastAsiaTheme="majorEastAsia" w:cstheme="majorBidi"/>
+        <w:b/>
+        <w:bCs/>
+      </w:rPr>
+      <w:tblPr/>
+      <w:tcPr>
+        <w:tcBorders>
+          <w:top w:val="single" w:color="8064A2" w:themeColor="accent4" w:sz="8" w:space="0"/>
+          <w:left w:val="single" w:color="8064A2" w:themeColor="accent4" w:sz="8" w:space="0"/>
+          <w:bottom w:val="single" w:color="8064A2" w:themeColor="accent4" w:sz="8" w:space="0"/>
+          <w:right w:val="single" w:color="8064A2" w:themeColor="accent4" w:sz="8" w:space="0"/>
         </w:tcBorders>
       </w:tcPr>
     </w:tblStylePr>
@@ -4158,10 +4735,10 @@
       <w:tblPr/>
       <w:tcPr>
         <w:tcBorders>
-          <w:top w:val="single" w:sz="8" w:space="0" w:color="8064A2" w:themeColor="accent4"/>
-          <w:left w:val="single" w:sz="8" w:space="0" w:color="8064A2" w:themeColor="accent4"/>
-          <w:bottom w:val="single" w:sz="8" w:space="0" w:color="8064A2" w:themeColor="accent4"/>
-          <w:right w:val="single" w:sz="8" w:space="0" w:color="8064A2" w:themeColor="accent4"/>
+          <w:top w:val="single" w:color="8064A2" w:themeColor="accent4" w:sz="8" w:space="0"/>
+          <w:left w:val="single" w:color="8064A2" w:themeColor="accent4" w:sz="8" w:space="0"/>
+          <w:bottom w:val="single" w:color="8064A2" w:themeColor="accent4" w:sz="8" w:space="0"/>
+          <w:right w:val="single" w:color="8064A2" w:themeColor="accent4" w:sz="8" w:space="0"/>
         </w:tcBorders>
         <w:shd w:val="clear" w:color="auto" w:fill="DFD8E8" w:themeFill="accent4" w:themeFillTint="3F"/>
       </w:tcPr>
@@ -4170,11 +4747,11 @@
       <w:tblPr/>
       <w:tcPr>
         <w:tcBorders>
-          <w:top w:val="single" w:sz="8" w:space="0" w:color="8064A2" w:themeColor="accent4"/>
-          <w:left w:val="single" w:sz="8" w:space="0" w:color="8064A2" w:themeColor="accent4"/>
-          <w:bottom w:val="single" w:sz="8" w:space="0" w:color="8064A2" w:themeColor="accent4"/>
-          <w:right w:val="single" w:sz="8" w:space="0" w:color="8064A2" w:themeColor="accent4"/>
-          <w:insideV w:val="single" w:sz="8" w:space="0" w:color="8064A2" w:themeColor="accent4"/>
+          <w:top w:val="single" w:color="8064A2" w:themeColor="accent4" w:sz="8" w:space="0"/>
+          <w:left w:val="single" w:color="8064A2" w:themeColor="accent4" w:sz="8" w:space="0"/>
+          <w:bottom w:val="single" w:color="8064A2" w:themeColor="accent4" w:sz="8" w:space="0"/>
+          <w:right w:val="single" w:color="8064A2" w:themeColor="accent4" w:sz="8" w:space="0"/>
+          <w:insideV w:val="single" w:color="8064A2" w:themeColor="accent4" w:sz="8" w:space="0"/>
         </w:tcBorders>
         <w:shd w:val="clear" w:color="auto" w:fill="DFD8E8" w:themeFill="accent4" w:themeFillTint="3F"/>
       </w:tcPr>
@@ -4183,11 +4760,11 @@
       <w:tblPr/>
       <w:tcPr>
         <w:tcBorders>
-          <w:top w:val="single" w:sz="8" w:space="0" w:color="8064A2" w:themeColor="accent4"/>
-          <w:left w:val="single" w:sz="8" w:space="0" w:color="8064A2" w:themeColor="accent4"/>
-          <w:bottom w:val="single" w:sz="8" w:space="0" w:color="8064A2" w:themeColor="accent4"/>
-          <w:right w:val="single" w:sz="8" w:space="0" w:color="8064A2" w:themeColor="accent4"/>
-          <w:insideV w:val="single" w:sz="8" w:space="0" w:color="8064A2" w:themeColor="accent4"/>
+          <w:top w:val="single" w:color="8064A2" w:themeColor="accent4" w:sz="8" w:space="0"/>
+          <w:left w:val="single" w:color="8064A2" w:themeColor="accent4" w:sz="8" w:space="0"/>
+          <w:bottom w:val="single" w:color="8064A2" w:themeColor="accent4" w:sz="8" w:space="0"/>
+          <w:right w:val="single" w:color="8064A2" w:themeColor="accent4" w:sz="8" w:space="0"/>
+          <w:insideV w:val="single" w:color="8064A2" w:themeColor="accent4" w:sz="8" w:space="0"/>
         </w:tcBorders>
       </w:tcPr>
     </w:tblStylePr>
@@ -4205,12 +4782,12 @@
       <w:tblStyleColBandSize w:val="1"/>
       <w:tblInd w:w="0" w:type="dxa"/>
       <w:tblBorders>
-        <w:top w:val="single" w:sz="8" w:space="0" w:color="4BACC6" w:themeColor="accent5"/>
-        <w:left w:val="single" w:sz="8" w:space="0" w:color="4BACC6" w:themeColor="accent5"/>
-        <w:bottom w:val="single" w:sz="8" w:space="0" w:color="4BACC6" w:themeColor="accent5"/>
-        <w:right w:val="single" w:sz="8" w:space="0" w:color="4BACC6" w:themeColor="accent5"/>
-        <w:insideH w:val="single" w:sz="8" w:space="0" w:color="4BACC6" w:themeColor="accent5"/>
-        <w:insideV w:val="single" w:sz="8" w:space="0" w:color="4BACC6" w:themeColor="accent5"/>
+        <w:top w:val="single" w:color="4BACC6" w:themeColor="accent5" w:sz="8" w:space="0"/>
+        <w:left w:val="single" w:color="4BACC6" w:themeColor="accent5" w:sz="8" w:space="0"/>
+        <w:bottom w:val="single" w:color="4BACC6" w:themeColor="accent5" w:sz="8" w:space="0"/>
+        <w:right w:val="single" w:color="4BACC6" w:themeColor="accent5" w:sz="8" w:space="0"/>
+        <w:insideH w:val="single" w:color="4BACC6" w:themeColor="accent5" w:sz="8" w:space="0"/>
+        <w:insideV w:val="single" w:color="4BACC6" w:themeColor="accent5" w:sz="8" w:space="0"/>
       </w:tblBorders>
       <w:tblCellMar>
         <w:top w:w="0" w:type="dxa"/>
@@ -4224,19 +4801,19 @@
         <w:spacing w:before="0" w:after="0" w:line="240" w:lineRule="auto"/>
       </w:pPr>
       <w:rPr>
-        <w:rFonts w:asciiTheme="majorHAnsi" w:eastAsiaTheme="majorEastAsia" w:hAnsiTheme="majorHAnsi" w:cstheme="majorBidi"/>
-        <w:b/>
-        <w:bCs/>
-      </w:rPr>
-      <w:tblPr/>
-      <w:tcPr>
-        <w:tcBorders>
-          <w:top w:val="single" w:sz="8" w:space="0" w:color="4BACC6" w:themeColor="accent5"/>
-          <w:left w:val="single" w:sz="8" w:space="0" w:color="4BACC6" w:themeColor="accent5"/>
-          <w:bottom w:val="single" w:sz="18" w:space="0" w:color="4BACC6" w:themeColor="accent5"/>
-          <w:right w:val="single" w:sz="8" w:space="0" w:color="4BACC6" w:themeColor="accent5"/>
-          <w:insideH w:val="nil"/>
-          <w:insideV w:val="single" w:sz="8" w:space="0" w:color="4BACC6" w:themeColor="accent5"/>
+        <w:rFonts w:asciiTheme="majorHAnsi" w:hAnsiTheme="majorHAnsi" w:eastAsiaTheme="majorEastAsia" w:cstheme="majorBidi"/>
+        <w:b/>
+        <w:bCs/>
+      </w:rPr>
+      <w:tblPr/>
+      <w:tcPr>
+        <w:tcBorders>
+          <w:top w:val="single" w:color="4BACC6" w:themeColor="accent5" w:sz="8" w:space="0"/>
+          <w:left w:val="single" w:color="4BACC6" w:themeColor="accent5" w:sz="8" w:space="0"/>
+          <w:bottom w:val="single" w:color="4BACC6" w:themeColor="accent5" w:sz="18" w:space="0"/>
+          <w:right w:val="single" w:color="4BACC6" w:themeColor="accent5" w:sz="8" w:space="0"/>
+          <w:insideH w:val="nil"/>
+          <w:insideV w:val="single" w:color="4BACC6" w:themeColor="accent5" w:sz="8" w:space="0"/>
         </w:tcBorders>
       </w:tcPr>
     </w:tblStylePr>
@@ -4245,42 +4822,42 @@
         <w:spacing w:before="0" w:after="0" w:line="240" w:lineRule="auto"/>
       </w:pPr>
       <w:rPr>
-        <w:rFonts w:asciiTheme="majorHAnsi" w:eastAsiaTheme="majorEastAsia" w:hAnsiTheme="majorHAnsi" w:cstheme="majorBidi"/>
-        <w:b/>
-        <w:bCs/>
-      </w:rPr>
-      <w:tblPr/>
-      <w:tcPr>
-        <w:tcBorders>
-          <w:top w:val="double" w:sz="6" w:space="0" w:color="4BACC6" w:themeColor="accent5"/>
-          <w:left w:val="single" w:sz="8" w:space="0" w:color="4BACC6" w:themeColor="accent5"/>
-          <w:bottom w:val="single" w:sz="8" w:space="0" w:color="4BACC6" w:themeColor="accent5"/>
-          <w:right w:val="single" w:sz="8" w:space="0" w:color="4BACC6" w:themeColor="accent5"/>
-          <w:insideH w:val="nil"/>
-          <w:insideV w:val="single" w:sz="8" w:space="0" w:color="4BACC6" w:themeColor="accent5"/>
+        <w:rFonts w:asciiTheme="majorHAnsi" w:hAnsiTheme="majorHAnsi" w:eastAsiaTheme="majorEastAsia" w:cstheme="majorBidi"/>
+        <w:b/>
+        <w:bCs/>
+      </w:rPr>
+      <w:tblPr/>
+      <w:tcPr>
+        <w:tcBorders>
+          <w:top w:val="double" w:color="4BACC6" w:themeColor="accent5" w:sz="6" w:space="0"/>
+          <w:left w:val="single" w:color="4BACC6" w:themeColor="accent5" w:sz="8" w:space="0"/>
+          <w:bottom w:val="single" w:color="4BACC6" w:themeColor="accent5" w:sz="8" w:space="0"/>
+          <w:right w:val="single" w:color="4BACC6" w:themeColor="accent5" w:sz="8" w:space="0"/>
+          <w:insideH w:val="nil"/>
+          <w:insideV w:val="single" w:color="4BACC6" w:themeColor="accent5" w:sz="8" w:space="0"/>
         </w:tcBorders>
       </w:tcPr>
     </w:tblStylePr>
     <w:tblStylePr w:type="firstCol">
       <w:rPr>
-        <w:rFonts w:asciiTheme="majorHAnsi" w:eastAsiaTheme="majorEastAsia" w:hAnsiTheme="majorHAnsi" w:cstheme="majorBidi"/>
+        <w:rFonts w:asciiTheme="majorHAnsi" w:hAnsiTheme="majorHAnsi" w:eastAsiaTheme="majorEastAsia" w:cstheme="majorBidi"/>
         <w:b/>
         <w:bCs/>
       </w:rPr>
     </w:tblStylePr>
     <w:tblStylePr w:type="lastCol">
       <w:rPr>
-        <w:rFonts w:asciiTheme="majorHAnsi" w:eastAsiaTheme="majorEastAsia" w:hAnsiTheme="majorHAnsi" w:cstheme="majorBidi"/>
-        <w:b/>
-        <w:bCs/>
-      </w:rPr>
-      <w:tblPr/>
-      <w:tcPr>
-        <w:tcBorders>
-          <w:top w:val="single" w:sz="8" w:space="0" w:color="4BACC6" w:themeColor="accent5"/>
-          <w:left w:val="single" w:sz="8" w:space="0" w:color="4BACC6" w:themeColor="accent5"/>
-          <w:bottom w:val="single" w:sz="8" w:space="0" w:color="4BACC6" w:themeColor="accent5"/>
-          <w:right w:val="single" w:sz="8" w:space="0" w:color="4BACC6" w:themeColor="accent5"/>
+        <w:rFonts w:asciiTheme="majorHAnsi" w:hAnsiTheme="majorHAnsi" w:eastAsiaTheme="majorEastAsia" w:cstheme="majorBidi"/>
+        <w:b/>
+        <w:bCs/>
+      </w:rPr>
+      <w:tblPr/>
+      <w:tcPr>
+        <w:tcBorders>
+          <w:top w:val="single" w:color="4BACC6" w:themeColor="accent5" w:sz="8" w:space="0"/>
+          <w:left w:val="single" w:color="4BACC6" w:themeColor="accent5" w:sz="8" w:space="0"/>
+          <w:bottom w:val="single" w:color="4BACC6" w:themeColor="accent5" w:sz="8" w:space="0"/>
+          <w:right w:val="single" w:color="4BACC6" w:themeColor="accent5" w:sz="8" w:space="0"/>
         </w:tcBorders>
       </w:tcPr>
     </w:tblStylePr>
@@ -4288,10 +4865,10 @@
       <w:tblPr/>
       <w:tcPr>
         <w:tcBorders>
-          <w:top w:val="single" w:sz="8" w:space="0" w:color="4BACC6" w:themeColor="accent5"/>
-          <w:left w:val="single" w:sz="8" w:space="0" w:color="4BACC6" w:themeColor="accent5"/>
-          <w:bottom w:val="single" w:sz="8" w:space="0" w:color="4BACC6" w:themeColor="accent5"/>
-          <w:right w:val="single" w:sz="8" w:space="0" w:color="4BACC6" w:themeColor="accent5"/>
+          <w:top w:val="single" w:color="4BACC6" w:themeColor="accent5" w:sz="8" w:space="0"/>
+          <w:left w:val="single" w:color="4BACC6" w:themeColor="accent5" w:sz="8" w:space="0"/>
+          <w:bottom w:val="single" w:color="4BACC6" w:themeColor="accent5" w:sz="8" w:space="0"/>
+          <w:right w:val="single" w:color="4BACC6" w:themeColor="accent5" w:sz="8" w:space="0"/>
         </w:tcBorders>
         <w:shd w:val="clear" w:color="auto" w:fill="D2EAF1" w:themeFill="accent5" w:themeFillTint="3F"/>
       </w:tcPr>
@@ -4300,11 +4877,11 @@
       <w:tblPr/>
       <w:tcPr>
         <w:tcBorders>
-          <w:top w:val="single" w:sz="8" w:space="0" w:color="4BACC6" w:themeColor="accent5"/>
-          <w:left w:val="single" w:sz="8" w:space="0" w:color="4BACC6" w:themeColor="accent5"/>
-          <w:bottom w:val="single" w:sz="8" w:space="0" w:color="4BACC6" w:themeColor="accent5"/>
-          <w:right w:val="single" w:sz="8" w:space="0" w:color="4BACC6" w:themeColor="accent5"/>
-          <w:insideV w:val="single" w:sz="8" w:space="0" w:color="4BACC6" w:themeColor="accent5"/>
+          <w:top w:val="single" w:color="4BACC6" w:themeColor="accent5" w:sz="8" w:space="0"/>
+          <w:left w:val="single" w:color="4BACC6" w:themeColor="accent5" w:sz="8" w:space="0"/>
+          <w:bottom w:val="single" w:color="4BACC6" w:themeColor="accent5" w:sz="8" w:space="0"/>
+          <w:right w:val="single" w:color="4BACC6" w:themeColor="accent5" w:sz="8" w:space="0"/>
+          <w:insideV w:val="single" w:color="4BACC6" w:themeColor="accent5" w:sz="8" w:space="0"/>
         </w:tcBorders>
         <w:shd w:val="clear" w:color="auto" w:fill="D2EAF1" w:themeFill="accent5" w:themeFillTint="3F"/>
       </w:tcPr>
@@ -4313,11 +4890,11 @@
       <w:tblPr/>
       <w:tcPr>
         <w:tcBorders>
-          <w:top w:val="single" w:sz="8" w:space="0" w:color="4BACC6" w:themeColor="accent5"/>
-          <w:left w:val="single" w:sz="8" w:space="0" w:color="4BACC6" w:themeColor="accent5"/>
-          <w:bottom w:val="single" w:sz="8" w:space="0" w:color="4BACC6" w:themeColor="accent5"/>
-          <w:right w:val="single" w:sz="8" w:space="0" w:color="4BACC6" w:themeColor="accent5"/>
-          <w:insideV w:val="single" w:sz="8" w:space="0" w:color="4BACC6" w:themeColor="accent5"/>
+          <w:top w:val="single" w:color="4BACC6" w:themeColor="accent5" w:sz="8" w:space="0"/>
+          <w:left w:val="single" w:color="4BACC6" w:themeColor="accent5" w:sz="8" w:space="0"/>
+          <w:bottom w:val="single" w:color="4BACC6" w:themeColor="accent5" w:sz="8" w:space="0"/>
+          <w:right w:val="single" w:color="4BACC6" w:themeColor="accent5" w:sz="8" w:space="0"/>
+          <w:insideV w:val="single" w:color="4BACC6" w:themeColor="accent5" w:sz="8" w:space="0"/>
         </w:tcBorders>
       </w:tcPr>
     </w:tblStylePr>
@@ -4335,12 +4912,12 @@
       <w:tblStyleColBandSize w:val="1"/>
       <w:tblInd w:w="0" w:type="dxa"/>
       <w:tblBorders>
-        <w:top w:val="single" w:sz="8" w:space="0" w:color="F79646" w:themeColor="accent6"/>
-        <w:left w:val="single" w:sz="8" w:space="0" w:color="F79646" w:themeColor="accent6"/>
-        <w:bottom w:val="single" w:sz="8" w:space="0" w:color="F79646" w:themeColor="accent6"/>
-        <w:right w:val="single" w:sz="8" w:space="0" w:color="F79646" w:themeColor="accent6"/>
-        <w:insideH w:val="single" w:sz="8" w:space="0" w:color="F79646" w:themeColor="accent6"/>
-        <w:insideV w:val="single" w:sz="8" w:space="0" w:color="F79646" w:themeColor="accent6"/>
+        <w:top w:val="single" w:color="F79646" w:themeColor="accent6" w:sz="8" w:space="0"/>
+        <w:left w:val="single" w:color="F79646" w:themeColor="accent6" w:sz="8" w:space="0"/>
+        <w:bottom w:val="single" w:color="F79646" w:themeColor="accent6" w:sz="8" w:space="0"/>
+        <w:right w:val="single" w:color="F79646" w:themeColor="accent6" w:sz="8" w:space="0"/>
+        <w:insideH w:val="single" w:color="F79646" w:themeColor="accent6" w:sz="8" w:space="0"/>
+        <w:insideV w:val="single" w:color="F79646" w:themeColor="accent6" w:sz="8" w:space="0"/>
       </w:tblBorders>
       <w:tblCellMar>
         <w:top w:w="0" w:type="dxa"/>
@@ -4354,19 +4931,19 @@
         <w:spacing w:before="0" w:after="0" w:line="240" w:lineRule="auto"/>
       </w:pPr>
       <w:rPr>
-        <w:rFonts w:asciiTheme="majorHAnsi" w:eastAsiaTheme="majorEastAsia" w:hAnsiTheme="majorHAnsi" w:cstheme="majorBidi"/>
-        <w:b/>
-        <w:bCs/>
-      </w:rPr>
-      <w:tblPr/>
-      <w:tcPr>
-        <w:tcBorders>
-          <w:top w:val="single" w:sz="8" w:space="0" w:color="F79646" w:themeColor="accent6"/>
-          <w:left w:val="single" w:sz="8" w:space="0" w:color="F79646" w:themeColor="accent6"/>
-          <w:bottom w:val="single" w:sz="18" w:space="0" w:color="F79646" w:themeColor="accent6"/>
-          <w:right w:val="single" w:sz="8" w:space="0" w:color="F79646" w:themeColor="accent6"/>
-          <w:insideH w:val="nil"/>
-          <w:insideV w:val="single" w:sz="8" w:space="0" w:color="F79646" w:themeColor="accent6"/>
+        <w:rFonts w:asciiTheme="majorHAnsi" w:hAnsiTheme="majorHAnsi" w:eastAsiaTheme="majorEastAsia" w:cstheme="majorBidi"/>
+        <w:b/>
+        <w:bCs/>
+      </w:rPr>
+      <w:tblPr/>
+      <w:tcPr>
+        <w:tcBorders>
+          <w:top w:val="single" w:color="F79646" w:themeColor="accent6" w:sz="8" w:space="0"/>
+          <w:left w:val="single" w:color="F79646" w:themeColor="accent6" w:sz="8" w:space="0"/>
+          <w:bottom w:val="single" w:color="F79646" w:themeColor="accent6" w:sz="18" w:space="0"/>
+          <w:right w:val="single" w:color="F79646" w:themeColor="accent6" w:sz="8" w:space="0"/>
+          <w:insideH w:val="nil"/>
+          <w:insideV w:val="single" w:color="F79646" w:themeColor="accent6" w:sz="8" w:space="0"/>
         </w:tcBorders>
       </w:tcPr>
     </w:tblStylePr>
@@ -4375,42 +4952,42 @@
         <w:spacing w:before="0" w:after="0" w:line="240" w:lineRule="auto"/>
       </w:pPr>
       <w:rPr>
-        <w:rFonts w:asciiTheme="majorHAnsi" w:eastAsiaTheme="majorEastAsia" w:hAnsiTheme="majorHAnsi" w:cstheme="majorBidi"/>
-        <w:b/>
-        <w:bCs/>
-      </w:rPr>
-      <w:tblPr/>
-      <w:tcPr>
-        <w:tcBorders>
-          <w:top w:val="double" w:sz="6" w:space="0" w:color="F79646" w:themeColor="accent6"/>
-          <w:left w:val="single" w:sz="8" w:space="0" w:color="F79646" w:themeColor="accent6"/>
-          <w:bottom w:val="single" w:sz="8" w:space="0" w:color="F79646" w:themeColor="accent6"/>
-          <w:right w:val="single" w:sz="8" w:space="0" w:color="F79646" w:themeColor="accent6"/>
-          <w:insideH w:val="nil"/>
-          <w:insideV w:val="single" w:sz="8" w:space="0" w:color="F79646" w:themeColor="accent6"/>
+        <w:rFonts w:asciiTheme="majorHAnsi" w:hAnsiTheme="majorHAnsi" w:eastAsiaTheme="majorEastAsia" w:cstheme="majorBidi"/>
+        <w:b/>
+        <w:bCs/>
+      </w:rPr>
+      <w:tblPr/>
+      <w:tcPr>
+        <w:tcBorders>
+          <w:top w:val="double" w:color="F79646" w:themeColor="accent6" w:sz="6" w:space="0"/>
+          <w:left w:val="single" w:color="F79646" w:themeColor="accent6" w:sz="8" w:space="0"/>
+          <w:bottom w:val="single" w:color="F79646" w:themeColor="accent6" w:sz="8" w:space="0"/>
+          <w:right w:val="single" w:color="F79646" w:themeColor="accent6" w:sz="8" w:space="0"/>
+          <w:insideH w:val="nil"/>
+          <w:insideV w:val="single" w:color="F79646" w:themeColor="accent6" w:sz="8" w:space="0"/>
         </w:tcBorders>
       </w:tcPr>
     </w:tblStylePr>
     <w:tblStylePr w:type="firstCol">
       <w:rPr>
-        <w:rFonts w:asciiTheme="majorHAnsi" w:eastAsiaTheme="majorEastAsia" w:hAnsiTheme="majorHAnsi" w:cstheme="majorBidi"/>
+        <w:rFonts w:asciiTheme="majorHAnsi" w:hAnsiTheme="majorHAnsi" w:eastAsiaTheme="majorEastAsia" w:cstheme="majorBidi"/>
         <w:b/>
         <w:bCs/>
       </w:rPr>
     </w:tblStylePr>
     <w:tblStylePr w:type="lastCol">
       <w:rPr>
-        <w:rFonts w:asciiTheme="majorHAnsi" w:eastAsiaTheme="majorEastAsia" w:hAnsiTheme="majorHAnsi" w:cstheme="majorBidi"/>
-        <w:b/>
-        <w:bCs/>
-      </w:rPr>
-      <w:tblPr/>
-      <w:tcPr>
-        <w:tcBorders>
-          <w:top w:val="single" w:sz="8" w:space="0" w:color="F79646" w:themeColor="accent6"/>
-          <w:left w:val="single" w:sz="8" w:space="0" w:color="F79646" w:themeColor="accent6"/>
-          <w:bottom w:val="single" w:sz="8" w:space="0" w:color="F79646" w:themeColor="accent6"/>
-          <w:right w:val="single" w:sz="8" w:space="0" w:color="F79646" w:themeColor="accent6"/>
+        <w:rFonts w:asciiTheme="majorHAnsi" w:hAnsiTheme="majorHAnsi" w:eastAsiaTheme="majorEastAsia" w:cstheme="majorBidi"/>
+        <w:b/>
+        <w:bCs/>
+      </w:rPr>
+      <w:tblPr/>
+      <w:tcPr>
+        <w:tcBorders>
+          <w:top w:val="single" w:color="F79646" w:themeColor="accent6" w:sz="8" w:space="0"/>
+          <w:left w:val="single" w:color="F79646" w:themeColor="accent6" w:sz="8" w:space="0"/>
+          <w:bottom w:val="single" w:color="F79646" w:themeColor="accent6" w:sz="8" w:space="0"/>
+          <w:right w:val="single" w:color="F79646" w:themeColor="accent6" w:sz="8" w:space="0"/>
         </w:tcBorders>
       </w:tcPr>
     </w:tblStylePr>
@@ -4418,10 +4995,10 @@
       <w:tblPr/>
       <w:tcPr>
         <w:tcBorders>
-          <w:top w:val="single" w:sz="8" w:space="0" w:color="F79646" w:themeColor="accent6"/>
-          <w:left w:val="single" w:sz="8" w:space="0" w:color="F79646" w:themeColor="accent6"/>
-          <w:bottom w:val="single" w:sz="8" w:space="0" w:color="F79646" w:themeColor="accent6"/>
-          <w:right w:val="single" w:sz="8" w:space="0" w:color="F79646" w:themeColor="accent6"/>
+          <w:top w:val="single" w:color="F79646" w:themeColor="accent6" w:sz="8" w:space="0"/>
+          <w:left w:val="single" w:color="F79646" w:themeColor="accent6" w:sz="8" w:space="0"/>
+          <w:bottom w:val="single" w:color="F79646" w:themeColor="accent6" w:sz="8" w:space="0"/>
+          <w:right w:val="single" w:color="F79646" w:themeColor="accent6" w:sz="8" w:space="0"/>
         </w:tcBorders>
         <w:shd w:val="clear" w:color="auto" w:fill="FDE4D0" w:themeFill="accent6" w:themeFillTint="3F"/>
       </w:tcPr>
@@ -4430,11 +5007,11 @@
       <w:tblPr/>
       <w:tcPr>
         <w:tcBorders>
-          <w:top w:val="single" w:sz="8" w:space="0" w:color="F79646" w:themeColor="accent6"/>
-          <w:left w:val="single" w:sz="8" w:space="0" w:color="F79646" w:themeColor="accent6"/>
-          <w:bottom w:val="single" w:sz="8" w:space="0" w:color="F79646" w:themeColor="accent6"/>
-          <w:right w:val="single" w:sz="8" w:space="0" w:color="F79646" w:themeColor="accent6"/>
-          <w:insideV w:val="single" w:sz="8" w:space="0" w:color="F79646" w:themeColor="accent6"/>
+          <w:top w:val="single" w:color="F79646" w:themeColor="accent6" w:sz="8" w:space="0"/>
+          <w:left w:val="single" w:color="F79646" w:themeColor="accent6" w:sz="8" w:space="0"/>
+          <w:bottom w:val="single" w:color="F79646" w:themeColor="accent6" w:sz="8" w:space="0"/>
+          <w:right w:val="single" w:color="F79646" w:themeColor="accent6" w:sz="8" w:space="0"/>
+          <w:insideV w:val="single" w:color="F79646" w:themeColor="accent6" w:sz="8" w:space="0"/>
         </w:tcBorders>
         <w:shd w:val="clear" w:color="auto" w:fill="FDE4D0" w:themeFill="accent6" w:themeFillTint="3F"/>
       </w:tcPr>
@@ -4443,11 +5020,11 @@
       <w:tblPr/>
       <w:tcPr>
         <w:tcBorders>
-          <w:top w:val="single" w:sz="8" w:space="0" w:color="F79646" w:themeColor="accent6"/>
-          <w:left w:val="single" w:sz="8" w:space="0" w:color="F79646" w:themeColor="accent6"/>
-          <w:bottom w:val="single" w:sz="8" w:space="0" w:color="F79646" w:themeColor="accent6"/>
-          <w:right w:val="single" w:sz="8" w:space="0" w:color="F79646" w:themeColor="accent6"/>
-          <w:insideV w:val="single" w:sz="8" w:space="0" w:color="F79646" w:themeColor="accent6"/>
+          <w:top w:val="single" w:color="F79646" w:themeColor="accent6" w:sz="8" w:space="0"/>
+          <w:left w:val="single" w:color="F79646" w:themeColor="accent6" w:sz="8" w:space="0"/>
+          <w:bottom w:val="single" w:color="F79646" w:themeColor="accent6" w:sz="8" w:space="0"/>
+          <w:right w:val="single" w:color="F79646" w:themeColor="accent6" w:sz="8" w:space="0"/>
+          <w:insideV w:val="single" w:color="F79646" w:themeColor="accent6" w:sz="8" w:space="0"/>
         </w:tcBorders>
       </w:tcPr>
     </w:tblStylePr>
@@ -4465,11 +5042,11 @@
       <w:tblStyleColBandSize w:val="1"/>
       <w:tblInd w:w="0" w:type="dxa"/>
       <w:tblBorders>
-        <w:top w:val="single" w:sz="8" w:space="0" w:color="404040" w:themeColor="text1" w:themeTint="BF"/>
-        <w:left w:val="single" w:sz="8" w:space="0" w:color="404040" w:themeColor="text1" w:themeTint="BF"/>
-        <w:bottom w:val="single" w:sz="8" w:space="0" w:color="404040" w:themeColor="text1" w:themeTint="BF"/>
-        <w:right w:val="single" w:sz="8" w:space="0" w:color="404040" w:themeColor="text1" w:themeTint="BF"/>
-        <w:insideH w:val="single" w:sz="8" w:space="0" w:color="404040" w:themeColor="text1" w:themeTint="BF"/>
+        <w:top w:val="single" w:color="404040" w:themeColor="text1" w:themeTint="BF" w:sz="8" w:space="0"/>
+        <w:left w:val="single" w:color="404040" w:themeColor="text1" w:themeTint="BF" w:sz="8" w:space="0"/>
+        <w:bottom w:val="single" w:color="404040" w:themeColor="text1" w:themeTint="BF" w:sz="8" w:space="0"/>
+        <w:right w:val="single" w:color="404040" w:themeColor="text1" w:themeTint="BF" w:sz="8" w:space="0"/>
+        <w:insideH w:val="single" w:color="404040" w:themeColor="text1" w:themeTint="BF" w:sz="8" w:space="0"/>
       </w:tblBorders>
       <w:tblCellMar>
         <w:top w:w="0" w:type="dxa"/>
@@ -4490,10 +5067,10 @@
       <w:tblPr/>
       <w:tcPr>
         <w:tcBorders>
-          <w:top w:val="single" w:sz="8" w:space="0" w:color="404040" w:themeColor="text1" w:themeTint="BF"/>
-          <w:left w:val="single" w:sz="8" w:space="0" w:color="404040" w:themeColor="text1" w:themeTint="BF"/>
-          <w:bottom w:val="single" w:sz="8" w:space="0" w:color="404040" w:themeColor="text1" w:themeTint="BF"/>
-          <w:right w:val="single" w:sz="8" w:space="0" w:color="404040" w:themeColor="text1" w:themeTint="BF"/>
+          <w:top w:val="single" w:color="404040" w:themeColor="text1" w:themeTint="BF" w:sz="8" w:space="0"/>
+          <w:left w:val="single" w:color="404040" w:themeColor="text1" w:themeTint="BF" w:sz="8" w:space="0"/>
+          <w:bottom w:val="single" w:color="404040" w:themeColor="text1" w:themeTint="BF" w:sz="8" w:space="0"/>
+          <w:right w:val="single" w:color="404040" w:themeColor="text1" w:themeTint="BF" w:sz="8" w:space="0"/>
           <w:insideH w:val="nil"/>
           <w:insideV w:val="nil"/>
         </w:tcBorders>
@@ -4511,10 +5088,10 @@
       <w:tblPr/>
       <w:tcPr>
         <w:tcBorders>
-          <w:top w:val="double" w:sz="6" w:space="0" w:color="404040" w:themeColor="text1" w:themeTint="BF"/>
-          <w:left w:val="single" w:sz="8" w:space="0" w:color="404040" w:themeColor="text1" w:themeTint="BF"/>
-          <w:bottom w:val="single" w:sz="8" w:space="0" w:color="404040" w:themeColor="text1" w:themeTint="BF"/>
-          <w:right w:val="single" w:sz="8" w:space="0" w:color="404040" w:themeColor="text1" w:themeTint="BF"/>
+          <w:top w:val="double" w:color="404040" w:themeColor="text1" w:themeTint="BF" w:sz="6" w:space="0"/>
+          <w:left w:val="single" w:color="404040" w:themeColor="text1" w:themeTint="BF" w:sz="8" w:space="0"/>
+          <w:bottom w:val="single" w:color="404040" w:themeColor="text1" w:themeTint="BF" w:sz="8" w:space="0"/>
+          <w:right w:val="single" w:color="404040" w:themeColor="text1" w:themeTint="BF" w:sz="8" w:space="0"/>
           <w:insideH w:val="nil"/>
           <w:insideV w:val="nil"/>
         </w:tcBorders>
@@ -4571,11 +5148,11 @@
       <w:tblStyleColBandSize w:val="1"/>
       <w:tblInd w:w="0" w:type="dxa"/>
       <w:tblBorders>
-        <w:top w:val="single" w:sz="8" w:space="0" w:color="7BA0CD" w:themeColor="accent1" w:themeTint="BF"/>
-        <w:left w:val="single" w:sz="8" w:space="0" w:color="7BA0CD" w:themeColor="accent1" w:themeTint="BF"/>
-        <w:bottom w:val="single" w:sz="8" w:space="0" w:color="7BA0CD" w:themeColor="accent1" w:themeTint="BF"/>
-        <w:right w:val="single" w:sz="8" w:space="0" w:color="7BA0CD" w:themeColor="accent1" w:themeTint="BF"/>
-        <w:insideH w:val="single" w:sz="8" w:space="0" w:color="7BA0CD" w:themeColor="accent1" w:themeTint="BF"/>
+        <w:top w:val="single" w:color="7BA0CD" w:themeColor="accent1" w:themeTint="BF" w:sz="8" w:space="0"/>
+        <w:left w:val="single" w:color="7BA0CD" w:themeColor="accent1" w:themeTint="BF" w:sz="8" w:space="0"/>
+        <w:bottom w:val="single" w:color="7BA0CD" w:themeColor="accent1" w:themeTint="BF" w:sz="8" w:space="0"/>
+        <w:right w:val="single" w:color="7BA0CD" w:themeColor="accent1" w:themeTint="BF" w:sz="8" w:space="0"/>
+        <w:insideH w:val="single" w:color="7BA0CD" w:themeColor="accent1" w:themeTint="BF" w:sz="8" w:space="0"/>
       </w:tblBorders>
       <w:tblCellMar>
         <w:top w:w="0" w:type="dxa"/>
@@ -4596,10 +5173,10 @@
       <w:tblPr/>
       <w:tcPr>
         <w:tcBorders>
-          <w:top w:val="single" w:sz="8" w:space="0" w:color="7BA0CD" w:themeColor="accent1" w:themeTint="BF"/>
-          <w:left w:val="single" w:sz="8" w:space="0" w:color="7BA0CD" w:themeColor="accent1" w:themeTint="BF"/>
-          <w:bottom w:val="single" w:sz="8" w:space="0" w:color="7BA0CD" w:themeColor="accent1" w:themeTint="BF"/>
-          <w:right w:val="single" w:sz="8" w:space="0" w:color="7BA0CD" w:themeColor="accent1" w:themeTint="BF"/>
+          <w:top w:val="single" w:color="7BA0CD" w:themeColor="accent1" w:themeTint="BF" w:sz="8" w:space="0"/>
+          <w:left w:val="single" w:color="7BA0CD" w:themeColor="accent1" w:themeTint="BF" w:sz="8" w:space="0"/>
+          <w:bottom w:val="single" w:color="7BA0CD" w:themeColor="accent1" w:themeTint="BF" w:sz="8" w:space="0"/>
+          <w:right w:val="single" w:color="7BA0CD" w:themeColor="accent1" w:themeTint="BF" w:sz="8" w:space="0"/>
           <w:insideH w:val="nil"/>
           <w:insideV w:val="nil"/>
         </w:tcBorders>
@@ -4617,10 +5194,10 @@
       <w:tblPr/>
       <w:tcPr>
         <w:tcBorders>
-          <w:top w:val="double" w:sz="6" w:space="0" w:color="7BA0CD" w:themeColor="accent1" w:themeTint="BF"/>
-          <w:left w:val="single" w:sz="8" w:space="0" w:color="7BA0CD" w:themeColor="accent1" w:themeTint="BF"/>
-          <w:bottom w:val="single" w:sz="8" w:space="0" w:color="7BA0CD" w:themeColor="accent1" w:themeTint="BF"/>
-          <w:right w:val="single" w:sz="8" w:space="0" w:color="7BA0CD" w:themeColor="accent1" w:themeTint="BF"/>
+          <w:top w:val="double" w:color="7BA0CD" w:themeColor="accent1" w:themeTint="BF" w:sz="6" w:space="0"/>
+          <w:left w:val="single" w:color="7BA0CD" w:themeColor="accent1" w:themeTint="BF" w:sz="8" w:space="0"/>
+          <w:bottom w:val="single" w:color="7BA0CD" w:themeColor="accent1" w:themeTint="BF" w:sz="8" w:space="0"/>
+          <w:right w:val="single" w:color="7BA0CD" w:themeColor="accent1" w:themeTint="BF" w:sz="8" w:space="0"/>
           <w:insideH w:val="nil"/>
           <w:insideV w:val="nil"/>
         </w:tcBorders>
@@ -4677,11 +5254,11 @@
       <w:tblStyleColBandSize w:val="1"/>
       <w:tblInd w:w="0" w:type="dxa"/>
       <w:tblBorders>
-        <w:top w:val="single" w:sz="8" w:space="0" w:color="CF7B79" w:themeColor="accent2" w:themeTint="BF"/>
-        <w:left w:val="single" w:sz="8" w:space="0" w:color="CF7B79" w:themeColor="accent2" w:themeTint="BF"/>
-        <w:bottom w:val="single" w:sz="8" w:space="0" w:color="CF7B79" w:themeColor="accent2" w:themeTint="BF"/>
-        <w:right w:val="single" w:sz="8" w:space="0" w:color="CF7B79" w:themeColor="accent2" w:themeTint="BF"/>
-        <w:insideH w:val="single" w:sz="8" w:space="0" w:color="CF7B79" w:themeColor="accent2" w:themeTint="BF"/>
+        <w:top w:val="single" w:color="CF7B79" w:themeColor="accent2" w:themeTint="BF" w:sz="8" w:space="0"/>
+        <w:left w:val="single" w:color="CF7B79" w:themeColor="accent2" w:themeTint="BF" w:sz="8" w:space="0"/>
+        <w:bottom w:val="single" w:color="CF7B79" w:themeColor="accent2" w:themeTint="BF" w:sz="8" w:space="0"/>
+        <w:right w:val="single" w:color="CF7B79" w:themeColor="accent2" w:themeTint="BF" w:sz="8" w:space="0"/>
+        <w:insideH w:val="single" w:color="CF7B79" w:themeColor="accent2" w:themeTint="BF" w:sz="8" w:space="0"/>
       </w:tblBorders>
       <w:tblCellMar>
         <w:top w:w="0" w:type="dxa"/>
@@ -4702,10 +5279,10 @@
       <w:tblPr/>
       <w:tcPr>
         <w:tcBorders>
-          <w:top w:val="single" w:sz="8" w:space="0" w:color="CF7B79" w:themeColor="accent2" w:themeTint="BF"/>
-          <w:left w:val="single" w:sz="8" w:space="0" w:color="CF7B79" w:themeColor="accent2" w:themeTint="BF"/>
-          <w:bottom w:val="single" w:sz="8" w:space="0" w:color="CF7B79" w:themeColor="accent2" w:themeTint="BF"/>
-          <w:right w:val="single" w:sz="8" w:space="0" w:color="CF7B79" w:themeColor="accent2" w:themeTint="BF"/>
+          <w:top w:val="single" w:color="CF7B79" w:themeColor="accent2" w:themeTint="BF" w:sz="8" w:space="0"/>
+          <w:left w:val="single" w:color="CF7B79" w:themeColor="accent2" w:themeTint="BF" w:sz="8" w:space="0"/>
+          <w:bottom w:val="single" w:color="CF7B79" w:themeColor="accent2" w:themeTint="BF" w:sz="8" w:space="0"/>
+          <w:right w:val="single" w:color="CF7B79" w:themeColor="accent2" w:themeTint="BF" w:sz="8" w:space="0"/>
           <w:insideH w:val="nil"/>
           <w:insideV w:val="nil"/>
         </w:tcBorders>
@@ -4723,10 +5300,10 @@
       <w:tblPr/>
       <w:tcPr>
         <w:tcBorders>
-          <w:top w:val="double" w:sz="6" w:space="0" w:color="CF7B79" w:themeColor="accent2" w:themeTint="BF"/>
-          <w:left w:val="single" w:sz="8" w:space="0" w:color="CF7B79" w:themeColor="accent2" w:themeTint="BF"/>
-          <w:bottom w:val="single" w:sz="8" w:space="0" w:color="CF7B79" w:themeColor="accent2" w:themeTint="BF"/>
-          <w:right w:val="single" w:sz="8" w:space="0" w:color="CF7B79" w:themeColor="accent2" w:themeTint="BF"/>
+          <w:top w:val="double" w:color="CF7B79" w:themeColor="accent2" w:themeTint="BF" w:sz="6" w:space="0"/>
+          <w:left w:val="single" w:color="CF7B79" w:themeColor="accent2" w:themeTint="BF" w:sz="8" w:space="0"/>
+          <w:bottom w:val="single" w:color="CF7B79" w:themeColor="accent2" w:themeTint="BF" w:sz="8" w:space="0"/>
+          <w:right w:val="single" w:color="CF7B79" w:themeColor="accent2" w:themeTint="BF" w:sz="8" w:space="0"/>
           <w:insideH w:val="nil"/>
           <w:insideV w:val="nil"/>
         </w:tcBorders>
@@ -4783,11 +5360,11 @@
       <w:tblStyleColBandSize w:val="1"/>
       <w:tblInd w:w="0" w:type="dxa"/>
       <w:tblBorders>
-        <w:top w:val="single" w:sz="8" w:space="0" w:color="B3CC82" w:themeColor="accent3" w:themeTint="BF"/>
-        <w:left w:val="single" w:sz="8" w:space="0" w:color="B3CC82" w:themeColor="accent3" w:themeTint="BF"/>
-        <w:bottom w:val="single" w:sz="8" w:space="0" w:color="B3CC82" w:themeColor="accent3" w:themeTint="BF"/>
-        <w:right w:val="single" w:sz="8" w:space="0" w:color="B3CC82" w:themeColor="accent3" w:themeTint="BF"/>
-        <w:insideH w:val="single" w:sz="8" w:space="0" w:color="B3CC82" w:themeColor="accent3" w:themeTint="BF"/>
+        <w:top w:val="single" w:color="B3CC82" w:themeColor="accent3" w:themeTint="BF" w:sz="8" w:space="0"/>
+        <w:left w:val="single" w:color="B3CC82" w:themeColor="accent3" w:themeTint="BF" w:sz="8" w:space="0"/>
+        <w:bottom w:val="single" w:color="B3CC82" w:themeColor="accent3" w:themeTint="BF" w:sz="8" w:space="0"/>
+        <w:right w:val="single" w:color="B3CC82" w:themeColor="accent3" w:themeTint="BF" w:sz="8" w:space="0"/>
+        <w:insideH w:val="single" w:color="B3CC82" w:themeColor="accent3" w:themeTint="BF" w:sz="8" w:space="0"/>
       </w:tblBorders>
       <w:tblCellMar>
         <w:top w:w="0" w:type="dxa"/>
@@ -4808,10 +5385,10 @@
       <w:tblPr/>
       <w:tcPr>
         <w:tcBorders>
-          <w:top w:val="single" w:sz="8" w:space="0" w:color="B3CC82" w:themeColor="accent3" w:themeTint="BF"/>
-          <w:left w:val="single" w:sz="8" w:space="0" w:color="B3CC82" w:themeColor="accent3" w:themeTint="BF"/>
-          <w:bottom w:val="single" w:sz="8" w:space="0" w:color="B3CC82" w:themeColor="accent3" w:themeTint="BF"/>
-          <w:right w:val="single" w:sz="8" w:space="0" w:color="B3CC82" w:themeColor="accent3" w:themeTint="BF"/>
+          <w:top w:val="single" w:color="B3CC82" w:themeColor="accent3" w:themeTint="BF" w:sz="8" w:space="0"/>
+          <w:left w:val="single" w:color="B3CC82" w:themeColor="accent3" w:themeTint="BF" w:sz="8" w:space="0"/>
+          <w:bottom w:val="single" w:color="B3CC82" w:themeColor="accent3" w:themeTint="BF" w:sz="8" w:space="0"/>
+          <w:right w:val="single" w:color="B3CC82" w:themeColor="accent3" w:themeTint="BF" w:sz="8" w:space="0"/>
           <w:insideH w:val="nil"/>
           <w:insideV w:val="nil"/>
         </w:tcBorders>
@@ -4829,10 +5406,10 @@
       <w:tblPr/>
       <w:tcPr>
         <w:tcBorders>
-          <w:top w:val="double" w:sz="6" w:space="0" w:color="B3CC82" w:themeColor="accent3" w:themeTint="BF"/>
-          <w:left w:val="single" w:sz="8" w:space="0" w:color="B3CC82" w:themeColor="accent3" w:themeTint="BF"/>
-          <w:bottom w:val="single" w:sz="8" w:space="0" w:color="B3CC82" w:themeColor="accent3" w:themeTint="BF"/>
-          <w:right w:val="single" w:sz="8" w:space="0" w:color="B3CC82" w:themeColor="accent3" w:themeTint="BF"/>
+          <w:top w:val="double" w:color="B3CC82" w:themeColor="accent3" w:themeTint="BF" w:sz="6" w:space="0"/>
+          <w:left w:val="single" w:color="B3CC82" w:themeColor="accent3" w:themeTint="BF" w:sz="8" w:space="0"/>
+          <w:bottom w:val="single" w:color="B3CC82" w:themeColor="accent3" w:themeTint="BF" w:sz="8" w:space="0"/>
+          <w:right w:val="single" w:color="B3CC82" w:themeColor="accent3" w:themeTint="BF" w:sz="8" w:space="0"/>
           <w:insideH w:val="nil"/>
           <w:insideV w:val="nil"/>
         </w:tcBorders>
@@ -4889,11 +5466,11 @@
       <w:tblStyleColBandSize w:val="1"/>
       <w:tblInd w:w="0" w:type="dxa"/>
       <w:tblBorders>
-        <w:top w:val="single" w:sz="8" w:space="0" w:color="9F8AB9" w:themeColor="accent4" w:themeTint="BF"/>
-        <w:left w:val="single" w:sz="8" w:space="0" w:color="9F8AB9" w:themeColor="accent4" w:themeTint="BF"/>
-        <w:bottom w:val="single" w:sz="8" w:space="0" w:color="9F8AB9" w:themeColor="accent4" w:themeTint="BF"/>
-        <w:right w:val="single" w:sz="8" w:space="0" w:color="9F8AB9" w:themeColor="accent4" w:themeTint="BF"/>
-        <w:insideH w:val="single" w:sz="8" w:space="0" w:color="9F8AB9" w:themeColor="accent4" w:themeTint="BF"/>
+        <w:top w:val="single" w:color="9F8AB9" w:themeColor="accent4" w:themeTint="BF" w:sz="8" w:space="0"/>
+        <w:left w:val="single" w:color="9F8AB9" w:themeColor="accent4" w:themeTint="BF" w:sz="8" w:space="0"/>
+        <w:bottom w:val="single" w:color="9F8AB9" w:themeColor="accent4" w:themeTint="BF" w:sz="8" w:space="0"/>
+        <w:right w:val="single" w:color="9F8AB9" w:themeColor="accent4" w:themeTint="BF" w:sz="8" w:space="0"/>
+        <w:insideH w:val="single" w:color="9F8AB9" w:themeColor="accent4" w:themeTint="BF" w:sz="8" w:space="0"/>
       </w:tblBorders>
       <w:tblCellMar>
         <w:top w:w="0" w:type="dxa"/>
@@ -4914,10 +5491,10 @@
       <w:tblPr/>
       <w:tcPr>
         <w:tcBorders>
-          <w:top w:val="single" w:sz="8" w:space="0" w:color="9F8AB9" w:themeColor="accent4" w:themeTint="BF"/>
-          <w:left w:val="single" w:sz="8" w:space="0" w:color="9F8AB9" w:themeColor="accent4" w:themeTint="BF"/>
-          <w:bottom w:val="single" w:sz="8" w:space="0" w:color="9F8AB9" w:themeColor="accent4" w:themeTint="BF"/>
-          <w:right w:val="single" w:sz="8" w:space="0" w:color="9F8AB9" w:themeColor="accent4" w:themeTint="BF"/>
+          <w:top w:val="single" w:color="9F8AB9" w:themeColor="accent4" w:themeTint="BF" w:sz="8" w:space="0"/>
+          <w:left w:val="single" w:color="9F8AB9" w:themeColor="accent4" w:themeTint="BF" w:sz="8" w:space="0"/>
+          <w:bottom w:val="single" w:color="9F8AB9" w:themeColor="accent4" w:themeTint="BF" w:sz="8" w:space="0"/>
+          <w:right w:val="single" w:color="9F8AB9" w:themeColor="accent4" w:themeTint="BF" w:sz="8" w:space="0"/>
           <w:insideH w:val="nil"/>
           <w:insideV w:val="nil"/>
         </w:tcBorders>
@@ -4935,10 +5512,10 @@
       <w:tblPr/>
       <w:tcPr>
         <w:tcBorders>
-          <w:top w:val="double" w:sz="6" w:space="0" w:color="9F8AB9" w:themeColor="accent4" w:themeTint="BF"/>
-          <w:left w:val="single" w:sz="8" w:space="0" w:color="9F8AB9" w:themeColor="accent4" w:themeTint="BF"/>
-          <w:bottom w:val="single" w:sz="8" w:space="0" w:color="9F8AB9" w:themeColor="accent4" w:themeTint="BF"/>
-          <w:right w:val="single" w:sz="8" w:space="0" w:color="9F8AB9" w:themeColor="accent4" w:themeTint="BF"/>
+          <w:top w:val="double" w:color="9F8AB9" w:themeColor="accent4" w:themeTint="BF" w:sz="6" w:space="0"/>
+          <w:left w:val="single" w:color="9F8AB9" w:themeColor="accent4" w:themeTint="BF" w:sz="8" w:space="0"/>
+          <w:bottom w:val="single" w:color="9F8AB9" w:themeColor="accent4" w:themeTint="BF" w:sz="8" w:space="0"/>
+          <w:right w:val="single" w:color="9F8AB9" w:themeColor="accent4" w:themeTint="BF" w:sz="8" w:space="0"/>
           <w:insideH w:val="nil"/>
           <w:insideV w:val="nil"/>
         </w:tcBorders>
@@ -4995,11 +5572,11 @@
       <w:tblStyleColBandSize w:val="1"/>
       <w:tblInd w:w="0" w:type="dxa"/>
       <w:tblBorders>
-        <w:top w:val="single" w:sz="8" w:space="0" w:color="78C0D4" w:themeColor="accent5" w:themeTint="BF"/>
-        <w:left w:val="single" w:sz="8" w:space="0" w:color="78C0D4" w:themeColor="accent5" w:themeTint="BF"/>
-        <w:bottom w:val="single" w:sz="8" w:space="0" w:color="78C0D4" w:themeColor="accent5" w:themeTint="BF"/>
-        <w:right w:val="single" w:sz="8" w:space="0" w:color="78C0D4" w:themeColor="accent5" w:themeTint="BF"/>
-        <w:insideH w:val="single" w:sz="8" w:space="0" w:color="78C0D4" w:themeColor="accent5" w:themeTint="BF"/>
+        <w:top w:val="single" w:color="78C0D4" w:themeColor="accent5" w:themeTint="BF" w:sz="8" w:space="0"/>
+        <w:left w:val="single" w:color="78C0D4" w:themeColor="accent5" w:themeTint="BF" w:sz="8" w:space="0"/>
+        <w:bottom w:val="single" w:color="78C0D4" w:themeColor="accent5" w:themeTint="BF" w:sz="8" w:space="0"/>
+        <w:right w:val="single" w:color="78C0D4" w:themeColor="accent5" w:themeTint="BF" w:sz="8" w:space="0"/>
+        <w:insideH w:val="single" w:color="78C0D4" w:themeColor="accent5" w:themeTint="BF" w:sz="8" w:space="0"/>
       </w:tblBorders>
       <w:tblCellMar>
         <w:top w:w="0" w:type="dxa"/>
@@ -5020,10 +5597,10 @@
       <w:tblPr/>
       <w:tcPr>
         <w:tcBorders>
-          <w:top w:val="single" w:sz="8" w:space="0" w:color="78C0D4" w:themeColor="accent5" w:themeTint="BF"/>
-          <w:left w:val="single" w:sz="8" w:space="0" w:color="78C0D4" w:themeColor="accent5" w:themeTint="BF"/>
-          <w:bottom w:val="single" w:sz="8" w:space="0" w:color="78C0D4" w:themeColor="accent5" w:themeTint="BF"/>
-          <w:right w:val="single" w:sz="8" w:space="0" w:color="78C0D4" w:themeColor="accent5" w:themeTint="BF"/>
+          <w:top w:val="single" w:color="78C0D4" w:themeColor="accent5" w:themeTint="BF" w:sz="8" w:space="0"/>
+          <w:left w:val="single" w:color="78C0D4" w:themeColor="accent5" w:themeTint="BF" w:sz="8" w:space="0"/>
+          <w:bottom w:val="single" w:color="78C0D4" w:themeColor="accent5" w:themeTint="BF" w:sz="8" w:space="0"/>
+          <w:right w:val="single" w:color="78C0D4" w:themeColor="accent5" w:themeTint="BF" w:sz="8" w:space="0"/>
           <w:insideH w:val="nil"/>
           <w:insideV w:val="nil"/>
         </w:tcBorders>
@@ -5041,10 +5618,10 @@
       <w:tblPr/>
       <w:tcPr>
         <w:tcBorders>
-          <w:top w:val="double" w:sz="6" w:space="0" w:color="78C0D4" w:themeColor="accent5" w:themeTint="BF"/>
-          <w:left w:val="single" w:sz="8" w:space="0" w:color="78C0D4" w:themeColor="accent5" w:themeTint="BF"/>
-          <w:bottom w:val="single" w:sz="8" w:space="0" w:color="78C0D4" w:themeColor="accent5" w:themeTint="BF"/>
-          <w:right w:val="single" w:sz="8" w:space="0" w:color="78C0D4" w:themeColor="accent5" w:themeTint="BF"/>
+          <w:top w:val="double" w:color="78C0D4" w:themeColor="accent5" w:themeTint="BF" w:sz="6" w:space="0"/>
+          <w:left w:val="single" w:color="78C0D4" w:themeColor="accent5" w:themeTint="BF" w:sz="8" w:space="0"/>
+          <w:bottom w:val="single" w:color="78C0D4" w:themeColor="accent5" w:themeTint="BF" w:sz="8" w:space="0"/>
+          <w:right w:val="single" w:color="78C0D4" w:themeColor="accent5" w:themeTint="BF" w:sz="8" w:space="0"/>
           <w:insideH w:val="nil"/>
           <w:insideV w:val="nil"/>
         </w:tcBorders>
@@ -5101,11 +5678,11 @@
       <w:tblStyleColBandSize w:val="1"/>
       <w:tblInd w:w="0" w:type="dxa"/>
       <w:tblBorders>
-        <w:top w:val="single" w:sz="8" w:space="0" w:color="F9B074" w:themeColor="accent6" w:themeTint="BF"/>
-        <w:left w:val="single" w:sz="8" w:space="0" w:color="F9B074" w:themeColor="accent6" w:themeTint="BF"/>
-        <w:bottom w:val="single" w:sz="8" w:space="0" w:color="F9B074" w:themeColor="accent6" w:themeTint="BF"/>
-        <w:right w:val="single" w:sz="8" w:space="0" w:color="F9B074" w:themeColor="accent6" w:themeTint="BF"/>
-        <w:insideH w:val="single" w:sz="8" w:space="0" w:color="F9B074" w:themeColor="accent6" w:themeTint="BF"/>
+        <w:top w:val="single" w:color="F9B074" w:themeColor="accent6" w:themeTint="BF" w:sz="8" w:space="0"/>
+        <w:left w:val="single" w:color="F9B074" w:themeColor="accent6" w:themeTint="BF" w:sz="8" w:space="0"/>
+        <w:bottom w:val="single" w:color="F9B074" w:themeColor="accent6" w:themeTint="BF" w:sz="8" w:space="0"/>
+        <w:right w:val="single" w:color="F9B074" w:themeColor="accent6" w:themeTint="BF" w:sz="8" w:space="0"/>
+        <w:insideH w:val="single" w:color="F9B074" w:themeColor="accent6" w:themeTint="BF" w:sz="8" w:space="0"/>
       </w:tblBorders>
       <w:tblCellMar>
         <w:top w:w="0" w:type="dxa"/>
@@ -5126,10 +5703,10 @@
       <w:tblPr/>
       <w:tcPr>
         <w:tcBorders>
-          <w:top w:val="single" w:sz="8" w:space="0" w:color="F9B074" w:themeColor="accent6" w:themeTint="BF"/>
-          <w:left w:val="single" w:sz="8" w:space="0" w:color="F9B074" w:themeColor="accent6" w:themeTint="BF"/>
-          <w:bottom w:val="single" w:sz="8" w:space="0" w:color="F9B074" w:themeColor="accent6" w:themeTint="BF"/>
-          <w:right w:val="single" w:sz="8" w:space="0" w:color="F9B074" w:themeColor="accent6" w:themeTint="BF"/>
+          <w:top w:val="single" w:color="F9B074" w:themeColor="accent6" w:themeTint="BF" w:sz="8" w:space="0"/>
+          <w:left w:val="single" w:color="F9B074" w:themeColor="accent6" w:themeTint="BF" w:sz="8" w:space="0"/>
+          <w:bottom w:val="single" w:color="F9B074" w:themeColor="accent6" w:themeTint="BF" w:sz="8" w:space="0"/>
+          <w:right w:val="single" w:color="F9B074" w:themeColor="accent6" w:themeTint="BF" w:sz="8" w:space="0"/>
           <w:insideH w:val="nil"/>
           <w:insideV w:val="nil"/>
         </w:tcBorders>
@@ -5147,10 +5724,10 @@
       <w:tblPr/>
       <w:tcPr>
         <w:tcBorders>
-          <w:top w:val="double" w:sz="6" w:space="0" w:color="F9B074" w:themeColor="accent6" w:themeTint="BF"/>
-          <w:left w:val="single" w:sz="8" w:space="0" w:color="F9B074" w:themeColor="accent6" w:themeTint="BF"/>
-          <w:bottom w:val="single" w:sz="8" w:space="0" w:color="F9B074" w:themeColor="accent6" w:themeTint="BF"/>
-          <w:right w:val="single" w:sz="8" w:space="0" w:color="F9B074" w:themeColor="accent6" w:themeTint="BF"/>
+          <w:top w:val="double" w:color="F9B074" w:themeColor="accent6" w:themeTint="BF" w:sz="6" w:space="0"/>
+          <w:left w:val="single" w:color="F9B074" w:themeColor="accent6" w:themeTint="BF" w:sz="8" w:space="0"/>
+          <w:bottom w:val="single" w:color="F9B074" w:themeColor="accent6" w:themeTint="BF" w:sz="8" w:space="0"/>
+          <w:right w:val="single" w:color="F9B074" w:themeColor="accent6" w:themeTint="BF" w:sz="8" w:space="0"/>
           <w:insideH w:val="nil"/>
           <w:insideV w:val="nil"/>
         </w:tcBorders>
@@ -5207,8 +5784,8 @@
       <w:tblStyleColBandSize w:val="1"/>
       <w:tblInd w:w="0" w:type="dxa"/>
       <w:tblBorders>
-        <w:top w:val="single" w:sz="18" w:space="0" w:color="auto"/>
-        <w:bottom w:val="single" w:sz="18" w:space="0" w:color="auto"/>
+        <w:top w:val="single" w:color="auto" w:sz="18" w:space="0"/>
+        <w:bottom w:val="single" w:color="auto" w:sz="18" w:space="0"/>
       </w:tblBorders>
       <w:tblCellMar>
         <w:top w:w="0" w:type="dxa"/>
@@ -5229,9 +5806,9 @@
       <w:tblPr/>
       <w:tcPr>
         <w:tcBorders>
-          <w:top w:val="single" w:sz="18" w:space="0" w:color="auto"/>
-          <w:left w:val="nil"/>
-          <w:bottom w:val="single" w:sz="18" w:space="0" w:color="auto"/>
+          <w:top w:val="single" w:color="auto" w:sz="18" w:space="0"/>
+          <w:left w:val="nil"/>
+          <w:bottom w:val="single" w:color="auto" w:sz="18" w:space="0"/>
           <w:right w:val="nil"/>
           <w:insideH w:val="nil"/>
           <w:insideV w:val="nil"/>
@@ -5249,9 +5826,9 @@
       <w:tblPr/>
       <w:tcPr>
         <w:tcBorders>
-          <w:top w:val="double" w:sz="6" w:space="0" w:color="auto"/>
-          <w:left w:val="nil"/>
-          <w:bottom w:val="single" w:sz="18" w:space="0" w:color="auto"/>
+          <w:top w:val="double" w:color="auto" w:sz="6" w:space="0"/>
+          <w:left w:val="nil"/>
+          <w:bottom w:val="single" w:color="auto" w:sz="18" w:space="0"/>
           <w:right w:val="nil"/>
           <w:insideH w:val="nil"/>
           <w:insideV w:val="nil"/>
@@ -5270,7 +5847,7 @@
         <w:tcBorders>
           <w:top w:val="nil"/>
           <w:left w:val="nil"/>
-          <w:bottom w:val="single" w:sz="18" w:space="0" w:color="auto"/>
+          <w:bottom w:val="single" w:color="auto" w:sz="18" w:space="0"/>
           <w:right w:val="nil"/>
           <w:insideH w:val="nil"/>
           <w:insideV w:val="nil"/>
@@ -5317,9 +5894,9 @@
       <w:tblPr/>
       <w:tcPr>
         <w:tcBorders>
-          <w:top w:val="single" w:sz="18" w:space="0" w:color="auto"/>
-          <w:left w:val="nil"/>
-          <w:bottom w:val="single" w:sz="18" w:space="0" w:color="auto"/>
+          <w:top w:val="single" w:color="auto" w:sz="18" w:space="0"/>
+          <w:left w:val="nil"/>
+          <w:bottom w:val="single" w:color="auto" w:sz="18" w:space="0"/>
           <w:right w:val="nil"/>
           <w:insideH w:val="nil"/>
           <w:insideV w:val="nil"/>
@@ -5333,9 +5910,9 @@
       <w:tblPr/>
       <w:tcPr>
         <w:tcBorders>
-          <w:top w:val="single" w:sz="18" w:space="0" w:color="auto"/>
-          <w:left w:val="nil"/>
-          <w:bottom w:val="single" w:sz="18" w:space="0" w:color="auto"/>
+          <w:top w:val="single" w:color="auto" w:sz="18" w:space="0"/>
+          <w:left w:val="nil"/>
+          <w:bottom w:val="single" w:color="auto" w:sz="18" w:space="0"/>
           <w:right w:val="nil"/>
           <w:insideH w:val="nil"/>
           <w:insideV w:val="nil"/>
@@ -5356,8 +5933,8 @@
       <w:tblStyleColBandSize w:val="1"/>
       <w:tblInd w:w="0" w:type="dxa"/>
       <w:tblBorders>
-        <w:top w:val="single" w:sz="18" w:space="0" w:color="auto"/>
-        <w:bottom w:val="single" w:sz="18" w:space="0" w:color="auto"/>
+        <w:top w:val="single" w:color="auto" w:sz="18" w:space="0"/>
+        <w:bottom w:val="single" w:color="auto" w:sz="18" w:space="0"/>
       </w:tblBorders>
       <w:tblCellMar>
         <w:top w:w="0" w:type="dxa"/>
@@ -5378,9 +5955,9 @@
       <w:tblPr/>
       <w:tcPr>
         <w:tcBorders>
-          <w:top w:val="single" w:sz="18" w:space="0" w:color="auto"/>
-          <w:left w:val="nil"/>
-          <w:bottom w:val="single" w:sz="18" w:space="0" w:color="auto"/>
+          <w:top w:val="single" w:color="auto" w:sz="18" w:space="0"/>
+          <w:left w:val="nil"/>
+          <w:bottom w:val="single" w:color="auto" w:sz="18" w:space="0"/>
           <w:right w:val="nil"/>
           <w:insideH w:val="nil"/>
           <w:insideV w:val="nil"/>
@@ -5398,9 +5975,9 @@
       <w:tblPr/>
       <w:tcPr>
         <w:tcBorders>
-          <w:top w:val="double" w:sz="6" w:space="0" w:color="auto"/>
-          <w:left w:val="nil"/>
-          <w:bottom w:val="single" w:sz="18" w:space="0" w:color="auto"/>
+          <w:top w:val="double" w:color="auto" w:sz="6" w:space="0"/>
+          <w:left w:val="nil"/>
+          <w:bottom w:val="single" w:color="auto" w:sz="18" w:space="0"/>
           <w:right w:val="nil"/>
           <w:insideH w:val="nil"/>
           <w:insideV w:val="nil"/>
@@ -5419,7 +5996,7 @@
         <w:tcBorders>
           <w:top w:val="nil"/>
           <w:left w:val="nil"/>
-          <w:bottom w:val="single" w:sz="18" w:space="0" w:color="auto"/>
+          <w:bottom w:val="single" w:color="auto" w:sz="18" w:space="0"/>
           <w:right w:val="nil"/>
           <w:insideH w:val="nil"/>
           <w:insideV w:val="nil"/>
@@ -5466,9 +6043,9 @@
       <w:tblPr/>
       <w:tcPr>
         <w:tcBorders>
-          <w:top w:val="single" w:sz="18" w:space="0" w:color="auto"/>
-          <w:left w:val="nil"/>
-          <w:bottom w:val="single" w:sz="18" w:space="0" w:color="auto"/>
+          <w:top w:val="single" w:color="auto" w:sz="18" w:space="0"/>
+          <w:left w:val="nil"/>
+          <w:bottom w:val="single" w:color="auto" w:sz="18" w:space="0"/>
           <w:right w:val="nil"/>
           <w:insideH w:val="nil"/>
           <w:insideV w:val="nil"/>
@@ -5482,9 +6059,9 @@
       <w:tblPr/>
       <w:tcPr>
         <w:tcBorders>
-          <w:top w:val="single" w:sz="18" w:space="0" w:color="auto"/>
-          <w:left w:val="nil"/>
-          <w:bottom w:val="single" w:sz="18" w:space="0" w:color="auto"/>
+          <w:top w:val="single" w:color="auto" w:sz="18" w:space="0"/>
+          <w:left w:val="nil"/>
+          <w:bottom w:val="single" w:color="auto" w:sz="18" w:space="0"/>
           <w:right w:val="nil"/>
           <w:insideH w:val="nil"/>
           <w:insideV w:val="nil"/>
@@ -5505,8 +6082,8 @@
       <w:tblStyleColBandSize w:val="1"/>
       <w:tblInd w:w="0" w:type="dxa"/>
       <w:tblBorders>
-        <w:top w:val="single" w:sz="18" w:space="0" w:color="auto"/>
-        <w:bottom w:val="single" w:sz="18" w:space="0" w:color="auto"/>
+        <w:top w:val="single" w:color="auto" w:sz="18" w:space="0"/>
+        <w:bottom w:val="single" w:color="auto" w:sz="18" w:space="0"/>
       </w:tblBorders>
       <w:tblCellMar>
         <w:top w:w="0" w:type="dxa"/>
@@ -5527,9 +6104,9 @@
       <w:tblPr/>
       <w:tcPr>
         <w:tcBorders>
-          <w:top w:val="single" w:sz="18" w:space="0" w:color="auto"/>
-          <w:left w:val="nil"/>
-          <w:bottom w:val="single" w:sz="18" w:space="0" w:color="auto"/>
+          <w:top w:val="single" w:color="auto" w:sz="18" w:space="0"/>
+          <w:left w:val="nil"/>
+          <w:bottom w:val="single" w:color="auto" w:sz="18" w:space="0"/>
           <w:right w:val="nil"/>
           <w:insideH w:val="nil"/>
           <w:insideV w:val="nil"/>
@@ -5547,9 +6124,9 @@
       <w:tblPr/>
       <w:tcPr>
         <w:tcBorders>
-          <w:top w:val="double" w:sz="6" w:space="0" w:color="auto"/>
-          <w:left w:val="nil"/>
-          <w:bottom w:val="single" w:sz="18" w:space="0" w:color="auto"/>
+          <w:top w:val="double" w:color="auto" w:sz="6" w:space="0"/>
+          <w:left w:val="nil"/>
+          <w:bottom w:val="single" w:color="auto" w:sz="18" w:space="0"/>
           <w:right w:val="nil"/>
           <w:insideH w:val="nil"/>
           <w:insideV w:val="nil"/>
@@ -5568,7 +6145,7 @@
         <w:tcBorders>
           <w:top w:val="nil"/>
           <w:left w:val="nil"/>
-          <w:bottom w:val="single" w:sz="18" w:space="0" w:color="auto"/>
+          <w:bottom w:val="single" w:color="auto" w:sz="18" w:space="0"/>
           <w:right w:val="nil"/>
           <w:insideH w:val="nil"/>
           <w:insideV w:val="nil"/>
@@ -5615,9 +6192,9 @@
       <w:tblPr/>
       <w:tcPr>
         <w:tcBorders>
-          <w:top w:val="single" w:sz="18" w:space="0" w:color="auto"/>
-          <w:left w:val="nil"/>
-          <w:bottom w:val="single" w:sz="18" w:space="0" w:color="auto"/>
+          <w:top w:val="single" w:color="auto" w:sz="18" w:space="0"/>
+          <w:left w:val="nil"/>
+          <w:bottom w:val="single" w:color="auto" w:sz="18" w:space="0"/>
           <w:right w:val="nil"/>
           <w:insideH w:val="nil"/>
           <w:insideV w:val="nil"/>
@@ -5631,9 +6208,9 @@
       <w:tblPr/>
       <w:tcPr>
         <w:tcBorders>
-          <w:top w:val="single" w:sz="18" w:space="0" w:color="auto"/>
-          <w:left w:val="nil"/>
-          <w:bottom w:val="single" w:sz="18" w:space="0" w:color="auto"/>
+          <w:top w:val="single" w:color="auto" w:sz="18" w:space="0"/>
+          <w:left w:val="nil"/>
+          <w:bottom w:val="single" w:color="auto" w:sz="18" w:space="0"/>
           <w:right w:val="nil"/>
           <w:insideH w:val="nil"/>
           <w:insideV w:val="nil"/>
@@ -5654,8 +6231,8 @@
       <w:tblStyleColBandSize w:val="1"/>
       <w:tblInd w:w="0" w:type="dxa"/>
       <w:tblBorders>
-        <w:top w:val="single" w:sz="18" w:space="0" w:color="auto"/>
-        <w:bottom w:val="single" w:sz="18" w:space="0" w:color="auto"/>
+        <w:top w:val="single" w:color="auto" w:sz="18" w:space="0"/>
+        <w:bottom w:val="single" w:color="auto" w:sz="18" w:space="0"/>
       </w:tblBorders>
       <w:tblCellMar>
         <w:top w:w="0" w:type="dxa"/>
@@ -5676,9 +6253,9 @@
       <w:tblPr/>
       <w:tcPr>
         <w:tcBorders>
-          <w:top w:val="single" w:sz="18" w:space="0" w:color="auto"/>
-          <w:left w:val="nil"/>
-          <w:bottom w:val="single" w:sz="18" w:space="0" w:color="auto"/>
+          <w:top w:val="single" w:color="auto" w:sz="18" w:space="0"/>
+          <w:left w:val="nil"/>
+          <w:bottom w:val="single" w:color="auto" w:sz="18" w:space="0"/>
           <w:right w:val="nil"/>
           <w:insideH w:val="nil"/>
           <w:insideV w:val="nil"/>
@@ -5696,9 +6273,9 @@
       <w:tblPr/>
       <w:tcPr>
         <w:tcBorders>
-          <w:top w:val="double" w:sz="6" w:space="0" w:color="auto"/>
-          <w:left w:val="nil"/>
-          <w:bottom w:val="single" w:sz="18" w:space="0" w:color="auto"/>
+          <w:top w:val="double" w:color="auto" w:sz="6" w:space="0"/>
+          <w:left w:val="nil"/>
+          <w:bottom w:val="single" w:color="auto" w:sz="18" w:space="0"/>
           <w:right w:val="nil"/>
           <w:insideH w:val="nil"/>
           <w:insideV w:val="nil"/>
@@ -5717,7 +6294,7 @@
         <w:tcBorders>
           <w:top w:val="nil"/>
           <w:left w:val="nil"/>
-          <w:bottom w:val="single" w:sz="18" w:space="0" w:color="auto"/>
+          <w:bottom w:val="single" w:color="auto" w:sz="18" w:space="0"/>
           <w:right w:val="nil"/>
           <w:insideH w:val="nil"/>
           <w:insideV w:val="nil"/>
@@ -5764,9 +6341,9 @@
       <w:tblPr/>
       <w:tcPr>
         <w:tcBorders>
-          <w:top w:val="single" w:sz="18" w:space="0" w:color="auto"/>
-          <w:left w:val="nil"/>
-          <w:bottom w:val="single" w:sz="18" w:space="0" w:color="auto"/>
+          <w:top w:val="single" w:color="auto" w:sz="18" w:space="0"/>
+          <w:left w:val="nil"/>
+          <w:bottom w:val="single" w:color="auto" w:sz="18" w:space="0"/>
           <w:right w:val="nil"/>
           <w:insideH w:val="nil"/>
           <w:insideV w:val="nil"/>
@@ -5780,9 +6357,9 @@
       <w:tblPr/>
       <w:tcPr>
         <w:tcBorders>
-          <w:top w:val="single" w:sz="18" w:space="0" w:color="auto"/>
-          <w:left w:val="nil"/>
-          <w:bottom w:val="single" w:sz="18" w:space="0" w:color="auto"/>
+          <w:top w:val="single" w:color="auto" w:sz="18" w:space="0"/>
+          <w:left w:val="nil"/>
+          <w:bottom w:val="single" w:color="auto" w:sz="18" w:space="0"/>
           <w:right w:val="nil"/>
           <w:insideH w:val="nil"/>
           <w:insideV w:val="nil"/>
@@ -5803,8 +6380,8 @@
       <w:tblStyleColBandSize w:val="1"/>
       <w:tblInd w:w="0" w:type="dxa"/>
       <w:tblBorders>
-        <w:top w:val="single" w:sz="18" w:space="0" w:color="auto"/>
-        <w:bottom w:val="single" w:sz="18" w:space="0" w:color="auto"/>
+        <w:top w:val="single" w:color="auto" w:sz="18" w:space="0"/>
+        <w:bottom w:val="single" w:color="auto" w:sz="18" w:space="0"/>
       </w:tblBorders>
       <w:tblCellMar>
         <w:top w:w="0" w:type="dxa"/>
@@ -5825,9 +6402,9 @@
       <w:tblPr/>
       <w:tcPr>
         <w:tcBorders>
-          <w:top w:val="single" w:sz="18" w:space="0" w:color="auto"/>
-          <w:left w:val="nil"/>
-          <w:bottom w:val="single" w:sz="18" w:space="0" w:color="auto"/>
+          <w:top w:val="single" w:color="auto" w:sz="18" w:space="0"/>
+          <w:left w:val="nil"/>
+          <w:bottom w:val="single" w:color="auto" w:sz="18" w:space="0"/>
           <w:right w:val="nil"/>
           <w:insideH w:val="nil"/>
           <w:insideV w:val="nil"/>
@@ -5845,9 +6422,9 @@
       <w:tblPr/>
       <w:tcPr>
         <w:tcBorders>
-          <w:top w:val="double" w:sz="6" w:space="0" w:color="auto"/>
-          <w:left w:val="nil"/>
-          <w:bottom w:val="single" w:sz="18" w:space="0" w:color="auto"/>
+          <w:top w:val="double" w:color="auto" w:sz="6" w:space="0"/>
+          <w:left w:val="nil"/>
+          <w:bottom w:val="single" w:color="auto" w:sz="18" w:space="0"/>
           <w:right w:val="nil"/>
           <w:insideH w:val="nil"/>
           <w:insideV w:val="nil"/>
@@ -5866,7 +6443,7 @@
         <w:tcBorders>
           <w:top w:val="nil"/>
           <w:left w:val="nil"/>
-          <w:bottom w:val="single" w:sz="18" w:space="0" w:color="auto"/>
+          <w:bottom w:val="single" w:color="auto" w:sz="18" w:space="0"/>
           <w:right w:val="nil"/>
           <w:insideH w:val="nil"/>
           <w:insideV w:val="nil"/>
@@ -5913,9 +6490,9 @@
       <w:tblPr/>
       <w:tcPr>
         <w:tcBorders>
-          <w:top w:val="single" w:sz="18" w:space="0" w:color="auto"/>
-          <w:left w:val="nil"/>
-          <w:bottom w:val="single" w:sz="18" w:space="0" w:color="auto"/>
+          <w:top w:val="single" w:color="auto" w:sz="18" w:space="0"/>
+          <w:left w:val="nil"/>
+          <w:bottom w:val="single" w:color="auto" w:sz="18" w:space="0"/>
           <w:right w:val="nil"/>
           <w:insideH w:val="nil"/>
           <w:insideV w:val="nil"/>
@@ -5929,9 +6506,9 @@
       <w:tblPr/>
       <w:tcPr>
         <w:tcBorders>
-          <w:top w:val="single" w:sz="18" w:space="0" w:color="auto"/>
-          <w:left w:val="nil"/>
-          <w:bottom w:val="single" w:sz="18" w:space="0" w:color="auto"/>
+          <w:top w:val="single" w:color="auto" w:sz="18" w:space="0"/>
+          <w:left w:val="nil"/>
+          <w:bottom w:val="single" w:color="auto" w:sz="18" w:space="0"/>
           <w:right w:val="nil"/>
           <w:insideH w:val="nil"/>
           <w:insideV w:val="nil"/>
@@ -5952,8 +6529,8 @@
       <w:tblStyleColBandSize w:val="1"/>
       <w:tblInd w:w="0" w:type="dxa"/>
       <w:tblBorders>
-        <w:top w:val="single" w:sz="18" w:space="0" w:color="auto"/>
-        <w:bottom w:val="single" w:sz="18" w:space="0" w:color="auto"/>
+        <w:top w:val="single" w:color="auto" w:sz="18" w:space="0"/>
+        <w:bottom w:val="single" w:color="auto" w:sz="18" w:space="0"/>
       </w:tblBorders>
       <w:tblCellMar>
         <w:top w:w="0" w:type="dxa"/>
@@ -5974,9 +6551,9 @@
       <w:tblPr/>
       <w:tcPr>
         <w:tcBorders>
-          <w:top w:val="single" w:sz="18" w:space="0" w:color="auto"/>
-          <w:left w:val="nil"/>
-          <w:bottom w:val="single" w:sz="18" w:space="0" w:color="auto"/>
+          <w:top w:val="single" w:color="auto" w:sz="18" w:space="0"/>
+          <w:left w:val="nil"/>
+          <w:bottom w:val="single" w:color="auto" w:sz="18" w:space="0"/>
           <w:right w:val="nil"/>
           <w:insideH w:val="nil"/>
           <w:insideV w:val="nil"/>
@@ -5994,9 +6571,9 @@
       <w:tblPr/>
       <w:tcPr>
         <w:tcBorders>
-          <w:top w:val="double" w:sz="6" w:space="0" w:color="auto"/>
-          <w:left w:val="nil"/>
-          <w:bottom w:val="single" w:sz="18" w:space="0" w:color="auto"/>
+          <w:top w:val="double" w:color="auto" w:sz="6" w:space="0"/>
+          <w:left w:val="nil"/>
+          <w:bottom w:val="single" w:color="auto" w:sz="18" w:space="0"/>
           <w:right w:val="nil"/>
           <w:insideH w:val="nil"/>
           <w:insideV w:val="nil"/>
@@ -6015,7 +6592,7 @@
         <w:tcBorders>
           <w:top w:val="nil"/>
           <w:left w:val="nil"/>
-          <w:bottom w:val="single" w:sz="18" w:space="0" w:color="auto"/>
+          <w:bottom w:val="single" w:color="auto" w:sz="18" w:space="0"/>
           <w:right w:val="nil"/>
           <w:insideH w:val="nil"/>
           <w:insideV w:val="nil"/>
@@ -6062,9 +6639,9 @@
       <w:tblPr/>
       <w:tcPr>
         <w:tcBorders>
-          <w:top w:val="single" w:sz="18" w:space="0" w:color="auto"/>
-          <w:left w:val="nil"/>
-          <w:bottom w:val="single" w:sz="18" w:space="0" w:color="auto"/>
+          <w:top w:val="single" w:color="auto" w:sz="18" w:space="0"/>
+          <w:left w:val="nil"/>
+          <w:bottom w:val="single" w:color="auto" w:sz="18" w:space="0"/>
           <w:right w:val="nil"/>
           <w:insideH w:val="nil"/>
           <w:insideV w:val="nil"/>
@@ -6078,9 +6655,9 @@
       <w:tblPr/>
       <w:tcPr>
         <w:tcBorders>
-          <w:top w:val="single" w:sz="18" w:space="0" w:color="auto"/>
-          <w:left w:val="nil"/>
-          <w:bottom w:val="single" w:sz="18" w:space="0" w:color="auto"/>
+          <w:top w:val="single" w:color="auto" w:sz="18" w:space="0"/>
+          <w:left w:val="nil"/>
+          <w:bottom w:val="single" w:color="auto" w:sz="18" w:space="0"/>
           <w:right w:val="nil"/>
           <w:insideH w:val="nil"/>
           <w:insideV w:val="nil"/>
@@ -6101,8 +6678,8 @@
       <w:tblStyleColBandSize w:val="1"/>
       <w:tblInd w:w="0" w:type="dxa"/>
       <w:tblBorders>
-        <w:top w:val="single" w:sz="18" w:space="0" w:color="auto"/>
-        <w:bottom w:val="single" w:sz="18" w:space="0" w:color="auto"/>
+        <w:top w:val="single" w:color="auto" w:sz="18" w:space="0"/>
+        <w:bottom w:val="single" w:color="auto" w:sz="18" w:space="0"/>
       </w:tblBorders>
       <w:tblCellMar>
         <w:top w:w="0" w:type="dxa"/>
@@ -6123,9 +6700,9 @@
       <w:tblPr/>
       <w:tcPr>
         <w:tcBorders>
-          <w:top w:val="single" w:sz="18" w:space="0" w:color="auto"/>
-          <w:left w:val="nil"/>
-          <w:bottom w:val="single" w:sz="18" w:space="0" w:color="auto"/>
+          <w:top w:val="single" w:color="auto" w:sz="18" w:space="0"/>
+          <w:left w:val="nil"/>
+          <w:bottom w:val="single" w:color="auto" w:sz="18" w:space="0"/>
           <w:right w:val="nil"/>
           <w:insideH w:val="nil"/>
           <w:insideV w:val="nil"/>
@@ -6143,9 +6720,9 @@
       <w:tblPr/>
       <w:tcPr>
         <w:tcBorders>
-          <w:top w:val="double" w:sz="6" w:space="0" w:color="auto"/>
-          <w:left w:val="nil"/>
-          <w:bottom w:val="single" w:sz="18" w:space="0" w:color="auto"/>
+          <w:top w:val="double" w:color="auto" w:sz="6" w:space="0"/>
+          <w:left w:val="nil"/>
+          <w:bottom w:val="single" w:color="auto" w:sz="18" w:space="0"/>
           <w:right w:val="nil"/>
           <w:insideH w:val="nil"/>
           <w:insideV w:val="nil"/>
@@ -6164,7 +6741,7 @@
         <w:tcBorders>
           <w:top w:val="nil"/>
           <w:left w:val="nil"/>
-          <w:bottom w:val="single" w:sz="18" w:space="0" w:color="auto"/>
+          <w:bottom w:val="single" w:color="auto" w:sz="18" w:space="0"/>
           <w:right w:val="nil"/>
           <w:insideH w:val="nil"/>
           <w:insideV w:val="nil"/>
@@ -6211,9 +6788,9 @@
       <w:tblPr/>
       <w:tcPr>
         <w:tcBorders>
-          <w:top w:val="single" w:sz="18" w:space="0" w:color="auto"/>
-          <w:left w:val="nil"/>
-          <w:bottom w:val="single" w:sz="18" w:space="0" w:color="auto"/>
+          <w:top w:val="single" w:color="auto" w:sz="18" w:space="0"/>
+          <w:left w:val="nil"/>
+          <w:bottom w:val="single" w:color="auto" w:sz="18" w:space="0"/>
           <w:right w:val="nil"/>
           <w:insideH w:val="nil"/>
           <w:insideV w:val="nil"/>
@@ -6227,9 +6804,9 @@
       <w:tblPr/>
       <w:tcPr>
         <w:tcBorders>
-          <w:top w:val="single" w:sz="18" w:space="0" w:color="auto"/>
-          <w:left w:val="nil"/>
-          <w:bottom w:val="single" w:sz="18" w:space="0" w:color="auto"/>
+          <w:top w:val="single" w:color="auto" w:sz="18" w:space="0"/>
+          <w:left w:val="nil"/>
+          <w:bottom w:val="single" w:color="auto" w:sz="18" w:space="0"/>
           <w:right w:val="nil"/>
           <w:insideH w:val="nil"/>
           <w:insideV w:val="nil"/>
@@ -6253,8 +6830,8 @@
       <w:tblStyleColBandSize w:val="1"/>
       <w:tblInd w:w="0" w:type="dxa"/>
       <w:tblBorders>
-        <w:top w:val="single" w:sz="8" w:space="0" w:color="000000" w:themeColor="text1"/>
-        <w:bottom w:val="single" w:sz="8" w:space="0" w:color="000000" w:themeColor="text1"/>
+        <w:top w:val="single" w:color="000000" w:themeColor="text1" w:sz="8" w:space="0"/>
+        <w:bottom w:val="single" w:color="000000" w:themeColor="text1" w:sz="8" w:space="0"/>
       </w:tblBorders>
       <w:tblCellMar>
         <w:top w:w="0" w:type="dxa"/>
@@ -6265,13 +6842,13 @@
     </w:tblPr>
     <w:tblStylePr w:type="firstRow">
       <w:rPr>
-        <w:rFonts w:asciiTheme="majorHAnsi" w:eastAsiaTheme="majorEastAsia" w:hAnsiTheme="majorHAnsi" w:cstheme="majorBidi"/>
-      </w:rPr>
-      <w:tblPr/>
-      <w:tcPr>
-        <w:tcBorders>
-          <w:top w:val="nil"/>
-          <w:bottom w:val="single" w:sz="8" w:space="0" w:color="000000" w:themeColor="text1"/>
+        <w:rFonts w:asciiTheme="majorHAnsi" w:hAnsiTheme="majorHAnsi" w:eastAsiaTheme="majorEastAsia" w:cstheme="majorBidi"/>
+      </w:rPr>
+      <w:tblPr/>
+      <w:tcPr>
+        <w:tcBorders>
+          <w:top w:val="nil"/>
+          <w:bottom w:val="single" w:color="000000" w:themeColor="text1" w:sz="8" w:space="0"/>
         </w:tcBorders>
       </w:tcPr>
     </w:tblStylePr>
@@ -6284,8 +6861,8 @@
       <w:tblPr/>
       <w:tcPr>
         <w:tcBorders>
-          <w:top w:val="single" w:sz="8" w:space="0" w:color="000000" w:themeColor="text1"/>
-          <w:bottom w:val="single" w:sz="8" w:space="0" w:color="000000" w:themeColor="text1"/>
+          <w:top w:val="single" w:color="000000" w:themeColor="text1" w:sz="8" w:space="0"/>
+          <w:bottom w:val="single" w:color="000000" w:themeColor="text1" w:sz="8" w:space="0"/>
         </w:tcBorders>
       </w:tcPr>
     </w:tblStylePr>
@@ -6303,8 +6880,8 @@
       <w:tblPr/>
       <w:tcPr>
         <w:tcBorders>
-          <w:top w:val="single" w:sz="8" w:space="0" w:color="000000" w:themeColor="text1"/>
-          <w:bottom w:val="single" w:sz="8" w:space="0" w:color="000000" w:themeColor="text1"/>
+          <w:top w:val="single" w:color="000000" w:themeColor="text1" w:sz="8" w:space="0"/>
+          <w:bottom w:val="single" w:color="000000" w:themeColor="text1" w:sz="8" w:space="0"/>
         </w:tcBorders>
       </w:tcPr>
     </w:tblStylePr>
@@ -6337,8 +6914,8 @@
       <w:tblStyleColBandSize w:val="1"/>
       <w:tblInd w:w="0" w:type="dxa"/>
       <w:tblBorders>
-        <w:top w:val="single" w:sz="8" w:space="0" w:color="4F81BD" w:themeColor="accent1"/>
-        <w:bottom w:val="single" w:sz="8" w:space="0" w:color="4F81BD" w:themeColor="accent1"/>
+        <w:top w:val="single" w:color="4F81BD" w:themeColor="accent1" w:sz="8" w:space="0"/>
+        <w:bottom w:val="single" w:color="4F81BD" w:themeColor="accent1" w:sz="8" w:space="0"/>
       </w:tblBorders>
       <w:tblCellMar>
         <w:top w:w="0" w:type="dxa"/>
@@ -6349,13 +6926,13 @@
     </w:tblPr>
     <w:tblStylePr w:type="firstRow">
       <w:rPr>
-        <w:rFonts w:asciiTheme="majorHAnsi" w:eastAsiaTheme="majorEastAsia" w:hAnsiTheme="majorHAnsi" w:cstheme="majorBidi"/>
-      </w:rPr>
-      <w:tblPr/>
-      <w:tcPr>
-        <w:tcBorders>
-          <w:top w:val="nil"/>
-          <w:bottom w:val="single" w:sz="8" w:space="0" w:color="4F81BD" w:themeColor="accent1"/>
+        <w:rFonts w:asciiTheme="majorHAnsi" w:hAnsiTheme="majorHAnsi" w:eastAsiaTheme="majorEastAsia" w:cstheme="majorBidi"/>
+      </w:rPr>
+      <w:tblPr/>
+      <w:tcPr>
+        <w:tcBorders>
+          <w:top w:val="nil"/>
+          <w:bottom w:val="single" w:color="4F81BD" w:themeColor="accent1" w:sz="8" w:space="0"/>
         </w:tcBorders>
       </w:tcPr>
     </w:tblStylePr>
@@ -6368,8 +6945,8 @@
       <w:tblPr/>
       <w:tcPr>
         <w:tcBorders>
-          <w:top w:val="single" w:sz="8" w:space="0" w:color="4F81BD" w:themeColor="accent1"/>
-          <w:bottom w:val="single" w:sz="8" w:space="0" w:color="4F81BD" w:themeColor="accent1"/>
+          <w:top w:val="single" w:color="4F81BD" w:themeColor="accent1" w:sz="8" w:space="0"/>
+          <w:bottom w:val="single" w:color="4F81BD" w:themeColor="accent1" w:sz="8" w:space="0"/>
         </w:tcBorders>
       </w:tcPr>
     </w:tblStylePr>
@@ -6387,8 +6964,8 @@
       <w:tblPr/>
       <w:tcPr>
         <w:tcBorders>
-          <w:top w:val="single" w:sz="8" w:space="0" w:color="4F81BD" w:themeColor="accent1"/>
-          <w:bottom w:val="single" w:sz="8" w:space="0" w:color="4F81BD" w:themeColor="accent1"/>
+          <w:top w:val="single" w:color="4F81BD" w:themeColor="accent1" w:sz="8" w:space="0"/>
+          <w:bottom w:val="single" w:color="4F81BD" w:themeColor="accent1" w:sz="8" w:space="0"/>
         </w:tcBorders>
       </w:tcPr>
     </w:tblStylePr>
@@ -6421,8 +6998,8 @@
       <w:tblStyleColBandSize w:val="1"/>
       <w:tblInd w:w="0" w:type="dxa"/>
       <w:tblBorders>
-        <w:top w:val="single" w:sz="8" w:space="0" w:color="C0504D" w:themeColor="accent2"/>
-        <w:bottom w:val="single" w:sz="8" w:space="0" w:color="C0504D" w:themeColor="accent2"/>
+        <w:top w:val="single" w:color="C0504D" w:themeColor="accent2" w:sz="8" w:space="0"/>
+        <w:bottom w:val="single" w:color="C0504D" w:themeColor="accent2" w:sz="8" w:space="0"/>
       </w:tblBorders>
       <w:tblCellMar>
         <w:top w:w="0" w:type="dxa"/>
@@ -6433,13 +7010,13 @@
     </w:tblPr>
     <w:tblStylePr w:type="firstRow">
       <w:rPr>
-        <w:rFonts w:asciiTheme="majorHAnsi" w:eastAsiaTheme="majorEastAsia" w:hAnsiTheme="majorHAnsi" w:cstheme="majorBidi"/>
-      </w:rPr>
-      <w:tblPr/>
-      <w:tcPr>
-        <w:tcBorders>
-          <w:top w:val="nil"/>
-          <w:bottom w:val="single" w:sz="8" w:space="0" w:color="C0504D" w:themeColor="accent2"/>
+        <w:rFonts w:asciiTheme="majorHAnsi" w:hAnsiTheme="majorHAnsi" w:eastAsiaTheme="majorEastAsia" w:cstheme="majorBidi"/>
+      </w:rPr>
+      <w:tblPr/>
+      <w:tcPr>
+        <w:tcBorders>
+          <w:top w:val="nil"/>
+          <w:bottom w:val="single" w:color="C0504D" w:themeColor="accent2" w:sz="8" w:space="0"/>
         </w:tcBorders>
       </w:tcPr>
     </w:tblStylePr>
@@ -6452,8 +7029,8 @@
       <w:tblPr/>
       <w:tcPr>
         <w:tcBorders>
-          <w:top w:val="single" w:sz="8" w:space="0" w:color="C0504D" w:themeColor="accent2"/>
-          <w:bottom w:val="single" w:sz="8" w:space="0" w:color="C0504D" w:themeColor="accent2"/>
+          <w:top w:val="single" w:color="C0504D" w:themeColor="accent2" w:sz="8" w:space="0"/>
+          <w:bottom w:val="single" w:color="C0504D" w:themeColor="accent2" w:sz="8" w:space="0"/>
         </w:tcBorders>
       </w:tcPr>
     </w:tblStylePr>
@@ -6471,8 +7048,8 @@
       <w:tblPr/>
       <w:tcPr>
         <w:tcBorders>
-          <w:top w:val="single" w:sz="8" w:space="0" w:color="C0504D" w:themeColor="accent2"/>
-          <w:bottom w:val="single" w:sz="8" w:space="0" w:color="C0504D" w:themeColor="accent2"/>
+          <w:top w:val="single" w:color="C0504D" w:themeColor="accent2" w:sz="8" w:space="0"/>
+          <w:bottom w:val="single" w:color="C0504D" w:themeColor="accent2" w:sz="8" w:space="0"/>
         </w:tcBorders>
       </w:tcPr>
     </w:tblStylePr>
@@ -6505,8 +7082,8 @@
       <w:tblStyleColBandSize w:val="1"/>
       <w:tblInd w:w="0" w:type="dxa"/>
       <w:tblBorders>
-        <w:top w:val="single" w:sz="8" w:space="0" w:color="9BBB59" w:themeColor="accent3"/>
-        <w:bottom w:val="single" w:sz="8" w:space="0" w:color="9BBB59" w:themeColor="accent3"/>
+        <w:top w:val="single" w:color="9BBB59" w:themeColor="accent3" w:sz="8" w:space="0"/>
+        <w:bottom w:val="single" w:color="9BBB59" w:themeColor="accent3" w:sz="8" w:space="0"/>
       </w:tblBorders>
       <w:tblCellMar>
         <w:top w:w="0" w:type="dxa"/>
@@ -6517,13 +7094,13 @@
     </w:tblPr>
     <w:tblStylePr w:type="firstRow">
       <w:rPr>
-        <w:rFonts w:asciiTheme="majorHAnsi" w:eastAsiaTheme="majorEastAsia" w:hAnsiTheme="majorHAnsi" w:cstheme="majorBidi"/>
-      </w:rPr>
-      <w:tblPr/>
-      <w:tcPr>
-        <w:tcBorders>
-          <w:top w:val="nil"/>
-          <w:bottom w:val="single" w:sz="8" w:space="0" w:color="9BBB59" w:themeColor="accent3"/>
+        <w:rFonts w:asciiTheme="majorHAnsi" w:hAnsiTheme="majorHAnsi" w:eastAsiaTheme="majorEastAsia" w:cstheme="majorBidi"/>
+      </w:rPr>
+      <w:tblPr/>
+      <w:tcPr>
+        <w:tcBorders>
+          <w:top w:val="nil"/>
+          <w:bottom w:val="single" w:color="9BBB59" w:themeColor="accent3" w:sz="8" w:space="0"/>
         </w:tcBorders>
       </w:tcPr>
     </w:tblStylePr>
@@ -6536,8 +7113,8 @@
       <w:tblPr/>
       <w:tcPr>
         <w:tcBorders>
-          <w:top w:val="single" w:sz="8" w:space="0" w:color="9BBB59" w:themeColor="accent3"/>
-          <w:bottom w:val="single" w:sz="8" w:space="0" w:color="9BBB59" w:themeColor="accent3"/>
+          <w:top w:val="single" w:color="9BBB59" w:themeColor="accent3" w:sz="8" w:space="0"/>
+          <w:bottom w:val="single" w:color="9BBB59" w:themeColor="accent3" w:sz="8" w:space="0"/>
         </w:tcBorders>
       </w:tcPr>
     </w:tblStylePr>
@@ -6555,8 +7132,8 @@
       <w:tblPr/>
       <w:tcPr>
         <w:tcBorders>
-          <w:top w:val="single" w:sz="8" w:space="0" w:color="9BBB59" w:themeColor="accent3"/>
-          <w:bottom w:val="single" w:sz="8" w:space="0" w:color="9BBB59" w:themeColor="accent3"/>
+          <w:top w:val="single" w:color="9BBB59" w:themeColor="accent3" w:sz="8" w:space="0"/>
+          <w:bottom w:val="single" w:color="9BBB59" w:themeColor="accent3" w:sz="8" w:space="0"/>
         </w:tcBorders>
       </w:tcPr>
     </w:tblStylePr>
@@ -6589,8 +7166,8 @@
       <w:tblStyleColBandSize w:val="1"/>
       <w:tblInd w:w="0" w:type="dxa"/>
       <w:tblBorders>
-        <w:top w:val="single" w:sz="8" w:space="0" w:color="8064A2" w:themeColor="accent4"/>
-        <w:bottom w:val="single" w:sz="8" w:space="0" w:color="8064A2" w:themeColor="accent4"/>
+        <w:top w:val="single" w:color="8064A2" w:themeColor="accent4" w:sz="8" w:space="0"/>
+        <w:bottom w:val="single" w:color="8064A2" w:themeColor="accent4" w:sz="8" w:space="0"/>
       </w:tblBorders>
       <w:tblCellMar>
         <w:top w:w="0" w:type="dxa"/>
@@ -6601,13 +7178,13 @@
     </w:tblPr>
     <w:tblStylePr w:type="firstRow">
       <w:rPr>
-        <w:rFonts w:asciiTheme="majorHAnsi" w:eastAsiaTheme="majorEastAsia" w:hAnsiTheme="majorHAnsi" w:cstheme="majorBidi"/>
-      </w:rPr>
-      <w:tblPr/>
-      <w:tcPr>
-        <w:tcBorders>
-          <w:top w:val="nil"/>
-          <w:bottom w:val="single" w:sz="8" w:space="0" w:color="8064A2" w:themeColor="accent4"/>
+        <w:rFonts w:asciiTheme="majorHAnsi" w:hAnsiTheme="majorHAnsi" w:eastAsiaTheme="majorEastAsia" w:cstheme="majorBidi"/>
+      </w:rPr>
+      <w:tblPr/>
+      <w:tcPr>
+        <w:tcBorders>
+          <w:top w:val="nil"/>
+          <w:bottom w:val="single" w:color="8064A2" w:themeColor="accent4" w:sz="8" w:space="0"/>
         </w:tcBorders>
       </w:tcPr>
     </w:tblStylePr>
@@ -6620,8 +7197,8 @@
       <w:tblPr/>
       <w:tcPr>
         <w:tcBorders>
-          <w:top w:val="single" w:sz="8" w:space="0" w:color="8064A2" w:themeColor="accent4"/>
-          <w:bottom w:val="single" w:sz="8" w:space="0" w:color="8064A2" w:themeColor="accent4"/>
+          <w:top w:val="single" w:color="8064A2" w:themeColor="accent4" w:sz="8" w:space="0"/>
+          <w:bottom w:val="single" w:color="8064A2" w:themeColor="accent4" w:sz="8" w:space="0"/>
         </w:tcBorders>
       </w:tcPr>
     </w:tblStylePr>
@@ -6639,8 +7216,8 @@
       <w:tblPr/>
       <w:tcPr>
         <w:tcBorders>
-          <w:top w:val="single" w:sz="8" w:space="0" w:color="8064A2" w:themeColor="accent4"/>
-          <w:bottom w:val="single" w:sz="8" w:space="0" w:color="8064A2" w:themeColor="accent4"/>
+          <w:top w:val="single" w:color="8064A2" w:themeColor="accent4" w:sz="8" w:space="0"/>
+          <w:bottom w:val="single" w:color="8064A2" w:themeColor="accent4" w:sz="8" w:space="0"/>
         </w:tcBorders>
       </w:tcPr>
     </w:tblStylePr>
@@ -6673,8 +7250,8 @@
       <w:tblStyleColBandSize w:val="1"/>
       <w:tblInd w:w="0" w:type="dxa"/>
       <w:tblBorders>
-        <w:top w:val="single" w:sz="8" w:space="0" w:color="4BACC6" w:themeColor="accent5"/>
-        <w:bottom w:val="single" w:sz="8" w:space="0" w:color="4BACC6" w:themeColor="accent5"/>
+        <w:top w:val="single" w:color="4BACC6" w:themeColor="accent5" w:sz="8" w:space="0"/>
+        <w:bottom w:val="single" w:color="4BACC6" w:themeColor="accent5" w:sz="8" w:space="0"/>
       </w:tblBorders>
       <w:tblCellMar>
         <w:top w:w="0" w:type="dxa"/>
@@ -6685,13 +7262,13 @@
     </w:tblPr>
     <w:tblStylePr w:type="firstRow">
       <w:rPr>
-        <w:rFonts w:asciiTheme="majorHAnsi" w:eastAsiaTheme="majorEastAsia" w:hAnsiTheme="majorHAnsi" w:cstheme="majorBidi"/>
-      </w:rPr>
-      <w:tblPr/>
-      <w:tcPr>
-        <w:tcBorders>
-          <w:top w:val="nil"/>
-          <w:bottom w:val="single" w:sz="8" w:space="0" w:color="4BACC6" w:themeColor="accent5"/>
+        <w:rFonts w:asciiTheme="majorHAnsi" w:hAnsiTheme="majorHAnsi" w:eastAsiaTheme="majorEastAsia" w:cstheme="majorBidi"/>
+      </w:rPr>
+      <w:tblPr/>
+      <w:tcPr>
+        <w:tcBorders>
+          <w:top w:val="nil"/>
+          <w:bottom w:val="single" w:color="4BACC6" w:themeColor="accent5" w:sz="8" w:space="0"/>
         </w:tcBorders>
       </w:tcPr>
     </w:tblStylePr>
@@ -6704,8 +7281,8 @@
       <w:tblPr/>
       <w:tcPr>
         <w:tcBorders>
-          <w:top w:val="single" w:sz="8" w:space="0" w:color="4BACC6" w:themeColor="accent5"/>
-          <w:bottom w:val="single" w:sz="8" w:space="0" w:color="4BACC6" w:themeColor="accent5"/>
+          <w:top w:val="single" w:color="4BACC6" w:themeColor="accent5" w:sz="8" w:space="0"/>
+          <w:bottom w:val="single" w:color="4BACC6" w:themeColor="accent5" w:sz="8" w:space="0"/>
         </w:tcBorders>
       </w:tcPr>
     </w:tblStylePr>
@@ -6723,8 +7300,8 @@
       <w:tblPr/>
       <w:tcPr>
         <w:tcBorders>
-          <w:top w:val="single" w:sz="8" w:space="0" w:color="4BACC6" w:themeColor="accent5"/>
-          <w:bottom w:val="single" w:sz="8" w:space="0" w:color="4BACC6" w:themeColor="accent5"/>
+          <w:top w:val="single" w:color="4BACC6" w:themeColor="accent5" w:sz="8" w:space="0"/>
+          <w:bottom w:val="single" w:color="4BACC6" w:themeColor="accent5" w:sz="8" w:space="0"/>
         </w:tcBorders>
       </w:tcPr>
     </w:tblStylePr>
@@ -6757,8 +7334,8 @@
       <w:tblStyleColBandSize w:val="1"/>
       <w:tblInd w:w="0" w:type="dxa"/>
       <w:tblBorders>
-        <w:top w:val="single" w:sz="8" w:space="0" w:color="F79646" w:themeColor="accent6"/>
-        <w:bottom w:val="single" w:sz="8" w:space="0" w:color="F79646" w:themeColor="accent6"/>
+        <w:top w:val="single" w:color="F79646" w:themeColor="accent6" w:sz="8" w:space="0"/>
+        <w:bottom w:val="single" w:color="F79646" w:themeColor="accent6" w:sz="8" w:space="0"/>
       </w:tblBorders>
       <w:tblCellMar>
         <w:top w:w="0" w:type="dxa"/>
@@ -6769,13 +7346,13 @@
     </w:tblPr>
     <w:tblStylePr w:type="firstRow">
       <w:rPr>
-        <w:rFonts w:asciiTheme="majorHAnsi" w:eastAsiaTheme="majorEastAsia" w:hAnsiTheme="majorHAnsi" w:cstheme="majorBidi"/>
-      </w:rPr>
-      <w:tblPr/>
-      <w:tcPr>
-        <w:tcBorders>
-          <w:top w:val="nil"/>
-          <w:bottom w:val="single" w:sz="8" w:space="0" w:color="F79646" w:themeColor="accent6"/>
+        <w:rFonts w:asciiTheme="majorHAnsi" w:hAnsiTheme="majorHAnsi" w:eastAsiaTheme="majorEastAsia" w:cstheme="majorBidi"/>
+      </w:rPr>
+      <w:tblPr/>
+      <w:tcPr>
+        <w:tcBorders>
+          <w:top w:val="nil"/>
+          <w:bottom w:val="single" w:color="F79646" w:themeColor="accent6" w:sz="8" w:space="0"/>
         </w:tcBorders>
       </w:tcPr>
     </w:tblStylePr>
@@ -6788,8 +7365,8 @@
       <w:tblPr/>
       <w:tcPr>
         <w:tcBorders>
-          <w:top w:val="single" w:sz="8" w:space="0" w:color="F79646" w:themeColor="accent6"/>
-          <w:bottom w:val="single" w:sz="8" w:space="0" w:color="F79646" w:themeColor="accent6"/>
+          <w:top w:val="single" w:color="F79646" w:themeColor="accent6" w:sz="8" w:space="0"/>
+          <w:bottom w:val="single" w:color="F79646" w:themeColor="accent6" w:sz="8" w:space="0"/>
         </w:tcBorders>
       </w:tcPr>
     </w:tblStylePr>
@@ -6807,8 +7384,8 @@
       <w:tblPr/>
       <w:tcPr>
         <w:tcBorders>
-          <w:top w:val="single" w:sz="8" w:space="0" w:color="F79646" w:themeColor="accent6"/>
-          <w:bottom w:val="single" w:sz="8" w:space="0" w:color="F79646" w:themeColor="accent6"/>
+          <w:top w:val="single" w:color="F79646" w:themeColor="accent6" w:sz="8" w:space="0"/>
+          <w:bottom w:val="single" w:color="F79646" w:themeColor="accent6" w:sz="8" w:space="0"/>
         </w:tcBorders>
       </w:tcPr>
     </w:tblStylePr>
@@ -6834,7 +7411,7 @@
       <w:spacing w:after="0" w:line="240" w:lineRule="auto"/>
     </w:pPr>
     <w:rPr>
-      <w:rFonts w:asciiTheme="majorHAnsi" w:eastAsiaTheme="majorEastAsia" w:hAnsiTheme="majorHAnsi" w:cstheme="majorBidi"/>
+      <w:rFonts w:asciiTheme="majorHAnsi" w:hAnsiTheme="majorHAnsi" w:eastAsiaTheme="majorEastAsia" w:cstheme="majorBidi"/>
       <w:color w:val="000000" w:themeColor="text1"/>
     </w:rPr>
     <w:tblPr>
@@ -6842,10 +7419,10 @@
       <w:tblStyleColBandSize w:val="1"/>
       <w:tblInd w:w="0" w:type="dxa"/>
       <w:tblBorders>
-        <w:top w:val="single" w:sz="8" w:space="0" w:color="000000" w:themeColor="text1"/>
-        <w:left w:val="single" w:sz="8" w:space="0" w:color="000000" w:themeColor="text1"/>
-        <w:bottom w:val="single" w:sz="8" w:space="0" w:color="000000" w:themeColor="text1"/>
-        <w:right w:val="single" w:sz="8" w:space="0" w:color="000000" w:themeColor="text1"/>
+        <w:top w:val="single" w:color="000000" w:themeColor="text1" w:sz="8" w:space="0"/>
+        <w:left w:val="single" w:color="000000" w:themeColor="text1" w:sz="8" w:space="0"/>
+        <w:bottom w:val="single" w:color="000000" w:themeColor="text1" w:sz="8" w:space="0"/>
+        <w:right w:val="single" w:color="000000" w:themeColor="text1" w:sz="8" w:space="0"/>
       </w:tblBorders>
       <w:tblCellMar>
         <w:top w:w="0" w:type="dxa"/>
@@ -6864,7 +7441,7 @@
         <w:tcBorders>
           <w:top w:val="nil"/>
           <w:left w:val="nil"/>
-          <w:bottom w:val="single" w:sz="24" w:space="0" w:color="000000" w:themeColor="text1"/>
+          <w:bottom w:val="single" w:color="000000" w:themeColor="text1" w:sz="24" w:space="0"/>
           <w:right w:val="nil"/>
           <w:insideH w:val="nil"/>
           <w:insideV w:val="nil"/>
@@ -6876,7 +7453,7 @@
       <w:tblPr/>
       <w:tcPr>
         <w:tcBorders>
-          <w:top w:val="single" w:sz="8" w:space="0" w:color="000000" w:themeColor="text1"/>
+          <w:top w:val="single" w:color="000000" w:themeColor="text1" w:sz="8" w:space="0"/>
           <w:left w:val="nil"/>
           <w:bottom w:val="nil"/>
           <w:right w:val="nil"/>
@@ -6893,7 +7470,7 @@
           <w:top w:val="nil"/>
           <w:left w:val="nil"/>
           <w:bottom w:val="nil"/>
-          <w:right w:val="single" w:sz="8" w:space="0" w:color="000000" w:themeColor="text1"/>
+          <w:right w:val="single" w:color="000000" w:themeColor="text1" w:sz="8" w:space="0"/>
           <w:insideH w:val="nil"/>
           <w:insideV w:val="nil"/>
         </w:tcBorders>
@@ -6905,7 +7482,7 @@
       <w:tcPr>
         <w:tcBorders>
           <w:top w:val="nil"/>
-          <w:left w:val="single" w:sz="8" w:space="0" w:color="000000" w:themeColor="text1"/>
+          <w:left w:val="single" w:color="000000" w:themeColor="text1" w:sz="8" w:space="0"/>
           <w:bottom w:val="nil"/>
           <w:right w:val="nil"/>
           <w:insideH w:val="nil"/>
@@ -6962,7 +7539,7 @@
       <w:spacing w:after="0" w:line="240" w:lineRule="auto"/>
     </w:pPr>
     <w:rPr>
-      <w:rFonts w:asciiTheme="majorHAnsi" w:eastAsiaTheme="majorEastAsia" w:hAnsiTheme="majorHAnsi" w:cstheme="majorBidi"/>
+      <w:rFonts w:asciiTheme="majorHAnsi" w:hAnsiTheme="majorHAnsi" w:eastAsiaTheme="majorEastAsia" w:cstheme="majorBidi"/>
       <w:color w:val="000000" w:themeColor="text1"/>
     </w:rPr>
     <w:tblPr>
@@ -6970,10 +7547,10 @@
       <w:tblStyleColBandSize w:val="1"/>
       <w:tblInd w:w="0" w:type="dxa"/>
       <w:tblBorders>
-        <w:top w:val="single" w:sz="8" w:space="0" w:color="4F81BD" w:themeColor="accent1"/>
-        <w:left w:val="single" w:sz="8" w:space="0" w:color="4F81BD" w:themeColor="accent1"/>
-        <w:bottom w:val="single" w:sz="8" w:space="0" w:color="4F81BD" w:themeColor="accent1"/>
-        <w:right w:val="single" w:sz="8" w:space="0" w:color="4F81BD" w:themeColor="accent1"/>
+        <w:top w:val="single" w:color="4F81BD" w:themeColor="accent1" w:sz="8" w:space="0"/>
+        <w:left w:val="single" w:color="4F81BD" w:themeColor="accent1" w:sz="8" w:space="0"/>
+        <w:bottom w:val="single" w:color="4F81BD" w:themeColor="accent1" w:sz="8" w:space="0"/>
+        <w:right w:val="single" w:color="4F81BD" w:themeColor="accent1" w:sz="8" w:space="0"/>
       </w:tblBorders>
       <w:tblCellMar>
         <w:top w:w="0" w:type="dxa"/>
@@ -6992,7 +7569,7 @@
         <w:tcBorders>
           <w:top w:val="nil"/>
           <w:left w:val="nil"/>
-          <w:bottom w:val="single" w:sz="24" w:space="0" w:color="4F81BD" w:themeColor="accent1"/>
+          <w:bottom w:val="single" w:color="4F81BD" w:themeColor="accent1" w:sz="24" w:space="0"/>
           <w:right w:val="nil"/>
           <w:insideH w:val="nil"/>
           <w:insideV w:val="nil"/>
@@ -7004,7 +7581,7 @@
       <w:tblPr/>
       <w:tcPr>
         <w:tcBorders>
-          <w:top w:val="single" w:sz="8" w:space="0" w:color="4F81BD" w:themeColor="accent1"/>
+          <w:top w:val="single" w:color="4F81BD" w:themeColor="accent1" w:sz="8" w:space="0"/>
           <w:left w:val="nil"/>
           <w:bottom w:val="nil"/>
           <w:right w:val="nil"/>
@@ -7021,7 +7598,7 @@
           <w:top w:val="nil"/>
           <w:left w:val="nil"/>
           <w:bottom w:val="nil"/>
-          <w:right w:val="single" w:sz="8" w:space="0" w:color="4F81BD" w:themeColor="accent1"/>
+          <w:right w:val="single" w:color="4F81BD" w:themeColor="accent1" w:sz="8" w:space="0"/>
           <w:insideH w:val="nil"/>
           <w:insideV w:val="nil"/>
         </w:tcBorders>
@@ -7033,7 +7610,7 @@
       <w:tcPr>
         <w:tcBorders>
           <w:top w:val="nil"/>
-          <w:left w:val="single" w:sz="8" w:space="0" w:color="4F81BD" w:themeColor="accent1"/>
+          <w:left w:val="single" w:color="4F81BD" w:themeColor="accent1" w:sz="8" w:space="0"/>
           <w:bottom w:val="nil"/>
           <w:right w:val="nil"/>
           <w:insideH w:val="nil"/>
@@ -7090,7 +7667,7 @@
       <w:spacing w:after="0" w:line="240" w:lineRule="auto"/>
     </w:pPr>
     <w:rPr>
-      <w:rFonts w:asciiTheme="majorHAnsi" w:eastAsiaTheme="majorEastAsia" w:hAnsiTheme="majorHAnsi" w:cstheme="majorBidi"/>
+      <w:rFonts w:asciiTheme="majorHAnsi" w:hAnsiTheme="majorHAnsi" w:eastAsiaTheme="majorEastAsia" w:cstheme="majorBidi"/>
       <w:color w:val="000000" w:themeColor="text1"/>
     </w:rPr>
     <w:tblPr>
@@ -7098,10 +7675,10 @@
       <w:tblStyleColBandSize w:val="1"/>
       <w:tblInd w:w="0" w:type="dxa"/>
       <w:tblBorders>
-        <w:top w:val="single" w:sz="8" w:space="0" w:color="C0504D" w:themeColor="accent2"/>
-        <w:left w:val="single" w:sz="8" w:space="0" w:color="C0504D" w:themeColor="accent2"/>
-        <w:bottom w:val="single" w:sz="8" w:space="0" w:color="C0504D" w:themeColor="accent2"/>
-        <w:right w:val="single" w:sz="8" w:space="0" w:color="C0504D" w:themeColor="accent2"/>
+        <w:top w:val="single" w:color="C0504D" w:themeColor="accent2" w:sz="8" w:space="0"/>
+        <w:left w:val="single" w:color="C0504D" w:themeColor="accent2" w:sz="8" w:space="0"/>
+        <w:bottom w:val="single" w:color="C0504D" w:themeColor="accent2" w:sz="8" w:space="0"/>
+        <w:right w:val="single" w:color="C0504D" w:themeColor="accent2" w:sz="8" w:space="0"/>
       </w:tblBorders>
       <w:tblCellMar>
         <w:top w:w="0" w:type="dxa"/>
@@ -7120,7 +7697,7 @@
         <w:tcBorders>
           <w:top w:val="nil"/>
           <w:left w:val="nil"/>
-          <w:bottom w:val="single" w:sz="24" w:space="0" w:color="C0504D" w:themeColor="accent2"/>
+          <w:bottom w:val="single" w:color="C0504D" w:themeColor="accent2" w:sz="24" w:space="0"/>
           <w:right w:val="nil"/>
           <w:insideH w:val="nil"/>
           <w:insideV w:val="nil"/>
@@ -7132,7 +7709,7 @@
       <w:tblPr/>
       <w:tcPr>
         <w:tcBorders>
-          <w:top w:val="single" w:sz="8" w:space="0" w:color="C0504D" w:themeColor="accent2"/>
+          <w:top w:val="single" w:color="C0504D" w:themeColor="accent2" w:sz="8" w:space="0"/>
           <w:left w:val="nil"/>
           <w:bottom w:val="nil"/>
           <w:right w:val="nil"/>
@@ -7149,7 +7726,7 @@
           <w:top w:val="nil"/>
           <w:left w:val="nil"/>
           <w:bottom w:val="nil"/>
-          <w:right w:val="single" w:sz="8" w:space="0" w:color="C0504D" w:themeColor="accent2"/>
+          <w:right w:val="single" w:color="C0504D" w:themeColor="accent2" w:sz="8" w:space="0"/>
           <w:insideH w:val="nil"/>
           <w:insideV w:val="nil"/>
         </w:tcBorders>
@@ -7161,7 +7738,7 @@
       <w:tcPr>
         <w:tcBorders>
           <w:top w:val="nil"/>
-          <w:left w:val="single" w:sz="8" w:space="0" w:color="C0504D" w:themeColor="accent2"/>
+          <w:left w:val="single" w:color="C0504D" w:themeColor="accent2" w:sz="8" w:space="0"/>
           <w:bottom w:val="nil"/>
           <w:right w:val="nil"/>
           <w:insideH w:val="nil"/>
@@ -7218,7 +7795,7 @@
       <w:spacing w:after="0" w:line="240" w:lineRule="auto"/>
     </w:pPr>
     <w:rPr>
-      <w:rFonts w:asciiTheme="majorHAnsi" w:eastAsiaTheme="majorEastAsia" w:hAnsiTheme="majorHAnsi" w:cstheme="majorBidi"/>
+      <w:rFonts w:asciiTheme="majorHAnsi" w:hAnsiTheme="majorHAnsi" w:eastAsiaTheme="majorEastAsia" w:cstheme="majorBidi"/>
       <w:color w:val="000000" w:themeColor="text1"/>
     </w:rPr>
     <w:tblPr>
@@ -7226,10 +7803,10 @@
       <w:tblStyleColBandSize w:val="1"/>
       <w:tblInd w:w="0" w:type="dxa"/>
       <w:tblBorders>
-        <w:top w:val="single" w:sz="8" w:space="0" w:color="9BBB59" w:themeColor="accent3"/>
-        <w:left w:val="single" w:sz="8" w:space="0" w:color="9BBB59" w:themeColor="accent3"/>
-        <w:bottom w:val="single" w:sz="8" w:space="0" w:color="9BBB59" w:themeColor="accent3"/>
-        <w:right w:val="single" w:sz="8" w:space="0" w:color="9BBB59" w:themeColor="accent3"/>
+        <w:top w:val="single" w:color="9BBB59" w:themeColor="accent3" w:sz="8" w:space="0"/>
+        <w:left w:val="single" w:color="9BBB59" w:themeColor="accent3" w:sz="8" w:space="0"/>
+        <w:bottom w:val="single" w:color="9BBB59" w:themeColor="accent3" w:sz="8" w:space="0"/>
+        <w:right w:val="single" w:color="9BBB59" w:themeColor="accent3" w:sz="8" w:space="0"/>
       </w:tblBorders>
       <w:tblCellMar>
         <w:top w:w="0" w:type="dxa"/>
@@ -7248,7 +7825,7 @@
         <w:tcBorders>
           <w:top w:val="nil"/>
           <w:left w:val="nil"/>
-          <w:bottom w:val="single" w:sz="24" w:space="0" w:color="9BBB59" w:themeColor="accent3"/>
+          <w:bottom w:val="single" w:color="9BBB59" w:themeColor="accent3" w:sz="24" w:space="0"/>
           <w:right w:val="nil"/>
           <w:insideH w:val="nil"/>
           <w:insideV w:val="nil"/>
@@ -7260,7 +7837,7 @@
       <w:tblPr/>
       <w:tcPr>
         <w:tcBorders>
-          <w:top w:val="single" w:sz="8" w:space="0" w:color="9BBB59" w:themeColor="accent3"/>
+          <w:top w:val="single" w:color="9BBB59" w:themeColor="accent3" w:sz="8" w:space="0"/>
           <w:left w:val="nil"/>
           <w:bottom w:val="nil"/>
           <w:right w:val="nil"/>
@@ -7277,7 +7854,7 @@
           <w:top w:val="nil"/>
           <w:left w:val="nil"/>
           <w:bottom w:val="nil"/>
-          <w:right w:val="single" w:sz="8" w:space="0" w:color="9BBB59" w:themeColor="accent3"/>
+          <w:right w:val="single" w:color="9BBB59" w:themeColor="accent3" w:sz="8" w:space="0"/>
           <w:insideH w:val="nil"/>
           <w:insideV w:val="nil"/>
         </w:tcBorders>
@@ -7289,7 +7866,7 @@
       <w:tcPr>
         <w:tcBorders>
           <w:top w:val="nil"/>
-          <w:left w:val="single" w:sz="8" w:space="0" w:color="9BBB59" w:themeColor="accent3"/>
+          <w:left w:val="single" w:color="9BBB59" w:themeColor="accent3" w:sz="8" w:space="0"/>
           <w:bottom w:val="nil"/>
           <w:right w:val="nil"/>
           <w:insideH w:val="nil"/>
@@ -7346,7 +7923,7 @@
       <w:spacing w:after="0" w:line="240" w:lineRule="auto"/>
     </w:pPr>
     <w:rPr>
-      <w:rFonts w:asciiTheme="majorHAnsi" w:eastAsiaTheme="majorEastAsia" w:hAnsiTheme="majorHAnsi" w:cstheme="majorBidi"/>
+      <w:rFonts w:asciiTheme="majorHAnsi" w:hAnsiTheme="majorHAnsi" w:eastAsiaTheme="majorEastAsia" w:cstheme="majorBidi"/>
       <w:color w:val="000000" w:themeColor="text1"/>
     </w:rPr>
     <w:tblPr>
@@ -7354,10 +7931,10 @@
       <w:tblStyleColBandSize w:val="1"/>
       <w:tblInd w:w="0" w:type="dxa"/>
       <w:tblBorders>
-        <w:top w:val="single" w:sz="8" w:space="0" w:color="8064A2" w:themeColor="accent4"/>
-        <w:left w:val="single" w:sz="8" w:space="0" w:color="8064A2" w:themeColor="accent4"/>
-        <w:bottom w:val="single" w:sz="8" w:space="0" w:color="8064A2" w:themeColor="accent4"/>
-        <w:right w:val="single" w:sz="8" w:space="0" w:color="8064A2" w:themeColor="accent4"/>
+        <w:top w:val="single" w:color="8064A2" w:themeColor="accent4" w:sz="8" w:space="0"/>
+        <w:left w:val="single" w:color="8064A2" w:themeColor="accent4" w:sz="8" w:space="0"/>
+        <w:bottom w:val="single" w:color="8064A2" w:themeColor="accent4" w:sz="8" w:space="0"/>
+        <w:right w:val="single" w:color="8064A2" w:themeColor="accent4" w:sz="8" w:space="0"/>
       </w:tblBorders>
       <w:tblCellMar>
         <w:top w:w="0" w:type="dxa"/>
@@ -7376,7 +7953,7 @@
         <w:tcBorders>
           <w:top w:val="nil"/>
           <w:left w:val="nil"/>
-          <w:bottom w:val="single" w:sz="24" w:space="0" w:color="8064A2" w:themeColor="accent4"/>
+          <w:bottom w:val="single" w:color="8064A2" w:themeColor="accent4" w:sz="24" w:space="0"/>
           <w:right w:val="nil"/>
           <w:insideH w:val="nil"/>
           <w:insideV w:val="nil"/>
@@ -7388,7 +7965,7 @@
       <w:tblPr/>
       <w:tcPr>
         <w:tcBorders>
-          <w:top w:val="single" w:sz="8" w:space="0" w:color="8064A2" w:themeColor="accent4"/>
+          <w:top w:val="single" w:color="8064A2" w:themeColor="accent4" w:sz="8" w:space="0"/>
           <w:left w:val="nil"/>
           <w:bottom w:val="nil"/>
           <w:right w:val="nil"/>
@@ -7405,7 +7982,7 @@
           <w:top w:val="nil"/>
           <w:left w:val="nil"/>
           <w:bottom w:val="nil"/>
-          <w:right w:val="single" w:sz="8" w:space="0" w:color="8064A2" w:themeColor="accent4"/>
+          <w:right w:val="single" w:color="8064A2" w:themeColor="accent4" w:sz="8" w:space="0"/>
           <w:insideH w:val="nil"/>
           <w:insideV w:val="nil"/>
         </w:tcBorders>
@@ -7417,7 +7994,7 @@
       <w:tcPr>
         <w:tcBorders>
           <w:top w:val="nil"/>
-          <w:left w:val="single" w:sz="8" w:space="0" w:color="8064A2" w:themeColor="accent4"/>
+          <w:left w:val="single" w:color="8064A2" w:themeColor="accent4" w:sz="8" w:space="0"/>
           <w:bottom w:val="nil"/>
           <w:right w:val="nil"/>
           <w:insideH w:val="nil"/>
@@ -7474,7 +8051,7 @@
       <w:spacing w:after="0" w:line="240" w:lineRule="auto"/>
     </w:pPr>
     <w:rPr>
-      <w:rFonts w:asciiTheme="majorHAnsi" w:eastAsiaTheme="majorEastAsia" w:hAnsiTheme="majorHAnsi" w:cstheme="majorBidi"/>
+      <w:rFonts w:asciiTheme="majorHAnsi" w:hAnsiTheme="majorHAnsi" w:eastAsiaTheme="majorEastAsia" w:cstheme="majorBidi"/>
       <w:color w:val="000000" w:themeColor="text1"/>
     </w:rPr>
     <w:tblPr>
@@ -7482,10 +8059,10 @@
       <w:tblStyleColBandSize w:val="1"/>
       <w:tblInd w:w="0" w:type="dxa"/>
       <w:tblBorders>
-        <w:top w:val="single" w:sz="8" w:space="0" w:color="4BACC6" w:themeColor="accent5"/>
-        <w:left w:val="single" w:sz="8" w:space="0" w:color="4BACC6" w:themeColor="accent5"/>
-        <w:bottom w:val="single" w:sz="8" w:space="0" w:color="4BACC6" w:themeColor="accent5"/>
-        <w:right w:val="single" w:sz="8" w:space="0" w:color="4BACC6" w:themeColor="accent5"/>
+        <w:top w:val="single" w:color="4BACC6" w:themeColor="accent5" w:sz="8" w:space="0"/>
+        <w:left w:val="single" w:color="4BACC6" w:themeColor="accent5" w:sz="8" w:space="0"/>
+        <w:bottom w:val="single" w:color="4BACC6" w:themeColor="accent5" w:sz="8" w:space="0"/>
+        <w:right w:val="single" w:color="4BACC6" w:themeColor="accent5" w:sz="8" w:space="0"/>
       </w:tblBorders>
       <w:tblCellMar>
         <w:top w:w="0" w:type="dxa"/>
@@ -7504,7 +8081,7 @@
         <w:tcBorders>
           <w:top w:val="nil"/>
           <w:left w:val="nil"/>
-          <w:bottom w:val="single" w:sz="24" w:space="0" w:color="4BACC6" w:themeColor="accent5"/>
+          <w:bottom w:val="single" w:color="4BACC6" w:themeColor="accent5" w:sz="24" w:space="0"/>
           <w:right w:val="nil"/>
           <w:insideH w:val="nil"/>
           <w:insideV w:val="nil"/>
@@ -7516,7 +8093,7 @@
       <w:tblPr/>
       <w:tcPr>
         <w:tcBorders>
-          <w:top w:val="single" w:sz="8" w:space="0" w:color="4BACC6" w:themeColor="accent5"/>
+          <w:top w:val="single" w:color="4BACC6" w:themeColor="accent5" w:sz="8" w:space="0"/>
           <w:left w:val="nil"/>
           <w:bottom w:val="nil"/>
           <w:right w:val="nil"/>
@@ -7533,7 +8110,7 @@
           <w:top w:val="nil"/>
           <w:left w:val="nil"/>
           <w:bottom w:val="nil"/>
-          <w:right w:val="single" w:sz="8" w:space="0" w:color="4BACC6" w:themeColor="accent5"/>
+          <w:right w:val="single" w:color="4BACC6" w:themeColor="accent5" w:sz="8" w:space="0"/>
           <w:insideH w:val="nil"/>
           <w:insideV w:val="nil"/>
         </w:tcBorders>
@@ -7545,7 +8122,7 @@
       <w:tcPr>
         <w:tcBorders>
           <w:top w:val="nil"/>
-          <w:left w:val="single" w:sz="8" w:space="0" w:color="4BACC6" w:themeColor="accent5"/>
+          <w:left w:val="single" w:color="4BACC6" w:themeColor="accent5" w:sz="8" w:space="0"/>
           <w:bottom w:val="nil"/>
           <w:right w:val="nil"/>
           <w:insideH w:val="nil"/>
@@ -7602,7 +8179,7 @@
       <w:spacing w:after="0" w:line="240" w:lineRule="auto"/>
     </w:pPr>
     <w:rPr>
-      <w:rFonts w:asciiTheme="majorHAnsi" w:eastAsiaTheme="majorEastAsia" w:hAnsiTheme="majorHAnsi" w:cstheme="majorBidi"/>
+      <w:rFonts w:asciiTheme="majorHAnsi" w:hAnsiTheme="majorHAnsi" w:eastAsiaTheme="majorEastAsia" w:cstheme="majorBidi"/>
       <w:color w:val="000000" w:themeColor="text1"/>
     </w:rPr>
     <w:tblPr>
@@ -7610,10 +8187,10 @@
       <w:tblStyleColBandSize w:val="1"/>
       <w:tblInd w:w="0" w:type="dxa"/>
       <w:tblBorders>
-        <w:top w:val="single" w:sz="8" w:space="0" w:color="F79646" w:themeColor="accent6"/>
-        <w:left w:val="single" w:sz="8" w:space="0" w:color="F79646" w:themeColor="accent6"/>
-        <w:bottom w:val="single" w:sz="8" w:space="0" w:color="F79646" w:themeColor="accent6"/>
-        <w:right w:val="single" w:sz="8" w:space="0" w:color="F79646" w:themeColor="accent6"/>
+        <w:top w:val="single" w:color="F79646" w:themeColor="accent6" w:sz="8" w:space="0"/>
+        <w:left w:val="single" w:color="F79646" w:themeColor="accent6" w:sz="8" w:space="0"/>
+        <w:bottom w:val="single" w:color="F79646" w:themeColor="accent6" w:sz="8" w:space="0"/>
+        <w:right w:val="single" w:color="F79646" w:themeColor="accent6" w:sz="8" w:space="0"/>
       </w:tblBorders>
       <w:tblCellMar>
         <w:top w:w="0" w:type="dxa"/>
@@ -7632,7 +8209,7 @@
         <w:tcBorders>
           <w:top w:val="nil"/>
           <w:left w:val="nil"/>
-          <w:bottom w:val="single" w:sz="24" w:space="0" w:color="F79646" w:themeColor="accent6"/>
+          <w:bottom w:val="single" w:color="F79646" w:themeColor="accent6" w:sz="24" w:space="0"/>
           <w:right w:val="nil"/>
           <w:insideH w:val="nil"/>
           <w:insideV w:val="nil"/>
@@ -7644,7 +8221,7 @@
       <w:tblPr/>
       <w:tcPr>
         <w:tcBorders>
-          <w:top w:val="single" w:sz="8" w:space="0" w:color="F79646" w:themeColor="accent6"/>
+          <w:top w:val="single" w:color="F79646" w:themeColor="accent6" w:sz="8" w:space="0"/>
           <w:left w:val="nil"/>
           <w:bottom w:val="nil"/>
           <w:right w:val="nil"/>
@@ -7661,7 +8238,7 @@
           <w:top w:val="nil"/>
           <w:left w:val="nil"/>
           <w:bottom w:val="nil"/>
-          <w:right w:val="single" w:sz="8" w:space="0" w:color="F79646" w:themeColor="accent6"/>
+          <w:right w:val="single" w:color="F79646" w:themeColor="accent6" w:sz="8" w:space="0"/>
           <w:insideH w:val="nil"/>
           <w:insideV w:val="nil"/>
         </w:tcBorders>
@@ -7673,7 +8250,7 @@
       <w:tcPr>
         <w:tcBorders>
           <w:top w:val="nil"/>
-          <w:left w:val="single" w:sz="8" w:space="0" w:color="F79646" w:themeColor="accent6"/>
+          <w:left w:val="single" w:color="F79646" w:themeColor="accent6" w:sz="8" w:space="0"/>
           <w:bottom w:val="nil"/>
           <w:right w:val="nil"/>
           <w:insideH w:val="nil"/>
@@ -7734,12 +8311,12 @@
       <w:tblStyleColBandSize w:val="1"/>
       <w:tblInd w:w="0" w:type="dxa"/>
       <w:tblBorders>
-        <w:top w:val="single" w:sz="8" w:space="0" w:color="404040" w:themeColor="text1" w:themeTint="BF"/>
-        <w:left w:val="single" w:sz="8" w:space="0" w:color="404040" w:themeColor="text1" w:themeTint="BF"/>
-        <w:bottom w:val="single" w:sz="8" w:space="0" w:color="404040" w:themeColor="text1" w:themeTint="BF"/>
-        <w:right w:val="single" w:sz="8" w:space="0" w:color="404040" w:themeColor="text1" w:themeTint="BF"/>
-        <w:insideH w:val="single" w:sz="8" w:space="0" w:color="404040" w:themeColor="text1" w:themeTint="BF"/>
-        <w:insideV w:val="single" w:sz="8" w:space="0" w:color="404040" w:themeColor="text1" w:themeTint="BF"/>
+        <w:top w:val="single" w:color="404040" w:themeColor="text1" w:themeTint="BF" w:sz="8" w:space="0"/>
+        <w:left w:val="single" w:color="404040" w:themeColor="text1" w:themeTint="BF" w:sz="8" w:space="0"/>
+        <w:bottom w:val="single" w:color="404040" w:themeColor="text1" w:themeTint="BF" w:sz="8" w:space="0"/>
+        <w:right w:val="single" w:color="404040" w:themeColor="text1" w:themeTint="BF" w:sz="8" w:space="0"/>
+        <w:insideH w:val="single" w:color="404040" w:themeColor="text1" w:themeTint="BF" w:sz="8" w:space="0"/>
+        <w:insideV w:val="single" w:color="404040" w:themeColor="text1" w:themeTint="BF" w:sz="8" w:space="0"/>
       </w:tblBorders>
       <w:tblCellMar>
         <w:top w:w="0" w:type="dxa"/>
@@ -7765,7 +8342,7 @@
       <w:tblPr/>
       <w:tcPr>
         <w:tcBorders>
-          <w:top w:val="single" w:sz="18" w:space="0" w:color="404040" w:themeColor="text1" w:themeTint="BF"/>
+          <w:top w:val="single" w:color="404040" w:themeColor="text1" w:themeTint="BF" w:sz="18" w:space="0"/>
         </w:tcBorders>
       </w:tcPr>
     </w:tblStylePr>
@@ -7807,12 +8384,12 @@
       <w:tblStyleColBandSize w:val="1"/>
       <w:tblInd w:w="0" w:type="dxa"/>
       <w:tblBorders>
-        <w:top w:val="single" w:sz="8" w:space="0" w:color="7BA0CD" w:themeColor="accent1" w:themeTint="BF"/>
-        <w:left w:val="single" w:sz="8" w:space="0" w:color="7BA0CD" w:themeColor="accent1" w:themeTint="BF"/>
-        <w:bottom w:val="single" w:sz="8" w:space="0" w:color="7BA0CD" w:themeColor="accent1" w:themeTint="BF"/>
-        <w:right w:val="single" w:sz="8" w:space="0" w:color="7BA0CD" w:themeColor="accent1" w:themeTint="BF"/>
-        <w:insideH w:val="single" w:sz="8" w:space="0" w:color="7BA0CD" w:themeColor="accent1" w:themeTint="BF"/>
-        <w:insideV w:val="single" w:sz="8" w:space="0" w:color="7BA0CD" w:themeColor="accent1" w:themeTint="BF"/>
+        <w:top w:val="single" w:color="7BA0CD" w:themeColor="accent1" w:themeTint="BF" w:sz="8" w:space="0"/>
+        <w:left w:val="single" w:color="7BA0CD" w:themeColor="accent1" w:themeTint="BF" w:sz="8" w:space="0"/>
+        <w:bottom w:val="single" w:color="7BA0CD" w:themeColor="accent1" w:themeTint="BF" w:sz="8" w:space="0"/>
+        <w:right w:val="single" w:color="7BA0CD" w:themeColor="accent1" w:themeTint="BF" w:sz="8" w:space="0"/>
+        <w:insideH w:val="single" w:color="7BA0CD" w:themeColor="accent1" w:themeTint="BF" w:sz="8" w:space="0"/>
+        <w:insideV w:val="single" w:color="7BA0CD" w:themeColor="accent1" w:themeTint="BF" w:sz="8" w:space="0"/>
       </w:tblBorders>
       <w:tblCellMar>
         <w:top w:w="0" w:type="dxa"/>
@@ -7838,7 +8415,7 @@
       <w:tblPr/>
       <w:tcPr>
         <w:tcBorders>
-          <w:top w:val="single" w:sz="18" w:space="0" w:color="7BA0CD" w:themeColor="accent1" w:themeTint="BF"/>
+          <w:top w:val="single" w:color="7BA0CD" w:themeColor="accent1" w:themeTint="BF" w:sz="18" w:space="0"/>
         </w:tcBorders>
       </w:tcPr>
     </w:tblStylePr>
@@ -7880,12 +8457,12 @@
       <w:tblStyleColBandSize w:val="1"/>
       <w:tblInd w:w="0" w:type="dxa"/>
       <w:tblBorders>
-        <w:top w:val="single" w:sz="8" w:space="0" w:color="CF7B79" w:themeColor="accent2" w:themeTint="BF"/>
-        <w:left w:val="single" w:sz="8" w:space="0" w:color="CF7B79" w:themeColor="accent2" w:themeTint="BF"/>
-        <w:bottom w:val="single" w:sz="8" w:space="0" w:color="CF7B79" w:themeColor="accent2" w:themeTint="BF"/>
-        <w:right w:val="single" w:sz="8" w:space="0" w:color="CF7B79" w:themeColor="accent2" w:themeTint="BF"/>
-        <w:insideH w:val="single" w:sz="8" w:space="0" w:color="CF7B79" w:themeColor="accent2" w:themeTint="BF"/>
-        <w:insideV w:val="single" w:sz="8" w:space="0" w:color="CF7B79" w:themeColor="accent2" w:themeTint="BF"/>
+        <w:top w:val="single" w:color="CF7B79" w:themeColor="accent2" w:themeTint="BF" w:sz="8" w:space="0"/>
+        <w:left w:val="single" w:color="CF7B79" w:themeColor="accent2" w:themeTint="BF" w:sz="8" w:space="0"/>
+        <w:bottom w:val="single" w:color="CF7B79" w:themeColor="accent2" w:themeTint="BF" w:sz="8" w:space="0"/>
+        <w:right w:val="single" w:color="CF7B79" w:themeColor="accent2" w:themeTint="BF" w:sz="8" w:space="0"/>
+        <w:insideH w:val="single" w:color="CF7B79" w:themeColor="accent2" w:themeTint="BF" w:sz="8" w:space="0"/>
+        <w:insideV w:val="single" w:color="CF7B79" w:themeColor="accent2" w:themeTint="BF" w:sz="8" w:space="0"/>
       </w:tblBorders>
       <w:tblCellMar>
         <w:top w:w="0" w:type="dxa"/>
@@ -7911,7 +8488,7 @@
       <w:tblPr/>
       <w:tcPr>
         <w:tcBorders>
-          <w:top w:val="single" w:sz="18" w:space="0" w:color="CF7B79" w:themeColor="accent2" w:themeTint="BF"/>
+          <w:top w:val="single" w:color="CF7B79" w:themeColor="accent2" w:themeTint="BF" w:sz="18" w:space="0"/>
         </w:tcBorders>
       </w:tcPr>
     </w:tblStylePr>
@@ -7953,12 +8530,12 @@
       <w:tblStyleColBandSize w:val="1"/>
       <w:tblInd w:w="0" w:type="dxa"/>
       <w:tblBorders>
-        <w:top w:val="single" w:sz="8" w:space="0" w:color="B3CC82" w:themeColor="accent3" w:themeTint="BF"/>
-        <w:left w:val="single" w:sz="8" w:space="0" w:color="B3CC82" w:themeColor="accent3" w:themeTint="BF"/>
-        <w:bottom w:val="single" w:sz="8" w:space="0" w:color="B3CC82" w:themeColor="accent3" w:themeTint="BF"/>
-        <w:right w:val="single" w:sz="8" w:space="0" w:color="B3CC82" w:themeColor="accent3" w:themeTint="BF"/>
-        <w:insideH w:val="single" w:sz="8" w:space="0" w:color="B3CC82" w:themeColor="accent3" w:themeTint="BF"/>
-        <w:insideV w:val="single" w:sz="8" w:space="0" w:color="B3CC82" w:themeColor="accent3" w:themeTint="BF"/>
+        <w:top w:val="single" w:color="B3CC82" w:themeColor="accent3" w:themeTint="BF" w:sz="8" w:space="0"/>
+        <w:left w:val="single" w:color="B3CC82" w:themeColor="accent3" w:themeTint="BF" w:sz="8" w:space="0"/>
+        <w:bottom w:val="single" w:color="B3CC82" w:themeColor="accent3" w:themeTint="BF" w:sz="8" w:space="0"/>
+        <w:right w:val="single" w:color="B3CC82" w:themeColor="accent3" w:themeTint="BF" w:sz="8" w:space="0"/>
+        <w:insideH w:val="single" w:color="B3CC82" w:themeColor="accent3" w:themeTint="BF" w:sz="8" w:space="0"/>
+        <w:insideV w:val="single" w:color="B3CC82" w:themeColor="accent3" w:themeTint="BF" w:sz="8" w:space="0"/>
       </w:tblBorders>
       <w:tblCellMar>
         <w:top w:w="0" w:type="dxa"/>
@@ -7984,7 +8561,7 @@
       <w:tblPr/>
       <w:tcPr>
         <w:tcBorders>
-          <w:top w:val="single" w:sz="18" w:space="0" w:color="B3CC82" w:themeColor="accent3" w:themeTint="BF"/>
+          <w:top w:val="single" w:color="B3CC82" w:themeColor="accent3" w:themeTint="BF" w:sz="18" w:space="0"/>
         </w:tcBorders>
       </w:tcPr>
     </w:tblStylePr>
@@ -8026,12 +8603,12 @@
       <w:tblStyleColBandSize w:val="1"/>
       <w:tblInd w:w="0" w:type="dxa"/>
       <w:tblBorders>
-        <w:top w:val="single" w:sz="8" w:space="0" w:color="9F8AB9" w:themeColor="accent4" w:themeTint="BF"/>
-        <w:left w:val="single" w:sz="8" w:space="0" w:color="9F8AB9" w:themeColor="accent4" w:themeTint="BF"/>
-        <w:bottom w:val="single" w:sz="8" w:space="0" w:color="9F8AB9" w:themeColor="accent4" w:themeTint="BF"/>
-        <w:right w:val="single" w:sz="8" w:space="0" w:color="9F8AB9" w:themeColor="accent4" w:themeTint="BF"/>
-        <w:insideH w:val="single" w:sz="8" w:space="0" w:color="9F8AB9" w:themeColor="accent4" w:themeTint="BF"/>
-        <w:insideV w:val="single" w:sz="8" w:space="0" w:color="9F8AB9" w:themeColor="accent4" w:themeTint="BF"/>
+        <w:top w:val="single" w:color="9F8AB9" w:themeColor="accent4" w:themeTint="BF" w:sz="8" w:space="0"/>
+        <w:left w:val="single" w:color="9F8AB9" w:themeColor="accent4" w:themeTint="BF" w:sz="8" w:space="0"/>
+        <w:bottom w:val="single" w:color="9F8AB9" w:themeColor="accent4" w:themeTint="BF" w:sz="8" w:space="0"/>
+        <w:right w:val="single" w:color="9F8AB9" w:themeColor="accent4" w:themeTint="BF" w:sz="8" w:space="0"/>
+        <w:insideH w:val="single" w:color="9F8AB9" w:themeColor="accent4" w:themeTint="BF" w:sz="8" w:space="0"/>
+        <w:insideV w:val="single" w:color="9F8AB9" w:themeColor="accent4" w:themeTint="BF" w:sz="8" w:space="0"/>
       </w:tblBorders>
       <w:tblCellMar>
         <w:top w:w="0" w:type="dxa"/>
@@ -8057,7 +8634,7 @@
       <w:tblPr/>
       <w:tcPr>
         <w:tcBorders>
-          <w:top w:val="single" w:sz="18" w:space="0" w:color="9F8AB9" w:themeColor="accent4" w:themeTint="BF"/>
+          <w:top w:val="single" w:color="9F8AB9" w:themeColor="accent4" w:themeTint="BF" w:sz="18" w:space="0"/>
         </w:tcBorders>
       </w:tcPr>
     </w:tblStylePr>
@@ -8099,12 +8676,12 @@
       <w:tblStyleColBandSize w:val="1"/>
       <w:tblInd w:w="0" w:type="dxa"/>
       <w:tblBorders>
-        <w:top w:val="single" w:sz="8" w:space="0" w:color="78C0D4" w:themeColor="accent5" w:themeTint="BF"/>
-        <w:left w:val="single" w:sz="8" w:space="0" w:color="78C0D4" w:themeColor="accent5" w:themeTint="BF"/>
-        <w:bottom w:val="single" w:sz="8" w:space="0" w:color="78C0D4" w:themeColor="accent5" w:themeTint="BF"/>
-        <w:right w:val="single" w:sz="8" w:space="0" w:color="78C0D4" w:themeColor="accent5" w:themeTint="BF"/>
-        <w:insideH w:val="single" w:sz="8" w:space="0" w:color="78C0D4" w:themeColor="accent5" w:themeTint="BF"/>
-        <w:insideV w:val="single" w:sz="8" w:space="0" w:color="78C0D4" w:themeColor="accent5" w:themeTint="BF"/>
+        <w:top w:val="single" w:color="78C0D4" w:themeColor="accent5" w:themeTint="BF" w:sz="8" w:space="0"/>
+        <w:left w:val="single" w:color="78C0D4" w:themeColor="accent5" w:themeTint="BF" w:sz="8" w:space="0"/>
+        <w:bottom w:val="single" w:color="78C0D4" w:themeColor="accent5" w:themeTint="BF" w:sz="8" w:space="0"/>
+        <w:right w:val="single" w:color="78C0D4" w:themeColor="accent5" w:themeTint="BF" w:sz="8" w:space="0"/>
+        <w:insideH w:val="single" w:color="78C0D4" w:themeColor="accent5" w:themeTint="BF" w:sz="8" w:space="0"/>
+        <w:insideV w:val="single" w:color="78C0D4" w:themeColor="accent5" w:themeTint="BF" w:sz="8" w:space="0"/>
       </w:tblBorders>
       <w:tblCellMar>
         <w:top w:w="0" w:type="dxa"/>
@@ -8130,7 +8707,7 @@
       <w:tblPr/>
       <w:tcPr>
         <w:tcBorders>
-          <w:top w:val="single" w:sz="18" w:space="0" w:color="78C0D4" w:themeColor="accent5" w:themeTint="BF"/>
+          <w:top w:val="single" w:color="78C0D4" w:themeColor="accent5" w:themeTint="BF" w:sz="18" w:space="0"/>
         </w:tcBorders>
       </w:tcPr>
     </w:tblStylePr>
@@ -8172,12 +8749,12 @@
       <w:tblStyleColBandSize w:val="1"/>
       <w:tblInd w:w="0" w:type="dxa"/>
       <w:tblBorders>
-        <w:top w:val="single" w:sz="8" w:space="0" w:color="F9B074" w:themeColor="accent6" w:themeTint="BF"/>
-        <w:left w:val="single" w:sz="8" w:space="0" w:color="F9B074" w:themeColor="accent6" w:themeTint="BF"/>
-        <w:bottom w:val="single" w:sz="8" w:space="0" w:color="F9B074" w:themeColor="accent6" w:themeTint="BF"/>
-        <w:right w:val="single" w:sz="8" w:space="0" w:color="F9B074" w:themeColor="accent6" w:themeTint="BF"/>
-        <w:insideH w:val="single" w:sz="8" w:space="0" w:color="F9B074" w:themeColor="accent6" w:themeTint="BF"/>
-        <w:insideV w:val="single" w:sz="8" w:space="0" w:color="F9B074" w:themeColor="accent6" w:themeTint="BF"/>
+        <w:top w:val="single" w:color="F9B074" w:themeColor="accent6" w:themeTint="BF" w:sz="8" w:space="0"/>
+        <w:left w:val="single" w:color="F9B074" w:themeColor="accent6" w:themeTint="BF" w:sz="8" w:space="0"/>
+        <w:bottom w:val="single" w:color="F9B074" w:themeColor="accent6" w:themeTint="BF" w:sz="8" w:space="0"/>
+        <w:right w:val="single" w:color="F9B074" w:themeColor="accent6" w:themeTint="BF" w:sz="8" w:space="0"/>
+        <w:insideH w:val="single" w:color="F9B074" w:themeColor="accent6" w:themeTint="BF" w:sz="8" w:space="0"/>
+        <w:insideV w:val="single" w:color="F9B074" w:themeColor="accent6" w:themeTint="BF" w:sz="8" w:space="0"/>
       </w:tblBorders>
       <w:tblCellMar>
         <w:top w:w="0" w:type="dxa"/>
@@ -8203,7 +8780,7 @@
       <w:tblPr/>
       <w:tcPr>
         <w:tcBorders>
-          <w:top w:val="single" w:sz="18" w:space="0" w:color="F9B074" w:themeColor="accent6" w:themeTint="BF"/>
+          <w:top w:val="single" w:color="F9B074" w:themeColor="accent6" w:themeTint="BF" w:sz="18" w:space="0"/>
         </w:tcBorders>
       </w:tcPr>
     </w:tblStylePr>
@@ -8241,7 +8818,7 @@
       <w:spacing w:after="0" w:line="240" w:lineRule="auto"/>
     </w:pPr>
     <w:rPr>
-      <w:rFonts w:asciiTheme="majorHAnsi" w:eastAsiaTheme="majorEastAsia" w:hAnsiTheme="majorHAnsi" w:cstheme="majorBidi"/>
+      <w:rFonts w:asciiTheme="majorHAnsi" w:hAnsiTheme="majorHAnsi" w:eastAsiaTheme="majorEastAsia" w:cstheme="majorBidi"/>
       <w:color w:val="000000" w:themeColor="text1"/>
     </w:rPr>
     <w:tblPr>
@@ -8249,12 +8826,12 @@
       <w:tblStyleColBandSize w:val="1"/>
       <w:tblInd w:w="0" w:type="dxa"/>
       <w:tblBorders>
-        <w:top w:val="single" w:sz="8" w:space="0" w:color="000000" w:themeColor="text1"/>
-        <w:left w:val="single" w:sz="8" w:space="0" w:color="000000" w:themeColor="text1"/>
-        <w:bottom w:val="single" w:sz="8" w:space="0" w:color="000000" w:themeColor="text1"/>
-        <w:right w:val="single" w:sz="8" w:space="0" w:color="000000" w:themeColor="text1"/>
-        <w:insideH w:val="single" w:sz="8" w:space="0" w:color="000000" w:themeColor="text1"/>
-        <w:insideV w:val="single" w:sz="8" w:space="0" w:color="000000" w:themeColor="text1"/>
+        <w:top w:val="single" w:color="000000" w:themeColor="text1" w:sz="8" w:space="0"/>
+        <w:left w:val="single" w:color="000000" w:themeColor="text1" w:sz="8" w:space="0"/>
+        <w:bottom w:val="single" w:color="000000" w:themeColor="text1" w:sz="8" w:space="0"/>
+        <w:right w:val="single" w:color="000000" w:themeColor="text1" w:sz="8" w:space="0"/>
+        <w:insideH w:val="single" w:color="000000" w:themeColor="text1" w:sz="8" w:space="0"/>
+        <w:insideV w:val="single" w:color="000000" w:themeColor="text1" w:sz="8" w:space="0"/>
       </w:tblBorders>
       <w:tblCellMar>
         <w:top w:w="0" w:type="dxa"/>
@@ -8286,7 +8863,7 @@
       <w:tblPr/>
       <w:tcPr>
         <w:tcBorders>
-          <w:top w:val="single" w:sz="12" w:space="0" w:color="000000" w:themeColor="text1"/>
+          <w:top w:val="single" w:color="000000" w:themeColor="text1" w:sz="12" w:space="0"/>
           <w:left w:val="nil"/>
           <w:bottom w:val="nil"/>
           <w:right w:val="nil"/>
@@ -8344,8 +8921,8 @@
       <w:tblPr/>
       <w:tcPr>
         <w:tcBorders>
-          <w:insideH w:val="single" w:sz="6" w:space="0" w:color="000000" w:themeColor="text1"/>
-          <w:insideV w:val="single" w:sz="6" w:space="0" w:color="000000" w:themeColor="text1"/>
+          <w:insideH w:val="single" w:color="000000" w:themeColor="text1" w:sz="6" w:space="0"/>
+          <w:insideV w:val="single" w:color="000000" w:themeColor="text1" w:sz="6" w:space="0"/>
         </w:tcBorders>
         <w:shd w:val="clear" w:color="auto" w:fill="808080" w:themeFill="text1" w:themeFillTint="7F"/>
       </w:tcPr>
@@ -8366,7 +8943,7 @@
       <w:spacing w:after="0" w:line="240" w:lineRule="auto"/>
     </w:pPr>
     <w:rPr>
-      <w:rFonts w:asciiTheme="majorHAnsi" w:eastAsiaTheme="majorEastAsia" w:hAnsiTheme="majorHAnsi" w:cstheme="majorBidi"/>
+      <w:rFonts w:asciiTheme="majorHAnsi" w:hAnsiTheme="majorHAnsi" w:eastAsiaTheme="majorEastAsia" w:cstheme="majorBidi"/>
       <w:color w:val="000000" w:themeColor="text1"/>
     </w:rPr>
     <w:tblPr>
@@ -8374,12 +8951,12 @@
       <w:tblStyleColBandSize w:val="1"/>
       <w:tblInd w:w="0" w:type="dxa"/>
       <w:tblBorders>
-        <w:top w:val="single" w:sz="8" w:space="0" w:color="4F81BD" w:themeColor="accent1"/>
-        <w:left w:val="single" w:sz="8" w:space="0" w:color="4F81BD" w:themeColor="accent1"/>
-        <w:bottom w:val="single" w:sz="8" w:space="0" w:color="4F81BD" w:themeColor="accent1"/>
-        <w:right w:val="single" w:sz="8" w:space="0" w:color="4F81BD" w:themeColor="accent1"/>
-        <w:insideH w:val="single" w:sz="8" w:space="0" w:color="4F81BD" w:themeColor="accent1"/>
-        <w:insideV w:val="single" w:sz="8" w:space="0" w:color="4F81BD" w:themeColor="accent1"/>
+        <w:top w:val="single" w:color="4F81BD" w:themeColor="accent1" w:sz="8" w:space="0"/>
+        <w:left w:val="single" w:color="4F81BD" w:themeColor="accent1" w:sz="8" w:space="0"/>
+        <w:bottom w:val="single" w:color="4F81BD" w:themeColor="accent1" w:sz="8" w:space="0"/>
+        <w:right w:val="single" w:color="4F81BD" w:themeColor="accent1" w:sz="8" w:space="0"/>
+        <w:insideH w:val="single" w:color="4F81BD" w:themeColor="accent1" w:sz="8" w:space="0"/>
+        <w:insideV w:val="single" w:color="4F81BD" w:themeColor="accent1" w:sz="8" w:space="0"/>
       </w:tblBorders>
       <w:tblCellMar>
         <w:top w:w="0" w:type="dxa"/>
@@ -8411,7 +8988,7 @@
       <w:tblPr/>
       <w:tcPr>
         <w:tcBorders>
-          <w:top w:val="single" w:sz="12" w:space="0" w:color="000000" w:themeColor="text1"/>
+          <w:top w:val="single" w:color="000000" w:themeColor="text1" w:sz="12" w:space="0"/>
           <w:left w:val="nil"/>
           <w:bottom w:val="nil"/>
           <w:right w:val="nil"/>
@@ -8469,8 +9046,8 @@
       <w:tblPr/>
       <w:tcPr>
         <w:tcBorders>
-          <w:insideH w:val="single" w:sz="6" w:space="0" w:color="4F81BD" w:themeColor="accent1"/>
-          <w:insideV w:val="single" w:sz="6" w:space="0" w:color="4F81BD" w:themeColor="accent1"/>
+          <w:insideH w:val="single" w:color="4F81BD" w:themeColor="accent1" w:sz="6" w:space="0"/>
+          <w:insideV w:val="single" w:color="4F81BD" w:themeColor="accent1" w:sz="6" w:space="0"/>
         </w:tcBorders>
         <w:shd w:val="clear" w:color="auto" w:fill="A7BFDE" w:themeFill="accent1" w:themeFillTint="7F"/>
       </w:tcPr>
@@ -8491,7 +9068,7 @@
       <w:spacing w:after="0" w:line="240" w:lineRule="auto"/>
     </w:pPr>
     <w:rPr>
-      <w:rFonts w:asciiTheme="majorHAnsi" w:eastAsiaTheme="majorEastAsia" w:hAnsiTheme="majorHAnsi" w:cstheme="majorBidi"/>
+      <w:rFonts w:asciiTheme="majorHAnsi" w:hAnsiTheme="majorHAnsi" w:eastAsiaTheme="majorEastAsia" w:cstheme="majorBidi"/>
       <w:color w:val="000000" w:themeColor="text1"/>
     </w:rPr>
     <w:tblPr>
@@ -8499,12 +9076,12 @@
       <w:tblStyleColBandSize w:val="1"/>
       <w:tblInd w:w="0" w:type="dxa"/>
       <w:tblBorders>
-        <w:top w:val="single" w:sz="8" w:space="0" w:color="C0504D" w:themeColor="accent2"/>
-        <w:left w:val="single" w:sz="8" w:space="0" w:color="C0504D" w:themeColor="accent2"/>
-        <w:bottom w:val="single" w:sz="8" w:space="0" w:color="C0504D" w:themeColor="accent2"/>
-        <w:right w:val="single" w:sz="8" w:space="0" w:color="C0504D" w:themeColor="accent2"/>
-        <w:insideH w:val="single" w:sz="8" w:space="0" w:color="C0504D" w:themeColor="accent2"/>
-        <w:insideV w:val="single" w:sz="8" w:space="0" w:color="C0504D" w:themeColor="accent2"/>
+        <w:top w:val="single" w:color="C0504D" w:themeColor="accent2" w:sz="8" w:space="0"/>
+        <w:left w:val="single" w:color="C0504D" w:themeColor="accent2" w:sz="8" w:space="0"/>
+        <w:bottom w:val="single" w:color="C0504D" w:themeColor="accent2" w:sz="8" w:space="0"/>
+        <w:right w:val="single" w:color="C0504D" w:themeColor="accent2" w:sz="8" w:space="0"/>
+        <w:insideH w:val="single" w:color="C0504D" w:themeColor="accent2" w:sz="8" w:space="0"/>
+        <w:insideV w:val="single" w:color="C0504D" w:themeColor="accent2" w:sz="8" w:space="0"/>
       </w:tblBorders>
       <w:tblCellMar>
         <w:top w:w="0" w:type="dxa"/>
@@ -8536,7 +9113,7 @@
       <w:tblPr/>
       <w:tcPr>
         <w:tcBorders>
-          <w:top w:val="single" w:sz="12" w:space="0" w:color="000000" w:themeColor="text1"/>
+          <w:top w:val="single" w:color="000000" w:themeColor="text1" w:sz="12" w:space="0"/>
           <w:left w:val="nil"/>
           <w:bottom w:val="nil"/>
           <w:right w:val="nil"/>
@@ -8594,8 +9171,8 @@
       <w:tblPr/>
       <w:tcPr>
         <w:tcBorders>
-          <w:insideH w:val="single" w:sz="6" w:space="0" w:color="C0504D" w:themeColor="accent2"/>
-          <w:insideV w:val="single" w:sz="6" w:space="0" w:color="C0504D" w:themeColor="accent2"/>
+          <w:insideH w:val="single" w:color="C0504D" w:themeColor="accent2" w:sz="6" w:space="0"/>
+          <w:insideV w:val="single" w:color="C0504D" w:themeColor="accent2" w:sz="6" w:space="0"/>
         </w:tcBorders>
         <w:shd w:val="clear" w:color="auto" w:fill="DFA7A6" w:themeFill="accent2" w:themeFillTint="7F"/>
       </w:tcPr>
@@ -8616,7 +9193,7 @@
       <w:spacing w:after="0" w:line="240" w:lineRule="auto"/>
     </w:pPr>
     <w:rPr>
-      <w:rFonts w:asciiTheme="majorHAnsi" w:eastAsiaTheme="majorEastAsia" w:hAnsiTheme="majorHAnsi" w:cstheme="majorBidi"/>
+      <w:rFonts w:asciiTheme="majorHAnsi" w:hAnsiTheme="majorHAnsi" w:eastAsiaTheme="majorEastAsia" w:cstheme="majorBidi"/>
       <w:color w:val="000000" w:themeColor="text1"/>
     </w:rPr>
     <w:tblPr>
@@ -8624,12 +9201,12 @@
       <w:tblStyleColBandSize w:val="1"/>
       <w:tblInd w:w="0" w:type="dxa"/>
       <w:tblBorders>
-        <w:top w:val="single" w:sz="8" w:space="0" w:color="9BBB59" w:themeColor="accent3"/>
-        <w:left w:val="single" w:sz="8" w:space="0" w:color="9BBB59" w:themeColor="accent3"/>
-        <w:bottom w:val="single" w:sz="8" w:space="0" w:color="9BBB59" w:themeColor="accent3"/>
-        <w:right w:val="single" w:sz="8" w:space="0" w:color="9BBB59" w:themeColor="accent3"/>
-        <w:insideH w:val="single" w:sz="8" w:space="0" w:color="9BBB59" w:themeColor="accent3"/>
-        <w:insideV w:val="single" w:sz="8" w:space="0" w:color="9BBB59" w:themeColor="accent3"/>
+        <w:top w:val="single" w:color="9BBB59" w:themeColor="accent3" w:sz="8" w:space="0"/>
+        <w:left w:val="single" w:color="9BBB59" w:themeColor="accent3" w:sz="8" w:space="0"/>
+        <w:bottom w:val="single" w:color="9BBB59" w:themeColor="accent3" w:sz="8" w:space="0"/>
+        <w:right w:val="single" w:color="9BBB59" w:themeColor="accent3" w:sz="8" w:space="0"/>
+        <w:insideH w:val="single" w:color="9BBB59" w:themeColor="accent3" w:sz="8" w:space="0"/>
+        <w:insideV w:val="single" w:color="9BBB59" w:themeColor="accent3" w:sz="8" w:space="0"/>
       </w:tblBorders>
       <w:tblCellMar>
         <w:top w:w="0" w:type="dxa"/>
@@ -8661,7 +9238,7 @@
       <w:tblPr/>
       <w:tcPr>
         <w:tcBorders>
-          <w:top w:val="single" w:sz="12" w:space="0" w:color="000000" w:themeColor="text1"/>
+          <w:top w:val="single" w:color="000000" w:themeColor="text1" w:sz="12" w:space="0"/>
           <w:left w:val="nil"/>
           <w:bottom w:val="nil"/>
           <w:right w:val="nil"/>
@@ -8719,8 +9296,8 @@
       <w:tblPr/>
       <w:tcPr>
         <w:tcBorders>
-          <w:insideH w:val="single" w:sz="6" w:space="0" w:color="9BBB59" w:themeColor="accent3"/>
-          <w:insideV w:val="single" w:sz="6" w:space="0" w:color="9BBB59" w:themeColor="accent3"/>
+          <w:insideH w:val="single" w:color="9BBB59" w:themeColor="accent3" w:sz="6" w:space="0"/>
+          <w:insideV w:val="single" w:color="9BBB59" w:themeColor="accent3" w:sz="6" w:space="0"/>
         </w:tcBorders>
         <w:shd w:val="clear" w:color="auto" w:fill="CDDDAC" w:themeFill="accent3" w:themeFillTint="7F"/>
       </w:tcPr>
@@ -8741,7 +9318,7 @@
       <w:spacing w:after="0" w:line="240" w:lineRule="auto"/>
     </w:pPr>
     <w:rPr>
-      <w:rFonts w:asciiTheme="majorHAnsi" w:eastAsiaTheme="majorEastAsia" w:hAnsiTheme="majorHAnsi" w:cstheme="majorBidi"/>
+      <w:rFonts w:asciiTheme="majorHAnsi" w:hAnsiTheme="majorHAnsi" w:eastAsiaTheme="majorEastAsia" w:cstheme="majorBidi"/>
       <w:color w:val="000000" w:themeColor="text1"/>
     </w:rPr>
     <w:tblPr>
@@ -8749,12 +9326,12 @@
       <w:tblStyleColBandSize w:val="1"/>
       <w:tblInd w:w="0" w:type="dxa"/>
       <w:tblBorders>
-        <w:top w:val="single" w:sz="8" w:space="0" w:color="8064A2" w:themeColor="accent4"/>
-        <w:left w:val="single" w:sz="8" w:space="0" w:color="8064A2" w:themeColor="accent4"/>
-        <w:bottom w:val="single" w:sz="8" w:space="0" w:color="8064A2" w:themeColor="accent4"/>
-        <w:right w:val="single" w:sz="8" w:space="0" w:color="8064A2" w:themeColor="accent4"/>
-        <w:insideH w:val="single" w:sz="8" w:space="0" w:color="8064A2" w:themeColor="accent4"/>
-        <w:insideV w:val="single" w:sz="8" w:space="0" w:color="8064A2" w:themeColor="accent4"/>
+        <w:top w:val="single" w:color="8064A2" w:themeColor="accent4" w:sz="8" w:space="0"/>
+        <w:left w:val="single" w:color="8064A2" w:themeColor="accent4" w:sz="8" w:space="0"/>
+        <w:bottom w:val="single" w:color="8064A2" w:themeColor="accent4" w:sz="8" w:space="0"/>
+        <w:right w:val="single" w:color="8064A2" w:themeColor="accent4" w:sz="8" w:space="0"/>
+        <w:insideH w:val="single" w:color="8064A2" w:themeColor="accent4" w:sz="8" w:space="0"/>
+        <w:insideV w:val="single" w:color="8064A2" w:themeColor="accent4" w:sz="8" w:space="0"/>
       </w:tblBorders>
       <w:tblCellMar>
         <w:top w:w="0" w:type="dxa"/>
@@ -8786,7 +9363,7 @@
       <w:tblPr/>
       <w:tcPr>
         <w:tcBorders>
-          <w:top w:val="single" w:sz="12" w:space="0" w:color="000000" w:themeColor="text1"/>
+          <w:top w:val="single" w:color="000000" w:themeColor="text1" w:sz="12" w:space="0"/>
           <w:left w:val="nil"/>
           <w:bottom w:val="nil"/>
           <w:right w:val="nil"/>
@@ -8844,8 +9421,8 @@
       <w:tblPr/>
       <w:tcPr>
         <w:tcBorders>
-          <w:insideH w:val="single" w:sz="6" w:space="0" w:color="8064A2" w:themeColor="accent4"/>
-          <w:insideV w:val="single" w:sz="6" w:space="0" w:color="8064A2" w:themeColor="accent4"/>
+          <w:insideH w:val="single" w:color="8064A2" w:themeColor="accent4" w:sz="6" w:space="0"/>
+          <w:insideV w:val="single" w:color="8064A2" w:themeColor="accent4" w:sz="6" w:space="0"/>
         </w:tcBorders>
         <w:shd w:val="clear" w:color="auto" w:fill="BFB1D0" w:themeFill="accent4" w:themeFillTint="7F"/>
       </w:tcPr>
@@ -8866,7 +9443,7 @@
       <w:spacing w:after="0" w:line="240" w:lineRule="auto"/>
     </w:pPr>
     <w:rPr>
-      <w:rFonts w:asciiTheme="majorHAnsi" w:eastAsiaTheme="majorEastAsia" w:hAnsiTheme="majorHAnsi" w:cstheme="majorBidi"/>
+      <w:rFonts w:asciiTheme="majorHAnsi" w:hAnsiTheme="majorHAnsi" w:eastAsiaTheme="majorEastAsia" w:cstheme="majorBidi"/>
       <w:color w:val="000000" w:themeColor="text1"/>
     </w:rPr>
     <w:tblPr>
@@ -8874,12 +9451,12 @@
       <w:tblStyleColBandSize w:val="1"/>
       <w:tblInd w:w="0" w:type="dxa"/>
       <w:tblBorders>
-        <w:top w:val="single" w:sz="8" w:space="0" w:color="4BACC6" w:themeColor="accent5"/>
-        <w:left w:val="single" w:sz="8" w:space="0" w:color="4BACC6" w:themeColor="accent5"/>
-        <w:bottom w:val="single" w:sz="8" w:space="0" w:color="4BACC6" w:themeColor="accent5"/>
-        <w:right w:val="single" w:sz="8" w:space="0" w:color="4BACC6" w:themeColor="accent5"/>
-        <w:insideH w:val="single" w:sz="8" w:space="0" w:color="4BACC6" w:themeColor="accent5"/>
-        <w:insideV w:val="single" w:sz="8" w:space="0" w:color="4BACC6" w:themeColor="accent5"/>
+        <w:top w:val="single" w:color="4BACC6" w:themeColor="accent5" w:sz="8" w:space="0"/>
+        <w:left w:val="single" w:color="4BACC6" w:themeColor="accent5" w:sz="8" w:space="0"/>
+        <w:bottom w:val="single" w:color="4BACC6" w:themeColor="accent5" w:sz="8" w:space="0"/>
+        <w:right w:val="single" w:color="4BACC6" w:themeColor="accent5" w:sz="8" w:space="0"/>
+        <w:insideH w:val="single" w:color="4BACC6" w:themeColor="accent5" w:sz="8" w:space="0"/>
+        <w:insideV w:val="single" w:color="4BACC6" w:themeColor="accent5" w:sz="8" w:space="0"/>
       </w:tblBorders>
       <w:tblCellMar>
         <w:top w:w="0" w:type="dxa"/>
@@ -8911,7 +9488,7 @@
       <w:tblPr/>
       <w:tcPr>
         <w:tcBorders>
-          <w:top w:val="single" w:sz="12" w:space="0" w:color="000000" w:themeColor="text1"/>
+          <w:top w:val="single" w:color="000000" w:themeColor="text1" w:sz="12" w:space="0"/>
           <w:left w:val="nil"/>
           <w:bottom w:val="nil"/>
           <w:right w:val="nil"/>
@@ -8969,8 +9546,8 @@
       <w:tblPr/>
       <w:tcPr>
         <w:tcBorders>
-          <w:insideH w:val="single" w:sz="6" w:space="0" w:color="4BACC6" w:themeColor="accent5"/>
-          <w:insideV w:val="single" w:sz="6" w:space="0" w:color="4BACC6" w:themeColor="accent5"/>
+          <w:insideH w:val="single" w:color="4BACC6" w:themeColor="accent5" w:sz="6" w:space="0"/>
+          <w:insideV w:val="single" w:color="4BACC6" w:themeColor="accent5" w:sz="6" w:space="0"/>
         </w:tcBorders>
         <w:shd w:val="clear" w:color="auto" w:fill="A5D5E2" w:themeFill="accent5" w:themeFillTint="7F"/>
       </w:tcPr>
@@ -8991,7 +9568,7 @@
       <w:spacing w:after="0" w:line="240" w:lineRule="auto"/>
     </w:pPr>
     <w:rPr>
-      <w:rFonts w:asciiTheme="majorHAnsi" w:eastAsiaTheme="majorEastAsia" w:hAnsiTheme="majorHAnsi" w:cstheme="majorBidi"/>
+      <w:rFonts w:asciiTheme="majorHAnsi" w:hAnsiTheme="majorHAnsi" w:eastAsiaTheme="majorEastAsia" w:cstheme="majorBidi"/>
       <w:color w:val="000000" w:themeColor="text1"/>
     </w:rPr>
     <w:tblPr>
@@ -8999,12 +9576,12 @@
       <w:tblStyleColBandSize w:val="1"/>
       <w:tblInd w:w="0" w:type="dxa"/>
       <w:tblBorders>
-        <w:top w:val="single" w:sz="8" w:space="0" w:color="F79646" w:themeColor="accent6"/>
-        <w:left w:val="single" w:sz="8" w:space="0" w:color="F79646" w:themeColor="accent6"/>
-        <w:bottom w:val="single" w:sz="8" w:space="0" w:color="F79646" w:themeColor="accent6"/>
-        <w:right w:val="single" w:sz="8" w:space="0" w:color="F79646" w:themeColor="accent6"/>
-        <w:insideH w:val="single" w:sz="8" w:space="0" w:color="F79646" w:themeColor="accent6"/>
-        <w:insideV w:val="single" w:sz="8" w:space="0" w:color="F79646" w:themeColor="accent6"/>
+        <w:top w:val="single" w:color="F79646" w:themeColor="accent6" w:sz="8" w:space="0"/>
+        <w:left w:val="single" w:color="F79646" w:themeColor="accent6" w:sz="8" w:space="0"/>
+        <w:bottom w:val="single" w:color="F79646" w:themeColor="accent6" w:sz="8" w:space="0"/>
+        <w:right w:val="single" w:color="F79646" w:themeColor="accent6" w:sz="8" w:space="0"/>
+        <w:insideH w:val="single" w:color="F79646" w:themeColor="accent6" w:sz="8" w:space="0"/>
+        <w:insideV w:val="single" w:color="F79646" w:themeColor="accent6" w:sz="8" w:space="0"/>
       </w:tblBorders>
       <w:tblCellMar>
         <w:top w:w="0" w:type="dxa"/>
@@ -9036,7 +9613,7 @@
       <w:tblPr/>
       <w:tcPr>
         <w:tcBorders>
-          <w:top w:val="single" w:sz="12" w:space="0" w:color="000000" w:themeColor="text1"/>
+          <w:top w:val="single" w:color="000000" w:themeColor="text1" w:sz="12" w:space="0"/>
           <w:left w:val="nil"/>
           <w:bottom w:val="nil"/>
           <w:right w:val="nil"/>
@@ -9094,8 +9671,8 @@
       <w:tblPr/>
       <w:tcPr>
         <w:tcBorders>
-          <w:insideH w:val="single" w:sz="6" w:space="0" w:color="F79646" w:themeColor="accent6"/>
-          <w:insideV w:val="single" w:sz="6" w:space="0" w:color="F79646" w:themeColor="accent6"/>
+          <w:insideH w:val="single" w:color="F79646" w:themeColor="accent6" w:sz="6" w:space="0"/>
+          <w:insideV w:val="single" w:color="F79646" w:themeColor="accent6" w:sz="6" w:space="0"/>
         </w:tcBorders>
         <w:shd w:val="clear" w:color="auto" w:fill="FBCAA2" w:themeFill="accent6" w:themeFillTint="7F"/>
       </w:tcPr>
@@ -9120,12 +9697,12 @@
       <w:tblStyleColBandSize w:val="1"/>
       <w:tblInd w:w="0" w:type="dxa"/>
       <w:tblBorders>
-        <w:top w:val="single" w:sz="8" w:space="0" w:color="FFFFFF" w:themeColor="background1"/>
-        <w:left w:val="single" w:sz="8" w:space="0" w:color="FFFFFF" w:themeColor="background1"/>
-        <w:bottom w:val="single" w:sz="8" w:space="0" w:color="FFFFFF" w:themeColor="background1"/>
-        <w:right w:val="single" w:sz="8" w:space="0" w:color="FFFFFF" w:themeColor="background1"/>
-        <w:insideH w:val="single" w:sz="6" w:space="0" w:color="FFFFFF" w:themeColor="background1"/>
-        <w:insideV w:val="single" w:sz="6" w:space="0" w:color="FFFFFF" w:themeColor="background1"/>
+        <w:top w:val="single" w:color="FFFFFF" w:themeColor="background1" w:sz="8" w:space="0"/>
+        <w:left w:val="single" w:color="FFFFFF" w:themeColor="background1" w:sz="8" w:space="0"/>
+        <w:bottom w:val="single" w:color="FFFFFF" w:themeColor="background1" w:sz="8" w:space="0"/>
+        <w:right w:val="single" w:color="FFFFFF" w:themeColor="background1" w:sz="8" w:space="0"/>
+        <w:insideH w:val="single" w:color="FFFFFF" w:themeColor="background1" w:sz="6" w:space="0"/>
+        <w:insideV w:val="single" w:color="FFFFFF" w:themeColor="background1" w:sz="6" w:space="0"/>
       </w:tblBorders>
       <w:tblCellMar>
         <w:top w:w="0" w:type="dxa"/>
@@ -9148,12 +9725,12 @@
       <w:tblPr/>
       <w:tcPr>
         <w:tcBorders>
-          <w:top w:val="single" w:sz="8" w:space="0" w:color="FFFFFF" w:themeColor="background1"/>
-          <w:left w:val="single" w:sz="8" w:space="0" w:color="FFFFFF" w:themeColor="background1"/>
-          <w:bottom w:val="single" w:sz="24" w:space="0" w:color="FFFFFF" w:themeColor="background1"/>
-          <w:right w:val="single" w:sz="8" w:space="0" w:color="FFFFFF" w:themeColor="background1"/>
-          <w:insideH w:val="nil"/>
-          <w:insideV w:val="single" w:sz="8" w:space="0" w:color="FFFFFF" w:themeColor="background1"/>
+          <w:top w:val="single" w:color="FFFFFF" w:themeColor="background1" w:sz="8" w:space="0"/>
+          <w:left w:val="single" w:color="FFFFFF" w:themeColor="background1" w:sz="8" w:space="0"/>
+          <w:bottom w:val="single" w:color="FFFFFF" w:themeColor="background1" w:sz="24" w:space="0"/>
+          <w:right w:val="single" w:color="FFFFFF" w:themeColor="background1" w:sz="8" w:space="0"/>
+          <w:insideH w:val="nil"/>
+          <w:insideV w:val="single" w:color="FFFFFF" w:themeColor="background1" w:sz="8" w:space="0"/>
         </w:tcBorders>
         <w:shd w:val="clear" w:color="auto" w:fill="000000" w:themeFill="text1"/>
       </w:tcPr>
@@ -9169,12 +9746,12 @@
       <w:tblPr/>
       <w:tcPr>
         <w:tcBorders>
-          <w:top w:val="single" w:sz="24" w:space="0" w:color="FFFFFF" w:themeColor="background1"/>
-          <w:left w:val="single" w:sz="8" w:space="0" w:color="FFFFFF" w:themeColor="background1"/>
-          <w:bottom w:val="single" w:sz="8" w:space="0" w:color="FFFFFF" w:themeColor="background1"/>
-          <w:right w:val="single" w:sz="8" w:space="0" w:color="FFFFFF" w:themeColor="background1"/>
-          <w:insideH w:val="nil"/>
-          <w:insideV w:val="single" w:sz="8" w:space="0" w:color="FFFFFF" w:themeColor="background1"/>
+          <w:top w:val="single" w:color="FFFFFF" w:themeColor="background1" w:sz="24" w:space="0"/>
+          <w:left w:val="single" w:color="FFFFFF" w:themeColor="background1" w:sz="8" w:space="0"/>
+          <w:bottom w:val="single" w:color="FFFFFF" w:themeColor="background1" w:sz="8" w:space="0"/>
+          <w:right w:val="single" w:color="FFFFFF" w:themeColor="background1" w:sz="8" w:space="0"/>
+          <w:insideH w:val="nil"/>
+          <w:insideV w:val="single" w:color="FFFFFF" w:themeColor="background1" w:sz="8" w:space="0"/>
         </w:tcBorders>
         <w:shd w:val="clear" w:color="auto" w:fill="000000" w:themeFill="text1"/>
       </w:tcPr>
@@ -9190,8 +9767,8 @@
       <w:tblPr/>
       <w:tcPr>
         <w:tcBorders>
-          <w:left w:val="single" w:sz="8" w:space="0" w:color="FFFFFF" w:themeColor="background1"/>
-          <w:right w:val="single" w:sz="24" w:space="0" w:color="FFFFFF" w:themeColor="background1"/>
+          <w:left w:val="single" w:color="FFFFFF" w:themeColor="background1" w:sz="8" w:space="0"/>
+          <w:right w:val="single" w:color="FFFFFF" w:themeColor="background1" w:sz="24" w:space="0"/>
           <w:insideH w:val="nil"/>
           <w:insideV w:val="nil"/>
         </w:tcBorders>
@@ -9210,7 +9787,7 @@
       <w:tcPr>
         <w:tcBorders>
           <w:top w:val="nil"/>
-          <w:left w:val="single" w:sz="24" w:space="0" w:color="FFFFFF" w:themeColor="background1"/>
+          <w:left w:val="single" w:color="FFFFFF" w:themeColor="background1" w:sz="24" w:space="0"/>
           <w:bottom w:val="nil"/>
           <w:right w:val="nil"/>
           <w:insideH w:val="nil"/>
@@ -9223,10 +9800,10 @@
       <w:tblPr/>
       <w:tcPr>
         <w:tcBorders>
-          <w:top w:val="single" w:sz="8" w:space="0" w:color="FFFFFF" w:themeColor="background1"/>
-          <w:left w:val="single" w:sz="8" w:space="0" w:color="FFFFFF" w:themeColor="background1"/>
-          <w:bottom w:val="single" w:sz="8" w:space="0" w:color="FFFFFF" w:themeColor="background1"/>
-          <w:right w:val="single" w:sz="8" w:space="0" w:color="FFFFFF" w:themeColor="background1"/>
+          <w:top w:val="single" w:color="FFFFFF" w:themeColor="background1" w:sz="8" w:space="0"/>
+          <w:left w:val="single" w:color="FFFFFF" w:themeColor="background1" w:sz="8" w:space="0"/>
+          <w:bottom w:val="single" w:color="FFFFFF" w:themeColor="background1" w:sz="8" w:space="0"/>
+          <w:right w:val="single" w:color="FFFFFF" w:themeColor="background1" w:sz="8" w:space="0"/>
           <w:insideH w:val="nil"/>
           <w:insideV w:val="nil"/>
         </w:tcBorders>
@@ -9237,12 +9814,12 @@
       <w:tblPr/>
       <w:tcPr>
         <w:tcBorders>
-          <w:top w:val="single" w:sz="8" w:space="0" w:color="FFFFFF" w:themeColor="background1"/>
-          <w:left w:val="single" w:sz="8" w:space="0" w:color="FFFFFF" w:themeColor="background1"/>
-          <w:bottom w:val="single" w:sz="8" w:space="0" w:color="FFFFFF" w:themeColor="background1"/>
-          <w:right w:val="single" w:sz="8" w:space="0" w:color="FFFFFF" w:themeColor="background1"/>
-          <w:insideH w:val="single" w:sz="8" w:space="0" w:color="FFFFFF" w:themeColor="background1"/>
-          <w:insideV w:val="single" w:sz="8" w:space="0" w:color="FFFFFF" w:themeColor="background1"/>
+          <w:top w:val="single" w:color="FFFFFF" w:themeColor="background1" w:sz="8" w:space="0"/>
+          <w:left w:val="single" w:color="FFFFFF" w:themeColor="background1" w:sz="8" w:space="0"/>
+          <w:bottom w:val="single" w:color="FFFFFF" w:themeColor="background1" w:sz="8" w:space="0"/>
+          <w:right w:val="single" w:color="FFFFFF" w:themeColor="background1" w:sz="8" w:space="0"/>
+          <w:insideH w:val="single" w:color="FFFFFF" w:themeColor="background1" w:sz="8" w:space="0"/>
+          <w:insideV w:val="single" w:color="FFFFFF" w:themeColor="background1" w:sz="8" w:space="0"/>
         </w:tcBorders>
         <w:shd w:val="clear" w:color="auto" w:fill="808080" w:themeFill="text1" w:themeFillTint="7F"/>
       </w:tcPr>
@@ -9261,12 +9838,12 @@
       <w:tblStyleColBandSize w:val="1"/>
       <w:tblInd w:w="0" w:type="dxa"/>
       <w:tblBorders>
-        <w:top w:val="single" w:sz="8" w:space="0" w:color="FFFFFF" w:themeColor="background1"/>
-        <w:left w:val="single" w:sz="8" w:space="0" w:color="FFFFFF" w:themeColor="background1"/>
-        <w:bottom w:val="single" w:sz="8" w:space="0" w:color="FFFFFF" w:themeColor="background1"/>
-        <w:right w:val="single" w:sz="8" w:space="0" w:color="FFFFFF" w:themeColor="background1"/>
-        <w:insideH w:val="single" w:sz="6" w:space="0" w:color="FFFFFF" w:themeColor="background1"/>
-        <w:insideV w:val="single" w:sz="6" w:space="0" w:color="FFFFFF" w:themeColor="background1"/>
+        <w:top w:val="single" w:color="FFFFFF" w:themeColor="background1" w:sz="8" w:space="0"/>
+        <w:left w:val="single" w:color="FFFFFF" w:themeColor="background1" w:sz="8" w:space="0"/>
+        <w:bottom w:val="single" w:color="FFFFFF" w:themeColor="background1" w:sz="8" w:space="0"/>
+        <w:right w:val="single" w:color="FFFFFF" w:themeColor="background1" w:sz="8" w:space="0"/>
+        <w:insideH w:val="single" w:color="FFFFFF" w:themeColor="background1" w:sz="6" w:space="0"/>
+        <w:insideV w:val="single" w:color="FFFFFF" w:themeColor="background1" w:sz="6" w:space="0"/>
       </w:tblBorders>
       <w:tblCellMar>
         <w:top w:w="0" w:type="dxa"/>
@@ -9289,12 +9866,12 @@
       <w:tblPr/>
       <w:tcPr>
         <w:tcBorders>
-          <w:top w:val="single" w:sz="8" w:space="0" w:color="FFFFFF" w:themeColor="background1"/>
-          <w:left w:val="single" w:sz="8" w:space="0" w:color="FFFFFF" w:themeColor="background1"/>
-          <w:bottom w:val="single" w:sz="24" w:space="0" w:color="FFFFFF" w:themeColor="background1"/>
-          <w:right w:val="single" w:sz="8" w:space="0" w:color="FFFFFF" w:themeColor="background1"/>
-          <w:insideH w:val="nil"/>
-          <w:insideV w:val="single" w:sz="8" w:space="0" w:color="FFFFFF" w:themeColor="background1"/>
+          <w:top w:val="single" w:color="FFFFFF" w:themeColor="background1" w:sz="8" w:space="0"/>
+          <w:left w:val="single" w:color="FFFFFF" w:themeColor="background1" w:sz="8" w:space="0"/>
+          <w:bottom w:val="single" w:color="FFFFFF" w:themeColor="background1" w:sz="24" w:space="0"/>
+          <w:right w:val="single" w:color="FFFFFF" w:themeColor="background1" w:sz="8" w:space="0"/>
+          <w:insideH w:val="nil"/>
+          <w:insideV w:val="single" w:color="FFFFFF" w:themeColor="background1" w:sz="8" w:space="0"/>
         </w:tcBorders>
         <w:shd w:val="clear" w:color="auto" w:fill="4F81BD" w:themeFill="accent1"/>
       </w:tcPr>
@@ -9310,12 +9887,12 @@
       <w:tblPr/>
       <w:tcPr>
         <w:tcBorders>
-          <w:top w:val="single" w:sz="24" w:space="0" w:color="FFFFFF" w:themeColor="background1"/>
-          <w:left w:val="single" w:sz="8" w:space="0" w:color="FFFFFF" w:themeColor="background1"/>
-          <w:bottom w:val="single" w:sz="8" w:space="0" w:color="FFFFFF" w:themeColor="background1"/>
-          <w:right w:val="single" w:sz="8" w:space="0" w:color="FFFFFF" w:themeColor="background1"/>
-          <w:insideH w:val="nil"/>
-          <w:insideV w:val="single" w:sz="8" w:space="0" w:color="FFFFFF" w:themeColor="background1"/>
+          <w:top w:val="single" w:color="FFFFFF" w:themeColor="background1" w:sz="24" w:space="0"/>
+          <w:left w:val="single" w:color="FFFFFF" w:themeColor="background1" w:sz="8" w:space="0"/>
+          <w:bottom w:val="single" w:color="FFFFFF" w:themeColor="background1" w:sz="8" w:space="0"/>
+          <w:right w:val="single" w:color="FFFFFF" w:themeColor="background1" w:sz="8" w:space="0"/>
+          <w:insideH w:val="nil"/>
+          <w:insideV w:val="single" w:color="FFFFFF" w:themeColor="background1" w:sz="8" w:space="0"/>
         </w:tcBorders>
         <w:shd w:val="clear" w:color="auto" w:fill="4F81BD" w:themeFill="accent1"/>
       </w:tcPr>
@@ -9331,8 +9908,8 @@
       <w:tblPr/>
       <w:tcPr>
         <w:tcBorders>
-          <w:left w:val="single" w:sz="8" w:space="0" w:color="FFFFFF" w:themeColor="background1"/>
-          <w:right w:val="single" w:sz="24" w:space="0" w:color="FFFFFF" w:themeColor="background1"/>
+          <w:left w:val="single" w:color="FFFFFF" w:themeColor="background1" w:sz="8" w:space="0"/>
+          <w:right w:val="single" w:color="FFFFFF" w:themeColor="background1" w:sz="24" w:space="0"/>
           <w:insideH w:val="nil"/>
           <w:insideV w:val="nil"/>
         </w:tcBorders>
@@ -9351,7 +9928,7 @@
       <w:tcPr>
         <w:tcBorders>
           <w:top w:val="nil"/>
-          <w:left w:val="single" w:sz="24" w:space="0" w:color="FFFFFF" w:themeColor="background1"/>
+          <w:left w:val="single" w:color="FFFFFF" w:themeColor="background1" w:sz="24" w:space="0"/>
           <w:bottom w:val="nil"/>
           <w:right w:val="nil"/>
           <w:insideH w:val="nil"/>
@@ -9364,10 +9941,10 @@
       <w:tblPr/>
       <w:tcPr>
         <w:tcBorders>
-          <w:top w:val="single" w:sz="8" w:space="0" w:color="FFFFFF" w:themeColor="background1"/>
-          <w:left w:val="single" w:sz="8" w:space="0" w:color="FFFFFF" w:themeColor="background1"/>
-          <w:bottom w:val="single" w:sz="8" w:space="0" w:color="FFFFFF" w:themeColor="background1"/>
-          <w:right w:val="single" w:sz="8" w:space="0" w:color="FFFFFF" w:themeColor="background1"/>
+          <w:top w:val="single" w:color="FFFFFF" w:themeColor="background1" w:sz="8" w:space="0"/>
+          <w:left w:val="single" w:color="FFFFFF" w:themeColor="background1" w:sz="8" w:space="0"/>
+          <w:bottom w:val="single" w:color="FFFFFF" w:themeColor="background1" w:sz="8" w:space="0"/>
+          <w:right w:val="single" w:color="FFFFFF" w:themeColor="background1" w:sz="8" w:space="0"/>
           <w:insideH w:val="nil"/>
           <w:insideV w:val="nil"/>
         </w:tcBorders>
@@ -9378,12 +9955,12 @@
       <w:tblPr/>
       <w:tcPr>
         <w:tcBorders>
-          <w:top w:val="single" w:sz="8" w:space="0" w:color="FFFFFF" w:themeColor="background1"/>
-          <w:left w:val="single" w:sz="8" w:space="0" w:color="FFFFFF" w:themeColor="background1"/>
-          <w:bottom w:val="single" w:sz="8" w:space="0" w:color="FFFFFF" w:themeColor="background1"/>
-          <w:right w:val="single" w:sz="8" w:space="0" w:color="FFFFFF" w:themeColor="background1"/>
-          <w:insideH w:val="single" w:sz="8" w:space="0" w:color="FFFFFF" w:themeColor="background1"/>
-          <w:insideV w:val="single" w:sz="8" w:space="0" w:color="FFFFFF" w:themeColor="background1"/>
+          <w:top w:val="single" w:color="FFFFFF" w:themeColor="background1" w:sz="8" w:space="0"/>
+          <w:left w:val="single" w:color="FFFFFF" w:themeColor="background1" w:sz="8" w:space="0"/>
+          <w:bottom w:val="single" w:color="FFFFFF" w:themeColor="background1" w:sz="8" w:space="0"/>
+          <w:right w:val="single" w:color="FFFFFF" w:themeColor="background1" w:sz="8" w:space="0"/>
+          <w:insideH w:val="single" w:color="FFFFFF" w:themeColor="background1" w:sz="8" w:space="0"/>
+          <w:insideV w:val="single" w:color="FFFFFF" w:themeColor="background1" w:sz="8" w:space="0"/>
         </w:tcBorders>
         <w:shd w:val="clear" w:color="auto" w:fill="A7BFDE" w:themeFill="accent1" w:themeFillTint="7F"/>
       </w:tcPr>
@@ -9402,12 +9979,12 @@
       <w:tblStyleColBandSize w:val="1"/>
       <w:tblInd w:w="0" w:type="dxa"/>
       <w:tblBorders>
-        <w:top w:val="single" w:sz="8" w:space="0" w:color="FFFFFF" w:themeColor="background1"/>
-        <w:left w:val="single" w:sz="8" w:space="0" w:color="FFFFFF" w:themeColor="background1"/>
-        <w:bottom w:val="single" w:sz="8" w:space="0" w:color="FFFFFF" w:themeColor="background1"/>
-        <w:right w:val="single" w:sz="8" w:space="0" w:color="FFFFFF" w:themeColor="background1"/>
-        <w:insideH w:val="single" w:sz="6" w:space="0" w:color="FFFFFF" w:themeColor="background1"/>
-        <w:insideV w:val="single" w:sz="6" w:space="0" w:color="FFFFFF" w:themeColor="background1"/>
+        <w:top w:val="single" w:color="FFFFFF" w:themeColor="background1" w:sz="8" w:space="0"/>
+        <w:left w:val="single" w:color="FFFFFF" w:themeColor="background1" w:sz="8" w:space="0"/>
+        <w:bottom w:val="single" w:color="FFFFFF" w:themeColor="background1" w:sz="8" w:space="0"/>
+        <w:right w:val="single" w:color="FFFFFF" w:themeColor="background1" w:sz="8" w:space="0"/>
+        <w:insideH w:val="single" w:color="FFFFFF" w:themeColor="background1" w:sz="6" w:space="0"/>
+        <w:insideV w:val="single" w:color="FFFFFF" w:themeColor="background1" w:sz="6" w:space="0"/>
       </w:tblBorders>
       <w:tblCellMar>
         <w:top w:w="0" w:type="dxa"/>
@@ -9430,12 +10007,12 @@
       <w:tblPr/>
       <w:tcPr>
         <w:tcBorders>
-          <w:top w:val="single" w:sz="8" w:space="0" w:color="FFFFFF" w:themeColor="background1"/>
-          <w:left w:val="single" w:sz="8" w:space="0" w:color="FFFFFF" w:themeColor="background1"/>
-          <w:bottom w:val="single" w:sz="24" w:space="0" w:color="FFFFFF" w:themeColor="background1"/>
-          <w:right w:val="single" w:sz="8" w:space="0" w:color="FFFFFF" w:themeColor="background1"/>
-          <w:insideH w:val="nil"/>
-          <w:insideV w:val="single" w:sz="8" w:space="0" w:color="FFFFFF" w:themeColor="background1"/>
+          <w:top w:val="single" w:color="FFFFFF" w:themeColor="background1" w:sz="8" w:space="0"/>
+          <w:left w:val="single" w:color="FFFFFF" w:themeColor="background1" w:sz="8" w:space="0"/>
+          <w:bottom w:val="single" w:color="FFFFFF" w:themeColor="background1" w:sz="24" w:space="0"/>
+          <w:right w:val="single" w:color="FFFFFF" w:themeColor="background1" w:sz="8" w:space="0"/>
+          <w:insideH w:val="nil"/>
+          <w:insideV w:val="single" w:color="FFFFFF" w:themeColor="background1" w:sz="8" w:space="0"/>
         </w:tcBorders>
         <w:shd w:val="clear" w:color="auto" w:fill="C0504D" w:themeFill="accent2"/>
       </w:tcPr>
@@ -9451,12 +10028,12 @@
       <w:tblPr/>
       <w:tcPr>
         <w:tcBorders>
-          <w:top w:val="single" w:sz="24" w:space="0" w:color="FFFFFF" w:themeColor="background1"/>
-          <w:left w:val="single" w:sz="8" w:space="0" w:color="FFFFFF" w:themeColor="background1"/>
-          <w:bottom w:val="single" w:sz="8" w:space="0" w:color="FFFFFF" w:themeColor="background1"/>
-          <w:right w:val="single" w:sz="8" w:space="0" w:color="FFFFFF" w:themeColor="background1"/>
-          <w:insideH w:val="nil"/>
-          <w:insideV w:val="single" w:sz="8" w:space="0" w:color="FFFFFF" w:themeColor="background1"/>
+          <w:top w:val="single" w:color="FFFFFF" w:themeColor="background1" w:sz="24" w:space="0"/>
+          <w:left w:val="single" w:color="FFFFFF" w:themeColor="background1" w:sz="8" w:space="0"/>
+          <w:bottom w:val="single" w:color="FFFFFF" w:themeColor="background1" w:sz="8" w:space="0"/>
+          <w:right w:val="single" w:color="FFFFFF" w:themeColor="background1" w:sz="8" w:space="0"/>
+          <w:insideH w:val="nil"/>
+          <w:insideV w:val="single" w:color="FFFFFF" w:themeColor="background1" w:sz="8" w:space="0"/>
         </w:tcBorders>
         <w:shd w:val="clear" w:color="auto" w:fill="C0504D" w:themeFill="accent2"/>
       </w:tcPr>
@@ -9472,8 +10049,8 @@
       <w:tblPr/>
       <w:tcPr>
         <w:tcBorders>
-          <w:left w:val="single" w:sz="8" w:space="0" w:color="FFFFFF" w:themeColor="background1"/>
-          <w:right w:val="single" w:sz="24" w:space="0" w:color="FFFFFF" w:themeColor="background1"/>
+          <w:left w:val="single" w:color="FFFFFF" w:themeColor="background1" w:sz="8" w:space="0"/>
+          <w:right w:val="single" w:color="FFFFFF" w:themeColor="background1" w:sz="24" w:space="0"/>
           <w:insideH w:val="nil"/>
           <w:insideV w:val="nil"/>
         </w:tcBorders>
@@ -9492,7 +10069,7 @@
       <w:tcPr>
         <w:tcBorders>
           <w:top w:val="nil"/>
-          <w:left w:val="single" w:sz="24" w:space="0" w:color="FFFFFF" w:themeColor="background1"/>
+          <w:left w:val="single" w:color="FFFFFF" w:themeColor="background1" w:sz="24" w:space="0"/>
           <w:bottom w:val="nil"/>
           <w:right w:val="nil"/>
           <w:insideH w:val="nil"/>
@@ -9505,10 +10082,10 @@
       <w:tblPr/>
       <w:tcPr>
         <w:tcBorders>
-          <w:top w:val="single" w:sz="8" w:space="0" w:color="FFFFFF" w:themeColor="background1"/>
-          <w:left w:val="single" w:sz="8" w:space="0" w:color="FFFFFF" w:themeColor="background1"/>
-          <w:bottom w:val="single" w:sz="8" w:space="0" w:color="FFFFFF" w:themeColor="background1"/>
-          <w:right w:val="single" w:sz="8" w:space="0" w:color="FFFFFF" w:themeColor="background1"/>
+          <w:top w:val="single" w:color="FFFFFF" w:themeColor="background1" w:sz="8" w:space="0"/>
+          <w:left w:val="single" w:color="FFFFFF" w:themeColor="background1" w:sz="8" w:space="0"/>
+          <w:bottom w:val="single" w:color="FFFFFF" w:themeColor="background1" w:sz="8" w:space="0"/>
+          <w:right w:val="single" w:color="FFFFFF" w:themeColor="background1" w:sz="8" w:space="0"/>
           <w:insideH w:val="nil"/>
           <w:insideV w:val="nil"/>
         </w:tcBorders>
@@ -9519,12 +10096,12 @@
       <w:tblPr/>
       <w:tcPr>
         <w:tcBorders>
-          <w:top w:val="single" w:sz="8" w:space="0" w:color="FFFFFF" w:themeColor="background1"/>
-          <w:left w:val="single" w:sz="8" w:space="0" w:color="FFFFFF" w:themeColor="background1"/>
-          <w:bottom w:val="single" w:sz="8" w:space="0" w:color="FFFFFF" w:themeColor="background1"/>
-          <w:right w:val="single" w:sz="8" w:space="0" w:color="FFFFFF" w:themeColor="background1"/>
-          <w:insideH w:val="single" w:sz="8" w:space="0" w:color="FFFFFF" w:themeColor="background1"/>
-          <w:insideV w:val="single" w:sz="8" w:space="0" w:color="FFFFFF" w:themeColor="background1"/>
+          <w:top w:val="single" w:color="FFFFFF" w:themeColor="background1" w:sz="8" w:space="0"/>
+          <w:left w:val="single" w:color="FFFFFF" w:themeColor="background1" w:sz="8" w:space="0"/>
+          <w:bottom w:val="single" w:color="FFFFFF" w:themeColor="background1" w:sz="8" w:space="0"/>
+          <w:right w:val="single" w:color="FFFFFF" w:themeColor="background1" w:sz="8" w:space="0"/>
+          <w:insideH w:val="single" w:color="FFFFFF" w:themeColor="background1" w:sz="8" w:space="0"/>
+          <w:insideV w:val="single" w:color="FFFFFF" w:themeColor="background1" w:sz="8" w:space="0"/>
         </w:tcBorders>
         <w:shd w:val="clear" w:color="auto" w:fill="DFA7A6" w:themeFill="accent2" w:themeFillTint="7F"/>
       </w:tcPr>
@@ -9543,12 +10120,12 @@
       <w:tblStyleColBandSize w:val="1"/>
       <w:tblInd w:w="0" w:type="dxa"/>
       <w:tblBorders>
-        <w:top w:val="single" w:sz="8" w:space="0" w:color="FFFFFF" w:themeColor="background1"/>
-        <w:left w:val="single" w:sz="8" w:space="0" w:color="FFFFFF" w:themeColor="background1"/>
-        <w:bottom w:val="single" w:sz="8" w:space="0" w:color="FFFFFF" w:themeColor="background1"/>
-        <w:right w:val="single" w:sz="8" w:space="0" w:color="FFFFFF" w:themeColor="background1"/>
-        <w:insideH w:val="single" w:sz="6" w:space="0" w:color="FFFFFF" w:themeColor="background1"/>
-        <w:insideV w:val="single" w:sz="6" w:space="0" w:color="FFFFFF" w:themeColor="background1"/>
+        <w:top w:val="single" w:color="FFFFFF" w:themeColor="background1" w:sz="8" w:space="0"/>
+        <w:left w:val="single" w:color="FFFFFF" w:themeColor="background1" w:sz="8" w:space="0"/>
+        <w:bottom w:val="single" w:color="FFFFFF" w:themeColor="background1" w:sz="8" w:space="0"/>
+        <w:right w:val="single" w:color="FFFFFF" w:themeColor="background1" w:sz="8" w:space="0"/>
+        <w:insideH w:val="single" w:color="FFFFFF" w:themeColor="background1" w:sz="6" w:space="0"/>
+        <w:insideV w:val="single" w:color="FFFFFF" w:themeColor="background1" w:sz="6" w:space="0"/>
       </w:tblBorders>
       <w:tblCellMar>
         <w:top w:w="0" w:type="dxa"/>
@@ -9571,12 +10148,12 @@
       <w:tblPr/>
       <w:tcPr>
         <w:tcBorders>
-          <w:top w:val="single" w:sz="8" w:space="0" w:color="FFFFFF" w:themeColor="background1"/>
-          <w:left w:val="single" w:sz="8" w:space="0" w:color="FFFFFF" w:themeColor="background1"/>
-          <w:bottom w:val="single" w:sz="24" w:space="0" w:color="FFFFFF" w:themeColor="background1"/>
-          <w:right w:val="single" w:sz="8" w:space="0" w:color="FFFFFF" w:themeColor="background1"/>
-          <w:insideH w:val="nil"/>
-          <w:insideV w:val="single" w:sz="8" w:space="0" w:color="FFFFFF" w:themeColor="background1"/>
+          <w:top w:val="single" w:color="FFFFFF" w:themeColor="background1" w:sz="8" w:space="0"/>
+          <w:left w:val="single" w:color="FFFFFF" w:themeColor="background1" w:sz="8" w:space="0"/>
+          <w:bottom w:val="single" w:color="FFFFFF" w:themeColor="background1" w:sz="24" w:space="0"/>
+          <w:right w:val="single" w:color="FFFFFF" w:themeColor="background1" w:sz="8" w:space="0"/>
+          <w:insideH w:val="nil"/>
+          <w:insideV w:val="single" w:color="FFFFFF" w:themeColor="background1" w:sz="8" w:space="0"/>
         </w:tcBorders>
         <w:shd w:val="clear" w:color="auto" w:fill="9BBB59" w:themeFill="accent3"/>
       </w:tcPr>
@@ -9592,12 +10169,12 @@
       <w:tblPr/>
       <w:tcPr>
         <w:tcBorders>
-          <w:top w:val="single" w:sz="24" w:space="0" w:color="FFFFFF" w:themeColor="background1"/>
-          <w:left w:val="single" w:sz="8" w:space="0" w:color="FFFFFF" w:themeColor="background1"/>
-          <w:bottom w:val="single" w:sz="8" w:space="0" w:color="FFFFFF" w:themeColor="background1"/>
-          <w:right w:val="single" w:sz="8" w:space="0" w:color="FFFFFF" w:themeColor="background1"/>
-          <w:insideH w:val="nil"/>
-          <w:insideV w:val="single" w:sz="8" w:space="0" w:color="FFFFFF" w:themeColor="background1"/>
+          <w:top w:val="single" w:color="FFFFFF" w:themeColor="background1" w:sz="24" w:space="0"/>
+          <w:left w:val="single" w:color="FFFFFF" w:themeColor="background1" w:sz="8" w:space="0"/>
+          <w:bottom w:val="single" w:color="FFFFFF" w:themeColor="background1" w:sz="8" w:space="0"/>
+          <w:right w:val="single" w:color="FFFFFF" w:themeColor="background1" w:sz="8" w:space="0"/>
+          <w:insideH w:val="nil"/>
+          <w:insideV w:val="single" w:color="FFFFFF" w:themeColor="background1" w:sz="8" w:space="0"/>
         </w:tcBorders>
         <w:shd w:val="clear" w:color="auto" w:fill="9BBB59" w:themeFill="accent3"/>
       </w:tcPr>
@@ -9613,8 +10190,8 @@
       <w:tblPr/>
       <w:tcPr>
         <w:tcBorders>
-          <w:left w:val="single" w:sz="8" w:space="0" w:color="FFFFFF" w:themeColor="background1"/>
-          <w:right w:val="single" w:sz="24" w:space="0" w:color="FFFFFF" w:themeColor="background1"/>
+          <w:left w:val="single" w:color="FFFFFF" w:themeColor="background1" w:sz="8" w:space="0"/>
+          <w:right w:val="single" w:color="FFFFFF" w:themeColor="background1" w:sz="24" w:space="0"/>
           <w:insideH w:val="nil"/>
           <w:insideV w:val="nil"/>
         </w:tcBorders>
@@ -9633,7 +10210,7 @@
       <w:tcPr>
         <w:tcBorders>
           <w:top w:val="nil"/>
-          <w:left w:val="single" w:sz="24" w:space="0" w:color="FFFFFF" w:themeColor="background1"/>
+          <w:left w:val="single" w:color="FFFFFF" w:themeColor="background1" w:sz="24" w:space="0"/>
           <w:bottom w:val="nil"/>
           <w:right w:val="nil"/>
           <w:insideH w:val="nil"/>
@@ -9646,10 +10223,10 @@
       <w:tblPr/>
       <w:tcPr>
         <w:tcBorders>
-          <w:top w:val="single" w:sz="8" w:space="0" w:color="FFFFFF" w:themeColor="background1"/>
-          <w:left w:val="single" w:sz="8" w:space="0" w:color="FFFFFF" w:themeColor="background1"/>
-          <w:bottom w:val="single" w:sz="8" w:space="0" w:color="FFFFFF" w:themeColor="background1"/>
-          <w:right w:val="single" w:sz="8" w:space="0" w:color="FFFFFF" w:themeColor="background1"/>
+          <w:top w:val="single" w:color="FFFFFF" w:themeColor="background1" w:sz="8" w:space="0"/>
+          <w:left w:val="single" w:color="FFFFFF" w:themeColor="background1" w:sz="8" w:space="0"/>
+          <w:bottom w:val="single" w:color="FFFFFF" w:themeColor="background1" w:sz="8" w:space="0"/>
+          <w:right w:val="single" w:color="FFFFFF" w:themeColor="background1" w:sz="8" w:space="0"/>
           <w:insideH w:val="nil"/>
           <w:insideV w:val="nil"/>
         </w:tcBorders>
@@ -9660,12 +10237,12 @@
       <w:tblPr/>
       <w:tcPr>
         <w:tcBorders>
-          <w:top w:val="single" w:sz="8" w:space="0" w:color="FFFFFF" w:themeColor="background1"/>
-          <w:left w:val="single" w:sz="8" w:space="0" w:color="FFFFFF" w:themeColor="background1"/>
-          <w:bottom w:val="single" w:sz="8" w:space="0" w:color="FFFFFF" w:themeColor="background1"/>
-          <w:right w:val="single" w:sz="8" w:space="0" w:color="FFFFFF" w:themeColor="background1"/>
-          <w:insideH w:val="single" w:sz="8" w:space="0" w:color="FFFFFF" w:themeColor="background1"/>
-          <w:insideV w:val="single" w:sz="8" w:space="0" w:color="FFFFFF" w:themeColor="background1"/>
+          <w:top w:val="single" w:color="FFFFFF" w:themeColor="background1" w:sz="8" w:space="0"/>
+          <w:left w:val="single" w:color="FFFFFF" w:themeColor="background1" w:sz="8" w:space="0"/>
+          <w:bottom w:val="single" w:color="FFFFFF" w:themeColor="background1" w:sz="8" w:space="0"/>
+          <w:right w:val="single" w:color="FFFFFF" w:themeColor="background1" w:sz="8" w:space="0"/>
+          <w:insideH w:val="single" w:color="FFFFFF" w:themeColor="background1" w:sz="8" w:space="0"/>
+          <w:insideV w:val="single" w:color="FFFFFF" w:themeColor="background1" w:sz="8" w:space="0"/>
         </w:tcBorders>
         <w:shd w:val="clear" w:color="auto" w:fill="CDDDAC" w:themeFill="accent3" w:themeFillTint="7F"/>
       </w:tcPr>
@@ -9684,12 +10261,12 @@
       <w:tblStyleColBandSize w:val="1"/>
       <w:tblInd w:w="0" w:type="dxa"/>
       <w:tblBorders>
-        <w:top w:val="single" w:sz="8" w:space="0" w:color="FFFFFF" w:themeColor="background1"/>
-        <w:left w:val="single" w:sz="8" w:space="0" w:color="FFFFFF" w:themeColor="background1"/>
-        <w:bottom w:val="single" w:sz="8" w:space="0" w:color="FFFFFF" w:themeColor="background1"/>
-        <w:right w:val="single" w:sz="8" w:space="0" w:color="FFFFFF" w:themeColor="background1"/>
-        <w:insideH w:val="single" w:sz="6" w:space="0" w:color="FFFFFF" w:themeColor="background1"/>
-        <w:insideV w:val="single" w:sz="6" w:space="0" w:color="FFFFFF" w:themeColor="background1"/>
+        <w:top w:val="single" w:color="FFFFFF" w:themeColor="background1" w:sz="8" w:space="0"/>
+        <w:left w:val="single" w:color="FFFFFF" w:themeColor="background1" w:sz="8" w:space="0"/>
+        <w:bottom w:val="single" w:color="FFFFFF" w:themeColor="background1" w:sz="8" w:space="0"/>
+        <w:right w:val="single" w:color="FFFFFF" w:themeColor="background1" w:sz="8" w:space="0"/>
+        <w:insideH w:val="single" w:color="FFFFFF" w:themeColor="background1" w:sz="6" w:space="0"/>
+        <w:insideV w:val="single" w:color="FFFFFF" w:themeColor="background1" w:sz="6" w:space="0"/>
       </w:tblBorders>
       <w:tblCellMar>
         <w:top w:w="0" w:type="dxa"/>
@@ -9712,12 +10289,12 @@
       <w:tblPr/>
       <w:tcPr>
         <w:tcBorders>
-          <w:top w:val="single" w:sz="8" w:space="0" w:color="FFFFFF" w:themeColor="background1"/>
-          <w:left w:val="single" w:sz="8" w:space="0" w:color="FFFFFF" w:themeColor="background1"/>
-          <w:bottom w:val="single" w:sz="24" w:space="0" w:color="FFFFFF" w:themeColor="background1"/>
-          <w:right w:val="single" w:sz="8" w:space="0" w:color="FFFFFF" w:themeColor="background1"/>
-          <w:insideH w:val="nil"/>
-          <w:insideV w:val="single" w:sz="8" w:space="0" w:color="FFFFFF" w:themeColor="background1"/>
+          <w:top w:val="single" w:color="FFFFFF" w:themeColor="background1" w:sz="8" w:space="0"/>
+          <w:left w:val="single" w:color="FFFFFF" w:themeColor="background1" w:sz="8" w:space="0"/>
+          <w:bottom w:val="single" w:color="FFFFFF" w:themeColor="background1" w:sz="24" w:space="0"/>
+          <w:right w:val="single" w:color="FFFFFF" w:themeColor="background1" w:sz="8" w:space="0"/>
+          <w:insideH w:val="nil"/>
+          <w:insideV w:val="single" w:color="FFFFFF" w:themeColor="background1" w:sz="8" w:space="0"/>
         </w:tcBorders>
         <w:shd w:val="clear" w:color="auto" w:fill="8064A2" w:themeFill="accent4"/>
       </w:tcPr>
@@ -9733,12 +10310,12 @@
       <w:tblPr/>
       <w:tcPr>
         <w:tcBorders>
-          <w:top w:val="single" w:sz="24" w:space="0" w:color="FFFFFF" w:themeColor="background1"/>
-          <w:left w:val="single" w:sz="8" w:space="0" w:color="FFFFFF" w:themeColor="background1"/>
-          <w:bottom w:val="single" w:sz="8" w:space="0" w:color="FFFFFF" w:themeColor="background1"/>
-          <w:right w:val="single" w:sz="8" w:space="0" w:color="FFFFFF" w:themeColor="background1"/>
-          <w:insideH w:val="nil"/>
-          <w:insideV w:val="single" w:sz="8" w:space="0" w:color="FFFFFF" w:themeColor="background1"/>
+          <w:top w:val="single" w:color="FFFFFF" w:themeColor="background1" w:sz="24" w:space="0"/>
+          <w:left w:val="single" w:color="FFFFFF" w:themeColor="background1" w:sz="8" w:space="0"/>
+          <w:bottom w:val="single" w:color="FFFFFF" w:themeColor="background1" w:sz="8" w:space="0"/>
+          <w:right w:val="single" w:color="FFFFFF" w:themeColor="background1" w:sz="8" w:space="0"/>
+          <w:insideH w:val="nil"/>
+          <w:insideV w:val="single" w:color="FFFFFF" w:themeColor="background1" w:sz="8" w:space="0"/>
         </w:tcBorders>
         <w:shd w:val="clear" w:color="auto" w:fill="8064A2" w:themeFill="accent4"/>
       </w:tcPr>
@@ -9754,8 +10331,8 @@
       <w:tblPr/>
       <w:tcPr>
         <w:tcBorders>
-          <w:left w:val="single" w:sz="8" w:space="0" w:color="FFFFFF" w:themeColor="background1"/>
-          <w:right w:val="single" w:sz="24" w:space="0" w:color="FFFFFF" w:themeColor="background1"/>
+          <w:left w:val="single" w:color="FFFFFF" w:themeColor="background1" w:sz="8" w:space="0"/>
+          <w:right w:val="single" w:color="FFFFFF" w:themeColor="background1" w:sz="24" w:space="0"/>
           <w:insideH w:val="nil"/>
           <w:insideV w:val="nil"/>
         </w:tcBorders>
@@ -9774,7 +10351,7 @@
       <w:tcPr>
         <w:tcBorders>
           <w:top w:val="nil"/>
-          <w:left w:val="single" w:sz="24" w:space="0" w:color="FFFFFF" w:themeColor="background1"/>
+          <w:left w:val="single" w:color="FFFFFF" w:themeColor="background1" w:sz="24" w:space="0"/>
           <w:bottom w:val="nil"/>
           <w:right w:val="nil"/>
           <w:insideH w:val="nil"/>
@@ -9787,10 +10364,10 @@
       <w:tblPr/>
       <w:tcPr>
         <w:tcBorders>
-          <w:top w:val="single" w:sz="8" w:space="0" w:color="FFFFFF" w:themeColor="background1"/>
-          <w:left w:val="single" w:sz="8" w:space="0" w:color="FFFFFF" w:themeColor="background1"/>
-          <w:bottom w:val="single" w:sz="8" w:space="0" w:color="FFFFFF" w:themeColor="background1"/>
-          <w:right w:val="single" w:sz="8" w:space="0" w:color="FFFFFF" w:themeColor="background1"/>
+          <w:top w:val="single" w:color="FFFFFF" w:themeColor="background1" w:sz="8" w:space="0"/>
+          <w:left w:val="single" w:color="FFFFFF" w:themeColor="background1" w:sz="8" w:space="0"/>
+          <w:bottom w:val="single" w:color="FFFFFF" w:themeColor="background1" w:sz="8" w:space="0"/>
+          <w:right w:val="single" w:color="FFFFFF" w:themeColor="background1" w:sz="8" w:space="0"/>
           <w:insideH w:val="nil"/>
           <w:insideV w:val="nil"/>
         </w:tcBorders>
@@ -9801,12 +10378,12 @@
       <w:tblPr/>
       <w:tcPr>
         <w:tcBorders>
-          <w:top w:val="single" w:sz="8" w:space="0" w:color="FFFFFF" w:themeColor="background1"/>
-          <w:left w:val="single" w:sz="8" w:space="0" w:color="FFFFFF" w:themeColor="background1"/>
-          <w:bottom w:val="single" w:sz="8" w:space="0" w:color="FFFFFF" w:themeColor="background1"/>
-          <w:right w:val="single" w:sz="8" w:space="0" w:color="FFFFFF" w:themeColor="background1"/>
-          <w:insideH w:val="single" w:sz="8" w:space="0" w:color="FFFFFF" w:themeColor="background1"/>
-          <w:insideV w:val="single" w:sz="8" w:space="0" w:color="FFFFFF" w:themeColor="background1"/>
+          <w:top w:val="single" w:color="FFFFFF" w:themeColor="background1" w:sz="8" w:space="0"/>
+          <w:left w:val="single" w:color="FFFFFF" w:themeColor="background1" w:sz="8" w:space="0"/>
+          <w:bottom w:val="single" w:color="FFFFFF" w:themeColor="background1" w:sz="8" w:space="0"/>
+          <w:right w:val="single" w:color="FFFFFF" w:themeColor="background1" w:sz="8" w:space="0"/>
+          <w:insideH w:val="single" w:color="FFFFFF" w:themeColor="background1" w:sz="8" w:space="0"/>
+          <w:insideV w:val="single" w:color="FFFFFF" w:themeColor="background1" w:sz="8" w:space="0"/>
         </w:tcBorders>
         <w:shd w:val="clear" w:color="auto" w:fill="BFB1D0" w:themeFill="accent4" w:themeFillTint="7F"/>
       </w:tcPr>
@@ -9825,12 +10402,12 @@
       <w:tblStyleColBandSize w:val="1"/>
       <w:tblInd w:w="0" w:type="dxa"/>
       <w:tblBorders>
-        <w:top w:val="single" w:sz="8" w:space="0" w:color="FFFFFF" w:themeColor="background1"/>
-        <w:left w:val="single" w:sz="8" w:space="0" w:color="FFFFFF" w:themeColor="background1"/>
-        <w:bottom w:val="single" w:sz="8" w:space="0" w:color="FFFFFF" w:themeColor="background1"/>
-        <w:right w:val="single" w:sz="8" w:space="0" w:color="FFFFFF" w:themeColor="background1"/>
-        <w:insideH w:val="single" w:sz="6" w:space="0" w:color="FFFFFF" w:themeColor="background1"/>
-        <w:insideV w:val="single" w:sz="6" w:space="0" w:color="FFFFFF" w:themeColor="background1"/>
+        <w:top w:val="single" w:color="FFFFFF" w:themeColor="background1" w:sz="8" w:space="0"/>
+        <w:left w:val="single" w:color="FFFFFF" w:themeColor="background1" w:sz="8" w:space="0"/>
+        <w:bottom w:val="single" w:color="FFFFFF" w:themeColor="background1" w:sz="8" w:space="0"/>
+        <w:right w:val="single" w:color="FFFFFF" w:themeColor="background1" w:sz="8" w:space="0"/>
+        <w:insideH w:val="single" w:color="FFFFFF" w:themeColor="background1" w:sz="6" w:space="0"/>
+        <w:insideV w:val="single" w:color="FFFFFF" w:themeColor="background1" w:sz="6" w:space="0"/>
       </w:tblBorders>
       <w:tblCellMar>
         <w:top w:w="0" w:type="dxa"/>
@@ -9853,12 +10430,12 @@
       <w:tblPr/>
       <w:tcPr>
         <w:tcBorders>
-          <w:top w:val="single" w:sz="8" w:space="0" w:color="FFFFFF" w:themeColor="background1"/>
-          <w:left w:val="single" w:sz="8" w:space="0" w:color="FFFFFF" w:themeColor="background1"/>
-          <w:bottom w:val="single" w:sz="24" w:space="0" w:color="FFFFFF" w:themeColor="background1"/>
-          <w:right w:val="single" w:sz="8" w:space="0" w:color="FFFFFF" w:themeColor="background1"/>
-          <w:insideH w:val="nil"/>
-          <w:insideV w:val="single" w:sz="8" w:space="0" w:color="FFFFFF" w:themeColor="background1"/>
+          <w:top w:val="single" w:color="FFFFFF" w:themeColor="background1" w:sz="8" w:space="0"/>
+          <w:left w:val="single" w:color="FFFFFF" w:themeColor="background1" w:sz="8" w:space="0"/>
+          <w:bottom w:val="single" w:color="FFFFFF" w:themeColor="background1" w:sz="24" w:space="0"/>
+          <w:right w:val="single" w:color="FFFFFF" w:themeColor="background1" w:sz="8" w:space="0"/>
+          <w:insideH w:val="nil"/>
+          <w:insideV w:val="single" w:color="FFFFFF" w:themeColor="background1" w:sz="8" w:space="0"/>
         </w:tcBorders>
         <w:shd w:val="clear" w:color="auto" w:fill="4BACC6" w:themeFill="accent5"/>
       </w:tcPr>
@@ -9874,12 +10451,12 @@
       <w:tblPr/>
       <w:tcPr>
         <w:tcBorders>
-          <w:top w:val="single" w:sz="24" w:space="0" w:color="FFFFFF" w:themeColor="background1"/>
-          <w:left w:val="single" w:sz="8" w:space="0" w:color="FFFFFF" w:themeColor="background1"/>
-          <w:bottom w:val="single" w:sz="8" w:space="0" w:color="FFFFFF" w:themeColor="background1"/>
-          <w:right w:val="single" w:sz="8" w:space="0" w:color="FFFFFF" w:themeColor="background1"/>
-          <w:insideH w:val="nil"/>
-          <w:insideV w:val="single" w:sz="8" w:space="0" w:color="FFFFFF" w:themeColor="background1"/>
+          <w:top w:val="single" w:color="FFFFFF" w:themeColor="background1" w:sz="24" w:space="0"/>
+          <w:left w:val="single" w:color="FFFFFF" w:themeColor="background1" w:sz="8" w:space="0"/>
+          <w:bottom w:val="single" w:color="FFFFFF" w:themeColor="background1" w:sz="8" w:space="0"/>
+          <w:right w:val="single" w:color="FFFFFF" w:themeColor="background1" w:sz="8" w:space="0"/>
+          <w:insideH w:val="nil"/>
+          <w:insideV w:val="single" w:color="FFFFFF" w:themeColor="background1" w:sz="8" w:space="0"/>
         </w:tcBorders>
         <w:shd w:val="clear" w:color="auto" w:fill="4BACC6" w:themeFill="accent5"/>
       </w:tcPr>
@@ -9895,8 +10472,8 @@
       <w:tblPr/>
       <w:tcPr>
         <w:tcBorders>
-          <w:left w:val="single" w:sz="8" w:space="0" w:color="FFFFFF" w:themeColor="background1"/>
-          <w:right w:val="single" w:sz="24" w:space="0" w:color="FFFFFF" w:themeColor="background1"/>
+          <w:left w:val="single" w:color="FFFFFF" w:themeColor="background1" w:sz="8" w:space="0"/>
+          <w:right w:val="single" w:color="FFFFFF" w:themeColor="background1" w:sz="24" w:space="0"/>
           <w:insideH w:val="nil"/>
           <w:insideV w:val="nil"/>
         </w:tcBorders>
@@ -9915,7 +10492,7 @@
       <w:tcPr>
         <w:tcBorders>
           <w:top w:val="nil"/>
-          <w:left w:val="single" w:sz="24" w:space="0" w:color="FFFFFF" w:themeColor="background1"/>
+          <w:left w:val="single" w:color="FFFFFF" w:themeColor="background1" w:sz="24" w:space="0"/>
           <w:bottom w:val="nil"/>
           <w:right w:val="nil"/>
           <w:insideH w:val="nil"/>
@@ -9928,10 +10505,10 @@
       <w:tblPr/>
       <w:tcPr>
         <w:tcBorders>
-          <w:top w:val="single" w:sz="8" w:space="0" w:color="FFFFFF" w:themeColor="background1"/>
-          <w:left w:val="single" w:sz="8" w:space="0" w:color="FFFFFF" w:themeColor="background1"/>
-          <w:bottom w:val="single" w:sz="8" w:space="0" w:color="FFFFFF" w:themeColor="background1"/>
-          <w:right w:val="single" w:sz="8" w:space="0" w:color="FFFFFF" w:themeColor="background1"/>
+          <w:top w:val="single" w:color="FFFFFF" w:themeColor="background1" w:sz="8" w:space="0"/>
+          <w:left w:val="single" w:color="FFFFFF" w:themeColor="background1" w:sz="8" w:space="0"/>
+          <w:bottom w:val="single" w:color="FFFFFF" w:themeColor="background1" w:sz="8" w:space="0"/>
+          <w:right w:val="single" w:color="FFFFFF" w:themeColor="background1" w:sz="8" w:space="0"/>
           <w:insideH w:val="nil"/>
           <w:insideV w:val="nil"/>
         </w:tcBorders>
@@ -9942,12 +10519,12 @@
       <w:tblPr/>
       <w:tcPr>
         <w:tcBorders>
-          <w:top w:val="single" w:sz="8" w:space="0" w:color="FFFFFF" w:themeColor="background1"/>
-          <w:left w:val="single" w:sz="8" w:space="0" w:color="FFFFFF" w:themeColor="background1"/>
-          <w:bottom w:val="single" w:sz="8" w:space="0" w:color="FFFFFF" w:themeColor="background1"/>
-          <w:right w:val="single" w:sz="8" w:space="0" w:color="FFFFFF" w:themeColor="background1"/>
-          <w:insideH w:val="single" w:sz="8" w:space="0" w:color="FFFFFF" w:themeColor="background1"/>
-          <w:insideV w:val="single" w:sz="8" w:space="0" w:color="FFFFFF" w:themeColor="background1"/>
+          <w:top w:val="single" w:color="FFFFFF" w:themeColor="background1" w:sz="8" w:space="0"/>
+          <w:left w:val="single" w:color="FFFFFF" w:themeColor="background1" w:sz="8" w:space="0"/>
+          <w:bottom w:val="single" w:color="FFFFFF" w:themeColor="background1" w:sz="8" w:space="0"/>
+          <w:right w:val="single" w:color="FFFFFF" w:themeColor="background1" w:sz="8" w:space="0"/>
+          <w:insideH w:val="single" w:color="FFFFFF" w:themeColor="background1" w:sz="8" w:space="0"/>
+          <w:insideV w:val="single" w:color="FFFFFF" w:themeColor="background1" w:sz="8" w:space="0"/>
         </w:tcBorders>
         <w:shd w:val="clear" w:color="auto" w:fill="A5D5E2" w:themeFill="accent5" w:themeFillTint="7F"/>
       </w:tcPr>
@@ -9966,12 +10543,12 @@
       <w:tblStyleColBandSize w:val="1"/>
       <w:tblInd w:w="0" w:type="dxa"/>
       <w:tblBorders>
-        <w:top w:val="single" w:sz="8" w:space="0" w:color="FFFFFF" w:themeColor="background1"/>
-        <w:left w:val="single" w:sz="8" w:space="0" w:color="FFFFFF" w:themeColor="background1"/>
-        <w:bottom w:val="single" w:sz="8" w:space="0" w:color="FFFFFF" w:themeColor="background1"/>
-        <w:right w:val="single" w:sz="8" w:space="0" w:color="FFFFFF" w:themeColor="background1"/>
-        <w:insideH w:val="single" w:sz="6" w:space="0" w:color="FFFFFF" w:themeColor="background1"/>
-        <w:insideV w:val="single" w:sz="6" w:space="0" w:color="FFFFFF" w:themeColor="background1"/>
+        <w:top w:val="single" w:color="FFFFFF" w:themeColor="background1" w:sz="8" w:space="0"/>
+        <w:left w:val="single" w:color="FFFFFF" w:themeColor="background1" w:sz="8" w:space="0"/>
+        <w:bottom w:val="single" w:color="FFFFFF" w:themeColor="background1" w:sz="8" w:space="0"/>
+        <w:right w:val="single" w:color="FFFFFF" w:themeColor="background1" w:sz="8" w:space="0"/>
+        <w:insideH w:val="single" w:color="FFFFFF" w:themeColor="background1" w:sz="6" w:space="0"/>
+        <w:insideV w:val="single" w:color="FFFFFF" w:themeColor="background1" w:sz="6" w:space="0"/>
       </w:tblBorders>
       <w:tblCellMar>
         <w:top w:w="0" w:type="dxa"/>
@@ -9994,12 +10571,12 @@
       <w:tblPr/>
       <w:tcPr>
         <w:tcBorders>
-          <w:top w:val="single" w:sz="8" w:space="0" w:color="FFFFFF" w:themeColor="background1"/>
-          <w:left w:val="single" w:sz="8" w:space="0" w:color="FFFFFF" w:themeColor="background1"/>
-          <w:bottom w:val="single" w:sz="24" w:space="0" w:color="FFFFFF" w:themeColor="background1"/>
-          <w:right w:val="single" w:sz="8" w:space="0" w:color="FFFFFF" w:themeColor="background1"/>
-          <w:insideH w:val="nil"/>
-          <w:insideV w:val="single" w:sz="8" w:space="0" w:color="FFFFFF" w:themeColor="background1"/>
+          <w:top w:val="single" w:color="FFFFFF" w:themeColor="background1" w:sz="8" w:space="0"/>
+          <w:left w:val="single" w:color="FFFFFF" w:themeColor="background1" w:sz="8" w:space="0"/>
+          <w:bottom w:val="single" w:color="FFFFFF" w:themeColor="background1" w:sz="24" w:space="0"/>
+          <w:right w:val="single" w:color="FFFFFF" w:themeColor="background1" w:sz="8" w:space="0"/>
+          <w:insideH w:val="nil"/>
+          <w:insideV w:val="single" w:color="FFFFFF" w:themeColor="background1" w:sz="8" w:space="0"/>
         </w:tcBorders>
         <w:shd w:val="clear" w:color="auto" w:fill="F79646" w:themeFill="accent6"/>
       </w:tcPr>
@@ -10015,12 +10592,12 @@
       <w:tblPr/>
       <w:tcPr>
         <w:tcBorders>
-          <w:top w:val="single" w:sz="24" w:space="0" w:color="FFFFFF" w:themeColor="background1"/>
-          <w:left w:val="single" w:sz="8" w:space="0" w:color="FFFFFF" w:themeColor="background1"/>
-          <w:bottom w:val="single" w:sz="8" w:space="0" w:color="FFFFFF" w:themeColor="background1"/>
-          <w:right w:val="single" w:sz="8" w:space="0" w:color="FFFFFF" w:themeColor="background1"/>
-          <w:insideH w:val="nil"/>
-          <w:insideV w:val="single" w:sz="8" w:space="0" w:color="FFFFFF" w:themeColor="background1"/>
+          <w:top w:val="single" w:color="FFFFFF" w:themeColor="background1" w:sz="24" w:space="0"/>
+          <w:left w:val="single" w:color="FFFFFF" w:themeColor="background1" w:sz="8" w:space="0"/>
+          <w:bottom w:val="single" w:color="FFFFFF" w:themeColor="background1" w:sz="8" w:space="0"/>
+          <w:right w:val="single" w:color="FFFFFF" w:themeColor="background1" w:sz="8" w:space="0"/>
+          <w:insideH w:val="nil"/>
+          <w:insideV w:val="single" w:color="FFFFFF" w:themeColor="background1" w:sz="8" w:space="0"/>
         </w:tcBorders>
         <w:shd w:val="clear" w:color="auto" w:fill="F79646" w:themeFill="accent6"/>
       </w:tcPr>
@@ -10036,8 +10613,8 @@
       <w:tblPr/>
       <w:tcPr>
         <w:tcBorders>
-          <w:left w:val="single" w:sz="8" w:space="0" w:color="FFFFFF" w:themeColor="background1"/>
-          <w:right w:val="single" w:sz="24" w:space="0" w:color="FFFFFF" w:themeColor="background1"/>
+          <w:left w:val="single" w:color="FFFFFF" w:themeColor="background1" w:sz="8" w:space="0"/>
+          <w:right w:val="single" w:color="FFFFFF" w:themeColor="background1" w:sz="24" w:space="0"/>
           <w:insideH w:val="nil"/>
           <w:insideV w:val="nil"/>
         </w:tcBorders>
@@ -10056,7 +10633,7 @@
       <w:tcPr>
         <w:tcBorders>
           <w:top w:val="nil"/>
-          <w:left w:val="single" w:sz="24" w:space="0" w:color="FFFFFF" w:themeColor="background1"/>
+          <w:left w:val="single" w:color="FFFFFF" w:themeColor="background1" w:sz="24" w:space="0"/>
           <w:bottom w:val="nil"/>
           <w:right w:val="nil"/>
           <w:insideH w:val="nil"/>
@@ -10069,10 +10646,10 @@
       <w:tblPr/>
       <w:tcPr>
         <w:tcBorders>
-          <w:top w:val="single" w:sz="8" w:space="0" w:color="FFFFFF" w:themeColor="background1"/>
-          <w:left w:val="single" w:sz="8" w:space="0" w:color="FFFFFF" w:themeColor="background1"/>
-          <w:bottom w:val="single" w:sz="8" w:space="0" w:color="FFFFFF" w:themeColor="background1"/>
-          <w:right w:val="single" w:sz="8" w:space="0" w:color="FFFFFF" w:themeColor="background1"/>
+          <w:top w:val="single" w:color="FFFFFF" w:themeColor="background1" w:sz="8" w:space="0"/>
+          <w:left w:val="single" w:color="FFFFFF" w:themeColor="background1" w:sz="8" w:space="0"/>
+          <w:bottom w:val="single" w:color="FFFFFF" w:themeColor="background1" w:sz="8" w:space="0"/>
+          <w:right w:val="single" w:color="FFFFFF" w:themeColor="background1" w:sz="8" w:space="0"/>
           <w:insideH w:val="nil"/>
           <w:insideV w:val="nil"/>
         </w:tcBorders>
@@ -10083,12 +10660,12 @@
       <w:tblPr/>
       <w:tcPr>
         <w:tcBorders>
-          <w:top w:val="single" w:sz="8" w:space="0" w:color="FFFFFF" w:themeColor="background1"/>
-          <w:left w:val="single" w:sz="8" w:space="0" w:color="FFFFFF" w:themeColor="background1"/>
-          <w:bottom w:val="single" w:sz="8" w:space="0" w:color="FFFFFF" w:themeColor="background1"/>
-          <w:right w:val="single" w:sz="8" w:space="0" w:color="FFFFFF" w:themeColor="background1"/>
-          <w:insideH w:val="single" w:sz="8" w:space="0" w:color="FFFFFF" w:themeColor="background1"/>
-          <w:insideV w:val="single" w:sz="8" w:space="0" w:color="FFFFFF" w:themeColor="background1"/>
+          <w:top w:val="single" w:color="FFFFFF" w:themeColor="background1" w:sz="8" w:space="0"/>
+          <w:left w:val="single" w:color="FFFFFF" w:themeColor="background1" w:sz="8" w:space="0"/>
+          <w:bottom w:val="single" w:color="FFFFFF" w:themeColor="background1" w:sz="8" w:space="0"/>
+          <w:right w:val="single" w:color="FFFFFF" w:themeColor="background1" w:sz="8" w:space="0"/>
+          <w:insideH w:val="single" w:color="FFFFFF" w:themeColor="background1" w:sz="8" w:space="0"/>
+          <w:insideV w:val="single" w:color="FFFFFF" w:themeColor="background1" w:sz="8" w:space="0"/>
         </w:tcBorders>
         <w:shd w:val="clear" w:color="auto" w:fill="FBCAA2" w:themeFill="accent6" w:themeFillTint="7F"/>
       </w:tcPr>
@@ -10129,7 +10706,7 @@
         <w:tcBorders>
           <w:top w:val="nil"/>
           <w:left w:val="nil"/>
-          <w:bottom w:val="single" w:sz="18" w:space="0" w:color="FFFFFF" w:themeColor="background1"/>
+          <w:bottom w:val="single" w:color="FFFFFF" w:themeColor="background1" w:sz="18" w:space="0"/>
           <w:right w:val="nil"/>
           <w:insideH w:val="nil"/>
           <w:insideV w:val="nil"/>
@@ -10141,7 +10718,7 @@
       <w:tblPr/>
       <w:tcPr>
         <w:tcBorders>
-          <w:top w:val="single" w:sz="18" w:space="0" w:color="FFFFFF" w:themeColor="background1"/>
+          <w:top w:val="single" w:color="FFFFFF" w:themeColor="background1" w:sz="18" w:space="0"/>
           <w:left w:val="nil"/>
           <w:bottom w:val="nil"/>
           <w:right w:val="nil"/>
@@ -10158,7 +10735,7 @@
           <w:top w:val="nil"/>
           <w:left w:val="nil"/>
           <w:bottom w:val="nil"/>
-          <w:right w:val="single" w:sz="18" w:space="0" w:color="FFFFFF" w:themeColor="background1"/>
+          <w:right w:val="single" w:color="FFFFFF" w:themeColor="background1" w:sz="18" w:space="0"/>
           <w:insideH w:val="nil"/>
           <w:insideV w:val="nil"/>
         </w:tcBorders>
@@ -10170,7 +10747,7 @@
       <w:tcPr>
         <w:tcBorders>
           <w:top w:val="nil"/>
-          <w:left w:val="single" w:sz="18" w:space="0" w:color="FFFFFF" w:themeColor="background1"/>
+          <w:left w:val="single" w:color="FFFFFF" w:themeColor="background1" w:sz="18" w:space="0"/>
           <w:bottom w:val="nil"/>
           <w:right w:val="nil"/>
           <w:insideH w:val="nil"/>
@@ -10243,7 +10820,7 @@
         <w:tcBorders>
           <w:top w:val="nil"/>
           <w:left w:val="nil"/>
-          <w:bottom w:val="single" w:sz="18" w:space="0" w:color="FFFFFF" w:themeColor="background1"/>
+          <w:bottom w:val="single" w:color="FFFFFF" w:themeColor="background1" w:sz="18" w:space="0"/>
           <w:right w:val="nil"/>
           <w:insideH w:val="nil"/>
           <w:insideV w:val="nil"/>
@@ -10255,7 +10832,7 @@
       <w:tblPr/>
       <w:tcPr>
         <w:tcBorders>
-          <w:top w:val="single" w:sz="18" w:space="0" w:color="FFFFFF" w:themeColor="background1"/>
+          <w:top w:val="single" w:color="FFFFFF" w:themeColor="background1" w:sz="18" w:space="0"/>
           <w:left w:val="nil"/>
           <w:bottom w:val="nil"/>
           <w:right w:val="nil"/>
@@ -10272,7 +10849,7 @@
           <w:top w:val="nil"/>
           <w:left w:val="nil"/>
           <w:bottom w:val="nil"/>
-          <w:right w:val="single" w:sz="18" w:space="0" w:color="FFFFFF" w:themeColor="background1"/>
+          <w:right w:val="single" w:color="FFFFFF" w:themeColor="background1" w:sz="18" w:space="0"/>
           <w:insideH w:val="nil"/>
           <w:insideV w:val="nil"/>
         </w:tcBorders>
@@ -10284,7 +10861,7 @@
       <w:tcPr>
         <w:tcBorders>
           <w:top w:val="nil"/>
-          <w:left w:val="single" w:sz="18" w:space="0" w:color="FFFFFF" w:themeColor="background1"/>
+          <w:left w:val="single" w:color="FFFFFF" w:themeColor="background1" w:sz="18" w:space="0"/>
           <w:bottom w:val="nil"/>
           <w:right w:val="nil"/>
           <w:insideH w:val="nil"/>
@@ -10357,7 +10934,7 @@
         <w:tcBorders>
           <w:top w:val="nil"/>
           <w:left w:val="nil"/>
-          <w:bottom w:val="single" w:sz="18" w:space="0" w:color="FFFFFF" w:themeColor="background1"/>
+          <w:bottom w:val="single" w:color="FFFFFF" w:themeColor="background1" w:sz="18" w:space="0"/>
           <w:right w:val="nil"/>
           <w:insideH w:val="nil"/>
           <w:insideV w:val="nil"/>
@@ -10369,7 +10946,7 @@
       <w:tblPr/>
       <w:tcPr>
         <w:tcBorders>
-          <w:top w:val="single" w:sz="18" w:space="0" w:color="FFFFFF" w:themeColor="background1"/>
+          <w:top w:val="single" w:color="FFFFFF" w:themeColor="background1" w:sz="18" w:space="0"/>
           <w:left w:val="nil"/>
           <w:bottom w:val="nil"/>
           <w:right w:val="nil"/>
@@ -10386,7 +10963,7 @@
           <w:top w:val="nil"/>
           <w:left w:val="nil"/>
           <w:bottom w:val="nil"/>
-          <w:right w:val="single" w:sz="18" w:space="0" w:color="FFFFFF" w:themeColor="background1"/>
+          <w:right w:val="single" w:color="FFFFFF" w:themeColor="background1" w:sz="18" w:space="0"/>
           <w:insideH w:val="nil"/>
           <w:insideV w:val="nil"/>
         </w:tcBorders>
@@ -10398,7 +10975,7 @@
       <w:tcPr>
         <w:tcBorders>
           <w:top w:val="nil"/>
-          <w:left w:val="single" w:sz="18" w:space="0" w:color="FFFFFF" w:themeColor="background1"/>
+          <w:left w:val="single" w:color="FFFFFF" w:themeColor="background1" w:sz="18" w:space="0"/>
           <w:bottom w:val="nil"/>
           <w:right w:val="nil"/>
           <w:insideH w:val="nil"/>
@@ -10471,7 +11048,7 @@
         <w:tcBorders>
           <w:top w:val="nil"/>
           <w:left w:val="nil"/>
-          <w:bottom w:val="single" w:sz="18" w:space="0" w:color="FFFFFF" w:themeColor="background1"/>
+          <w:bottom w:val="single" w:color="FFFFFF" w:themeColor="background1" w:sz="18" w:space="0"/>
           <w:right w:val="nil"/>
           <w:insideH w:val="nil"/>
           <w:insideV w:val="nil"/>
@@ -10483,7 +11060,7 @@
       <w:tblPr/>
       <w:tcPr>
         <w:tcBorders>
-          <w:top w:val="single" w:sz="18" w:space="0" w:color="FFFFFF" w:themeColor="background1"/>
+          <w:top w:val="single" w:color="FFFFFF" w:themeColor="background1" w:sz="18" w:space="0"/>
           <w:left w:val="nil"/>
           <w:bottom w:val="nil"/>
           <w:right w:val="nil"/>
@@ -10500,7 +11077,7 @@
           <w:top w:val="nil"/>
           <w:left w:val="nil"/>
           <w:bottom w:val="nil"/>
-          <w:right w:val="single" w:sz="18" w:space="0" w:color="FFFFFF" w:themeColor="background1"/>
+          <w:right w:val="single" w:color="FFFFFF" w:themeColor="background1" w:sz="18" w:space="0"/>
           <w:insideH w:val="nil"/>
           <w:insideV w:val="nil"/>
         </w:tcBorders>
@@ -10512,7 +11089,7 @@
       <w:tcPr>
         <w:tcBorders>
           <w:top w:val="nil"/>
-          <w:left w:val="single" w:sz="18" w:space="0" w:color="FFFFFF" w:themeColor="background1"/>
+          <w:left w:val="single" w:color="FFFFFF" w:themeColor="background1" w:sz="18" w:space="0"/>
           <w:bottom w:val="nil"/>
           <w:right w:val="nil"/>
           <w:insideH w:val="nil"/>
@@ -10585,7 +11162,7 @@
         <w:tcBorders>
           <w:top w:val="nil"/>
           <w:left w:val="nil"/>
-          <w:bottom w:val="single" w:sz="18" w:space="0" w:color="FFFFFF" w:themeColor="background1"/>
+          <w:bottom w:val="single" w:color="FFFFFF" w:themeColor="background1" w:sz="18" w:space="0"/>
           <w:right w:val="nil"/>
           <w:insideH w:val="nil"/>
           <w:insideV w:val="nil"/>
@@ -10597,7 +11174,7 @@
       <w:tblPr/>
       <w:tcPr>
         <w:tcBorders>
-          <w:top w:val="single" w:sz="18" w:space="0" w:color="FFFFFF" w:themeColor="background1"/>
+          <w:top w:val="single" w:color="FFFFFF" w:themeColor="background1" w:sz="18" w:space="0"/>
           <w:left w:val="nil"/>
           <w:bottom w:val="nil"/>
           <w:right w:val="nil"/>
@@ -10614,7 +11191,7 @@
           <w:top w:val="nil"/>
           <w:left w:val="nil"/>
           <w:bottom w:val="nil"/>
-          <w:right w:val="single" w:sz="18" w:space="0" w:color="FFFFFF" w:themeColor="background1"/>
+          <w:right w:val="single" w:color="FFFFFF" w:themeColor="background1" w:sz="18" w:space="0"/>
           <w:insideH w:val="nil"/>
           <w:insideV w:val="nil"/>
         </w:tcBorders>
@@ -10626,7 +11203,7 @@
       <w:tcPr>
         <w:tcBorders>
           <w:top w:val="nil"/>
-          <w:left w:val="single" w:sz="18" w:space="0" w:color="FFFFFF" w:themeColor="background1"/>
+          <w:left w:val="single" w:color="FFFFFF" w:themeColor="background1" w:sz="18" w:space="0"/>
           <w:bottom w:val="nil"/>
           <w:right w:val="nil"/>
           <w:insideH w:val="nil"/>
@@ -10699,7 +11276,7 @@
         <w:tcBorders>
           <w:top w:val="nil"/>
           <w:left w:val="nil"/>
-          <w:bottom w:val="single" w:sz="18" w:space="0" w:color="FFFFFF" w:themeColor="background1"/>
+          <w:bottom w:val="single" w:color="FFFFFF" w:themeColor="background1" w:sz="18" w:space="0"/>
           <w:right w:val="nil"/>
           <w:insideH w:val="nil"/>
           <w:insideV w:val="nil"/>
@@ -10711,7 +11288,7 @@
       <w:tblPr/>
       <w:tcPr>
         <w:tcBorders>
-          <w:top w:val="single" w:sz="18" w:space="0" w:color="FFFFFF" w:themeColor="background1"/>
+          <w:top w:val="single" w:color="FFFFFF" w:themeColor="background1" w:sz="18" w:space="0"/>
           <w:left w:val="nil"/>
           <w:bottom w:val="nil"/>
           <w:right w:val="nil"/>
@@ -10728,7 +11305,7 @@
           <w:top w:val="nil"/>
           <w:left w:val="nil"/>
           <w:bottom w:val="nil"/>
-          <w:right w:val="single" w:sz="18" w:space="0" w:color="FFFFFF" w:themeColor="background1"/>
+          <w:right w:val="single" w:color="FFFFFF" w:themeColor="background1" w:sz="18" w:space="0"/>
           <w:insideH w:val="nil"/>
           <w:insideV w:val="nil"/>
         </w:tcBorders>
@@ -10740,7 +11317,7 @@
       <w:tcPr>
         <w:tcBorders>
           <w:top w:val="nil"/>
-          <w:left w:val="single" w:sz="18" w:space="0" w:color="FFFFFF" w:themeColor="background1"/>
+          <w:left w:val="single" w:color="FFFFFF" w:themeColor="background1" w:sz="18" w:space="0"/>
           <w:bottom w:val="nil"/>
           <w:right w:val="nil"/>
           <w:insideH w:val="nil"/>
@@ -10813,7 +11390,7 @@
         <w:tcBorders>
           <w:top w:val="nil"/>
           <w:left w:val="nil"/>
-          <w:bottom w:val="single" w:sz="18" w:space="0" w:color="FFFFFF" w:themeColor="background1"/>
+          <w:bottom w:val="single" w:color="FFFFFF" w:themeColor="background1" w:sz="18" w:space="0"/>
           <w:right w:val="nil"/>
           <w:insideH w:val="nil"/>
           <w:insideV w:val="nil"/>
@@ -10825,7 +11402,7 @@
       <w:tblPr/>
       <w:tcPr>
         <w:tcBorders>
-          <w:top w:val="single" w:sz="18" w:space="0" w:color="FFFFFF" w:themeColor="background1"/>
+          <w:top w:val="single" w:color="FFFFFF" w:themeColor="background1" w:sz="18" w:space="0"/>
           <w:left w:val="nil"/>
           <w:bottom w:val="nil"/>
           <w:right w:val="nil"/>
@@ -10842,7 +11419,7 @@
           <w:top w:val="nil"/>
           <w:left w:val="nil"/>
           <w:bottom w:val="nil"/>
-          <w:right w:val="single" w:sz="18" w:space="0" w:color="FFFFFF" w:themeColor="background1"/>
+          <w:right w:val="single" w:color="FFFFFF" w:themeColor="background1" w:sz="18" w:space="0"/>
           <w:insideH w:val="nil"/>
           <w:insideV w:val="nil"/>
         </w:tcBorders>
@@ -10854,7 +11431,7 @@
       <w:tcPr>
         <w:tcBorders>
           <w:top w:val="nil"/>
-          <w:left w:val="single" w:sz="18" w:space="0" w:color="FFFFFF" w:themeColor="background1"/>
+          <w:left w:val="single" w:color="FFFFFF" w:themeColor="background1" w:sz="18" w:space="0"/>
           <w:bottom w:val="nil"/>
           <w:right w:val="nil"/>
           <w:insideH w:val="nil"/>
@@ -10908,12 +11485,12 @@
       <w:tblStyleColBandSize w:val="1"/>
       <w:tblInd w:w="0" w:type="dxa"/>
       <w:tblBorders>
-        <w:top w:val="single" w:sz="24" w:space="0" w:color="C0504D" w:themeColor="accent2"/>
-        <w:left w:val="single" w:sz="4" w:space="0" w:color="000000" w:themeColor="text1"/>
-        <w:bottom w:val="single" w:sz="4" w:space="0" w:color="000000" w:themeColor="text1"/>
-        <w:right w:val="single" w:sz="4" w:space="0" w:color="000000" w:themeColor="text1"/>
-        <w:insideH w:val="single" w:sz="4" w:space="0" w:color="FFFFFF" w:themeColor="background1"/>
-        <w:insideV w:val="single" w:sz="4" w:space="0" w:color="FFFFFF" w:themeColor="background1"/>
+        <w:top w:val="single" w:color="C0504D" w:themeColor="accent2" w:sz="24" w:space="0"/>
+        <w:left w:val="single" w:color="000000" w:themeColor="text1" w:sz="4" w:space="0"/>
+        <w:bottom w:val="single" w:color="000000" w:themeColor="text1" w:sz="4" w:space="0"/>
+        <w:right w:val="single" w:color="000000" w:themeColor="text1" w:sz="4" w:space="0"/>
+        <w:insideH w:val="single" w:color="FFFFFF" w:themeColor="background1" w:sz="4" w:space="0"/>
+        <w:insideV w:val="single" w:color="FFFFFF" w:themeColor="background1" w:sz="4" w:space="0"/>
       </w:tblBorders>
       <w:tblCellMar>
         <w:top w:w="0" w:type="dxa"/>
@@ -10935,7 +11512,7 @@
         <w:tcBorders>
           <w:top w:val="nil"/>
           <w:left w:val="nil"/>
-          <w:bottom w:val="single" w:sz="24" w:space="0" w:color="C0504D" w:themeColor="accent2"/>
+          <w:bottom w:val="single" w:color="C0504D" w:themeColor="accent2" w:sz="24" w:space="0"/>
           <w:right w:val="nil"/>
           <w:insideH w:val="nil"/>
           <w:insideV w:val="nil"/>
@@ -10952,7 +11529,7 @@
       <w:tblPr/>
       <w:tcPr>
         <w:tcBorders>
-          <w:top w:val="single" w:sz="6" w:space="0" w:color="FFFFFF" w:themeColor="background1"/>
+          <w:top w:val="single" w:color="FFFFFF" w:themeColor="background1" w:sz="6" w:space="0"/>
         </w:tcBorders>
         <w:shd w:val="clear" w:color="auto" w:fill="000000" w:themeFill="text1" w:themeFillShade="99"/>
       </w:tcPr>
@@ -10968,7 +11545,7 @@
           <w:left w:val="nil"/>
           <w:bottom w:val="nil"/>
           <w:right w:val="nil"/>
-          <w:insideH w:val="single" w:sz="4" w:space="0" w:color="000000" w:themeColor="text1" w:themeShade="99"/>
+          <w:insideH w:val="single" w:color="000000" w:themeColor="text1" w:themeShade="99" w:sz="4" w:space="0"/>
           <w:insideV w:val="nil"/>
         </w:tcBorders>
         <w:shd w:val="clear" w:color="auto" w:fill="000000" w:themeFill="text1" w:themeFillShade="99"/>
@@ -11030,12 +11607,12 @@
       <w:tblStyleColBandSize w:val="1"/>
       <w:tblInd w:w="0" w:type="dxa"/>
       <w:tblBorders>
-        <w:top w:val="single" w:sz="24" w:space="0" w:color="C0504D" w:themeColor="accent2"/>
-        <w:left w:val="single" w:sz="4" w:space="0" w:color="4F81BD" w:themeColor="accent1"/>
-        <w:bottom w:val="single" w:sz="4" w:space="0" w:color="4F81BD" w:themeColor="accent1"/>
-        <w:right w:val="single" w:sz="4" w:space="0" w:color="4F81BD" w:themeColor="accent1"/>
-        <w:insideH w:val="single" w:sz="4" w:space="0" w:color="FFFFFF" w:themeColor="background1"/>
-        <w:insideV w:val="single" w:sz="4" w:space="0" w:color="FFFFFF" w:themeColor="background1"/>
+        <w:top w:val="single" w:color="C0504D" w:themeColor="accent2" w:sz="24" w:space="0"/>
+        <w:left w:val="single" w:color="4F81BD" w:themeColor="accent1" w:sz="4" w:space="0"/>
+        <w:bottom w:val="single" w:color="4F81BD" w:themeColor="accent1" w:sz="4" w:space="0"/>
+        <w:right w:val="single" w:color="4F81BD" w:themeColor="accent1" w:sz="4" w:space="0"/>
+        <w:insideH w:val="single" w:color="FFFFFF" w:themeColor="background1" w:sz="4" w:space="0"/>
+        <w:insideV w:val="single" w:color="FFFFFF" w:themeColor="background1" w:sz="4" w:space="0"/>
       </w:tblBorders>
       <w:tblCellMar>
         <w:top w:w="0" w:type="dxa"/>
@@ -11057,7 +11634,7 @@
         <w:tcBorders>
           <w:top w:val="nil"/>
           <w:left w:val="nil"/>
-          <w:bottom w:val="single" w:sz="24" w:space="0" w:color="C0504D" w:themeColor="accent2"/>
+          <w:bottom w:val="single" w:color="C0504D" w:themeColor="accent2" w:sz="24" w:space="0"/>
           <w:right w:val="nil"/>
           <w:insideH w:val="nil"/>
           <w:insideV w:val="nil"/>
@@ -11074,7 +11651,7 @@
       <w:tblPr/>
       <w:tcPr>
         <w:tcBorders>
-          <w:top w:val="single" w:sz="6" w:space="0" w:color="FFFFFF" w:themeColor="background1"/>
+          <w:top w:val="single" w:color="FFFFFF" w:themeColor="background1" w:sz="6" w:space="0"/>
         </w:tcBorders>
         <w:shd w:val="clear" w:color="auto" w:fill="2C4C74" w:themeFill="accent1" w:themeFillShade="99"/>
       </w:tcPr>
@@ -11090,7 +11667,7 @@
           <w:left w:val="nil"/>
           <w:bottom w:val="nil"/>
           <w:right w:val="nil"/>
-          <w:insideH w:val="single" w:sz="4" w:space="0" w:color="2C4C74" w:themeColor="accent1" w:themeShade="99"/>
+          <w:insideH w:val="single" w:color="2C4C74" w:themeColor="accent1" w:themeShade="99" w:sz="4" w:space="0"/>
           <w:insideV w:val="nil"/>
         </w:tcBorders>
         <w:shd w:val="clear" w:color="auto" w:fill="2C4C74" w:themeFill="accent1" w:themeFillShade="99"/>
@@ -11152,12 +11729,12 @@
       <w:tblStyleColBandSize w:val="1"/>
       <w:tblInd w:w="0" w:type="dxa"/>
       <w:tblBorders>
-        <w:top w:val="single" w:sz="24" w:space="0" w:color="C0504D" w:themeColor="accent2"/>
-        <w:left w:val="single" w:sz="4" w:space="0" w:color="C0504D" w:themeColor="accent2"/>
-        <w:bottom w:val="single" w:sz="4" w:space="0" w:color="C0504D" w:themeColor="accent2"/>
-        <w:right w:val="single" w:sz="4" w:space="0" w:color="C0504D" w:themeColor="accent2"/>
-        <w:insideH w:val="single" w:sz="4" w:space="0" w:color="FFFFFF" w:themeColor="background1"/>
-        <w:insideV w:val="single" w:sz="4" w:space="0" w:color="FFFFFF" w:themeColor="background1"/>
+        <w:top w:val="single" w:color="C0504D" w:themeColor="accent2" w:sz="24" w:space="0"/>
+        <w:left w:val="single" w:color="C0504D" w:themeColor="accent2" w:sz="4" w:space="0"/>
+        <w:bottom w:val="single" w:color="C0504D" w:themeColor="accent2" w:sz="4" w:space="0"/>
+        <w:right w:val="single" w:color="C0504D" w:themeColor="accent2" w:sz="4" w:space="0"/>
+        <w:insideH w:val="single" w:color="FFFFFF" w:themeColor="background1" w:sz="4" w:space="0"/>
+        <w:insideV w:val="single" w:color="FFFFFF" w:themeColor="background1" w:sz="4" w:space="0"/>
       </w:tblBorders>
       <w:tblCellMar>
         <w:top w:w="0" w:type="dxa"/>
@@ -11179,7 +11756,7 @@
         <w:tcBorders>
           <w:top w:val="nil"/>
           <w:left w:val="nil"/>
-          <w:bottom w:val="single" w:sz="24" w:space="0" w:color="C0504D" w:themeColor="accent2"/>
+          <w:bottom w:val="single" w:color="C0504D" w:themeColor="accent2" w:sz="24" w:space="0"/>
           <w:right w:val="nil"/>
           <w:insideH w:val="nil"/>
           <w:insideV w:val="nil"/>
@@ -11196,7 +11773,7 @@
       <w:tblPr/>
       <w:tcPr>
         <w:tcBorders>
-          <w:top w:val="single" w:sz="6" w:space="0" w:color="FFFFFF" w:themeColor="background1"/>
+          <w:top w:val="single" w:color="FFFFFF" w:themeColor="background1" w:sz="6" w:space="0"/>
         </w:tcBorders>
         <w:shd w:val="clear" w:color="auto" w:fill="772C2A" w:themeFill="accent2" w:themeFillShade="99"/>
       </w:tcPr>
@@ -11212,7 +11789,7 @@
           <w:left w:val="nil"/>
           <w:bottom w:val="nil"/>
           <w:right w:val="nil"/>
-          <w:insideH w:val="single" w:sz="4" w:space="0" w:color="772C2A" w:themeColor="accent2" w:themeShade="99"/>
+          <w:insideH w:val="single" w:color="772C2A" w:themeColor="accent2" w:themeShade="99" w:sz="4" w:space="0"/>
           <w:insideV w:val="nil"/>
         </w:tcBorders>
         <w:shd w:val="clear" w:color="auto" w:fill="772C2A" w:themeFill="accent2" w:themeFillShade="99"/>
@@ -11274,12 +11851,12 @@
       <w:tblStyleColBandSize w:val="1"/>
       <w:tblInd w:w="0" w:type="dxa"/>
       <w:tblBorders>
-        <w:top w:val="single" w:sz="24" w:space="0" w:color="8064A2" w:themeColor="accent4"/>
-        <w:left w:val="single" w:sz="4" w:space="0" w:color="9BBB59" w:themeColor="accent3"/>
-        <w:bottom w:val="single" w:sz="4" w:space="0" w:color="9BBB59" w:themeColor="accent3"/>
-        <w:right w:val="single" w:sz="4" w:space="0" w:color="9BBB59" w:themeColor="accent3"/>
-        <w:insideH w:val="single" w:sz="4" w:space="0" w:color="FFFFFF" w:themeColor="background1"/>
-        <w:insideV w:val="single" w:sz="4" w:space="0" w:color="FFFFFF" w:themeColor="background1"/>
+        <w:top w:val="single" w:color="8064A2" w:themeColor="accent4" w:sz="24" w:space="0"/>
+        <w:left w:val="single" w:color="9BBB59" w:themeColor="accent3" w:sz="4" w:space="0"/>
+        <w:bottom w:val="single" w:color="9BBB59" w:themeColor="accent3" w:sz="4" w:space="0"/>
+        <w:right w:val="single" w:color="9BBB59" w:themeColor="accent3" w:sz="4" w:space="0"/>
+        <w:insideH w:val="single" w:color="FFFFFF" w:themeColor="background1" w:sz="4" w:space="0"/>
+        <w:insideV w:val="single" w:color="FFFFFF" w:themeColor="background1" w:sz="4" w:space="0"/>
       </w:tblBorders>
       <w:tblCellMar>
         <w:top w:w="0" w:type="dxa"/>
@@ -11301,7 +11878,7 @@
         <w:tcBorders>
           <w:top w:val="nil"/>
           <w:left w:val="nil"/>
-          <w:bottom w:val="single" w:sz="24" w:space="0" w:color="8064A2" w:themeColor="accent4"/>
+          <w:bottom w:val="single" w:color="8064A2" w:themeColor="accent4" w:sz="24" w:space="0"/>
           <w:right w:val="nil"/>
           <w:insideH w:val="nil"/>
           <w:insideV w:val="nil"/>
@@ -11318,7 +11895,7 @@
       <w:tblPr/>
       <w:tcPr>
         <w:tcBorders>
-          <w:top w:val="single" w:sz="6" w:space="0" w:color="FFFFFF" w:themeColor="background1"/>
+          <w:top w:val="single" w:color="FFFFFF" w:themeColor="background1" w:sz="6" w:space="0"/>
         </w:tcBorders>
         <w:shd w:val="clear" w:color="auto" w:fill="5E7530" w:themeFill="accent3" w:themeFillShade="99"/>
       </w:tcPr>
@@ -11334,7 +11911,7 @@
           <w:left w:val="nil"/>
           <w:bottom w:val="nil"/>
           <w:right w:val="nil"/>
-          <w:insideH w:val="single" w:sz="4" w:space="0" w:color="5E7530" w:themeColor="accent3" w:themeShade="99"/>
+          <w:insideH w:val="single" w:color="5E7530" w:themeColor="accent3" w:themeShade="99" w:sz="4" w:space="0"/>
           <w:insideV w:val="nil"/>
         </w:tcBorders>
         <w:shd w:val="clear" w:color="auto" w:fill="5E7530" w:themeFill="accent3" w:themeFillShade="99"/>
@@ -11386,12 +11963,12 @@
       <w:tblStyleColBandSize w:val="1"/>
       <w:tblInd w:w="0" w:type="dxa"/>
       <w:tblBorders>
-        <w:top w:val="single" w:sz="24" w:space="0" w:color="9BBB59" w:themeColor="accent3"/>
-        <w:left w:val="single" w:sz="4" w:space="0" w:color="8064A2" w:themeColor="accent4"/>
-        <w:bottom w:val="single" w:sz="4" w:space="0" w:color="8064A2" w:themeColor="accent4"/>
-        <w:right w:val="single" w:sz="4" w:space="0" w:color="8064A2" w:themeColor="accent4"/>
-        <w:insideH w:val="single" w:sz="4" w:space="0" w:color="FFFFFF" w:themeColor="background1"/>
-        <w:insideV w:val="single" w:sz="4" w:space="0" w:color="FFFFFF" w:themeColor="background1"/>
+        <w:top w:val="single" w:color="9BBB59" w:themeColor="accent3" w:sz="24" w:space="0"/>
+        <w:left w:val="single" w:color="8064A2" w:themeColor="accent4" w:sz="4" w:space="0"/>
+        <w:bottom w:val="single" w:color="8064A2" w:themeColor="accent4" w:sz="4" w:space="0"/>
+        <w:right w:val="single" w:color="8064A2" w:themeColor="accent4" w:sz="4" w:space="0"/>
+        <w:insideH w:val="single" w:color="FFFFFF" w:themeColor="background1" w:sz="4" w:space="0"/>
+        <w:insideV w:val="single" w:color="FFFFFF" w:themeColor="background1" w:sz="4" w:space="0"/>
       </w:tblBorders>
       <w:tblCellMar>
         <w:top w:w="0" w:type="dxa"/>
@@ -11413,7 +11990,7 @@
         <w:tcBorders>
           <w:top w:val="nil"/>
           <w:left w:val="nil"/>
-          <w:bottom w:val="single" w:sz="24" w:space="0" w:color="9BBB59" w:themeColor="accent3"/>
+          <w:bottom w:val="single" w:color="9BBB59" w:themeColor="accent3" w:sz="24" w:space="0"/>
           <w:right w:val="nil"/>
           <w:insideH w:val="nil"/>
           <w:insideV w:val="nil"/>
@@ -11430,7 +12007,7 @@
       <w:tblPr/>
       <w:tcPr>
         <w:tcBorders>
-          <w:top w:val="single" w:sz="6" w:space="0" w:color="FFFFFF" w:themeColor="background1"/>
+          <w:top w:val="single" w:color="FFFFFF" w:themeColor="background1" w:sz="6" w:space="0"/>
         </w:tcBorders>
         <w:shd w:val="clear" w:color="auto" w:fill="4C3B62" w:themeFill="accent4" w:themeFillShade="99"/>
       </w:tcPr>
@@ -11446,7 +12023,7 @@
           <w:left w:val="nil"/>
           <w:bottom w:val="nil"/>
           <w:right w:val="nil"/>
-          <w:insideH w:val="single" w:sz="4" w:space="0" w:color="4C3B62" w:themeColor="accent4" w:themeShade="99"/>
+          <w:insideH w:val="single" w:color="4C3B62" w:themeColor="accent4" w:themeShade="99" w:sz="4" w:space="0"/>
           <w:insideV w:val="nil"/>
         </w:tcBorders>
         <w:shd w:val="clear" w:color="auto" w:fill="4C3B62" w:themeFill="accent4" w:themeFillShade="99"/>
@@ -11508,12 +12085,12 @@
       <w:tblStyleColBandSize w:val="1"/>
       <w:tblInd w:w="0" w:type="dxa"/>
       <w:tblBorders>
-        <w:top w:val="single" w:sz="24" w:space="0" w:color="F79646" w:themeColor="accent6"/>
-        <w:left w:val="single" w:sz="4" w:space="0" w:color="4BACC6" w:themeColor="accent5"/>
-        <w:bottom w:val="single" w:sz="4" w:space="0" w:color="4BACC6" w:themeColor="accent5"/>
-        <w:right w:val="single" w:sz="4" w:space="0" w:color="4BACC6" w:themeColor="accent5"/>
-        <w:insideH w:val="single" w:sz="4" w:space="0" w:color="FFFFFF" w:themeColor="background1"/>
-        <w:insideV w:val="single" w:sz="4" w:space="0" w:color="FFFFFF" w:themeColor="background1"/>
+        <w:top w:val="single" w:color="F79646" w:themeColor="accent6" w:sz="24" w:space="0"/>
+        <w:left w:val="single" w:color="4BACC6" w:themeColor="accent5" w:sz="4" w:space="0"/>
+        <w:bottom w:val="single" w:color="4BACC6" w:themeColor="accent5" w:sz="4" w:space="0"/>
+        <w:right w:val="single" w:color="4BACC6" w:themeColor="accent5" w:sz="4" w:space="0"/>
+        <w:insideH w:val="single" w:color="FFFFFF" w:themeColor="background1" w:sz="4" w:space="0"/>
+        <w:insideV w:val="single" w:color="FFFFFF" w:themeColor="background1" w:sz="4" w:space="0"/>
       </w:tblBorders>
       <w:tblCellMar>
         <w:top w:w="0" w:type="dxa"/>
@@ -11535,7 +12112,7 @@
         <w:tcBorders>
           <w:top w:val="nil"/>
           <w:left w:val="nil"/>
-          <w:bottom w:val="single" w:sz="24" w:space="0" w:color="F79646" w:themeColor="accent6"/>
+          <w:bottom w:val="single" w:color="F79646" w:themeColor="accent6" w:sz="24" w:space="0"/>
           <w:right w:val="nil"/>
           <w:insideH w:val="nil"/>
           <w:insideV w:val="nil"/>
@@ -11552,7 +12129,7 @@
       <w:tblPr/>
       <w:tcPr>
         <w:tcBorders>
-          <w:top w:val="single" w:sz="6" w:space="0" w:color="FFFFFF" w:themeColor="background1"/>
+          <w:top w:val="single" w:color="FFFFFF" w:themeColor="background1" w:sz="6" w:space="0"/>
         </w:tcBorders>
         <w:shd w:val="clear" w:color="auto" w:fill="276A7C" w:themeFill="accent5" w:themeFillShade="99"/>
       </w:tcPr>
@@ -11568,7 +12145,7 @@
           <w:left w:val="nil"/>
           <w:bottom w:val="nil"/>
           <w:right w:val="nil"/>
-          <w:insideH w:val="single" w:sz="4" w:space="0" w:color="276A7C" w:themeColor="accent5" w:themeShade="99"/>
+          <w:insideH w:val="single" w:color="276A7C" w:themeColor="accent5" w:themeShade="99" w:sz="4" w:space="0"/>
           <w:insideV w:val="nil"/>
         </w:tcBorders>
         <w:shd w:val="clear" w:color="auto" w:fill="276A7C" w:themeFill="accent5" w:themeFillShade="99"/>
@@ -11630,12 +12207,12 @@
       <w:tblStyleColBandSize w:val="1"/>
       <w:tblInd w:w="0" w:type="dxa"/>
       <w:tblBorders>
-        <w:top w:val="single" w:sz="24" w:space="0" w:color="4BACC6" w:themeColor="accent5"/>
-        <w:left w:val="single" w:sz="4" w:space="0" w:color="F79646" w:themeColor="accent6"/>
-        <w:bottom w:val="single" w:sz="4" w:space="0" w:color="F79646" w:themeColor="accent6"/>
-        <w:right w:val="single" w:sz="4" w:space="0" w:color="F79646" w:themeColor="accent6"/>
-        <w:insideH w:val="single" w:sz="4" w:space="0" w:color="FFFFFF" w:themeColor="background1"/>
-        <w:insideV w:val="single" w:sz="4" w:space="0" w:color="FFFFFF" w:themeColor="background1"/>
+        <w:top w:val="single" w:color="4BACC6" w:themeColor="accent5" w:sz="24" w:space="0"/>
+        <w:left w:val="single" w:color="F79646" w:themeColor="accent6" w:sz="4" w:space="0"/>
+        <w:bottom w:val="single" w:color="F79646" w:themeColor="accent6" w:sz="4" w:space="0"/>
+        <w:right w:val="single" w:color="F79646" w:themeColor="accent6" w:sz="4" w:space="0"/>
+        <w:insideH w:val="single" w:color="FFFFFF" w:themeColor="background1" w:sz="4" w:space="0"/>
+        <w:insideV w:val="single" w:color="FFFFFF" w:themeColor="background1" w:sz="4" w:space="0"/>
       </w:tblBorders>
       <w:tblCellMar>
         <w:top w:w="0" w:type="dxa"/>
@@ -11657,7 +12234,7 @@
         <w:tcBorders>
           <w:top w:val="nil"/>
           <w:left w:val="nil"/>
-          <w:bottom w:val="single" w:sz="24" w:space="0" w:color="4BACC6" w:themeColor="accent5"/>
+          <w:bottom w:val="single" w:color="4BACC6" w:themeColor="accent5" w:sz="24" w:space="0"/>
           <w:right w:val="nil"/>
           <w:insideH w:val="nil"/>
           <w:insideV w:val="nil"/>
@@ -11674,7 +12251,7 @@
       <w:tblPr/>
       <w:tcPr>
         <w:tcBorders>
-          <w:top w:val="single" w:sz="6" w:space="0" w:color="FFFFFF" w:themeColor="background1"/>
+          <w:top w:val="single" w:color="FFFFFF" w:themeColor="background1" w:sz="6" w:space="0"/>
         </w:tcBorders>
         <w:shd w:val="clear" w:color="auto" w:fill="B65608" w:themeFill="accent6" w:themeFillShade="99"/>
       </w:tcPr>
@@ -11690,7 +12267,7 @@
           <w:left w:val="nil"/>
           <w:bottom w:val="nil"/>
           <w:right w:val="nil"/>
-          <w:insideH w:val="single" w:sz="4" w:space="0" w:color="B65608" w:themeColor="accent6" w:themeShade="99"/>
+          <w:insideH w:val="single" w:color="B65608" w:themeColor="accent6" w:themeShade="99" w:sz="4" w:space="0"/>
           <w:insideV w:val="nil"/>
         </w:tcBorders>
         <w:shd w:val="clear" w:color="auto" w:fill="B65608" w:themeFill="accent6" w:themeFillShade="99"/>
@@ -11770,7 +12347,7 @@
       <w:tblPr/>
       <w:tcPr>
         <w:tcBorders>
-          <w:bottom w:val="single" w:sz="12" w:space="0" w:color="FFFFFF" w:themeColor="background1"/>
+          <w:bottom w:val="single" w:color="FFFFFF" w:themeColor="background1" w:sz="12" w:space="0"/>
         </w:tcBorders>
         <w:shd w:val="clear" w:color="auto" w:fill="9E3A38" w:themeFill="accent2" w:themeFillShade="CC"/>
       </w:tcPr>
@@ -11784,7 +12361,7 @@
       <w:tblPr/>
       <w:tcPr>
         <w:tcBorders>
-          <w:top w:val="single" w:sz="12" w:space="0" w:color="000000" w:themeColor="text1"/>
+          <w:top w:val="single" w:color="000000" w:themeColor="text1" w:sz="12" w:space="0"/>
         </w:tcBorders>
         <w:shd w:val="clear" w:color="auto" w:fill="FFFFFF" w:themeFill="background1"/>
       </w:tcPr>
@@ -11856,7 +12433,7 @@
       <w:tblPr/>
       <w:tcPr>
         <w:tcBorders>
-          <w:bottom w:val="single" w:sz="12" w:space="0" w:color="FFFFFF" w:themeColor="background1"/>
+          <w:bottom w:val="single" w:color="FFFFFF" w:themeColor="background1" w:sz="12" w:space="0"/>
         </w:tcBorders>
         <w:shd w:val="clear" w:color="auto" w:fill="9E3A38" w:themeFill="accent2" w:themeFillShade="CC"/>
       </w:tcPr>
@@ -11870,7 +12447,7 @@
       <w:tblPr/>
       <w:tcPr>
         <w:tcBorders>
-          <w:top w:val="single" w:sz="12" w:space="0" w:color="000000" w:themeColor="text1"/>
+          <w:top w:val="single" w:color="000000" w:themeColor="text1" w:sz="12" w:space="0"/>
         </w:tcBorders>
         <w:shd w:val="clear" w:color="auto" w:fill="FFFFFF" w:themeFill="background1"/>
       </w:tcPr>
@@ -11942,7 +12519,7 @@
       <w:tblPr/>
       <w:tcPr>
         <w:tcBorders>
-          <w:bottom w:val="single" w:sz="12" w:space="0" w:color="FFFFFF" w:themeColor="background1"/>
+          <w:bottom w:val="single" w:color="FFFFFF" w:themeColor="background1" w:sz="12" w:space="0"/>
         </w:tcBorders>
         <w:shd w:val="clear" w:color="auto" w:fill="9E3A38" w:themeFill="accent2" w:themeFillShade="CC"/>
       </w:tcPr>
@@ -11956,7 +12533,7 @@
       <w:tblPr/>
       <w:tcPr>
         <w:tcBorders>
-          <w:top w:val="single" w:sz="12" w:space="0" w:color="000000" w:themeColor="text1"/>
+          <w:top w:val="single" w:color="000000" w:themeColor="text1" w:sz="12" w:space="0"/>
         </w:tcBorders>
         <w:shd w:val="clear" w:color="auto" w:fill="FFFFFF" w:themeFill="background1"/>
       </w:tcPr>
@@ -12028,7 +12605,7 @@
       <w:tblPr/>
       <w:tcPr>
         <w:tcBorders>
-          <w:bottom w:val="single" w:sz="12" w:space="0" w:color="FFFFFF" w:themeColor="background1"/>
+          <w:bottom w:val="single" w:color="FFFFFF" w:themeColor="background1" w:sz="12" w:space="0"/>
         </w:tcBorders>
         <w:shd w:val="clear" w:color="auto" w:fill="664E82" w:themeFill="accent4" w:themeFillShade="CC"/>
       </w:tcPr>
@@ -12042,7 +12619,7 @@
       <w:tblPr/>
       <w:tcPr>
         <w:tcBorders>
-          <w:top w:val="single" w:sz="12" w:space="0" w:color="000000" w:themeColor="text1"/>
+          <w:top w:val="single" w:color="000000" w:themeColor="text1" w:sz="12" w:space="0"/>
         </w:tcBorders>
         <w:shd w:val="clear" w:color="auto" w:fill="FFFFFF" w:themeFill="background1"/>
       </w:tcPr>
@@ -12114,7 +12691,7 @@
       <w:tblPr/>
       <w:tcPr>
         <w:tcBorders>
-          <w:bottom w:val="single" w:sz="12" w:space="0" w:color="FFFFFF" w:themeColor="background1"/>
+          <w:bottom w:val="single" w:color="FFFFFF" w:themeColor="background1" w:sz="12" w:space="0"/>
         </w:tcBorders>
         <w:shd w:val="clear" w:color="auto" w:fill="7E9C40" w:themeFill="accent3" w:themeFillShade="CC"/>
       </w:tcPr>
@@ -12128,7 +12705,7 @@
       <w:tblPr/>
       <w:tcPr>
         <w:tcBorders>
-          <w:top w:val="single" w:sz="12" w:space="0" w:color="000000" w:themeColor="text1"/>
+          <w:top w:val="single" w:color="000000" w:themeColor="text1" w:sz="12" w:space="0"/>
         </w:tcBorders>
         <w:shd w:val="clear" w:color="auto" w:fill="FFFFFF" w:themeFill="background1"/>
       </w:tcPr>
@@ -12200,7 +12777,7 @@
       <w:tblPr/>
       <w:tcPr>
         <w:tcBorders>
-          <w:bottom w:val="single" w:sz="12" w:space="0" w:color="FFFFFF" w:themeColor="background1"/>
+          <w:bottom w:val="single" w:color="FFFFFF" w:themeColor="background1" w:sz="12" w:space="0"/>
         </w:tcBorders>
         <w:shd w:val="clear" w:color="auto" w:fill="F2730A" w:themeFill="accent6" w:themeFillShade="CC"/>
       </w:tcPr>
@@ -12214,7 +12791,7 @@
       <w:tblPr/>
       <w:tcPr>
         <w:tcBorders>
-          <w:top w:val="single" w:sz="12" w:space="0" w:color="000000" w:themeColor="text1"/>
+          <w:top w:val="single" w:color="000000" w:themeColor="text1" w:sz="12" w:space="0"/>
         </w:tcBorders>
         <w:shd w:val="clear" w:color="auto" w:fill="FFFFFF" w:themeFill="background1"/>
       </w:tcPr>
@@ -12286,7 +12863,7 @@
       <w:tblPr/>
       <w:tcPr>
         <w:tcBorders>
-          <w:bottom w:val="single" w:sz="12" w:space="0" w:color="FFFFFF" w:themeColor="background1"/>
+          <w:bottom w:val="single" w:color="FFFFFF" w:themeColor="background1" w:sz="12" w:space="0"/>
         </w:tcBorders>
         <w:shd w:val="clear" w:color="auto" w:fill="348DA5" w:themeFill="accent5" w:themeFillShade="CC"/>
       </w:tcPr>
@@ -12300,7 +12877,7 @@
       <w:tblPr/>
       <w:tcPr>
         <w:tcBorders>
-          <w:top w:val="single" w:sz="12" w:space="0" w:color="000000" w:themeColor="text1"/>
+          <w:top w:val="single" w:color="000000" w:themeColor="text1" w:sz="12" w:space="0"/>
         </w:tcBorders>
         <w:shd w:val="clear" w:color="auto" w:fill="FFFFFF" w:themeFill="background1"/>
       </w:tcPr>
@@ -12354,7 +12931,7 @@
       <w:tblStyleColBandSize w:val="1"/>
       <w:tblInd w:w="0" w:type="dxa"/>
       <w:tblBorders>
-        <w:insideH w:val="single" w:sz="4" w:space="0" w:color="FFFFFF" w:themeColor="background1"/>
+        <w:insideH w:val="single" w:color="FFFFFF" w:themeColor="background1" w:sz="4" w:space="0"/>
       </w:tblBorders>
       <w:tblCellMar>
         <w:top w:w="0" w:type="dxa"/>
@@ -12434,7 +13011,7 @@
       <w:tblStyleColBandSize w:val="1"/>
       <w:tblInd w:w="0" w:type="dxa"/>
       <w:tblBorders>
-        <w:insideH w:val="single" w:sz="4" w:space="0" w:color="FFFFFF" w:themeColor="background1"/>
+        <w:insideH w:val="single" w:color="FFFFFF" w:themeColor="background1" w:sz="4" w:space="0"/>
       </w:tblBorders>
       <w:tblCellMar>
         <w:top w:w="0" w:type="dxa"/>
@@ -12514,7 +13091,7 @@
       <w:tblStyleColBandSize w:val="1"/>
       <w:tblInd w:w="0" w:type="dxa"/>
       <w:tblBorders>
-        <w:insideH w:val="single" w:sz="4" w:space="0" w:color="FFFFFF" w:themeColor="background1"/>
+        <w:insideH w:val="single" w:color="FFFFFF" w:themeColor="background1" w:sz="4" w:space="0"/>
       </w:tblBorders>
       <w:tblCellMar>
         <w:top w:w="0" w:type="dxa"/>
@@ -12594,7 +13171,7 @@
       <w:tblStyleColBandSize w:val="1"/>
       <w:tblInd w:w="0" w:type="dxa"/>
       <w:tblBorders>
-        <w:insideH w:val="single" w:sz="4" w:space="0" w:color="FFFFFF" w:themeColor="background1"/>
+        <w:insideH w:val="single" w:color="FFFFFF" w:themeColor="background1" w:sz="4" w:space="0"/>
       </w:tblBorders>
       <w:tblCellMar>
         <w:top w:w="0" w:type="dxa"/>
@@ -12674,7 +13251,7 @@
       <w:tblStyleColBandSize w:val="1"/>
       <w:tblInd w:w="0" w:type="dxa"/>
       <w:tblBorders>
-        <w:insideH w:val="single" w:sz="4" w:space="0" w:color="FFFFFF" w:themeColor="background1"/>
+        <w:insideH w:val="single" w:color="FFFFFF" w:themeColor="background1" w:sz="4" w:space="0"/>
       </w:tblBorders>
       <w:tblCellMar>
         <w:top w:w="0" w:type="dxa"/>
@@ -12754,7 +13331,7 @@
       <w:tblStyleColBandSize w:val="1"/>
       <w:tblInd w:w="0" w:type="dxa"/>
       <w:tblBorders>
-        <w:insideH w:val="single" w:sz="4" w:space="0" w:color="FFFFFF" w:themeColor="background1"/>
+        <w:insideH w:val="single" w:color="FFFFFF" w:themeColor="background1" w:sz="4" w:space="0"/>
       </w:tblBorders>
       <w:tblCellMar>
         <w:top w:w="0" w:type="dxa"/>
@@ -12834,7 +13411,7 @@
       <w:tblStyleColBandSize w:val="1"/>
       <w:tblInd w:w="0" w:type="dxa"/>
       <w:tblBorders>
-        <w:insideH w:val="single" w:sz="4" w:space="0" w:color="FFFFFF" w:themeColor="background1"/>
+        <w:insideH w:val="single" w:color="FFFFFF" w:themeColor="background1" w:sz="4" w:space="0"/>
       </w:tblBorders>
       <w:tblCellMar>
         <w:top w:w="0" w:type="dxa"/>
@@ -12897,6 +13474,17 @@
         <w:shd w:val="clear" w:color="auto" w:fill="FBCAA2" w:themeFill="accent6" w:themeFillTint="7F"/>
       </w:tcPr>
     </w:tblStylePr>
+  </w:style>
+  <w:style w:type="character" w:styleId="Hyperlink">
+    <w:uiPriority w:val="99"/>
+    <w:name w:val="Hyperlink"/>
+    <w:basedOn w:val="DefaultParagraphFont"/>
+    <w:unhideWhenUsed/>
+    <w:rsid w:val="618D9DB5"/>
+    <w:rPr>
+      <w:color w:val="0000FF"/>
+      <w:u w:val="single"/>
+    </w:rPr>
   </w:style>
 </w:styles>
 </file>
